--- a/books/religions-of-the-world/downloads/religions-of-the-world.docx
+++ b/books/religions-of-the-world/downloads/religions-of-the-world.docx
@@ -3024,7 +3024,7 @@
         <w:rPr>
           <w:lang w:val="en-GB"/>
         </w:rPr>
-        <w:t xml:space="preserve">I have said that the Scripture speaks of this Incarnation as the means for the redress of mortal evils. But if we will use its language strictly, we shall make a closer approximation to the Hindoo apprehension: we shall say that it was expressly to deliver men out of the power of the Destroyer, to break in pieces his kingdom, that the Eternal Word became one with his creatures. Nowhere more distinctly than in Christian Theology is there the recognition of the fact which the Siva worshipper perceives: nowhere less effort to make men comfortable by dissembling the fact, that misery and death have gotten hold of the earth; nowhere a more emphatic affirmation of the witness which the heart and consciences of men have borne everywhere, but with special earnestness in Hindostan, that in them, in the region of man’s inner being, is the fiercest debate with the evil which he sees without; that there, in that region, he has to encounter it in its highest form, in its most radical principle. The Gospel does not start with a philosophical lie; what man by bitter experience has discovered to be his condition, it assumes to be his condition.</w:t>
+        <w:t xml:space="preserve">I have said that the Scripture speaks of this Incarnation as the means for the redress of mortal evils. But if we will use its language strictly, we shall make a closer approximation to the Hindoo apprehension: we shall say that it was expressly to deliver men out of the power of the Destroyer, to break in pieces his kingdom, that the Eternal Word became one with his creatures. Nowhere more distinctly than in Christian Theology is there the recognition of the fact which the Siva worshipper perceives; nowhere less effort to make men comfortable by dissembling the fact, that misery and death have gotten hold of the earth; nowhere a more emphatic affirmation of the witness which the heart and consciences of men have borne everywhere, but with special earnestness in Hindostan, that in them, in the region of man’s inner being, is the fiercest debate with the evil which he sees without; that there, in that region, he has to encounter it in its highest form, in its most radical principle. The Gospel does not start with a philosophical lie; what man by bitter experience has discovered to be his condition, it assumes to be his condition.</w:t>
       </w:r>
     </w:p>
     <w:p>
@@ -4899,6 +4899,7 @@
       <w:keepNext/>
       <w:keepLines/>
       <w:spacing w:after="80" w:before="160"/>
+      <w:jc w:val="center"/>
       <w:outlineLvl w:val="1"/>
     </w:pPr>
     <w:rPr>
@@ -4922,6 +4923,7 @@
       <w:keepNext/>
       <w:keepLines/>
       <w:spacing w:after="80" w:before="160"/>
+      <w:jc w:val="center"/>
       <w:outlineLvl w:val="2"/>
     </w:pPr>
     <w:rPr>

--- a/books/religions-of-the-world/downloads/religions-of-the-world.docx
+++ b/books/religions-of-the-world/downloads/religions-of-the-world.docx
@@ -53,7 +53,7 @@
         </w:p>
       </w:sdtContent>
     </w:sdt>
-    <w:bookmarkStart w:id="23" w:name="Xaf5ae9c6798d9d58be47a3eb125aee47702e0ae"/>
+    <w:bookmarkStart w:id="24" w:name="Xaf5ae9c6798d9d58be47a3eb125aee47702e0ae"/>
     <w:p>
       <w:pPr>
         <w:pStyle w:val="Heading1"/>
@@ -65,7 +65,18 @@
         <w:t xml:space="preserve">The Religions of the World and Their Relations to Christianity</w:t>
       </w:r>
     </w:p>
-    <w:bookmarkStart w:id="9" w:name="contents"/>
+    <w:p>
+      <w:pPr>
+        <w:pStyle w:val="BlockText"/>
+      </w:pPr>
+      <w:r>
+        <w:rPr>
+          <w:lang w:val="en-GB"/>
+        </w:rPr>
+        <w:t xml:space="preserve">Τὸ γνωστὸν τοῦ Θεοῦ φανερόν ἐστιν ἐν αὐτοῖς· ὁ γὰρ Θεὸς αὐτοῖς ἐφανέρωσε.—Romans i. 19.</w:t>
+      </w:r>
+    </w:p>
+    <w:bookmarkStart w:id="9" w:name="dedication"/>
     <w:p>
       <w:pPr>
         <w:pStyle w:val="Heading2"/>
@@ -74,7 +85,7 @@
         <w:rPr>
           <w:lang w:val="en-GB"/>
         </w:rPr>
-        <w:t xml:space="preserve">Contents</w:t>
+        <w:t xml:space="preserve">Dedication</w:t>
       </w:r>
     </w:p>
     <w:p>
@@ -85,323 +96,361 @@
         <w:rPr>
           <w:lang w:val="en-GB"/>
         </w:rPr>
-        <w:t xml:space="preserve">Preface</w:t>
-      </w:r>
-    </w:p>
-    <w:p>
-      <w:pPr>
-        <w:pStyle w:val="BodyText"/>
-      </w:pPr>
-      <w:r>
-        <w:rPr>
-          <w:lang w:val="en-GB"/>
-        </w:rPr>
-        <w:t xml:space="preserve">Lecture I. Mahometanism</w:t>
-      </w:r>
-    </w:p>
-    <w:p>
-      <w:pPr>
-        <w:pStyle w:val="BodyText"/>
-      </w:pPr>
-      <w:r>
-        <w:rPr>
-          <w:lang w:val="en-GB"/>
-        </w:rPr>
-        <w:t xml:space="preserve">Lecture II. Hindooism</w:t>
-      </w:r>
-    </w:p>
-    <w:p>
-      <w:pPr>
-        <w:pStyle w:val="BodyText"/>
-      </w:pPr>
-      <w:r>
-        <w:rPr>
-          <w:lang w:val="en-GB"/>
-        </w:rPr>
-        <w:t xml:space="preserve">Lecture III. Buddhism</w:t>
-      </w:r>
-    </w:p>
-    <w:p>
-      <w:pPr>
-        <w:pStyle w:val="BodyText"/>
-      </w:pPr>
-      <w:r>
-        <w:rPr>
-          <w:lang w:val="en-GB"/>
-        </w:rPr>
-        <w:t xml:space="preserve">Lecture IV. Defunct Religions</w:t>
-      </w:r>
-    </w:p>
-    <w:p>
-      <w:pPr>
-        <w:pStyle w:val="BodyText"/>
-      </w:pPr>
-      <w:r>
-        <w:rPr>
-          <w:lang w:val="en-GB"/>
-        </w:rPr>
-        <w:t xml:space="preserve">Lecture V. Judaism and Mahometanism</w:t>
-      </w:r>
-    </w:p>
-    <w:p>
-      <w:pPr>
-        <w:pStyle w:val="BodyText"/>
-      </w:pPr>
-      <w:r>
-        <w:rPr>
-          <w:lang w:val="en-GB"/>
-        </w:rPr>
-        <w:t xml:space="preserve">Lecture VI. Relations of Hindooism with Christianity</w:t>
-      </w:r>
-    </w:p>
-    <w:p>
-      <w:pPr>
-        <w:pStyle w:val="BodyText"/>
-      </w:pPr>
-      <w:r>
-        <w:rPr>
-          <w:lang w:val="en-GB"/>
-        </w:rPr>
-        <w:t xml:space="preserve">Lecture VII. Relations of Buddhism with Christianity</w:t>
-      </w:r>
-    </w:p>
-    <w:p>
-      <w:pPr>
-        <w:pStyle w:val="BodyText"/>
-      </w:pPr>
-      <w:r>
-        <w:rPr>
-          <w:lang w:val="en-GB"/>
-        </w:rPr>
-        <w:t xml:space="preserve">Lecture VIII. How Christianity Assailed the Defunct Systems</w:t>
-      </w:r>
-    </w:p>
-    <w:bookmarkEnd w:id="9"/>
-    <w:bookmarkStart w:id="14" w:name="preface"/>
-    <w:p>
-      <w:pPr>
-        <w:pStyle w:val="Heading2"/>
-      </w:pPr>
-      <w:r>
-        <w:rPr>
-          <w:lang w:val="en-GB"/>
-        </w:rPr>
-        <w:t xml:space="preserve">Preface</w:t>
-      </w:r>
-    </w:p>
-    <w:p>
-      <w:pPr>
-        <w:pStyle w:val="FirstParagraph"/>
-      </w:pPr>
-      <w:r>
-        <w:rPr>
-          <w:lang w:val="en-GB"/>
-        </w:rPr>
-        <w:t xml:space="preserve">The substance of these Lectures was delivered, according to the directions of Boyle’s Will, in one of the London Churches, on the first Mondays of certain months in the last and present year. Though it is not imperative on the preacher to print his Discourses, it has been the custom to do so. Indeed the intention of the founder seems to be scarcely fulfilled by addressing a series of Sermons on subjects requiring some attention, at distant intervals, to the eight or ten persons who in the present times compose an ordinary week-day congregation. In preparing them for publication I have omitted the texts, which were little more than mottoes, and have altered the forms of language which belong especially to pulpit composition.</w:t>
-      </w:r>
-    </w:p>
-    <w:p>
-      <w:pPr>
-        <w:pStyle w:val="BodyText"/>
-      </w:pPr>
-      <w:r>
-        <w:rPr>
-          <w:lang w:val="en-GB"/>
-        </w:rPr>
-        <w:t xml:space="preserve">The object of the Lectures will, I hope, be sufficiently intelligible to those who read them. But it is a duty to speak of some writers who have discussed the same subjects, and to whom I am indebted.</w:t>
-      </w:r>
-    </w:p>
-    <w:p>
-      <w:pPr>
-        <w:pStyle w:val="BodyText"/>
-      </w:pPr>
-      <w:r>
-        <w:rPr>
-          <w:lang w:val="en-GB"/>
-        </w:rPr>
-        <w:t xml:space="preserve">In the first Lecture I have not touched upon the question which is considered in Mr. Forster’s Mahometanism Unveiled. My business was with popular views upon the subject, not with learned and ingenious speculations. Of Mr. Forster’s theory I do not feel competent to express an opinion; so far as it evinces a desire to deal fairly with facts which Christian apologists have often perverted, and a confidence, that the cause of Christianity must be the better for such fairness, it must, I am sure, have done good, even if the basis upon which it rests should be found untenable.</w:t>
-      </w:r>
-    </w:p>
-    <w:p>
-      <w:pPr>
-        <w:pStyle w:val="BodyText"/>
-      </w:pPr>
-      <w:r>
-        <w:rPr>
-          <w:lang w:val="en-GB"/>
-        </w:rPr>
-        <w:t xml:space="preserve">Mr. Carlyle’s Lecture on Mahomet in his Hero Worship, is probably much better known to my readers than Mr. Forster’s treatise. Some persons may have been led by that Lecture to identify Mahometanism with reverence for the person of Mahomet; they will strongly object to the sentiments which I have expressed in one passage of this book. But I do not anticipate any such objection from Mr. Carlyle himself. No writer has more distinctly recognized the Islamite principle of subjection to an absolute Will as the vital one in this faith; or has exhibited a more earnest, I had nearly said, a more exclusive, veneration for that principle. A man seems to him to be strong or weak, admirable or contemptible, precisely as he is possessed by it or as he substitutes some notion of happiness, some theory of the Universe, in place of it. Those who feel that they are under the deepest obligation to Mr. Carlyle for the power with which he has brought the truth of this principle to their minds, for the proofs which he has given, that as much in the seventeenth century as in the seventh, it could break down whatever did not pay it homage, cannot be persuaded to look upon any phrases of his which appear to convey an opposite impression, however much they may be quoted, however partial he may seem to them himself, as the most genuine expressions of his mind. They rather recognize in the phrases an attempt, confessedly unsuccessful, to bridge over the chasm which separates, as Mr. Carlyle thinks, the ages in which this faith could be acted out from our own in which it has become only a name. That no phrases or formulas, from whatever period or country they may be borrowed, can accomplish this object, Mr. Carlyle is a sufficient witness; that it must be accomplished in some way, his lamentations over the present state of the world abundantly prove. Those who think that it is the first duty of an author to provide them with sunshine, find these lamentations intolerable; there are some who seem to be pleased with them as they might be with any unusually strong exhibition of passion upon the stage. There are others who hear in his wailings the echoes of their own saddest convictions, but who for that reason cannot be content to spend their time merely in listening to them or repeating them. For one who desires to lead an honest life, and learns that men in former days were honest, because they believed in a Personal Being, who is, and was, and is to come, must ask himself whether such a belief has become impossible for him. And if we are assured by Mr. Carlyle that under the conditions of Mahometanism or even of Christian Puritanism it is now impossible, then we must again ask, Why so? Is it because the truth which made these faiths so energetic is not what it was, or is it because it dwelt in them apart from other truths, without which in our days, it can scarcely even exist, much less live? These questions may never present themselves to a dilettante admirer of Mr. Carlyle; those whom his writings have really moved, and who regard him with hearty, though perhaps silent, gratitude and affection, are, I know, haunted by them continually. If these Lectures should lead any one such questioner even to hope for an answer, they will do the work for which I especially designed them.</w:t>
-      </w:r>
-    </w:p>
-    <w:p>
-      <w:pPr>
-        <w:pStyle w:val="BodyText"/>
-      </w:pPr>
-      <w:r>
-        <w:rPr>
-          <w:lang w:val="en-GB"/>
-        </w:rPr>
-        <w:t xml:space="preserve">In illustration of the remark that the Mahometan conquerors were not merely Scourges of God, however they may have deserved that title, I would suggest to the reader a comparison of their wars with those of Zinghis Khan. May I advise him also to read with some attention the passage in Gibbon (Chap. LIV. Vol. XI. pp. 391, 392, 8vo Ed.) on the philosophical religion of that Mogul whom Frederic II, the accomplished Suabian, the enemy of Popes, the suspected infidel, denounced as the common foe of mankind, against whom he invoked a crusade of all princes? Gibbon’s panegyric, illustrated as it is by his faithful narrative of the proceedings of Zinghis Khan and his successors in Persia, Russia, Hungary, &amp;c.; of their incapacity to preserve a record of their own acts, and of their ultimate conversion by the bigotted Mussulman, is full of the deepest instruction.</w:t>
-      </w:r>
-    </w:p>
-    <w:p>
-      <w:pPr>
-        <w:pStyle w:val="BodyText"/>
-      </w:pPr>
-      <w:r>
-        <w:rPr>
-          <w:lang w:val="en-GB"/>
-        </w:rPr>
-        <w:t xml:space="preserve">In connexion with the remarks upon the constitution of Mahometan Society as exhibited in the Ottoman Empire, I would recommend the study of Ranke’s excellent Essay upon that subject in his Fürsten und Völken.</w:t>
-      </w:r>
-    </w:p>
-    <w:p>
-      <w:pPr>
-        <w:pStyle w:val="BodyText"/>
-      </w:pPr>
-      <w:r>
-        <w:rPr>
-          <w:lang w:val="en-GB"/>
-        </w:rPr>
-        <w:t xml:space="preserve">The second Lecture is a collection of hints, which may not, I hope, be quite useless to some whose personal observation of India, or whose knowledge of its languages may enable them to detect my mistakes, and if they please, to laugh at my ignorance. The scholars of British India and the intelligent natives have good right to despise any one who sets up his own notions in opposition to their testimonies, and who makes these notions an excuse for severe reflections upon a state of society with which he is unacquainted. They may possibly be tolerant of one who by comparing their testimonies, so far as he has been able to gather them, has corrected many crude notions which he had previously entertained,</w:t>
-      </w:r>
-      <w:r>
-        <w:rPr>
-          <w:rStyle w:val="FootnoteReference"/>
-        </w:rPr>
-        <w:footnoteReference w:id="10"/>
-      </w:r>
-      <w:r>
-        <w:rPr>
-          <w:lang w:val="en-GB"/>
-        </w:rPr>
-        <w:t xml:space="preserve"> </w:t>
-      </w:r>
-      <w:r>
-        <w:rPr>
-          <w:lang w:val="en-GB"/>
-        </w:rPr>
-        <w:t xml:space="preserve">and who desires nothing more than that any sentiments of disgust and contempt which Englishmen in India may conceive for the notions and practices which they witness, should rather be counteracted than strengthened by their English education. Professor H. Wilson has undertaken an edition of Mr. Mill’s History of British India, in the hope, as he intimates in his preface, of correcting, by the evidence of facts, the harsh judgments of the Hindoos, into which the historian, he thinks, was led by theory. To the civil and military servants of the Company such a work may be as useful as the design of it is benevolent. But the missionary, though it is to be hoped he will not neglect to profit either by Mr. Mill’s labours, or by the experience and oriental wisdom with which Professor Wilson has enriched them, is open to another kind of temptation, which the one will not much increase, nor the other enable him to resist. The actual sight of a country wholly given to idolatry, must be far more startling and appalling to him than any pictures he can have formed of it previously. Not to weaken these impressions, but to prevent them from overwhelming him, and so destroying that sympathy with the victims of idolatry, which is the most necessary qualification for his task, should be the great object of his home instructors. For this end, I think, we should aim, not merely at cultivating Christian love and pity in his heart: these will scarcely be kept alive, if there be not also an intellectual discipline, (I call it intellectual, yet it is in the very highest sense a moral discipline,) to shew him what the thoughts and feelings of which Hindooism is the expression, have to do with himself, how they are interpreted by the experience of individuals and the history of the world. I look earnestly to St. Augustine’s College, in the hope that it may fulfil both these tasks. Should it do so, it will be indeed worthy of its name; it may be the instrument of restoring faith to England as well as of imparting it to her dependencies. For do we not need, as I have hinted in my last Lecture, to be taught that the Gospel is not a dead letter, by discovering what living wants there are in us, and all men, which it meets and satisfies?</w:t>
-      </w:r>
-    </w:p>
-    <w:p>
-      <w:pPr>
-        <w:pStyle w:val="BodyText"/>
-      </w:pPr>
-      <w:r>
-        <w:rPr>
-          <w:lang w:val="en-GB"/>
-        </w:rPr>
-        <w:t xml:space="preserve">It might have been desirable that I should have appended to this, and the two following Lectures, some illustrative notes: I had intended to do so, but I feared that I should increase the size and price of the volume, without conferring a proportionate benefit upon the reader. I can enumerate in a few lines the books from which my proofs would have been drawn. From them (and they are within the reach of persons who are as ignorant of Oriental literature as I am,) much more may be learnt in the course of a few hours’ fair study, than from long appendices of extracts, selected at the pleasure of an Author.</w:t>
-      </w:r>
-    </w:p>
-    <w:p>
-      <w:pPr>
-        <w:pStyle w:val="BodyText"/>
-      </w:pPr>
-      <w:r>
-        <w:rPr>
-          <w:lang w:val="en-GB"/>
-        </w:rPr>
-        <w:t xml:space="preserve">The Essay of Mr. Colebrooke on the Vedas in the eighth volume of the Asiatic Researches, and Mr. Rosen’s Latin translation of the Rig Veda, are at present</w:t>
-      </w:r>
-      <w:r>
-        <w:rPr>
-          <w:rStyle w:val="FootnoteReference"/>
-        </w:rPr>
-        <w:footnoteReference w:id="11"/>
-      </w:r>
-      <w:r>
-        <w:rPr>
-          <w:lang w:val="en-GB"/>
-        </w:rPr>
-        <w:t xml:space="preserve"> </w:t>
-      </w:r>
-      <w:r>
-        <w:rPr>
-          <w:lang w:val="en-GB"/>
-        </w:rPr>
-        <w:t xml:space="preserve">the chief helps which the Western student possesses for a knowledge of the earliest Hindoo faith. It is important to observe, that while Mr. Colebrooke’s extracts are chiefly taken from the liturgical part of the Vedas, those upon which the late Rammohun Roy raised his argument for the corruption of the later faith, were doctrinal passages. His conclusion, as I have hinted in my Lecture, is therefore unsatisfactory, though it ought not to be called unfair or disingenuous. If he had quoted the prayers which Mr. Colebrooke has made us acquainted with, English readers would no doubt have discredited his boast of the primitive Monotheism of his country. But they would have done so hastily. Those prayers imply a Monotheism as certainly as the direct teaching; and the one may justly be adduced as the interpretation of the other. The question is, what Monotheism? The prayers and doctrine I think make the same answer: a Monotheism which made it impossible to distinguish the object worshipped from the mind of the worshipper, and therefore which implicitly contained, and out of which was inevitably developed, the later Polytheism. We may be thankful to Rammohun Roy for helping us to detect the old faith at the root of one which seems so unlike it, but cannot allow him to confuse us, however innocently, by the use of a phrase, which is susceptible of the most opposite significations.</w:t>
-      </w:r>
-    </w:p>
-    <w:p>
-      <w:pPr>
-        <w:pStyle w:val="BodyText"/>
-      </w:pPr>
-      <w:r>
-        <w:rPr>
-          <w:lang w:val="en-GB"/>
-        </w:rPr>
-        <w:t xml:space="preserve">The translation of the Manu Code, by Sir W. Jones, brings that part of the subject within the reach of all. I hope the reader will verify the account I have given of it by examining it for himself, together with the excellent digest of it, in the first volume of Mr. Elphinstone’s history.</w:t>
-      </w:r>
-    </w:p>
-    <w:p>
-      <w:pPr>
-        <w:pStyle w:val="BodyText"/>
-      </w:pPr>
-      <w:r>
-        <w:rPr>
-          <w:lang w:val="en-GB"/>
-        </w:rPr>
-        <w:t xml:space="preserve">The third Appendix to the history of this eminent statesman contains an admirable commentary upon the Greek accounts of India, contained in the fifteenth book of Strabo, and the Indica of Arrian.</w:t>
-      </w:r>
-    </w:p>
-    <w:p>
-      <w:pPr>
-        <w:pStyle w:val="BodyText"/>
-      </w:pPr>
-      <w:r>
-        <w:rPr>
-          <w:lang w:val="en-GB"/>
-        </w:rPr>
-        <w:t xml:space="preserve">The Vishnu Purana, edited by Professor Wilson, exhibits another and much more recent stage of the mythology—that which I have spoken of as produced by the artificial incorporation of the old faith with the different kinds of worship which had arisen from popular movements and reactions. To trace the progress of these movements with little help from external history, is of course difficult; no one solution of the problem can be certain; all such hints may be useful. The one I have supposed seems to be internally probable and consistent; still there is an objection to it which I have no wish to conceal. Professor Wilson offers reasons for thinking that the Puranas which have the Siva element predominant in them, are considerably older than those which have the Vaishnava characteristics. It may hence be concluded that the Siva worship itself preceded that of Vishnu. If this were the case, I should be wrong in my fancy respecting the first transition from the merely abstracted Brahminical religion to the popular; at least, wrong in assuming what may have been true in a particular case, as explaining the history generally. Other authorities think that the two forms of worship may have had a contemporaneous development in different places; a view not incompatible with the one I have taken, especially as it is assumed on all hands that the names considered as attributes or characters of the divinity, as forms through which he was beheld, existed almost in the first stage of the religion.</w:t>
-      </w:r>
-    </w:p>
-    <w:p>
-      <w:pPr>
-        <w:pStyle w:val="BodyText"/>
-      </w:pPr>
-      <w:r>
-        <w:rPr>
-          <w:lang w:val="en-GB"/>
-        </w:rPr>
-        <w:t xml:space="preserve">The subject of the Philosophical sects among the Hindoos, is treated by Mr. Colebrooke in a series of papers in the first and second Volumes of the</w:t>
-      </w:r>
-      <w:r>
-        <w:rPr>
-          <w:lang w:val="en-GB"/>
-        </w:rPr>
-        <w:t xml:space="preserve"> </w:t>
-      </w:r>
+        <w:t xml:space="preserve">To the</w:t>
+      </w:r>
+    </w:p>
+    <w:p>
+      <w:pPr>
+        <w:pStyle w:val="BodyText"/>
+      </w:pPr>
+      <w:r>
+        <w:rPr>
+          <w:lang w:val="en-GB"/>
+        </w:rPr>
+        <w:t xml:space="preserve">Right Honourable and Right Reverend</w:t>
+      </w:r>
+    </w:p>
+    <w:p>
+      <w:pPr>
+        <w:pStyle w:val="BodyText"/>
+      </w:pPr>
+      <w:r>
+        <w:rPr>
+          <w:lang w:val="en-GB"/>
+        </w:rPr>
+        <w:t xml:space="preserve">The Lord Bishop of London.</w:t>
+      </w:r>
+    </w:p>
+    <w:p>
+      <w:pPr>
+        <w:pStyle w:val="BodyText"/>
+      </w:pPr>
+      <w:r>
+        <w:rPr>
+          <w:lang w:val="en-GB"/>
+        </w:rPr>
+        <w:t xml:space="preserve">My Lord,</w:t>
+      </w:r>
+    </w:p>
+    <w:p>
+      <w:pPr>
+        <w:pStyle w:val="BodyText"/>
+      </w:pPr>
+      <w:r>
+        <w:rPr>
+          <w:lang w:val="en-GB"/>
+        </w:rPr>
+        <w:t xml:space="preserve">Through your Lordship’s kindness I was appointed to the Boyle Lectureship; the same kindness has permitted me to relinquish it at the end of one year. I take the liberty of presenting to your Lordship the Discourses of that year. The study of the subject which is considered in them has been most interesting and comforting to myself; I shall be thankful indeed if it should prove of any use to my countrymen. Desiring for the Church universal, for that portion of it especially over which your Lordship presides, and for your Lordship personally all the blessings of this season,</w:t>
+      </w:r>
+    </w:p>
+    <w:p>
+      <w:pPr>
+        <w:pStyle w:val="BodyText"/>
+      </w:pPr>
+      <w:r>
+        <w:rPr>
+          <w:lang w:val="en-GB"/>
+        </w:rPr>
+        <w:t xml:space="preserve">I have the honour to be,</w:t>
+      </w:r>
+    </w:p>
+    <w:p>
+      <w:pPr>
+        <w:pStyle w:val="BodyText"/>
+      </w:pPr>
+      <w:r>
+        <w:rPr>
+          <w:lang w:val="en-GB"/>
+        </w:rPr>
+        <w:t xml:space="preserve">My Lord,</w:t>
+      </w:r>
+    </w:p>
+    <w:p>
+      <w:pPr>
+        <w:pStyle w:val="BodyText"/>
+      </w:pPr>
+      <w:r>
+        <w:rPr>
+          <w:lang w:val="en-GB"/>
+        </w:rPr>
+        <w:t xml:space="preserve">Your Lordship’s very obliged Servant,</w:t>
+      </w:r>
+    </w:p>
+    <w:p>
+      <w:pPr>
+        <w:pStyle w:val="BodyText"/>
+      </w:pPr>
+      <w:r>
+        <w:rPr>
+          <w:lang w:val="en-GB"/>
+        </w:rPr>
+        <w:t xml:space="preserve">F. D. Maurice.</w:t>
+      </w:r>
+    </w:p>
+    <w:p>
+      <w:pPr>
+        <w:pStyle w:val="BodyText"/>
+      </w:pPr>
       <w:r>
         <w:rPr>
           <w:i/>
           <w:iCs/>
           <w:lang w:val="en-GB"/>
         </w:rPr>
-        <w:t xml:space="preserve">Royal Asiatic Transactions</w:t>
-      </w:r>
-      <w:r>
-        <w:rPr>
-          <w:lang w:val="en-GB"/>
-        </w:rPr>
-        <w:t xml:space="preserve">. These papers (which should be compared with the paper on the Vedanta System, by Col. Vans Kennedy, Vol. III. p. 412) are full of interest.</w:t>
-      </w:r>
-    </w:p>
-    <w:p>
-      <w:pPr>
-        <w:pStyle w:val="BodyText"/>
-      </w:pPr>
-      <w:r>
-        <w:rPr>
-          <w:lang w:val="en-GB"/>
-        </w:rPr>
-        <w:t xml:space="preserve">These writings of actual observers should, I think, be studied before the speculations of even the most intelligent thinkers. But I should be ungrateful if I did not say that the passages on India in the Mythologies of Baur and Windischmann, and</w:t>
+        <w:t xml:space="preserve">December</w:t>
+      </w:r>
+      <w:r>
+        <w:rPr>
+          <w:lang w:val="en-GB"/>
+        </w:rPr>
+        <w:t xml:space="preserve">, 1846.</w:t>
+      </w:r>
+    </w:p>
+    <w:bookmarkEnd w:id="9"/>
+    <w:bookmarkStart w:id="10" w:name="contents"/>
+    <w:p>
+      <w:pPr>
+        <w:pStyle w:val="Heading2"/>
+      </w:pPr>
+      <w:r>
+        <w:rPr>
+          <w:lang w:val="en-GB"/>
+        </w:rPr>
+        <w:t xml:space="preserve">Contents</w:t>
+      </w:r>
+    </w:p>
+    <w:p>
+      <w:pPr>
+        <w:pStyle w:val="FirstParagraph"/>
+      </w:pPr>
+      <w:r>
+        <w:rPr>
+          <w:lang w:val="en-GB"/>
+        </w:rPr>
+        <w:t xml:space="preserve">Preface</w:t>
+      </w:r>
+    </w:p>
+    <w:p>
+      <w:pPr>
+        <w:pStyle w:val="BodyText"/>
+      </w:pPr>
+      <w:r>
+        <w:rPr>
+          <w:lang w:val="en-GB"/>
+        </w:rPr>
+        <w:t xml:space="preserve">Lecture I. Mahometanism</w:t>
+      </w:r>
+    </w:p>
+    <w:p>
+      <w:pPr>
+        <w:pStyle w:val="BodyText"/>
+      </w:pPr>
+      <w:r>
+        <w:rPr>
+          <w:lang w:val="en-GB"/>
+        </w:rPr>
+        <w:t xml:space="preserve">Lecture II. Hindooism</w:t>
+      </w:r>
+    </w:p>
+    <w:p>
+      <w:pPr>
+        <w:pStyle w:val="BodyText"/>
+      </w:pPr>
+      <w:r>
+        <w:rPr>
+          <w:lang w:val="en-GB"/>
+        </w:rPr>
+        <w:t xml:space="preserve">Lecture III. Buddhism</w:t>
+      </w:r>
+    </w:p>
+    <w:p>
+      <w:pPr>
+        <w:pStyle w:val="BodyText"/>
+      </w:pPr>
+      <w:r>
+        <w:rPr>
+          <w:lang w:val="en-GB"/>
+        </w:rPr>
+        <w:t xml:space="preserve">Lecture IV. Defunct Religions</w:t>
+      </w:r>
+    </w:p>
+    <w:p>
+      <w:pPr>
+        <w:pStyle w:val="BodyText"/>
+      </w:pPr>
+      <w:r>
+        <w:rPr>
+          <w:lang w:val="en-GB"/>
+        </w:rPr>
+        <w:t xml:space="preserve">Lecture V. Judaism and Mahometanism</w:t>
+      </w:r>
+    </w:p>
+    <w:p>
+      <w:pPr>
+        <w:pStyle w:val="BodyText"/>
+      </w:pPr>
+      <w:r>
+        <w:rPr>
+          <w:lang w:val="en-GB"/>
+        </w:rPr>
+        <w:t xml:space="preserve">Lecture VI. Relations of Hindooism with Christianity</w:t>
+      </w:r>
+    </w:p>
+    <w:p>
+      <w:pPr>
+        <w:pStyle w:val="BodyText"/>
+      </w:pPr>
+      <w:r>
+        <w:rPr>
+          <w:lang w:val="en-GB"/>
+        </w:rPr>
+        <w:t xml:space="preserve">Lecture VII. Relations of Buddhism with Christianity</w:t>
+      </w:r>
+    </w:p>
+    <w:p>
+      <w:pPr>
+        <w:pStyle w:val="BodyText"/>
+      </w:pPr>
+      <w:r>
+        <w:rPr>
+          <w:lang w:val="en-GB"/>
+        </w:rPr>
+        <w:t xml:space="preserve">Lecture VIII. How Christianity Assailed the Defunct Systems</w:t>
+      </w:r>
+    </w:p>
+    <w:bookmarkEnd w:id="10"/>
+    <w:bookmarkStart w:id="15" w:name="preface"/>
+    <w:p>
+      <w:pPr>
+        <w:pStyle w:val="Heading2"/>
+      </w:pPr>
+      <w:r>
+        <w:rPr>
+          <w:lang w:val="en-GB"/>
+        </w:rPr>
+        <w:t xml:space="preserve">Preface</w:t>
+      </w:r>
+    </w:p>
+    <w:p>
+      <w:pPr>
+        <w:pStyle w:val="FirstParagraph"/>
+      </w:pPr>
+      <w:r>
+        <w:rPr>
+          <w:lang w:val="en-GB"/>
+        </w:rPr>
+        <w:t xml:space="preserve">The substance of these Lectures was delivered, according to the directions of Boyle’s Will, in one of the London Churches, on the first Mondays of certain months in the last and present year. Though it is not imperative on the preacher to print his Discourses, it has been the custom to do so. Indeed the intention of the founder seems to be scarcely fulfilled by addressing a series of Sermons on subjects requiring some attention, at distant intervals, to the eight or ten persons who in the present times compose an ordinary week-day congregation. In preparing them for publication I have omitted the texts, which were little more than mottoes, and have altered the forms of language which belong especially to pulpit composition.</w:t>
+      </w:r>
+    </w:p>
+    <w:p>
+      <w:pPr>
+        <w:pStyle w:val="BodyText"/>
+      </w:pPr>
+      <w:r>
+        <w:rPr>
+          <w:lang w:val="en-GB"/>
+        </w:rPr>
+        <w:t xml:space="preserve">The object of the Lectures will, I hope, be sufficiently intelligible to those who read them. But it is a duty to speak of some writers who have discussed the same subjects, and to whom I am indebted.</w:t>
+      </w:r>
+    </w:p>
+    <w:p>
+      <w:pPr>
+        <w:pStyle w:val="BodyText"/>
+      </w:pPr>
+      <w:r>
+        <w:rPr>
+          <w:lang w:val="en-GB"/>
+        </w:rPr>
+        <w:t xml:space="preserve">In the first Lecture I have not touched upon the question which is considered in Mr. Forster’s Mahometanism Unveiled. My business was with popular views upon the subject, not with learned and ingenious speculations. Of Mr. Forster’s theory I do not feel competent to express an opinion; so far as it evinces a desire to deal fairly with facts which Christian apologists have often perverted, and a confidence, that the cause of Christianity must be the better for such fairness, it must, I am sure, have done good, even if the basis upon which it rests should be found untenable.</w:t>
+      </w:r>
+    </w:p>
+    <w:p>
+      <w:pPr>
+        <w:pStyle w:val="BodyText"/>
+      </w:pPr>
+      <w:r>
+        <w:rPr>
+          <w:lang w:val="en-GB"/>
+        </w:rPr>
+        <w:t xml:space="preserve">Mr. Carlyle’s Lecture on Mahomet in his Hero Worship, is probably much better known to my readers than Mr. Forster’s treatise. Some persons may have been led by that Lecture to identify Mahometanism with reverence for the person of Mahomet; they will strongly object to the sentiments which I have expressed in one passage of this book. But I do not anticipate any such objection from Mr. Carlyle himself. No writer has more distinctly recognized the Islamite principle of subjection to an absolute Will as the vital one in this faith; or has exhibited a more earnest, I had nearly said, a more exclusive, veneration for that principle. A man seems to him to be strong or weak, admirable or contemptible, precisely as he is possessed by it or as he substitutes some notion of happiness, some theory of the Universe, in place of it. Those who feel that they are under the deepest obligation to Mr. Carlyle for the power with which he has brought the truth of this principle to their minds, for the proofs which he has given, that as much in the seventeenth century as in the seventh, it could break down whatever did not pay it homage, cannot be persuaded to look upon any phrases of his which appear to convey an opposite impression, however much they may be quoted, however partial he may seem to them himself, as the most genuine expressions of his mind. They rather recognize in the phrases an attempt, confessedly unsuccessful, to bridge over the chasm which separates, as Mr. Carlyle thinks, the ages in which this faith could be acted out from our own in which it has become only a name. That no phrases or formulas, from whatever period or country they may be borrowed, can accomplish this object, Mr. Carlyle is a sufficient witness; that it must be accomplished in some way, his lamentations over the present state of the world abundantly prove. Those who think that it is the first duty of an author to provide them with sunshine, find these lamentations intolerable; there are some who seem to be pleased with them as they might be with any unusually strong exhibition of passion upon the stage. There are others who hear in his wailings the echoes of their own saddest convictions, but who for that reason cannot be content to spend their time merely in listening to them or repeating them. For one who desires to lead an honest life, and learns that men in former days were honest, because they believed in a Personal Being, who is, and was, and is to come, must ask himself whether such a belief has become impossible for him. And if we are assured by Mr. Carlyle that under the conditions of Mahometanism or even of Christian Puritanism it is now impossible, then we must again ask, Why so? Is it because the truth which made these faiths so energetic is not what it was, or is it because it dwelt in them apart from other truths, without which in our days, it can scarcely even exist, much less live? These questions may never present themselves to a dilettante admirer of Mr. Carlyle; those whom his writings have really moved, and who regard him with hearty, though perhaps silent, gratitude and affection, are, I know, haunted by them continually. If these Lectures should lead any one such questioner even to hope for an answer, they will do the work for which I especially designed them.</w:t>
+      </w:r>
+    </w:p>
+    <w:p>
+      <w:pPr>
+        <w:pStyle w:val="BodyText"/>
+      </w:pPr>
+      <w:r>
+        <w:rPr>
+          <w:lang w:val="en-GB"/>
+        </w:rPr>
+        <w:t xml:space="preserve">In illustration of the remark that the Mahometan conquerors were not merely Scourges of God, however they may have deserved that title, I would suggest to the reader a comparison of their wars with those of Zinghis Khan. May I advise him also to read with some attention the passage in Gibbon (Chap. LIV. Vol. XI. pp. 391, 392, 8vo Ed.) on the philosophical religion of that Mogul whom Frederic II, the accomplished Suabian, the enemy of Popes, the suspected infidel, denounced as the common foe of mankind, against whom he invoked a crusade of all princes? Gibbon’s panegyric, illustrated as it is by his faithful narrative of the proceedings of Zinghis Khan and his successors in Persia, Russia, Hungary, &amp;c.; of their incapacity to preserve a record of their own acts, and of their ultimate conversion by the bigotted Mussulman, is full of the deepest instruction.</w:t>
+      </w:r>
+    </w:p>
+    <w:p>
+      <w:pPr>
+        <w:pStyle w:val="BodyText"/>
+      </w:pPr>
+      <w:r>
+        <w:rPr>
+          <w:lang w:val="en-GB"/>
+        </w:rPr>
+        <w:t xml:space="preserve">In connexion with the remarks upon the constitution of Mahometan Society as exhibited in the Ottoman Empire, I would recommend the study of Ranke’s excellent Essay upon that subject in his Fürsten und Völken.</w:t>
+      </w:r>
+    </w:p>
+    <w:p>
+      <w:pPr>
+        <w:pStyle w:val="BodyText"/>
+      </w:pPr>
+      <w:r>
+        <w:rPr>
+          <w:lang w:val="en-GB"/>
+        </w:rPr>
+        <w:t xml:space="preserve">The second Lecture is a collection of hints, which may not, I hope, be quite useless to some whose personal observation of India, or whose knowledge of its languages may enable them to detect my mistakes, and if they please, to laugh at my ignorance. The scholars of British India and the intelligent natives have good right to despise any one who sets up his own notions in opposition to their testimonies, and who makes these notions an excuse for severe reflections upon a state of society with which he is unacquainted. They may possibly be tolerant of one who by comparing their testimonies, so far as he has been able to gather them, has corrected many crude notions which he had previously entertained,</w:t>
       </w:r>
       <w:r>
         <w:rPr>
           <w:rStyle w:val="FootnoteReference"/>
         </w:rPr>
+        <w:footnoteReference w:id="11"/>
+      </w:r>
+      <w:r>
+        <w:rPr>
+          <w:lang w:val="en-GB"/>
+        </w:rPr>
+        <w:t xml:space="preserve"> </w:t>
+      </w:r>
+      <w:r>
+        <w:rPr>
+          <w:lang w:val="en-GB"/>
+        </w:rPr>
+        <w:t xml:space="preserve">and who desires nothing more than that any sentiments of disgust and contempt which Englishmen in India may conceive for the notions and practices which they witness, should rather be counteracted than strengthened by their English education. Professor H. Wilson has undertaken an edition of Mr. Mill’s History of British India, in the hope, as he intimates in his preface, of correcting, by the evidence of facts, the harsh judgments of the Hindoos, into which the historian, he thinks, was led by theory. To the civil and military servants of the Company such a work may be as useful as the design of it is benevolent. But the missionary, though it is to be hoped he will not neglect to profit either by Mr. Mill’s labours, or by the experience and oriental wisdom with which Professor Wilson has enriched them, is open to another kind of temptation, which the one will not much increase, nor the other enable him to resist. The actual sight of a country wholly given to idolatry, must be far more startling and appalling to him than any pictures he can have formed of it previously. Not to weaken these impressions, but to prevent them from overwhelming him, and so destroying that sympathy with the victims of idolatry, which is the most necessary qualification for his task, should be the great object of his home instructors. For this end, I think, we should aim, not merely at cultivating Christian love and pity in his heart: these will scarcely be kept alive, if there be not also an intellectual discipline, (I call it intellectual, yet it is in the very highest sense a moral discipline,) to shew him what the thoughts and feelings of which Hindooism is the expression, have to do with himself, how they are interpreted by the experience of individuals and the history of the world. I look earnestly to St. Augustine’s College, in the hope that it may fulfil both these tasks. Should it do so, it will be indeed worthy of its name; it may be the instrument of restoring faith to England as well as of imparting it to her dependencies. For do we not need, as I have hinted in my last Lecture, to be taught that the Gospel is not a dead letter, by discovering what living wants there are in us, and all men, which it meets and satisfies?</w:t>
+      </w:r>
+    </w:p>
+    <w:p>
+      <w:pPr>
+        <w:pStyle w:val="BodyText"/>
+      </w:pPr>
+      <w:r>
+        <w:rPr>
+          <w:lang w:val="en-GB"/>
+        </w:rPr>
+        <w:t xml:space="preserve">It might have been desirable that I should have appended to this, and the two following Lectures, some illustrative notes: I had intended to do so, but I feared that I should increase the size and price of the volume, without conferring a proportionate benefit upon the reader. I can enumerate in a few lines the books from which my proofs would have been drawn. From them (and they are within the reach of persons who are as ignorant of Oriental literature as I am,) much more may be learnt in the course of a few hours’ fair study, than from long appendices of extracts, selected at the pleasure of an Author.</w:t>
+      </w:r>
+    </w:p>
+    <w:p>
+      <w:pPr>
+        <w:pStyle w:val="BodyText"/>
+      </w:pPr>
+      <w:r>
+        <w:rPr>
+          <w:lang w:val="en-GB"/>
+        </w:rPr>
+        <w:t xml:space="preserve">The Essay of Mr. Colebrooke on the Vedas in the eighth volume of the Asiatic Researches, and Mr. Rosen’s Latin translation of the Rig Veda, are at present</w:t>
+      </w:r>
+      <w:r>
+        <w:rPr>
+          <w:rStyle w:val="FootnoteReference"/>
+        </w:rPr>
         <w:footnoteReference w:id="12"/>
       </w:r>
       <w:r>
@@ -414,801 +463,51 @@
         <w:rPr>
           <w:lang w:val="en-GB"/>
         </w:rPr>
-        <w:t xml:space="preserve">still more in Hegel’s Philosophy of History, with the little book of Frederick Schlegel, called Die Indien, have illuminated many dark and dull reports, and have enabled me to feel the connexion between the thoughts of other periods and countries and those which characterise our own times.</w:t>
-      </w:r>
-    </w:p>
-    <w:p>
-      <w:pPr>
-        <w:pStyle w:val="BodyText"/>
-      </w:pPr>
-      <w:r>
-        <w:rPr>
-          <w:lang w:val="en-GB"/>
-        </w:rPr>
-        <w:t xml:space="preserve">The temptation to speak of Buddhism merely or chiefly in this connexion, is one which I was aware of when I entered upon it, in my third Lecture, and which I have striven to resist. I am sure that any advantage that we may derive from a comparison of the difficulties which have beset Asiatics in different ages, with those which are besetting Europeans now, must depend upon the earnestness with which we determine, first to understand the former in themselves. If we are more eager to make applications, than to ascertain what we have to apply, we may write a polemical treatise which will convince all who agreed with us before and will furnish writers in reviews, who have exhausted their old arguments of invective against some opponent, with a set of new phrases; but we shall not remove one perplexity from any earnest mind; we shall only throw into it a new element of confusion. The ultimate tendencies of Buddhism to entire evaporation, to mere negation, are manifest enough. The like tendencies assuredly exist, perhaps are becoming stronger every day, in Christendom. But to take the result of a certain doctrine or habit of mind, without considering its stages, varieties, counteractions; its lights as well as its shadows; how it weaves for itself at one time a dogmatic or sacerdotal vesture: how it sinks at another into a mere speculation; above all, what an Eternal Verity keeps it alive in all its forms; is not using it for the warning and instruction of men, but turning it into a mask for frightening children. If it is well for us to show what possibilities lurk in Buddhism because they lurk in us, still more ought we to consider its actual history, because it is the history of a process which may be passing in the minds of persons whom we are most ready to think of as having reached the last development of unbelief; because it may be going on in us when we are giving ourselves credit for the greatest amount of faith.</w:t>
-      </w:r>
-    </w:p>
-    <w:p>
-      <w:pPr>
-        <w:pStyle w:val="BodyText"/>
-      </w:pPr>
-      <w:r>
-        <w:rPr>
-          <w:lang w:val="en-GB"/>
-        </w:rPr>
-        <w:t xml:space="preserve">Entering upon the subject with these feelings, I desired to hear of Buddhism not in digests, which represented it as a system at rest, but from intelligent observers who saw it in motion and described its different appearances. The papers on the subject in the Royal Asiatic Society are for this purpose invaluable, especially those of Mr. Hodgson, to which I have referred in the text (Transactions, Vol. II. p. 222); that on Buddha and the Phrabat by Captain Low (Vol. II. p. 57); that on the consecration of priests by Mr. Knox (Vol. III. p. 271); the disputations respecting Caste by a Buddhist (Vol. II. p. 160). To these may be added different accounts of the Lama in Asiatic Researches, (Vol. I. p. 197, and XVI. pp. 522–524,) and the later narrative of Mr. Turner. For a general statement, I know nothing better than the article on Buddhism, in the Penny Cyclopedia. Dr. Pritchard’s works will supply valuable information upon this as upon most other subjects. Of course it would be absurd to slight the French writers upon Buddhism, though on a subject which offers such facilities for systematising, and in which systematising is so likely to mislead, it may be lawful to view them with some suspicion.</w:t>
-      </w:r>
-    </w:p>
-    <w:p>
-      <w:pPr>
-        <w:pStyle w:val="BodyText"/>
-      </w:pPr>
-      <w:r>
-        <w:rPr>
-          <w:lang w:val="en-GB"/>
-        </w:rPr>
-        <w:t xml:space="preserve">Of the Confucian doctrine, on the other hand, they are probably the best, as they are the most zealous and enthusiastic expounders. The Quatre Livres of Confucius, translated by Pothier, is a moderately-sized and readable book, and the preface to it is very useful and instructive. The Chinese reverence of paternal authority is abundantly illustrated in the fourth volume of the Mémoires sur les Chinois, par les Missionaires de Pekin. All our recent writers, Davis, Medhurst, Gutzlaff, though valuable in reference to China generally, are rather vague and unsatisfactory on the subject of its religion. The Chinese exhibition at Knightsbridge is, in this respect, more valuable than any of them.</w:t>
-      </w:r>
-    </w:p>
-    <w:p>
-      <w:pPr>
-        <w:pStyle w:val="BodyText"/>
-      </w:pPr>
-      <w:r>
-        <w:rPr>
-          <w:lang w:val="en-GB"/>
-        </w:rPr>
-        <w:t xml:space="preserve">The recent interpretation of the arrow-headed inscriptions at Persepolis by Major Rawlinson will add, no doubt, greatly to our knowledge of the Persian or Zend doctrines. They seem to confirm the opinion which was so long entertained upon other grounds, that Darius Hystaspes was an instrument in the restoration of the true Persian faith, after it had been subverted by the Pseudo Smerdis. It seems also clearer than it was before, that the reformation, which is connected with the name of Zoroaster, consisted mainly in the assertion of the absolute supremacy of Ormuzd. It does not follow that Ahriman worship was prohibited or wholly denounced: that it was continually reappearing in the popular mind, is evident. The later Magian faith may have been an attempt to reconcile the reformed with the popular doctrine; or rather, may it not be supposed, that Zoroaster’s was the regal creed, and that the priests never more than partially recognized it?</w:t>
-      </w:r>
-    </w:p>
-    <w:p>
-      <w:pPr>
-        <w:pStyle w:val="BodyText"/>
-      </w:pPr>
-      <w:r>
-        <w:rPr>
-          <w:lang w:val="en-GB"/>
-        </w:rPr>
-        <w:t xml:space="preserve">What has been said respecting the three cycles of Egyptian gods, is explained at large in the Aegypten of Chevalier Bunsen, Vol. 1. p. 423—433. He has a remark (p. 432) upon the mistaken effort to form Triads in different mythologies, by bringing together gods from different localities, or periods of history, which I have found very useful. Keeping it in memory, I think I have learnt more to find in the Triad, an interpretation of all mythology, than if I had laboured ever so diligently to find parallels for it in the external parts of the systems.</w:t>
-      </w:r>
-    </w:p>
-    <w:p>
-      <w:pPr>
-        <w:pStyle w:val="BodyText"/>
-      </w:pPr>
-      <w:r>
-        <w:rPr>
-          <w:lang w:val="en-GB"/>
-        </w:rPr>
-        <w:t xml:space="preserve">If I had been writing a history instead of a lecture, it would have behoved me, when speaking of the relations of Christianity with Persia, to have noticed the Nestorian missions in that country. I believe the history of these missions would throw an important light upon the whole subject; but it would have led me into many details, which, especially in a recapitulation, I was anxious to avoid. To pass over any facts merely because they might tend to the honour of heretics, would be grossly inconsistent with the professions, and, I hope, with the spirit of these Lectures</w:t>
-      </w:r>
-      <w:r>
-        <w:rPr>
-          <w:rStyle w:val="FootnoteReference"/>
-        </w:rPr>
-        <w:footnoteReference w:id="13"/>
-      </w:r>
-      <w:r>
-        <w:rPr>
-          <w:lang w:val="en-GB"/>
-        </w:rPr>
-        <w:t xml:space="preserve">.</w:t>
-      </w:r>
-    </w:p>
-    <w:p>
-      <w:pPr>
-        <w:pStyle w:val="BodyText"/>
-      </w:pPr>
-      <w:r>
-        <w:rPr>
-          <w:lang w:val="en-GB"/>
-        </w:rPr>
-        <w:t xml:space="preserve">I ought to have said, when speaking of Rammohun Roy, that his Tracts were written originally for his own countrymen, not for Englishmen. They were first printed in Calcutta: collected and republished in London, I believe under his direction, in 1832.</w:t>
-      </w:r>
-    </w:p>
-    <w:bookmarkEnd w:id="14"/>
-    <w:bookmarkStart w:id="15" w:name="lecture-i.-mahometanism"/>
-    <w:p>
-      <w:pPr>
-        <w:pStyle w:val="Heading2"/>
-      </w:pPr>
-      <w:r>
-        <w:rPr>
-          <w:lang w:val="en-GB"/>
-        </w:rPr>
-        <w:t xml:space="preserve">LECTURE I. Mahometanism</w:t>
-      </w:r>
-    </w:p>
-    <w:p>
-      <w:pPr>
-        <w:pStyle w:val="FirstParagraph"/>
-      </w:pPr>
-      <w:r>
-        <w:rPr>
-          <w:lang w:val="en-GB"/>
-        </w:rPr>
-        <w:t xml:space="preserve">In the year 1691 Robert Boyle directed by a Codicil to his Will</w:t>
-      </w:r>
-      <w:r>
-        <w:rPr>
-          <w:lang w:val="en-GB"/>
-        </w:rPr>
-        <w:t xml:space="preserve"> </w:t>
-      </w:r>
-      <w:r>
-        <w:rPr>
-          <w:lang w:val="en-GB"/>
-        </w:rPr>
-        <w:t xml:space="preserve">“that eight Sermons should be preached each year in London for proving the Christian Religion against notorious Infidels, to wit, Atheists, Theists, Pagans, Jews and Mahometans; not descending lower to any controversies that are among Christians themselves.”</w:t>
-      </w:r>
-      <w:r>
-        <w:rPr>
-          <w:lang w:val="en-GB"/>
-        </w:rPr>
-        <w:t xml:space="preserve"> </w:t>
-      </w:r>
-      <w:r>
-        <w:rPr>
-          <w:lang w:val="en-GB"/>
-        </w:rPr>
-        <w:t xml:space="preserve">He desired</w:t>
-      </w:r>
-      <w:r>
-        <w:rPr>
-          <w:lang w:val="en-GB"/>
-        </w:rPr>
-        <w:t xml:space="preserve"> </w:t>
-      </w:r>
-      <w:r>
-        <w:rPr>
-          <w:lang w:val="en-GB"/>
-        </w:rPr>
-        <w:t xml:space="preserve">“that the preacher of these Sermons should be assisting to all companies, and encouraging of them in any undertaking for propagating the Christian Religion to foreign parts;”</w:t>
-      </w:r>
-      <w:r>
-        <w:rPr>
-          <w:lang w:val="en-GB"/>
-        </w:rPr>
-        <w:t xml:space="preserve"> </w:t>
-      </w:r>
-      <w:r>
-        <w:rPr>
-          <w:lang w:val="en-GB"/>
-        </w:rPr>
-        <w:t xml:space="preserve">and</w:t>
-      </w:r>
-      <w:r>
-        <w:rPr>
-          <w:lang w:val="en-GB"/>
-        </w:rPr>
-        <w:t xml:space="preserve"> </w:t>
-      </w:r>
-      <w:r>
-        <w:rPr>
-          <w:lang w:val="en-GB"/>
-        </w:rPr>
-        <w:t xml:space="preserve">“further, that he should be ready to satisfy such real scruples as any may have concerning these matters, and to answer such objections and difficulties as may be started, to which good answers have not yet been made.”</w:t>
-      </w:r>
-    </w:p>
-    <w:p>
-      <w:pPr>
-        <w:pStyle w:val="BodyText"/>
-      </w:pPr>
-      <w:r>
-        <w:rPr>
-          <w:lang w:val="en-GB"/>
-        </w:rPr>
-        <w:t xml:space="preserve">The second of these clauses seems to explain the intention of the first. The objections to Christianity urged by Jews, Pagans and Mahometans, were not, perhaps, likely to perplex an ordinary Englishman. But England, in the 17th century, was becoming more and more a colonizing country. The American settlements were increasing in importance every year. The East India Company had already begun its career of commerce, if not of conquest. In his own particular department of natural science Boyle observed the most steady progress; no one was doing more to accelerate it than himself. He would naturally divine, that an advancement, not less remarkable, must take place in another course, in which the interests of men were far more directly engaged. He must have felt how much the student in his closet was helping to give speed to the ships of the merchant, and to discover new openings to his ambition. As a benevolent man he could not contemplate accessions to the greatness and resources of his country, without longing that she might also be conscious of her responsibility, that she might bring no people within the circle of her government whom she did not bring within the circle of her Light. Accordingly, we find him offering frequent encouragement by his pen and purse to the hard-working missionaries who were preaching the Gospel among the North American Indians. Cheering words, pecuniary help, and faithful prayers, might be all which these teachers of savages could ask from their brethren at home. But Boyle knew that difficulties which they would rarely encounter must continually present themselves to those who came in contact with the Brahmin in Hindostan, with the Mussulman both in Europe and Asia, with the Jew in every corner of the globe. A man who thought lightly or contemptuously of any of these, or of their arguments—who had not earnestly considered what they would have to say, and what he had to tell them—could not be expected to do them much good. Moreover, Boyle was too well acquainted with philosophical men, with the general society of England, and with his own heart, not to be aware that there was another kind of opposition more formidable than this, which the proposal to diffuse Christianity abroad must struggle with. Was the gift worth bestowing? Were we really carrying truth into the distant parts of the earth when we were carrying our own faith into them? Might not the whole notion be a dream of our vanity? Might not particular soils be adapted to particular religions? and might not the effort to transplant one into another involve the necessity of mischievous forcing, and terminate in inevitable disappointment? Might not a better day be at hand, in which all religions alike should be found to have done their work of partial good, of greater evil, and when something much more comprehensive and satisfactory should supersede them? Were not thick shadows overhanging Christendom itself, which must be scattered before it could be the source of light to the world?</w:t>
-      </w:r>
-    </w:p>
-    <w:p>
-      <w:pPr>
-        <w:pStyle w:val="BodyText"/>
-      </w:pPr>
-      <w:r>
-        <w:rPr>
-          <w:lang w:val="en-GB"/>
-        </w:rPr>
-        <w:t xml:space="preserve">Such questions as these Boyle must often have heard propounded by others; but the deepest and most painful suggestion of them had been to himself. He tells us, in the sketch of an European tour written under the name of Philaretus, that</w:t>
-      </w:r>
-    </w:p>
-    <w:p>
-      <w:pPr>
-        <w:pStyle w:val="BlockText"/>
-      </w:pPr>
-      <w:r>
-        <w:rPr>
-          <w:lang w:val="en-GB"/>
-        </w:rPr>
-        <w:t xml:space="preserve">“when he was still a young man, after he had visited other places, his curiosity at last led him to those wild mountains where the first and chiefest of the Carthusian abbeys is seated; where the devil, taking advantage of that deep raving melancholy befitting so sad a place, his humour, and the strange stories and pictures he found there of Bruno, the father of that order, suggested such strange and hideous thoughts, and such distracting doubts of some of the fundamentals of Christianity, that though his looks did little betray his thoughts, nothing but the forbiddingness of self-dispatch hindered his acting it. But, after a tedious languishment of many months in this tedious perplexity, at last it pleased God one day he had received the Sacrament to restore unto him the withdrawn sense of his favour. But, though Philaretus ever looked upon these impious suggestions rather as temptations to be resisted than as doubts to be resolved, yet never did these fleeting clouds cease now and then to darken the clearest serenity of his quiet; which made him often say that injections of this nature were such a disease to the faith as toothache is to the body, for though it be not mortal, it is very troublesome. However, as all things work together for good to them that love God, Philaretus derived from this anxiety the advantage of groundedness in his religion; for the perplexity his doubts created obliged him to remove them—to be seriously inquisitive of the truth of the very fundamentals of Christianity, and to hear what both Jews and Turks, and the chief sects of Christians, could allege for their several opinions; that so, though he believed more than he could comprehend, he might not believe more than he could prove, and not owe the steadfastness of his faith to so poor a cause as the ignorance of what might be objected against it. He said, speaking of those persons who want not means to enquire and abilities to judge, that it was not a greater happiness to inherit a good religion, than it was a fault to have it only by inheritance, and think it the best because it is generally embraced, rather than embrace it because we know it to be the best. That though we cannot always give a reason for what we believe, yet we should be ever able to give a reason why we believe it. That it is the greatest of follies to neglect any diligence that may prevent the being mistaken where it is the greatest of miseries to be deceived. That how dear soever things taken upon the score are sold, there is nothing worse taken up upon trust than religion, in which he deserves not to meet with the true one that cares not to examine whether or no it be so.”</w:t>
-      </w:r>
-      <w:r>
-        <w:rPr>
-          <w:lang w:val="en-GB"/>
-        </w:rPr>
-        <w:t xml:space="preserve"> </w:t>
-      </w:r>
-      <w:r>
-        <w:rPr>
-          <w:lang w:val="en-GB"/>
-        </w:rPr>
-        <w:t xml:space="preserve">(Works, Vol. 1., p. 12.)</w:t>
-      </w:r>
-    </w:p>
-    <w:p>
-      <w:pPr>
-        <w:pStyle w:val="FirstParagraph"/>
-      </w:pPr>
-      <w:r>
-        <w:rPr>
-          <w:lang w:val="en-GB"/>
-        </w:rPr>
-        <w:t xml:space="preserve">It is evident, I think, that a comparison of religious systems undertaken by a man who had just passed through so tremendous a conflict, and who had no professional motive for entering upon it, must have been something very different from a dry legal enquiry respecting the balance of probabilities in favour of one or the other. I do not mean that Boyle will not have brought to this subject all the habits of patient investigation which he ordinarily applied to the study of physical phenomena. The very anguish of his mind made it essential that he should seek for a real standing ground; and that he should not therefore strain facts for the sake of arriving at an agreeable conclusion. Indeed, it is difficult to say which conclusion would seem most agreeable to a man exercised as he was: there would be at times a bias of understanding, and even affection, as strong against Christianity, as his education could create in favour of it. But, undoubtedly, his object in questioning these different schemes of belief will have been to ascertain what each of them could do for him; what there was in it to meet the demands of his heart and reason. It was no occasion for clever special pleading; the question was to him one of life and death: when he had once resolved it, the next duty was to act upon his conviction, and to strive that all men should be better for that, which he, because he was a man, had found to be needful for himself. Upon this principle he founded these Lectures. The truth of which he had become assured, was, he believed, a permanent one; the next generation would need it as much as his own. He did not suppose that the actual relation in which that truth stood to different systems of belief could alter. But it did not follow that the enquiry respecting the nature of that relation would be exhausted in his day. As new regions unfolded themselves to European adventure, new facts, modifying or changing previous notions respecting the faiths which prevailed in them, might come to light; fresh and more trying experiences might make the past more intelligible; the same doubts respecting the justice, wisdom, or possibility of bringing other men into our religious fellowship which presented themselves to his contemporaries, might appear again and again in very different shapes, and appealing to even opposite feelings and tempers.</w:t>
-      </w:r>
-    </w:p>
-    <w:p>
-      <w:pPr>
-        <w:pStyle w:val="BodyText"/>
-      </w:pPr>
-      <w:r>
-        <w:rPr>
-          <w:lang w:val="en-GB"/>
-        </w:rPr>
-        <w:t xml:space="preserve">The event, I believe, has proved that he was right. Within fifty years a prodigious change has taken place in the feelings of men generally—of philosophical men particularly—respecting Religious Systems. In the latter part of the 17th century, still more during a great part of the 18th, they were regarded by those who most gave the tone to popular thinking, and who had the highest reputation for wisdom, as the inventions of lawgivers and priests. Men cleverer and more dishonest than the rest of the world, found it impossible to build up systems of policy, or to establish their own power, unless they appealed to those fears of an invisible world, which ignorance so willingly receives, and so tenderly fosters. This being the admitted maxim respecting religions generally, it seemed the office of the Christian apologist to shew that there was one exception; to explain why the Gospel could not be referred to this origin; how entirely unlike it was to those forms of belief which were rightly considered deceptions. That many dangerous positions were confuted by works written with this object; that many of the distinguishing marks of Christianity were brought out in them; that many learnt from them to seek and to find a standing-ground in the midst of pits and morasses, it is impossible to doubt. But the demonstrations of God’s providence were in this case, as in all others, infinitely broader, deeper, more effectual than those of man’s sagacity. The evidence furnished by the great political Revolution at the close of the last century, seems slowly to have undermined the whole theory respecting the invisible world, and men’s connection with it, which possessed the teachers of that century. Men are beginning to be convinced, that if Religion had had only the devices and tricks of statesmen or priests to rest upon, it could not have stood at all; for that these are very weak things indeed, which, when they are left to themselves, a popular tempest must carry utterly away. If they have lasted a single day, it must have been because they had something better, truer than themselves, to sustain them. This better, truer thing, it seems to be allowed, must be that very faith in men’s hearts upon which so many disparaging epithets were cast, and which it was supposed could produce no fruits that were not evil and hurtful. Faith it is now admitted has been the most potent instrument of good to the world; has given to it nearly all which it can call precious. But then it is asked, is there not ground for supposing that all the different religious systems, and not one only, may be legitimate products of that faith which is so essential a part of man’s constitution? Are not they manifestly adapted to peculiar times and localities and races? Is it not probable that the theology of all alike is something merely accidental, an imperfect theory about our relations to the universe, which will in due time give place to some other? Have we not reason to suppose that Christianity, instead of being, as we have been taught, a revelation, has its root in the heart and intellects of man, as much as any other system? Are there not the closest the most obvious relations between it and them? Is it not subject to the same law of decay from the progress of knowledge and society with all the rest? Must we not expect that it too will lose all its mere theological characteristics, and that what at last survives of it will be something of a very general character—some great ideas of what is good and beautiful—some excellent maxims of life, which may very well assimilate, if they be not actually the same, with the essential principles which are contained in all other religions, and which will also, it is hoped, abide for ever.</w:t>
-      </w:r>
-    </w:p>
-    <w:p>
-      <w:pPr>
-        <w:pStyle w:val="BodyText"/>
-      </w:pPr>
-      <w:r>
-        <w:rPr>
-          <w:lang w:val="en-GB"/>
-        </w:rPr>
-        <w:t xml:space="preserve">Notions of this kind will be found, I think, in much of the erudite as well as of the popular literature of this day; they will often be heard in social circles; they are undoubtedly floating in the minds of us all. While they hover about us, it is clearly impossible that we can, with sound hearts and clear consciences, seek to evangelize the world: yet they are not to be spoken of as if they proceeded from a mere denying, unbelieving spirit: they are often entertained by minds of deepest earnestness; they derive their plausibility from facts which cannot be questioned, and which a Christian should not wish to question. They may, I believe, if fairly dealt with, help to strengthen our own convictions, to make our duty plainer, and to shew us better how we shall perform it. All their danger lies in their vagueness: if we once bring them fairly to those tests by which the worth of hypotheses in another department is ascertained, it may not perhaps be hard to discover what portions of truth, and what of falsehood, they contain. I think I shall be carrying out the intention of Boyle’s Will, if I attempt, in my present course, to make this experiment. I propose to examine the great Religious Systems which present themselves to us in the history of the world, not going into their details, far less searching for their absurdities; but enquiring what was their main characteristical principle. If we find, as the objectors say, good in each of them, we shall desire to know what this good is, and under what conditions it may be preserved and made effectual. These questions may, I think, be kept distinct from those which will occupy us in the latter half of the course. In what relation does Christianity stand to these different faiths? If there be a faith which is meant for mankind is this the one, or should we look for another?</w:t>
-      </w:r>
-    </w:p>
-    <w:p>
-      <w:pPr>
-        <w:pStyle w:val="BodyText"/>
-      </w:pPr>
-      <w:r>
-        <w:rPr>
-          <w:lang w:val="en-GB"/>
-        </w:rPr>
-        <w:t xml:space="preserve">I shall not take these systems in their historical order, but rather according to the extent of the influence they have exerted over mankind; reason which would at once determine me to begin in the present Lecture with Mahometanism.</w:t>
-      </w:r>
-    </w:p>
-    <w:p>
-      <w:pPr>
-        <w:pStyle w:val="BodyText"/>
-      </w:pPr>
-      <w:r>
-        <w:rPr>
-          <w:lang w:val="en-GB"/>
-        </w:rPr>
-        <w:t xml:space="preserve">For the first ninety years after the publication of this religion in the world, the Christians of Europe could do little more than wonder at its amazing and, as it seemed, fatal progress in Asia and Africa. Before the end of the century it had obtained a settlement in a corner of their own Continent, and threatened every part of it. But the new Western Empire established itself, Christian champions appeared in Spain, the power of the Caliphs declined. Then Islamism appeared again in another conquering, proselytising tribe. For two centuries the European nations wrestled to recover its conquests in the Holy Land. A period followed during which the disciples of both religions seemed almost equally threatened by Tartar hordes. These stooped to the Crescent; in the 15th century mighty Mahometan government was seen occupying the capital of the East, threatening the Latin world, profiting by the disputes of Christian sovereigns with one another, exhibiting its own order and zeal in melancholy contrast to the quarrels, unbelief, and heartlessness of monarchs and prelates. It became a question with the thoughtful men of that time, whether the Ottoman empire did not possess a polity which was free from the tendencies to weakness and decay that had existed in all previous governments, and whether it might not last for ever.</w:t>
-      </w:r>
-    </w:p>
-    <w:p>
-      <w:pPr>
-        <w:pStyle w:val="BodyText"/>
-      </w:pPr>
-      <w:r>
-        <w:rPr>
-          <w:lang w:val="en-GB"/>
-        </w:rPr>
-        <w:t xml:space="preserve">In the 17th and 18th centuries, when the fallacy of this notion was making itself evident, Christians began to speculate coldly and quietly upon the causes which had given such prevalency to this faith in past days, and which still kept it alive in their own. It may be well to consider a few of the explanations which different persons, according to their different observations or habits of mind, have offered of this fact, that we may not lose the benefit of any light which has been thrown from any quarter upon the nature or principle of the religion itself.</w:t>
-      </w:r>
-    </w:p>
-    <w:p>
-      <w:pPr>
-        <w:pStyle w:val="BodyText"/>
-      </w:pPr>
-      <w:r>
-        <w:rPr>
-          <w:lang w:val="en-GB"/>
-        </w:rPr>
-        <w:t xml:space="preserve">I. It was an easy and obvious method of solving the difficulty, to say that the Mahometans had triumphed by the force of their arms; personal valour, and a compact military organization being comprehended under that term. That they were warriors from the very first, that their courage was often amazing, and that the Ottomans for a very long time possessed the secret of military subordination, more than almost any nation has ever possessed it, is evidently true. And it is a truth of which Christian apologists would very naturally avail themselves. The opposition, not in some accidental points, but in its whole scheme and conception, between the Sermon on the Mount, and the doctrine which could require or sanction such methods for its diffusion, would of course be carefully noted. Plain men would be asked to declare which teaching bore clearest tokens of belonging to the earth, which of a Divine origin.</w:t>
-      </w:r>
-    </w:p>
-    <w:p>
-      <w:pPr>
-        <w:pStyle w:val="BodyText"/>
-      </w:pPr>
-      <w:r>
-        <w:rPr>
-          <w:lang w:val="en-GB"/>
-        </w:rPr>
-        <w:t xml:space="preserve">Nor was this argument an unfair one, however it might be, and has been again and again, traversed by an appeal to the practice of Christians, and the weapons to which they have resorted for the defence and propagation of their faith. For it is quite clear that the Mahometan wars are no accidental outgrowth of the system—that they were not resorted to with a doubtful conscience, with any uneasy feeling that they might by possibility be inconsistent with the intentions of their Founder. On the contrary, the very spirit and life of Mahometanism exhibited themselves in these wars. In them came forth all the most striking and characteristic virtues which the doctrine has a right to boast of.</w:t>
-      </w:r>
-    </w:p>
-    <w:p>
-      <w:pPr>
-        <w:pStyle w:val="BodyText"/>
-      </w:pPr>
-      <w:r>
-        <w:rPr>
-          <w:lang w:val="en-GB"/>
-        </w:rPr>
-        <w:t xml:space="preserve">The Mahometan ruler felt that he was fulfilling his vocation, when he was going forth against the infidel; he could scarcely fulfil it in any other way. We know indeed that Bagdad and Cordova became celebrated for all graceful refinements, for letters, even for toleration. We know that science, physical and metaphysical, became distinctive marks of the Arabians. Where a book like the Koran, written in a beautiful language, is regarded with unbounded reverence, by degrees it will be studied; and out of that study will be produced a literature which may spread itself in various directions. Monarchs would feel the influence of such pursuits, and would consider it their chief honour to direct them. But though periods like those of Haroun al-Raschid were sure to occur in the history of Mahometanism, though in one sense they may be considered natural developments of it, they assuredly do not belong to the religion as such; they rather shewed that the original spirit which possessed its disciples was becoming feeble; they portended a further decline of it, and probably its revival in some more vigorous form. Whenever a Mahometan ruler quite allows his arms to rust, whenever he does not feel that it is his main work in the world to diffuse his doctrine by those means which are most simple and direct, we may be sure, whatever temporary prosperity may be vouchsafed him, that his dynasty cannot last very long.</w:t>
-      </w:r>
-    </w:p>
-    <w:p>
-      <w:pPr>
-        <w:pStyle w:val="BodyText"/>
-      </w:pPr>
-      <w:r>
-        <w:rPr>
-          <w:lang w:val="en-GB"/>
-        </w:rPr>
-        <w:t xml:space="preserve">But though on these grounds it may be fair to represent Mahometanism as essentially warlike, it is surely a great mistake to suppose that by saying so, we have accounted for its spread over so large a portion of the earth. No thoughtful man could accept such a solution, because when he hears of valour in men and discipline in armies, he must ask himself whence these proceeded, how they came to attach themselves to this particular faith; and because that question must inevitably lead him to seek for the real ground of success elsewhere. It cannot satisfy any Christian, because the very belief which he opposes to that of the Mahometan, must teach him that arms are not the most mighty things; that there are secret invisible influences which are stronger than they.</w:t>
-      </w:r>
-    </w:p>
-    <w:p>
-      <w:pPr>
-        <w:pStyle w:val="BodyText"/>
-      </w:pPr>
-      <w:r>
-        <w:rPr>
-          <w:lang w:val="en-GB"/>
-        </w:rPr>
-        <w:t xml:space="preserve">II. The extraordinary proneness of the human mind to embrace any imposture, was resorted to as a second method of accounting for this phenomenon, which might perhaps combine with the former, and help out its weakness. Of this proneness, the records of the world’s history seem to supply abundant proofs—our own daily experience of others, and of ourselves, still more. All men, in one language or another, have confessed that there is something in man which tempts him to embrace falsehood, and disown truth, to follow deceitful guides, to reject the honest and true, to make a lie, and to love it. And yet I think all also confess, in one kind of language or another, that whenever any man, or any set of men, have learnt to relish what is false, and dislike what is true for its own sake, that man, or that body of men, is in the last stage of corruption and degradation—is approaching a point in which manliness, faith, and union become impossible—in which the death of all individual power, of all social existence, is at hand. That the elements of such destruction are in every human being, and in every human fellowship, at every moment, and that the records of religious systems present the saddest memorials of them, none will dispute. But that they can ever account for the existence of any thing which has endured for a long time, which has manifested great power; that in them lies the source of a vigour and concentration which they are perpetually threatening to extinguish, I think no sane person who sets the question fairly before himself can believe. We may need the propensity of men to believe imposture, as a key to many portions of Mahometan history, to many circumstances of its present condition; we shall not find therein the secret of its diffusion and predominance.</w:t>
-      </w:r>
-    </w:p>
-    <w:p>
-      <w:pPr>
-        <w:pStyle w:val="BodyText"/>
-      </w:pPr>
-      <w:r>
-        <w:rPr>
-          <w:lang w:val="en-GB"/>
-        </w:rPr>
-        <w:t xml:space="preserve">III. Led by these, or other considerations, to feel that what is right must be recognized in this system, as well as what is wrong, Christians have sometimes explained its influence, by speaking of the plagiarisms in the Koran from the Old and New Testament Scriptures. That Mahometanism derived much from its connection with the older faiths of the world, would be confessed, I suppose, even by the philosophers who have least veneration for those faiths. They would easily acknowledge, nay, have often acknowledged, how much historical dignity and sacredness an Arabian teacher must have acquired by connecting himself with patriarchs who had lived 2000 years before; who were attached, by closest links of association, to the very soil his countrymen trod; whose doctrine he could speak of, as the truth given to their fathers, now revived in its purity by himself. Nor would it be denied by these philosophers, that one living not only among Sabean worshippers, but amongst Christians and Jews, might advance his cause by professing his sympathy with much of the teaching in their holy books; by saying, that he came to restore their systems also to their purity, while he delivered his countrymen from their idolatry. But though, perhaps, thus much might be conceded by all, far more by a firm believer in the Bible, it may be fairly doubted whether the word</w:t>
-      </w:r>
-      <w:r>
-        <w:rPr>
-          <w:lang w:val="en-GB"/>
-        </w:rPr>
-        <w:t xml:space="preserve"> </w:t>
-      </w:r>
-      <w:r>
-        <w:rPr>
-          <w:lang w:val="en-GB"/>
-        </w:rPr>
-        <w:t xml:space="preserve">“plagiarism”</w:t>
-      </w:r>
-      <w:r>
-        <w:rPr>
-          <w:lang w:val="en-GB"/>
-        </w:rPr>
-        <w:t xml:space="preserve"> </w:t>
-      </w:r>
-      <w:r>
-        <w:rPr>
-          <w:lang w:val="en-GB"/>
-        </w:rPr>
-        <w:t xml:space="preserve">is one suited to the case; or whether, so far as Mahomet was a mere plagiarist, he could have exerted any influence. If he merely transferred passages from our Scriptures to his, merely adopted formal doctrines which they set forth in living power to mix them with his own notions, one cannot believe that he ever would have moved the heart of a single nation or of a single man. A teacher may, indeed, exercise a much greater power by reviving what is old, than by inventing what is new; but to revive a principle he must have been penetrated by it, it must have taken possession of him, it must have inspired his whole being; otherwise he could never impart it to others. Something of this sort must have been the case with Mahomet; and therefore his plagiarisms, great as they may have been, do not account for his success.</w:t>
-      </w:r>
-    </w:p>
-    <w:p>
-      <w:pPr>
-        <w:pStyle w:val="BodyText"/>
-      </w:pPr>
-      <w:r>
-        <w:rPr>
-          <w:lang w:val="en-GB"/>
-        </w:rPr>
-        <w:t xml:space="preserve">IV. The same answer may serve for those persons of a very different temper who are disposed to dwell with complacency upon passages in the Koran which contain just and benevolent sentiments, and who believe that these were not merely transferred from Jewish or Christian sources, but actually exhibited the heart of the writer. We may admit the existence of such sentiments; we need not, in the least, wish to represent them as insincere or hypocritical; we may believe that they have exercised a real influence over the minds of Mussulmans, who constantly repeat them, and look upon them as proceeding from a prophet of God. But we cannot believe that mere phrases and sentiments, be they ever so good, nay, even if they did not occur in the midst of any that are fond, or trivial and contradictory to themselves, could have wrought a deep conviction into the minds of men previously indisposed to them. A precept may be of vast weight when we have first bowed to the preceptor; otherwise it is weak: it may be respected and praised, but it will not be followed; nothing will be abandoned for the sake of it.</w:t>
-      </w:r>
-    </w:p>
-    <w:p>
-      <w:pPr>
-        <w:pStyle w:val="BodyText"/>
-      </w:pPr>
-      <w:r>
-        <w:rPr>
-          <w:lang w:val="en-GB"/>
-        </w:rPr>
-        <w:t xml:space="preserve">V. There would seem then to be far more plausibility in the opinion of those who attribute great weight to the character of Mahomet itself, believing that however it may have been mixed of good and evil qualities, it was of a kind to act mightily upon his own countrymen, and through them upon mankind. He has been spoken of as one of the great governing and leavening minds of the world, one able to stamp his own image upon nations and generations. Men did homage to him, it has been said, as they always will do homage to one who they feel is their master, who is stronger than they, because his convictions are stronger, because he has grappled more with realities, because he has faith in unseen substances, of which they see little more than the shadows. Such assertions may be at variance with many conceptions we have formed of this man, but there is much in his biography to bear them out; there is nothing in them, I believe, to startle any Christian who knows the grounds of his own belief. At what point the strong conviction of a truth which must be divine, which must be given us from above, becomes mixed with self-exaltation, with the desire of shewing how wise we are, and of exercising a dominion over others for our own sakes, it is hard to determine in any case. The more we know of ourselves, the more we shall understand how it is possible to vibrate between a certainty we have of principles, which for the sake of our moral being we cannot part with, and a positiveness about notions which we have grounded upon them. When the conscience is clear, when the man is lowly, when he has been subdued by discipline, the opposition seems clear to him as between day and night; the delusion of his own heart is manifested to him by the light which God has kindled there. But amidst the noise of human applause the distinction which was so definite vanishes, the precious and the vile become hopelessly mingled. Such personal experiences, which all have had in a greater or less degree which earnest and thoughtful young men especially often require to be schooled in, because it depends upon the way they use them whether strong and clear and bright impressions in their minds shall destroy their docility, shall make them merely utterers of some new notion, or shall ripen into blessed discoveries of that which is true—these experiences, I say, may help us to read the biographies of men who have had a great influence upon the world, with a kindlier and truer feeling. Their impressions were, doubtless, more overpowering than ours, their conflicts greater, their temptations severer. It is hard to say, that because they called themselves inspired, they meant to deceive; that language might be the language of humility, not of arrogance—the confession that every good gift, above all, every illumination respecting any invisible reality, cometh from the Father of Lights. Not in this conviction, but in that pride which forgat Him—in the desire to be something in themselves—do we trace the beginning of all imposture; in the blending of the two together, the melancholy mixture which religious systems present to one who studies them in themselves or in their effects. I am far then from wishing to deny that Mahomet’s character may have met with unfair treatment at the hands of Christians; and it is, without doubt, one of the most noticeable circumstances in the history of his religion, that his own person should have been so much bound up with it; that every caliph or sultan who has reigned over any tribe of his followers should have reigned in his name; that the name of a man should have so much more power than even the book which Mussulmans regard with such profound reverence; that the honour of a human chieftain should so markedly distinguish a religion which looks upon man as separated by such an immeasurable distance from the object of his worship. But this last remark shews that the person and character of Mahomet, important as they may have been in their practical influence, cannot satisfactorily explain the charm by which his religion worked its way; in fact, it is one of the anomalies which requires to be accounted for, that a human leader should win this reverence. He himself declared and felt that he was nothing but a witness for God; his followers received and honoured him in that character. All the worth he had in him was derived from that of which he testified. When he began consciously to take up any other position it was one of weakness. We may consider Mahomet a hero if we please; we may regard the reverence for him as a proof of men’s tendency in all circumstances to worship heroes; but we cannot, without denying the plainest facts of the case, say that the success of his doctrine was a consequence of this disposition. His teaching was emphatically the denial of that worship; every Mahometan sword was drawn to prove that it was false, and to put it down.</w:t>
-      </w:r>
-    </w:p>
-    <w:p>
-      <w:pPr>
-        <w:pStyle w:val="BodyText"/>
-      </w:pPr>
-      <w:r>
-        <w:rPr>
-          <w:lang w:val="en-GB"/>
-        </w:rPr>
-        <w:t xml:space="preserve">VI. It might seem to follow inevitably, from what has just been said, that the Monotheism of Mahomet, and his hatred of idolatry, constituted the strength and vitality of his system. This opinion has often been maintained, and a reader of the history is continually tempted to adopt it. As we follow any of the earlier conquerors through Persia, through Egypt, through India, through the Greek empire, we feel that the enthusiasm of the chief and the soldier is connected with what they believe to be the destruction of false worship, the carrying out of the first and second Commandment. All are regarded alike as infidels, because all are thought to have raised something created into the place and glory of the Creator. The belief that nothing in the earth, nothing in the heavens, not even light, is a symbol of God; that not even man himself can be looked upon in any other character than as a minister of the one Supreme Being, evidently inspires every enterprise. In the strength of it they destroy temples, idols, priests, plunder cities, make slaves of their inhabitants, turn their children into soldiers of the Crescent. All this is true, and yet I think no considerate person will suppose that mere opposition to the grossest forms of false worship could give nerve to any arm, far less permanence to any society. If Monotheism means the not believing in many gods, it could, as little as the other causes we have enumerated, be the root of the Mahometan faith, and the Mahometan power.</w:t>
-      </w:r>
-    </w:p>
-    <w:p>
-      <w:pPr>
-        <w:pStyle w:val="BodyText"/>
-      </w:pPr>
-      <w:r>
-        <w:rPr>
-          <w:lang w:val="en-GB"/>
-        </w:rPr>
-        <w:t xml:space="preserve">VII. But these sweeping conquests of Mahomet are susceptible of yet another interpretation, which has sometimes been applied to the whole history of their dominion: they may be regarded as the righteous judgments of God upon guilty nations, whether these were the idolaters of India, the fire-worshippers of Persia, the corrupted Greek, or the Visigoth. It is difficult, I should think, for any person really taking the Bible as his guide, nay, for any person recognizing a Divine Providence at all, not to look upon every great earthquake which has shaken kingdoms as a Divine visitation; not to see a Divine hand regulating outward circumstances, and the wills of men. Nor can we go so far without going further, and asking what the state of those nations was on which the scourge descended? If we pursue the enquiry fairly in this case, we shall be led, it seems to me, to the discovery of the real ground of the Mahometan might, and perhaps to regard the continuance of that might through so many ages (not wholly) in the light of a punishment. In the Christian nations which were permitted to fall under the armies of Islam, almost as much as in those which were avowedly Pagan, the sense of a Divine, Almighty Will, to which all human wills were to be bowed, had evaporated amidst the worship of outward images, moral corruptions, philosophical theories, religious controversies. Notions about God, more or less occupied them; but God Himself was not in all their thoughts. The awe of an Absolute, Eternal Being, to be obeyed as well as to be confessed, was passing away in some—had scarcely been awakened in others. It was given, I believe, to the soldiers of Mahomet to make this proclamation in the ears of men. They said, by their words and acts,</w:t>
-      </w:r>
-      <w:r>
-        <w:rPr>
-          <w:lang w:val="en-GB"/>
-        </w:rPr>
-        <w:t xml:space="preserve"> </w:t>
-      </w:r>
-      <w:r>
-        <w:rPr>
-          <w:lang w:val="en-GB"/>
-        </w:rPr>
-        <w:t xml:space="preserve">“God verily is, and man is His minister, to accomplish His will upon earth.”</w:t>
-      </w:r>
-      <w:r>
-        <w:rPr>
-          <w:lang w:val="en-GB"/>
-        </w:rPr>
-        <w:t xml:space="preserve"> </w:t>
-      </w:r>
-      <w:r>
-        <w:rPr>
-          <w:lang w:val="en-GB"/>
-        </w:rPr>
-        <w:t xml:space="preserve">This we shall find was the inspiring thought in the warriors of the Crescent; this gave them valour, subordination, and discipline. This, where it encountered no like or equal feeling in the minds of those among whom they came, made them invincible. We must not be content with talking of their armies, because here was the life of their armies. We must not speak of men’s readiness to receive an imposture; in yielding to this assertion they were bowing to a truth. This was no verbal copy from older records; it may have been the oldest of all verities, but it was fresh and new for every one who acted upon it. It was no mere phrase out of a book—no homage to a mortal hero—no mere denial of other men’s faith. Let us go yet farther and say, It was a mercy of God that such a witness, however bare of other supporting principles, however surrounded by confusions, should have been borne to His Name, when His creatures were ready, practically, to forget it. The first Mahometan conquests, the continued Mahometan dominion, has borne witness to this everlasting truth; has proclaimed that it is no mere dry proposition, that it is capable of exercising a mastery over the rudest tribes, of giving them an order, of making them victorious over all the civilization and the religion which has not this principle for its basis.</w:t>
-      </w:r>
-    </w:p>
-    <w:p>
-      <w:pPr>
-        <w:pStyle w:val="BodyText"/>
-      </w:pPr>
-      <w:r>
-        <w:rPr>
-          <w:lang w:val="en-GB"/>
-        </w:rPr>
-        <w:t xml:space="preserve">I think that most persons studying the history of Mahometanism without prejudice, will feel that this is the principle which confronts them at every turn, and to which everything else is subordinate.</w:t>
-      </w:r>
-    </w:p>
-    <w:p>
-      <w:pPr>
-        <w:pStyle w:val="BodyText"/>
-      </w:pPr>
-      <w:r>
-        <w:rPr>
-          <w:lang w:val="en-GB"/>
-        </w:rPr>
-        <w:t xml:space="preserve">And if so, the consideration is surely a very important one for our purpose. We are told that some great general principles are enshrined in different religious systems; that the mere theological part of these systems is nothing—a loose, flimsy drapery for certain great maxims of morality, or certain ideas about the nature and spiritual destinies of man. How does the study of Mahometanism bear out this opinion? Is it a collection of moral maxims which has been the strength of this system? Is it some theory or conception about the nature of man? Precisely the opposite assertion is true. All mere maxims, all mere ideas about the nature of man, have proved weak and helpless before this assertion of a living and Eternal God. The theological transcendent principle is just the one which has stood its ground, which has re-appeared age after age, which the most ignorant warriors felt was true and mighty for them, for which no cultivation could provide any substitute. We are told, again, that the character of particular localities and races determines what shall be the character of theology; that that only is universal which concerns the laws of outward nature or the life of man. How does the history of Mahometanism bear out this notion? Let it be granted that the soil of Arabia was one on which it was fitting that such a doctrine as that of Mahomet should be first proclaimed: let it be allowed that the Semitic race has been especially distinguished from every other by an interest in what is purely Divine, by a comparative indifference to what is human. But here is a truth; one which tribes the most remote from this are compelled to recognize; which establishes itself in India, in Syria, in Egypt, in Greece. And it is remarkable that, while numerous sects and parties have been called into existence by questions respecting the proper successors of Mahomet, or the interpretation of the Koran, the Divine principle among them has been the uniting one. It is said again, that the great doctrines which have been embodied in religious systems are the creations of the religious principle in man; that his faith moulds the object which it worships: in other words, that what is called theological truth is but some outward expression of our feelings or habits of mind. Look again at the history of Mahometanism; consider the facts steadily: there are none to which the supporters of this theory should more gladly appeal. They can find no other instance of a race of which faith in an unseen object was more characteristic.</w:t>
-      </w:r>
-      <w:r>
-        <w:rPr>
-          <w:lang w:val="en-GB"/>
-        </w:rPr>
-        <w:t xml:space="preserve"> </w:t>
-      </w:r>
-      <w:r>
-        <w:rPr>
-          <w:lang w:val="en-GB"/>
-        </w:rPr>
-        <w:t xml:space="preserve">“Faithful”</w:t>
-      </w:r>
-      <w:r>
-        <w:rPr>
-          <w:lang w:val="en-GB"/>
-        </w:rPr>
-        <w:t xml:space="preserve"> </w:t>
-      </w:r>
-      <w:r>
-        <w:rPr>
-          <w:lang w:val="en-GB"/>
-        </w:rPr>
-        <w:t xml:space="preserve">is the very name by which the Islamite warriors proclaim themselves to the world. But what was the nature of this faith? It meant nothing, it was nothing, except so far as it asserted a Being not dependent on itself; the ground of man’s being; one of whom he was the minister, not the Creator. The Mahometan believed that the God whom he worshipped must have revealed Himself—that man could not have discovered Him. He went forth to beat into powder all gods which he supposed man had invented. Take away these characteristics from his faith and it vanishes, with all the doings which were the fruits of it.</w:t>
-      </w:r>
-    </w:p>
-    <w:p>
-      <w:pPr>
-        <w:pStyle w:val="BodyText"/>
-      </w:pPr>
-      <w:r>
-        <w:rPr>
-          <w:lang w:val="en-GB"/>
-        </w:rPr>
-        <w:t xml:space="preserve">One question still remains to be considered before I close this Lecture. May not the principle which Mahometanism embodies be left to the protection of the system which it seems to have created for itself?—We must look into Mahometan history itself for the answer.</w:t>
-      </w:r>
-    </w:p>
-    <w:p>
-      <w:pPr>
-        <w:pStyle w:val="BodyText"/>
-      </w:pPr>
-      <w:r>
-        <w:rPr>
-          <w:lang w:val="en-GB"/>
-        </w:rPr>
-        <w:t xml:space="preserve">When I spoke to you of the great power by which the Mahometan soldier was carried along in his enterprizes, of the principle which gave him strength and endurance, you may have wondered that I did not dwell more upon the rewards which were promised to him after death, of the Paradise of sensual felicity for which the brave man was encouraged to hope. I did not allude to this motive, because I do not believe that it was the one by which the Mahometan hosts were really inspired. The mighty conviction that they were then, at that very moment, called by God to a work—that they were proclaiming His Name, and were the ministers of His vengeance, was, I believe, immeasurably more effective than any dreams, were they ever so gross and palpable, of what might be given to them hereafter. When they had already cast themselves away to live or die, they had a sense of immortality which no such visions could impart, which alone made them credible.</w:t>
-      </w:r>
-    </w:p>
-    <w:p>
-      <w:pPr>
-        <w:pStyle w:val="BodyText"/>
-      </w:pPr>
-      <w:r>
-        <w:rPr>
-          <w:lang w:val="en-GB"/>
-        </w:rPr>
-        <w:t xml:space="preserve">But when the Mahometan was at peace, the belief of a mighty Sovereign, to whom he was doing homage, no longer sufficed him: he began to ask himself what he was living for? To the multitude these sensual promises were a tolerable answer. These were the things to be desired; for these, by whatsoever means the Koran or its interpreters prescribed, if they were in earnest, they were to labour. Some, with higher apprehensions, would feel that such rewards were not satisfying; they would explain away the language of Mahomet, and pursue the practices to which the others submitted, in hope of earthly gratifications, that they might attain the knowledge or vision of God. The former would fall into all gross moral corruptions, the latter would be always tending to mere philosophical speculations—would be founding sects would be substituting theories and notions for that Being in whose name their fathers had fought. This has actually been the case, and hence it has been proved that Mahometanism can only thrive while it is aiming at conquest. Why? Because it is the proclamation of a mere Sovereign, who employs men to declare the fact that he is a Sovereign, and to enforce it upon the world. It is not the proclamation of a great moral Being who designs to raise His creatures out of their sensual and natural degradation; who reveals to them not merely that He is, but what He is—why He has created them—what they have to do with Him. Unless this mighty chasm in the Mahometan doctrine can be filled up, it must wither day by day—wither for all purposes of utility to mankind; it can leave nothing behind but a wretched carcase, filling the air with the infection of its rottenness.</w:t>
-      </w:r>
-    </w:p>
-    <w:p>
-      <w:pPr>
-        <w:pStyle w:val="BodyText"/>
-      </w:pPr>
-      <w:r>
-        <w:rPr>
-          <w:lang w:val="en-GB"/>
-        </w:rPr>
-        <w:t xml:space="preserve">For, secondly, see how that which gave all the dignity and glory to this system becomes, from its want of some other element, the very cause of its degradation. The absolute government of the unseen Being had presented itself to the Mussulman, in every age, in the absolute, visible government of his caliph or sultan. While the Divine feeling was strong and alive, the subjection to the human ruler was an affectionate, dutiful, entire submission. The ruler was, in very deed, the centre of his warriors. He felt towards them as a protector, sharing their toils, bound to the same master, enduring hardships in the same cause. But the battle over, he becomes the absolute monarch in the midst of his seraglio they merely his slaves. There is no such connection between him and the Being whom he worshipped as permanently to check this tendency to make the monarch feel that he is set over them to do them good, or the subjects that they had an appeal against him to a higher Ruler.</w:t>
-      </w:r>
-    </w:p>
-    <w:p>
-      <w:pPr>
-        <w:pStyle w:val="BodyText"/>
-      </w:pPr>
-      <w:r>
-        <w:rPr>
-          <w:lang w:val="en-GB"/>
-        </w:rPr>
-        <w:t xml:space="preserve">The very nature of the Ottoman government and that government is the perfect development of the Mahometan idea—excludes the possibility of orders and gradations in society. Its strength lies in all being simply subjects of the one Ruler, holding their offices not in virtue of any hereditary ranks or privileges, but only at his pleasure. When therefore the one principle which quickened the whole society waxes feeble, of necessity it becomes the most intolerable of all despotisms. Elsewhere there is a balance and conflict of powers, which even in the dreariest periods produces struggles or paroxysms of life; here, if the monarch do not inspire his people with strength, all is dead. And the same cause which destroys what may be called the family bonds of civil society, destroys equally the family itself. Polygamy is no accident of Mahometanism: a careful consideration of the system will shew that it must fall to pieces the moment any reformer should attempt to remove this characteristic of it.</w:t>
-      </w:r>
-    </w:p>
-    <w:p>
-      <w:pPr>
-        <w:pStyle w:val="BodyText"/>
-      </w:pPr>
-      <w:r>
-        <w:rPr>
-          <w:lang w:val="en-GB"/>
-        </w:rPr>
-        <w:t xml:space="preserve">But again, the first principle of Mahometanism—wanting the support of some other which it does not acknowledge, must change, and is continually changing, into one which is the counterfeit and direct opposite of itself. The belief of a living, acting Will passes into the acknowledgment of a dead necessity, a Fate, against which there is no struggling, which drives the soul not to energy for some great object, but to indifference, languor, and the submission that means despair. Oftentimes indeed the patience of a Turk must even yet awaken our homage and our shame. Joyfully would we confess that God has not yet suffered the true principle to be wholly extinguished by its bastard product. But we would draw from that confession not a pretext for leaving this, or any feeble and beautiful plant of a better soil, to the hot-bed which has always impeded their growth, and now threatens to stifle them altogether; but a certain hope that they are intended to receive culture from without, and that, by help of it, they may yet blossom and bear fruit abundantly.</w:t>
-      </w:r>
-    </w:p>
-    <w:p>
-      <w:pPr>
-        <w:pStyle w:val="BodyText"/>
-      </w:pPr>
-      <w:r>
-        <w:rPr>
-          <w:lang w:val="en-GB"/>
-        </w:rPr>
-        <w:t xml:space="preserve">These remarks may prepare us to take notice of one great fact in the history of Mahometanism, which is the connecting link between it and the other systems, of which I propose to speak hereafter.</w:t>
-      </w:r>
-    </w:p>
-    <w:p>
-      <w:pPr>
-        <w:pStyle w:val="BodyText"/>
-      </w:pPr>
-      <w:r>
-        <w:rPr>
-          <w:lang w:val="en-GB"/>
-        </w:rPr>
-        <w:t xml:space="preserve">I have talked of the victories of the Crescent in the different quarters of the globe, and it is difficult to exaggerate the greatness of those victories. Yet we all know they were not complete; they did not exterminate that which they were meant to exterminate. I do not speak now of the resistance which this great power encountered from the hammer of the Mayor of Paris, or from the heroes in the Asturian mountains. I do not speak of anything which is directly connected with Christianity. I mean that the most remarkable of the old polytheistic faiths, though crushed, were not cast out; that some of the countries which yielded to Mahometans are not Mahometan. It behoves us to enquire into the meaning of this fact—to ask ourselves what there was in their doctrines, compounded of all strange elements, sanctioning so many fearful crimes, for which the simple and purer Mahometan faith could provide no satisfaction. We may find that convictions which the Mahometan trampled down, do as much require recognition as those which he enforced; that man has demands for himself which will not be satisfied by being told that he is the servant of an absolute Will—demands which must, somehow or other, find their explanation—must in some way or other be reconciled with that great truth.</w:t>
-      </w:r>
-    </w:p>
-    <w:p>
-      <w:pPr>
-        <w:pStyle w:val="BodyText"/>
-      </w:pPr>
-      <w:r>
-        <w:rPr>
-          <w:lang w:val="en-GB"/>
-        </w:rPr>
-        <w:t xml:space="preserve">I will not anticipate the nature or the results of that enquiry; but I hope we may gather something from the one in which we have been engaged. You have found a set of men brought up in circumstances altogether different from yours, who hold your faith in abhorrence, saying in language the most solemn and decisive,</w:t>
-      </w:r>
-      <w:r>
-        <w:rPr>
-          <w:lang w:val="en-GB"/>
-        </w:rPr>
-        <w:t xml:space="preserve"> </w:t>
-      </w:r>
-      <w:r>
-        <w:rPr>
-          <w:lang w:val="en-GB"/>
-        </w:rPr>
-        <w:t xml:space="preserve">“Whatever else we part with, this is needful to us and to all human beings, the belief that God is—the recognition of Him as a living personal Being.”</w:t>
-      </w:r>
-      <w:r>
-        <w:rPr>
-          <w:lang w:val="en-GB"/>
-        </w:rPr>
-        <w:t xml:space="preserve"> </w:t>
-      </w:r>
-      <w:r>
-        <w:rPr>
-          <w:lang w:val="en-GB"/>
-        </w:rPr>
-        <w:t xml:space="preserve">You have seen this faith growing weak for a time, and everything else growing weak with it; you have seen it re-appearing, finding a new set of champions to assert it, compelling nations to bow before it. Be sure that here is something which the heart and reason within you have need of which they must grasp. Be quite sure, that if you give them in place of it any fine notions or theories, if you feed them with phrases about the beautiful or the godlike, when they want the source of beauty, the living God: if you entertain them with any images or symbols of art or nature when they want that which is symbolized, if you talk about physical laws when you want the law-giver, of mechanical properties when you want him who set them in motion, of secret powers when you want him who acts by them and upon you, you are cheating yourselves—cheating mankind. Remember this further, that the acknowledgment of this Being may imply much more than the Mahometan perceived, but that it does imply that which he perceived. If such an One is, His will must be the law of the universe. Every creature in the universe must be in a right or wrong position, must be doing his work well, or failing in it, as he yields himself to this will, or as he resists it. And let us not fancy that the Mahometan was entirely mistaken as to the way in which this will is to be obeyed. He may not have understood what enemies he had to fight with, what weapons he had to wield, but he did discover that the life of man is to be a continual battle, that we are only men when we are engaging in that battle. He was right that there is something in the world which we are not to tolerate, which we are sent into it to exterminate. First of all, let us seek that we may be freed from it ourselves; but let us be taught by the Mussulman that we shall not compass this end unless we believe, and act upon the belief, that every man and every nation exists for the purpose of chasing falsehood and evil out of God’s universe.</w:t>
-      </w:r>
-    </w:p>
-    <w:bookmarkEnd w:id="15"/>
-    <w:bookmarkStart w:id="16" w:name="lecture-ii.-hindooism"/>
-    <w:p>
-      <w:pPr>
-        <w:pStyle w:val="Heading2"/>
-      </w:pPr>
-      <w:r>
-        <w:rPr>
-          <w:lang w:val="en-GB"/>
-        </w:rPr>
-        <w:t xml:space="preserve">LECTURE II. Hindooism</w:t>
-      </w:r>
-    </w:p>
-    <w:p>
-      <w:pPr>
-        <w:pStyle w:val="FirstParagraph"/>
-      </w:pPr>
-      <w:r>
-        <w:rPr>
-          <w:lang w:val="en-GB"/>
-        </w:rPr>
-        <w:t xml:space="preserve">The remarks which I made at the close of my last Lecture will prepare you to expect that I should speak in the present of Hindooism. That faith has been brought into conflict with Mahometanism, has succumbed to it, and yet has maintained its ground, leaving the victorious religion the religion of a small minority. Though it may pretend to an antiquity which it does not possess, it has certainly lasted 3000 years. The language in which its holy books are composed is the mothertongue—if I may use that phrase in its literal, rather than its ordinary sense—of the Greek, the Latin, and the dialects of our Gothic ancestors; consequently, of nearly all which are spoken in Western Europe at this day. From this fact it might, I think, be inferred, if other evidence were wanting, that the mythologies of these nations could be traced to an Indian source. But there is abundant evidence, so much as to have misled those scholars who were first struck with it into a forgetfulness of the important historical principle, that we cannot determine the character of nations, or of their belief, merely by finding the point from which they may have started; that each must be studied in itself and in its own utterances, and that we gain only a secondary aid in our investigations when we have the means of affiliating it to some other. That this mistake was committed by some of the great Orientalists of the last century, I think is now generally acknowledged; they seemed to suppose that they could learn more of the Greeks from Sanscrit books than from their own. But an extravagance which is natural to all discoverers does not make the discovery itself less valuable; in fact, we are only beginning to appreciate its importance. The more practically we learn to sympathize with our fellow-men in all countries and in all ages, to cultivate such sympathy for our own sake and for theirs, and for the glory of God, the more will all such hints respecting the relationship between different nations be reflected on and prized. And this remark suggests another, and much weightier reason, why a Boyle Lecturer should address himself to the subject of Hindooism, and why we all should take an interest in it. It is the faith, to say the least, of between eighty and ninety millions of people, subjects of the British empire. By conquests scarcely paralleled for rapidity in the annals of the world, we have obtained supremacy over them, and by civil policy we have tried to preserve it. As to the true character of this policy there has been the greatest variety of opinion; but I think intelligent men are now well agreed, that whatever it be, it must be grounded upon a knowledge of the character, institutions, faith of the people who are to be influenced by it. Civilians, military officers, and missionaries in India, have exerted themselves to acquire this knowledge, and to make it available for us. Their theories, as well as their facts, when they seem most contradictory, are worthy of study and of comparison; they may all help us in finding the principle of Indian life and belief, and that principle, when we apprehend it, may make the differences in their observations and opinions more intelligible.</w:t>
-      </w:r>
-    </w:p>
-    <w:p>
-      <w:pPr>
-        <w:pStyle w:val="BodyText"/>
-      </w:pPr>
-      <w:r>
-        <w:rPr>
-          <w:lang w:val="en-GB"/>
-        </w:rPr>
-        <w:t xml:space="preserve">There are, unquestionably, considerable difficulties in the investigation. This ancient people is strictly speaking without a history.</w:t>
-      </w:r>
-      <w:r>
-        <w:rPr>
-          <w:lang w:val="en-GB"/>
-        </w:rPr>
-        <w:t xml:space="preserve"> </w:t>
-      </w:r>
-      <w:r>
-        <w:rPr>
-          <w:lang w:val="en-GB"/>
-        </w:rPr>
-        <w:t xml:space="preserve">“No date of a public event,”</w:t>
-      </w:r>
-      <w:r>
-        <w:rPr>
-          <w:lang w:val="en-GB"/>
-        </w:rPr>
-        <w:t xml:space="preserve">—I use the words of Mr. Elphinstone,—</w:t>
-      </w:r>
-      <w:r>
-        <w:rPr>
-          <w:lang w:val="en-GB"/>
-        </w:rPr>
-        <w:t xml:space="preserve">“can be fixed before the invasion of Alexander; no connected relation of the national transactions can be attempted until after the Mahometan conquest.”</w:t>
-      </w:r>
-      <w:r>
-        <w:rPr>
-          <w:lang w:val="en-GB"/>
-        </w:rPr>
-        <w:t xml:space="preserve"> </w:t>
-      </w:r>
-      <w:r>
-        <w:rPr>
-          <w:lang w:val="en-GB"/>
-        </w:rPr>
-        <w:t xml:space="preserve">Yet it would seem that we were in the greatest need of such records to connect the phenomena which offer themselves to the eye of the traveller in this day with the early books which are still regarded with the profoundest veneration. A Hindoo will sometimes tell us in wild language that he acknowledges 300 millions of gods; he means, of course, that the number is indefinite, that any object or power in nature, any heroic man may be a god. And those who trace Oriental extravagance in such a description, will, nevertheless, remember to have heard of various beings who are acknowledged objects of Hindoo adoration of Brahma the Creator, of Vishnu the Preserver, of Sheeva the Destroyer, of Indra, the Lord of the Elements, of the fearful goddess Devi, of the beautiful hero Krishna, and a multitude more. Yet learned and trustworthy critics, Asiatic as well as European, confidently affirm that the ground of the Brahminical faith is Monotheistic; that One Being is assumed in the earliest of the sacred books to be the origin of all things; that this was no lazy, inoperative tenet, that it penetrated the whole system of worship, and the life of the worshipper. Putting such facts and such statements together, you might be ready to conclude that there was no real identity between the faith of one of these periods and of the other; that either by conquest, or some strange process of degeneracy, the character and feelings of the people had become so changed as to make the notion of one Hindoo or Brahminical religion a mere delusion. But many considerations will shew us that this opinion, however plausible, is untenable. I have said, that the early Vedas, composed, perhaps, 1500 years before the time of Christ, be their tenets what they may, are still regarded with unbounded veneration by the religious men among the Hindoos. The Menu code or institute, which is probably about 600 or 700 years younger than these, and which indicates some, though not radical, alterations of practice and opinion during the interval, must still be the great study of every English jurist who wishes to understand the grounds of Hindoo law and life at the present day. Five or six centuries after the composition of this code the troops of Alexander crossed the Indus. The picture which the Greeks give us of society as they observed it, accords with that which we gain from the earlier native source; but, what is still more to the point, it also accords in essentials with what our own countrymen tell us of India now. With the advantages we possess from the actual occupation of the country, from being able to examine parts of it which the Greeks never visited, and from modern habits of critical investigation, we must see many things much more clearly than they did; and therefore, even when their reports are different from the present state of things, it is not necessary to assume that there must have been really a great change. It is hardly needful, however, to take this remark into consideration, for we are assured, by those who have the best opportunities of judging, that one of the most remarkable features of Hindoo life, the constitution and government of the villages, is exhibited with surprising faithfulness in narratives which were derived from observations made more than 2000 years ago. Such permanence in social habits would surely lead us to expect something corresponding to it in the inward convictions of a people; and we are not left to conjecture. The soldiers of Alexander found a set of men whose great business was contemplation, who submitted to numerous privations and austerities that they might pursue it more effectually. The Brahmins they found were the leading class in the country; military, agricultural, commercial occupations were all subordinate to theirs—all society had, in fact, organized itself in conformity with their ideas. The Greek fancied they had less to do with civil affairs, than we know, from their own code, that they must have had. But the general conception which he formed of the Brahmins was singularly accurate. He called them Sophists, a name, which, in his own country, often denoted mere sceptics; here it had no such signification, but it implied that the Brahmins were not merely priests, such as were to be seen elsewhere, that their first business was study, and that the purely sacerdotal office was secondary to this. As the accounts which the Greek writers give of the objects of Hindoo worship are meagre, and evidently distorted by the desire of finding resemblances to their own mythology, we might suppose that, for our purpose, we cannot learn much from them. But I believe we shall find that their report of the Brahmins is, in fact, the key to the whole system; one which, if we use it rightly, will enable us to discover its leading characteristics, and to understand, however little we may be able to trace, the varieties of form which it has assumed.</w:t>
-      </w:r>
-    </w:p>
-    <w:p>
-      <w:pPr>
-        <w:pStyle w:val="BodyText"/>
-      </w:pPr>
-      <w:r>
-        <w:rPr>
-          <w:lang w:val="en-GB"/>
-        </w:rPr>
-        <w:t xml:space="preserve">The name of Brahmin at once suggests that of Brahm. The resemblance is no accidental one; nor does it merely signify that the Brahmin is the minister or priest of Brahm. The connection is of a far more intimate and wonderful kind. The learned man, the contemplative sage, aspires to be one with him whom he adores—to lose his own being in his. And what is this Being? He is the Absolute Intelligence; the Essential Light. Rest, Contemplation: this is his glory, his perfection. You will feel at once the direct opposition between this idea and that of the Mahometan. I bring it before you just at this point, that you may see how much we may impose upon ourselves by the word Monotheism, which is often used as if it were common to these two faiths, at least, in their origin; that you may see at the same time in what sense it has been honestly and rightly applied to Hindooism. Mahometanism began with a Prophet, but we saw the Prophet soon merged in the Khalif or Sovereign. This Sovereign was the organ of a Mighty Will, which had called all things into existence, and of whom all men are servants. He fulfils his service in perpetual conflict; only in such conflict does his faith make its meaning intelligible. There are no natural gradations of society, no hereditary ranks; all are merely officers holding their position under the one Ruler. The priest is an insignificant person. Strictly speaking, there is no priesthood. The dervish or learned man may be an important adviser of the sovereign: in times of quiet he may promote learning, or become the head of a sect; but when he is most regarded it is only as an interpreter of the Divine Will. The first principle of Mahometanism would be violated if he aspired to be himself divine. Here, on the contrary, the priest, the student, the beholder is judge, lawgiver, everything. The God is an Intelligence, not a Will himself a higher priest—a more glorious student a more perfect contemplator. You can scarcely conceive a mandate issuing from such a being: all things must flow from him as light from the sun, or thoughts from a musing man. Such an idea is ever implied in Hindooism; but it may not have been frequently expressed, it may sometimes have been contradicted, in the earliest stage; for the wrapt student, feeling it his highest calling and privilege to meditate on an Absolute Being in silence and awe, will have had such a practical reason for not confounding him with the world around, as no theoretical consistency could outweigh. It was far otherwise with the feeling of a relation between the human worshipper and the object of his adoration. This feeling was not resisted, but strengthened by his practical discipline. He was taught that he was intended to rise into the closest communion, nay, into actual identity with the Divinity: to realize such a state was the effort of his existence.</w:t>
-      </w:r>
-    </w:p>
-    <w:p>
-      <w:pPr>
-        <w:pStyle w:val="BodyText"/>
-      </w:pPr>
-      <w:r>
-        <w:rPr>
-          <w:lang w:val="en-GB"/>
-        </w:rPr>
-        <w:t xml:space="preserve">The Brahmin believed that there was in man a capacity for such intercourse or absorption as this; but surely not in all men. Some are merely animal: there must be a race intended for this high converse, there must be a race excluded from it. One would not say, however, that the highest sage is the only man who is not merely animal. The warrior must have something of the higher diviner faculty; it may be cultivated and ripened in him.</w:t>
-      </w:r>
-    </w:p>
-    <w:p>
-      <w:pPr>
-        <w:pStyle w:val="BodyText"/>
-      </w:pPr>
-      <w:r>
-        <w:rPr>
-          <w:lang w:val="en-GB"/>
-        </w:rPr>
-        <w:t xml:space="preserve">Even the merchant, the traveller into other lands, must be more than a merely earthly creature. These orders of men should be kept apart from the lowest of all—the mere human animal, the Sudra. Yet the purely contemplative man should not be allowed too much intercourse even with these. He may educate them to be such men as they are meant to be, but he must keep himself and his race pure: this race must be carefully trained to be the model of humanity—to rise above humanity—by perpetual meditation on the unseen Brahm.</w:t>
-      </w:r>
-    </w:p>
-    <w:p>
-      <w:pPr>
-        <w:pStyle w:val="BodyText"/>
-      </w:pPr>
-      <w:r>
-        <w:rPr>
-          <w:lang w:val="en-GB"/>
-        </w:rPr>
-        <w:t xml:space="preserve">The so-called laws or institutes of the Hindoos are all designed for this purpose. They are, properly speaking, a system of education or discipline; a method of fitting the highest man for fulfilling his vocation, and all the others for preserving their proper relation to him. The idea of a separation between the twice-born man and the merely animal man, is the fundamental one; all the arrangements are for the purpose of giving effect to this idea—all other distinctions are secondary to it. The twice-born man must, by certain services or sacraments, the principal of which is reading the Vedas, maintain his relation to the unseen object. He must practise certain plans for lessening his dependence on mere material gratifications; he must cultivate rather the passive than the active qualities. In the progress of ages the two middle classes seem to have disappeared, or at least this is the prevailing Brahminical opinion. The system has undergone other modifications, till at length, in some places at least, it has so adapted itself to the different pursuits and occupations of men, as to offer an excuse for the European notion, that it was invented in an early stage of society by some legislator, who observed that labour must be divided in order to be successful, and that there is likely to be an hereditary aptitude for particular professions or trades. Such a notion seems to be refuted by the fact that, according to the early arrangement of castes, there was no accurate division of employments; that persons of the same order were allowed to perform many which were unlike and incompatible. Nor does another plausible hypothesis, that the Brahmins were a conquering tribe and the Sudras a conquered one, seem to be more tenable. Those who have the best opportunities for comparing them, say that they can discover no such differences between them as would warrant the supposition of their belonging to a different race, none greater than are naturally produced by meaner occupations, and a sense of degradation during a long course of years. But the great objection to the opinion is, that the Sudras are not in any sense slaves, and never can have been such; the Greeks were surprised to find all classes in India free citizens in some sense, in however low a one. So that probably we cannot get much further than the religious principle as the basis of the distinction than the idea, I mean, that there is a tendency in men to become purely animal, and that there is a race of men in which this tendency is realized and perpetuated; that there is in man that which may be raised to fellowship with the Divine; and that there is a race in whom this capacity is exhibited and transmitted.</w:t>
-      </w:r>
-    </w:p>
-    <w:p>
-      <w:pPr>
-        <w:pStyle w:val="BodyText"/>
-      </w:pPr>
-      <w:r>
-        <w:rPr>
-          <w:lang w:val="en-GB"/>
-        </w:rPr>
-        <w:t xml:space="preserve">In spite then of the fact, that there are in the very earliest Hindoo Vedas prayers and hymns to light and fire, and to many natural powers, nay, though the liturgical part of them consists mainly of such prayers, we may fully admit the assertion, - that the Brahmin is seeking after one Divine, unseen object; that he is only asking these different creatures to tell him what that object is, and how He is to be found; nay, that his aim in his whole life and discipline is to purify himself from outward, sensible things, that he may approach nearer to this One Source of Illumination.</w:t>
-      </w:r>
-    </w:p>
-    <w:p>
-      <w:pPr>
-        <w:pStyle w:val="BodyText"/>
-      </w:pPr>
-      <w:r>
-        <w:rPr>
-          <w:lang w:val="en-GB"/>
-        </w:rPr>
-        <w:t xml:space="preserve">But then how can we explain the fact, that men setting this end before them, looking upon the most mysterious powers in the universe as at best ladders to ascend to the highest region—ladders which the wise men could generally, in time, throw away—should have become so utterly entangled in sensible, outward idolatry as the modern Hindoo seems to be? The explanation often given, that the ordinary gods are but the gods of the vulgar, that the learned man has altogether another view of them, which he keeps to himself, is quite unsatisfactory. For the point we want to ascertain is this, how the Brahmin came to suppose that the divers and manifold beings of whom the Hindoo Pantheon consists, could be helps to the discovery or the presentation of the One Being; how he could possibly be induced to reverse the whole order and object of his studies and discipline; to introduce variety, that he might suggest the idea of unity; to bring in a host of visible forms, that he might lead his disciples more certainly to that which is beyond their senses. I do not deny the possibility of such a scheme, but the origin and the steps of it should be explained. If a modern Brahmin confesses that he attaches no importance to the things to which he seems to attach the greatest, we may accept his testimony against himself; still more willingly we may believe one who says that he loves the simple faith which he thinks has departed, and that he will spend his life in efforts to restore it. But we cannot take the witness of either respecting their fathers. The process by which they arrived at one strange conclusion after another may have been as simple and natural a one as that by which their traditions are discarded, or that by which they are traced to a deliberate purpose of imposture.</w:t>
-      </w:r>
-    </w:p>
-    <w:p>
-      <w:pPr>
-        <w:pStyle w:val="BodyText"/>
-      </w:pPr>
-      <w:r>
-        <w:rPr>
-          <w:lang w:val="en-GB"/>
-        </w:rPr>
-        <w:t xml:space="preserve">And this, I believe, is actually the case. While the Brahmin was learning, by various arts, to practise abstraction of spirit, was searching, by various helps, to arrive at the perception of the Perfect One, he felt that the light, the intelligence which entered into his own heart—that which raised him above his fellows—that which enabled him to see mysteries, must be the great expression of the Divine Being. Brahm becomes Brahma; the light which flows from the source of light, the wisdom which comes from the fount of wisdom is that which declares him—this is his Name. In that character the initiated disciple is to worship him: no sacrifices need be offered to him, no temples need be raised to him. It is the inward and purified intellect which does him homage. A very sublime conception, you may be inclined to say; one which it is no wonder that enlightened Brahmins in our day should wish to reproduce.</w:t>
-      </w:r>
-    </w:p>
-    <w:p>
-      <w:pPr>
-        <w:pStyle w:val="BodyText"/>
-      </w:pPr>
-      <w:r>
-        <w:rPr>
-          <w:lang w:val="en-GB"/>
-        </w:rPr>
-        <w:t xml:space="preserve">But imagine yourselves in the school where this sublime doctrine was taught; look at the self-satisfied, self-glorified person who is proclaiming it; see how he has gone on, step by step, till, from a profound idea of some awful, absolute Being, he has passed into the habitual conviction that this Being is himself; he has become his own God. Mark what contempt he manifests for persons about him, what utter inhumanity has grown out of this notion, that he is the very perfection of humanity, that he is above it. Suppose an earnest, enthusiastic disciple, struck with the contradiction, saying to himself,</w:t>
-      </w:r>
-      <w:r>
-        <w:rPr>
-          <w:lang w:val="en-GB"/>
-        </w:rPr>
-        <w:t xml:space="preserve"> </w:t>
-      </w:r>
-      <w:r>
-        <w:rPr>
-          <w:lang w:val="en-GB"/>
-        </w:rPr>
-        <w:t xml:space="preserve">“Is this the devout, the self-losing, absorbed Brahmin whom I was taught to wonder at—whose teaching at first seemed to me so sublime?”</w:t>
-      </w:r>
-      <w:r>
-        <w:rPr>
-          <w:lang w:val="en-GB"/>
-        </w:rPr>
-        <w:t xml:space="preserve"> </w:t>
-      </w:r>
-      <w:r>
-        <w:rPr>
-          <w:lang w:val="en-GB"/>
-        </w:rPr>
-        <w:t xml:space="preserve">In the tumult of his feelings, in the sadness of his disappointment, he goes forth from the school into Nature. What a change he finds there! What a sense of refreshment, freedom, calmness, penetrates through his whole being! Surely he has been living till this time in a close, pent-up atmosphere, thinking only of himself; ever hoping, and hoping in vain, to find his God in himself. But is he not here? What a wonderful order there is through this wide universe; an order of day and night; of seasons of heat and seasons of rain; an order in the planets over our heads; an order in the growth of the flowers at our feet; an order in the overflowings of the mighty river. Yes, his name is the Preserver! Conceive of him under that name—worship him under that name—call him Vishnu: bid men rejoice that they have such an One caring for them. The name, perhaps, had been known before in the Brahminical school. It had been one thought, among many, that Brahma was the preserver of things: now it becomes</w:t>
+        <w:t xml:space="preserve">the chief helps which the Western student possesses for a knowledge of the earliest Hindoo faith. It is important to observe, that while Mr. Colebrooke’s extracts are chiefly taken from the liturgical part of the Vedas, those upon which the late Rammohun Roy raised his argument for the corruption of the later faith, were doctrinal passages. His conclusion, as I have hinted in my Lecture, is therefore unsatisfactory, though it ought not to be called unfair or disingenuous. If he had quoted the prayers which Mr. Colebrooke has made us acquainted with, English readers would no doubt have discredited his boast of the primitive Monotheism of his country. But they would have done so hastily. Those prayers imply a Monotheism as certainly as the direct teaching; and the one may justly be adduced as the interpretation of the other. The question is, what Monotheism? The prayers and doctrine I think make the same answer: a Monotheism which made it impossible to distinguish the object worshipped from the mind of the worshipper, and therefore which implicitly contained, and out of which was inevitably developed, the later Polytheism. We may be thankful to Rammohun Roy for helping us to detect the old faith at the root of one which seems so unlike it, but cannot allow him to confuse us, however innocently, by the use of a phrase, which is susceptible of the most opposite significations.</w:t>
+      </w:r>
+    </w:p>
+    <w:p>
+      <w:pPr>
+        <w:pStyle w:val="BodyText"/>
+      </w:pPr>
+      <w:r>
+        <w:rPr>
+          <w:lang w:val="en-GB"/>
+        </w:rPr>
+        <w:t xml:space="preserve">The translation of the Manu Code, by Sir W. Jones, brings that part of the subject within the reach of all. I hope the reader will verify the account I have given of it by examining it for himself, together with the excellent digest of it, in the first volume of Mr. Elphinstone’s history.</w:t>
+      </w:r>
+    </w:p>
+    <w:p>
+      <w:pPr>
+        <w:pStyle w:val="BodyText"/>
+      </w:pPr>
+      <w:r>
+        <w:rPr>
+          <w:lang w:val="en-GB"/>
+        </w:rPr>
+        <w:t xml:space="preserve">The third Appendix to the history of this eminent statesman contains an admirable commentary upon the Greek accounts of India, contained in the fifteenth book of Strabo, and the Indica of Arrian.</w:t>
+      </w:r>
+    </w:p>
+    <w:p>
+      <w:pPr>
+        <w:pStyle w:val="BodyText"/>
+      </w:pPr>
+      <w:r>
+        <w:rPr>
+          <w:lang w:val="en-GB"/>
+        </w:rPr>
+        <w:t xml:space="preserve">The Vishnu Purana, edited by Professor Wilson, exhibits another and much more recent stage of the mythology—that which I have spoken of as produced by the artificial incorporation of the old faith with the different kinds of worship which had arisen from popular movements and reactions. To trace the progress of these movements with little help from external history, is of course difficult; no one solution of the problem can be certain; all such hints may be useful. The one I have supposed seems to be internally probable and consistent; still there is an objection to it which I have no wish to conceal. Professor Wilson offers reasons for thinking that the Puranas which have the Siva element predominant in them, are considerably older than those which have the Vaishnava characteristics. It may hence be concluded that the Siva worship itself preceded that of Vishnu. If this were the case, I should be wrong in my fancy respecting the first transition from the merely abstracted Brahminical religion to the popular; at least, wrong in assuming what may have been true in a particular case, as explaining the history generally. Other authorities think that the two forms of worship may have had a contemporaneous development in different places; a view not incompatible with the one I have taken, especially as it is assumed on all hands that the names considered as attributes or characters of the divinity, as forms through which he was beheld, existed almost in the first stage of the religion.</w:t>
+      </w:r>
+    </w:p>
+    <w:p>
+      <w:pPr>
+        <w:pStyle w:val="BodyText"/>
+      </w:pPr>
+      <w:r>
+        <w:rPr>
+          <w:lang w:val="en-GB"/>
+        </w:rPr>
+        <w:t xml:space="preserve">The subject of the Philosophical sects among the Hindoos, is treated by Mr. Colebrooke in a series of papers in the first and second Volumes of the</w:t>
       </w:r>
       <w:r>
         <w:rPr>
@@ -1222,195 +521,657 @@
           <w:iCs/>
           <w:lang w:val="en-GB"/>
         </w:rPr>
-        <w:t xml:space="preserve">the</w:t>
-      </w:r>
-      <w:r>
-        <w:rPr>
-          <w:lang w:val="en-GB"/>
-        </w:rPr>
-        <w:t xml:space="preserve"> </w:t>
-      </w:r>
-      <w:r>
-        <w:rPr>
-          <w:lang w:val="en-GB"/>
-        </w:rPr>
-        <w:t xml:space="preserve">name. Hundreds of hearts are ready to welcome it: even the poor Sudra can look up, and feel that it has a sound of blessing to him. And now the older worship becomes, comparatively, obsolete; the young reformer has prevailed. The Brahminical order must take up his doctrine, and proclaim it, and reconcile it as they can with that which they held before: if they do not so, a sect of Vishnu worshippers will form themselves—men will go out into the deserts and proclaim this faith, without respect to the laws of family or caste at all.</w:t>
-      </w:r>
-    </w:p>
-    <w:p>
-      <w:pPr>
-        <w:pStyle w:val="BodyText"/>
-      </w:pPr>
-      <w:r>
-        <w:rPr>
-          <w:lang w:val="en-GB"/>
-        </w:rPr>
-        <w:t xml:space="preserve">In some such way as this, I conceive, the popular Vishnu worship may have supplanted the original Brahma worship. It would be surely hard to say that the alteration was in itself for the worse: yet the effect of it must, undoubtedly, have been to withdraw the idea of divinity from the inner sanctuary in which it had dwelt; to bring it forth into the world. Then temples would be raised, the fruits of the earth offered, with songs and symbols, to the great Preserver. But soon there will have been a fearful re-action against this kind of service. How could the mere feeling of a beneficent Guardian of the Earth help men who were tormented with a sense of inward evil? What was there in such a Being at all corresponding to the dark visions which continually rose before them, whether they looked behind or before, to the past or the future. But was there nothing in Nature which did correspond to these inward agonies, which seemed to be the very echo of them? Were there no frightful floods and earthquakes—was there not a continual process of destruction going on in the universe? Is not death the mighty king to whom all must do homage? Poor worshippers of Vishnu, how miserably you are striving to hide the realities of the world from your eyes—to strew garlands over the grave. You have never yet dared to pronounce the real name: it is Sheeva the Destroyer. If you know your own state, and what you have to fear, you will invoke that name—you will propitiate that divinity. And do not think to approach him with such oblations as are signs of plenty and gladness. It is blood he craves for; the blood of your children and of yourselves. No sacrifices but these can appease his wrath, or abate the misery which he is sending to you, and designing for you. Here was another deep conviction working in the heart of the Hindoo, and destined to produce the most fearful fruits, from generation to generation. The Brahmins could not allay it—could not reduce it under his old notion of the Brahma, the one celestial Intelligence, who spoke only in the Wise. The Sheeva sect rose up in fierce antagonism to the Vishnu sect. He must endeavour to bring the different ideas into reconciliation; to assign the Brahma, the Vishnu, and Sheeva, each a part in the arrangements of Nature, and in the different ages of the universe. Religious books are composed, some with the Vishnu, some with the Sheeva element predominant in them; the former with a gracious, the latter with a stern, forbidding aspect; the first not denying the dark principle—only keeping it in the back-ground; the latter doing homage to the Preserver, but confessing the greater might of the Destroyer.</w:t>
-      </w:r>
-    </w:p>
-    <w:p>
-      <w:pPr>
-        <w:pStyle w:val="BodyText"/>
-      </w:pPr>
-      <w:r>
-        <w:rPr>
-          <w:lang w:val="en-GB"/>
-        </w:rPr>
-        <w:t xml:space="preserve">Soon the unsatisfied heart feels another necessity. If it be true (and can it be denied?) that the Power which divides and annihilates has such a direct influence over the destinies of the world, may not the Preserver yet have somewhere an undisturbed reign; and may he not descend from that region, at certain periods, to claim his rights over this earth too—to create again that which has perished? Is there not a principle of restoration implied in Preservation; nay, in Destruction itself? The animals die, but the race survives: and have there not been in the ages of man periods of deepest calamity, when all things seemed to sink in utter ruin, followed by bright sunny days—the earth coming forth out of darkness into light? These must have been the times of Vishnu’s descent. These animals, we have been told, all exhibit some side or aspect of the divinity, may have been, originally, portions of it. In these he may have appeared. Men may have been able, without becoming absorbed, to behold him, and converse with him. Again, the priest will partly have led the popular conviction, partly have been led by it. He will have arranged the number and method of these Vishnu incarnations, reducing dreams to a system, and sanctioning the hope that there might be an avatar, which should restore all things.</w:t>
-      </w:r>
-    </w:p>
-    <w:p>
-      <w:pPr>
-        <w:pStyle w:val="BodyText"/>
-      </w:pPr>
-      <w:r>
-        <w:rPr>
-          <w:lang w:val="en-GB"/>
-        </w:rPr>
-        <w:t xml:space="preserve">But these dreams were not sufficient. Was not a kind and gracious Rajah, who felt for his poor subjects, one in whom the Divinity was more likely to manifest himself, than in any one of those creatures, however sacred, of which man is practically the master? Have we not always felt that a man was permitted, in some mysterious way, to contemplate the Divine Being—to become one with Him? Why may not He in such a form, so much more beautiful than any other, appear to us? The bright Krishna becomes the centre of innumerable legends. He is felt to be the true form of the Divine Deliverer. As other dreadful apparitions rise up beside Sheeva, and claim the kind of worship which is offered to him—as there comes forth even a Kali to be a patroness of murder, to make strangling a virtue; this image of a friend and protector of the helpless is the more eagerly sought after, and delighted in.</w:t>
-      </w:r>
-    </w:p>
-    <w:p>
-      <w:pPr>
-        <w:pStyle w:val="BodyText"/>
-      </w:pPr>
-      <w:r>
-        <w:rPr>
-          <w:lang w:val="en-GB"/>
-        </w:rPr>
-        <w:t xml:space="preserve">At each step in this process more of the forms and images of outward nature will have been called in, to express the conception of which the heart was full; at each step the theoretic man will have been obliged to incorporate new schemes of the universe, new speculations upon all questions astronomical, geological, physiological, metaphysical, into his theology, in order to connect the later and more popular outgrowths of it with the original root. Nevertheless, it is certain that, amidst all these definite conceptions and idolatrous forms, the primary idea of an Inconceivable, Absolute, Unseen Being, whom it is the highest glory of the holiest man to behold, and in whom he is to be lost, has survived—survived not as a theory of some learned Brahmin, but as so deep and essential an article of popular faith, that all other habitual convictions, nay, the reverence for the Brahminical order itself, which seems worked into the very tissue of Hindoo society, must give place to it. Religious orders, formed without any reference to distinction of castes, shall be followed and reverenced in proportion as this seems to be the end of their existence: the perfectly abstracted Yogi shall be looked upon as greater, in the way to a higher knowledge, than he who can explain all the order of nature. In fact, in the worst form of what may be supposed modern corruptions we may trace the original feeling at work. The woman who gives up herself to death on her husband’s funeral pile, is exhibiting the same deep sense of the necessity of self-abandonment, self-sacrifice, which is implied in the desire of the contemplative man to be absorbed into the Divine Essence.</w:t>
-      </w:r>
-    </w:p>
-    <w:p>
-      <w:pPr>
-        <w:pStyle w:val="BodyText"/>
-      </w:pPr>
-      <w:r>
-        <w:rPr>
-          <w:lang w:val="en-GB"/>
-        </w:rPr>
-        <w:t xml:space="preserve">We have, then, a faith presented to us here, which the more we think of it, the more fairly we consider its apparent anomalies, the more light we receive respecting it from different and contradictory reports, the more heartily and affectionately we sympathize with the feelings of our fellow-men, the more we know of ourselves, will awaken in us the more of reflection, and wonder, and awe. It is the faith not of savages but of men in whose minds respect for learning has occupied all but the highest place; men whose whole commonwealth is modelled upon the notion, that the seer, the learned man, ought to be at the head; that all other people should look up to him. At the same time, these learned men have not been able to devise a belief at their pleasure for those whom they governed. Strong necessities have come forth out of the heart of the people, demanding satisfaction—compelling the wise men to remould their system, yet recognizing the worth and reality of that higher, older principle, which they seem to set at nought. I do not think it would be easy to find a fairer test of those assertions, respecting the religions of mankind, which I proposed to examine.</w:t>
-      </w:r>
-    </w:p>
-    <w:p>
-      <w:pPr>
-        <w:pStyle w:val="BodyText"/>
-      </w:pPr>
-      <w:r>
-        <w:rPr>
-          <w:lang w:val="en-GB"/>
-        </w:rPr>
-        <w:t xml:space="preserve">The first of them—that there are deep truths implied in each of these systems—receives, it seems to me, abundant confirmation from even the hasty glance we have been able to take of Hindooism. In the midst of the extravagancies and horrors which the most favourable testimonies prove it to have brought forth, and which have multiplied, not diminished, as it has expanded, we have been able to trace some convictions so sacred, so bound up in the heart of the people for thousands of years, as to sustain the credit of monstrous fictions, to make tormenting practices endurable; convictions which have been able to create and perpetuate a complicated form of society, and to defy the power of victorious invaders.</w:t>
-      </w:r>
-    </w:p>
-    <w:p>
-      <w:pPr>
-        <w:pStyle w:val="BodyText"/>
-      </w:pPr>
-      <w:r>
-        <w:rPr>
-          <w:lang w:val="en-GB"/>
-        </w:rPr>
-        <w:t xml:space="preserve">But it is affirmed next, that these deep convictions will in time disengage themselves from the theological element in which they dwell; that theology being only an inadequate attempt to explain the phenomena of the universe. Now, I have been careful that you should notice how much of the Hindoo system is an attempt to explain the phenomena of the universe; it was scarcely necessary for me to remark how ineffectual a one. But, if you have followed the course of my observations, still more, if you have made observations for yourselves, you will, I think, be convinced that these theories about the world are precisely the nontheological element of the system; precisely that which has been added to the theology, and become a part of it, in consequence of the inability of the Hindoo to distinguish between God and the world. His inward convictions, from first to last, have had reference to the Absolute, Unseen God, and to his relations with man. The drapery of these convictions has been his doctrine about Nature. Nor can that idolatrous, degrading, often filthy drapery ever be cast away, unless it can be shewn him that the theological riddles, for which he has been seeking a solution in Nature so long, and not finding it—which are bound up with the deepest wants of his heart, can receive their explanation somewhere else.</w:t>
-      </w:r>
-    </w:p>
-    <w:p>
-      <w:pPr>
-        <w:pStyle w:val="BodyText"/>
-      </w:pPr>
-      <w:r>
-        <w:rPr>
-          <w:lang w:val="en-GB"/>
-        </w:rPr>
-        <w:t xml:space="preserve">But, most of all, the notion that all ideas respecting an unseen world are produced by the religious faculty in man, might seem to receive countenance from the Hindoo records. How active that faculty has been, what worlds it has called into existence, whilst there were no outward transactions to relate, or no one to relate them, we have indeed seen. The Hindoo in action the idlest, is in imagining, dreaming, combining, the most busy of all human creatures. But is this all we have learnt? Have we not found also an assurance in the mind of these people that all the efforts of thought in them must originate in a communication from above, and require fresh communications to meet them? In the thinking, or reasoning, or religious faculty, call it what you will—or, as I should say, in the man’s own heart, in his inmost being—have arisen desires and longings after converse with the unseen world, with some living being in that unseen world, with some one between whom and himself he feels there is a relation. His religious books echo the cry; they mutter a half response to it: but the response is only the question thrown into a more definite form. The highest student meditates on the problem, and repeats his own thoughts; or, more probably, what some ancient person, who meditated and conversed with the Divinity, said about it; or what some other said that he said. The circle is a very weary one; if we calmly consider it, and what kind of comfort those receive who are ever revolving in it, we shall confess that the Hindoo is right in his belief, that the wisdom of which he sees the image and reflection must speak and declare itself to him; that he cannot always be left to grope his way amidst the shadows which it casts in his own mind, or in the world around him. I ask nothing more than the Hindoo system and the Hindoo life as evidence that there is that in man which demands a revelation—that there is not that in him which makes the revelation. I ask no clearer proof of the fact, that whenever the religious feeling or instinct in man works freely, without an historical revelation, it must beget a system of priestcraft. It must be satisfied by God, or overlaid by man, or stifled altogether.</w:t>
-      </w:r>
-    </w:p>
-    <w:p>
-      <w:pPr>
-        <w:pStyle w:val="BodyText"/>
-      </w:pPr>
-      <w:r>
-        <w:rPr>
-          <w:lang w:val="en-GB"/>
-        </w:rPr>
-        <w:t xml:space="preserve">The question still remains: Is the help to this state of things to come from within the system? I hinted that there are, or have been, Hindoo patriots who have dreamed of bringing back the first state of Brahminism, setting up the Monotheism of the older Vedas, sweeping away the accumulations of centuries. But if the original Brahminism itself contained the great puzzle of all subsequent ages; if the Monotheism of the Vedas admitted the doubt whether man, nay, whether all things might not be parts of the Divinity; if those accumulations of centuries were the inevitable results of anxieties which men could only quell by destroying themselves, it seems somewhat unreasonable to go back to the beginning of a series, every step of which, so far as we can tell, would have to be repeated. Or, if the notion be, that some form of Monotheism, not involving the idea of direct connection between God and Man, or God and Nature, might supersede the existing superstition, is it not playing with words to speak of this as a revival or restoration? must it not be simply a denial of the fundamental principle of the whole system? We need not, however, enter upon this subject at present, for both these experiments have been made under every possible advantage. Buddhism, a doctrine to which I hope to devote a separate Lecture, may, at least under one of its aspects, be regarded as a formal effort to revive the original Brahminical idea; an effort not without very important results, which have affected a large portion of the world; but which have not displaced Hindooism in its proper soil, and which, I think, we shall find are scarcely what any modern Hindoo reformer would desire to produce. To the other experiment I have alluded already—it is that of Mahometanism. A considerable number of the Hindoo race were converted to this faith, and profess it to this day. But it could take no hold of the heart of the people, for it solved no one difficulty which was perplexing them; it affirmed a truth which staggered them, and before which they bowed; one, however, which in this form coalesced with scarcely any conditions of their intellectual or of their moral being.</w:t>
-      </w:r>
-    </w:p>
-    <w:p>
-      <w:pPr>
-        <w:pStyle w:val="BodyText"/>
-      </w:pPr>
-      <w:r>
-        <w:rPr>
-          <w:lang w:val="en-GB"/>
-        </w:rPr>
-        <w:t xml:space="preserve">Whether Christianity can do for the Hindoo what these systems have not done, is a question for our future consideration. One or two remarks I would make here which may remove some difficulties from that enquiry, and which seem to arise naturally out of the present subject. I cannot feel surprise that the statesmen and scholars of British India, observing the failure of the Mahometans to overthrow the faith and institutions of this strange people, should have pressed strongly upon their own government the duty of respecting what it had not power to subvert. I cannot believe that an indifference to evils which were continually before their eyes, or a feeling that the safety of English dominion is the highest of all considerations, can have induced men often of the greatest cultivation and humanity to protest against the efforts which some of their countrymen were making to spread the faith of Europe in the East. It is much pleasanter, and surely more reasonable, to believe that they felt there was something hard-hearted, almost impious, in trampling upon convictions which had struck root into the soil for many thousand years, which had created the whole fabric of society. For such a feeling one is bound to entertain the greatest respect; only I think men generally so clear-sighted must by this time have perceived that there was an important oversight in the inference which they drew from it. No doubt it is a very serious thing to assault the belief, even the prejudices, of any ancient people. But this assault had already been made; every circumstance which brought Englishmen into contact with the Hindoo was a repetition of it. When all nature is peopled with divinities it does not require an adverse theologian to wound the prejudices of the worshipper,—the army commissary, the judge, the ordinary traveller, must interfere with them continually. Above all, when it came to be perceived, as it would of course be in time perceived by any benevolent government, that Englishmen ought not to be settled in a country without communicating to its inhabitants some portion of that knowledge which they possess so largely; or rather, when it was found that a people so eager for information, so quick in receiving it as the Hindoos, would not be content until they had learnt the secret of our mechanical achievements,—it was certain that some cherished tenet must be outraged, some express statement in the religious books contradicted, if the teacher of European science advanced beyond his alphabet. Such considerations do not prove that the idea of respecting a people’s convictions is a false one: they show only that there are certain accidents of these convictions which we are not only permitted, but obliged, to make light of. Just in proportion to that necessity which is laid upon us for showing the Hindoo that visible things cannot be treated with the reverence which he has been taught to feel for them, should be our desire and determination to preserve him from the danger to which he is certainly exposed, of thinking that all the questionings of his fathers respecting the invisible world had no purpose or meaning. These questionings belong to the most radical portion of the Hindoo mind; in them you see what the Hindoo is, what his existence means, and how he has been able to stamp such an image of himself upon society. To these questionings he owes the activity of his intellect and imagination when all his other tendencies and his outward circumstances would make him indolent—hence have arisen his love of letters and his desire for science. But the time has evidently come when he cannot be questioning merely; he must have answers. I contend that he who is able to give them is not a destroyer, but a preserver; that he will have a right to boast of having upheld all that was strongest and most permanent in the Hindoo life and character, while other influences, however innocently and inevitably, were threatening to undermine them. I concede with equal readiness, that if Christianity do not offer these answers, it cannot make this boast; it must leave to some other instrument the work of regenerating Hindostan. As the question is brought to this test, let us gather up in a few words the enigmas which have tormented the Hindoo so long, and of which, for the sake of his practical life, he demands a solution.</w:t>
-      </w:r>
-    </w:p>
-    <w:p>
-      <w:pPr>
-        <w:pStyle w:val="BodyText"/>
-      </w:pPr>
-      <w:r>
-        <w:rPr>
-          <w:lang w:val="en-GB"/>
-        </w:rPr>
-        <w:t xml:space="preserve">First, he has had the deepest assurance that God must be an Absolute and Living Being, who can be satisfied with nothing less perfect than himself; and yet he has an equally deep conviction that this Absolute and Eternal Being cannot merely live in self-contemplation; that there must be some object in which He sees His image reflected. The thought is expressed with great earnestness and beauty in one of the early Vedas, where Brahm is introduced seeking for the image of himself. The words which are imputed to him express the strong feeling, that a merely solitary, self-seeking, abstracted being would be one whom a man, experiencing his own need of sympathy and fellowship, could not bear to contemplate. The thought expands itself through the whole Hindoo mythology. It utters itself from the beginning in the idea of a Brahma, as well as a Brahm; it gives birth to all the later notions of goddesses dwelling beside the gods. If no voice comes from the secret place to interpret this mighty contradiction which the learned man has perceived, which the most ignorant Hindoo feels, their thoughts of God and their human life must continue a hopeless maze.</w:t>
-      </w:r>
-    </w:p>
-    <w:p>
-      <w:pPr>
-        <w:pStyle w:val="BodyText"/>
-      </w:pPr>
-      <w:r>
-        <w:rPr>
-          <w:lang w:val="en-GB"/>
-        </w:rPr>
-        <w:t xml:space="preserve">For the perplexity which grows out of this lies close to personal, as well as social existence. “May not man himself be this partner of the Divinity? If he is, what means that deep assurance of a Divinity retired within the sanctity and awfulness of his own nature?—if he is not, what mean these yearnings in the spirit after the knowledge of him; this promise in the heart that it may be attained; this discontent while it is wanting? It is an idle thing to cut this knot by affirming either principle and denying the other; all confusions, theoretical and practical, of the Hindoo arise from the attempt to do this, and from the experience of its impossibility; only if you can shew that they have been reconciled, and how, will you lead him to any clearness or freedom. Man has this glorious faculty; but a portion of men seem without it. It must dwell in a caste; the rest must be cut off from it. Leave this thought to work, and it will bring forth the fruits which it has brought forth hitherto. The modern Hindoo, with his European culture and science, will be just as contemptuous to all who want his information and intellect as the Brahmins of old; the twice-born notion may change its form, in effect it will be as rampant and tyrannical as ever. You cannot extirpate it, until you justify it—until you can shew that some eternal truth lies in the distinction, and yet that it excludes no human creature; that it asserts the common privilege of Brahmin and Sudra.</w:t>
-      </w:r>
-    </w:p>
-    <w:p>
-      <w:pPr>
-        <w:pStyle w:val="BodyText"/>
-      </w:pPr>
-      <w:r>
-        <w:rPr>
-          <w:lang w:val="en-GB"/>
-        </w:rPr>
-        <w:t xml:space="preserve">Then we come to another set of questions—This Absolute Being, what manner of being is he? If it be true that he stands in some relation to us and the world, in what relation? Is he benignant, or hateful? is he a preserver or destroyer? You cannot answer the question with any vague flourishes of rhetoric. The Hindoo is willing enough to acknowledge a kind and gracious ruler, but the worshipper of Sheeva meets you with a set of facts. Here is misery, here is death. You must encounter these facts—you cannot blink them. You must be able to say—</w:t>
-      </w:r>
-      <w:r>
-        <w:rPr>
-          <w:lang w:val="en-GB"/>
-        </w:rPr>
-        <w:t xml:space="preserve">“I can shew that this misery and death do not interfere with the idea of a God of Order, Mercy, Love; I can shew it by practical tokens and demonstrations;”</w:t>
-      </w:r>
-      <w:r>
-        <w:rPr>
-          <w:lang w:val="en-GB"/>
-        </w:rPr>
-        <w:t xml:space="preserve"> </w:t>
-      </w:r>
-      <w:r>
-        <w:rPr>
-          <w:lang w:val="en-GB"/>
-        </w:rPr>
-        <w:t xml:space="preserve">otherwise you must leave the sects to fight on for ever, with a tolerable certainty that the darker will in general have the ascendency. Again, the idea of a struggle between life and death, order and disorder, good and evil, and of the victory having been achieved by the God actually descending into the battle-field, and himself taking part in the strife; the idea that he must assume some form which is subject to all the accidents of earthly calamity; this is one which a European may easily scoff at, when he sees it presented to him in the Hindoo stories, and, doubtless, he will find many a learned Brahmin who is ready, with more or less reserve, to scoff too, nay, to represent such a notion as quite incompatible with the higher Brahminical theology. But let it be well considered that a stern demand of the popular conscience carries with it a very mighty witness; if the learned order bows to that demand, allows the people to clothe their inward belief in their own shapes, and reduces their crudities to a system, we may be sure that the faith of the taught is stronger and more vital than that of the teacher: it may be grosser, but it must contain, at least, as real an element. Except this part of the Hindoo conviction can be recognized; unless it can be shewn how the belief of such a divine descent is compatible with the highest idea any Brahmin can entertain of the divine perfection, or of man’s spirit being intended to ascend to the apprehension and participation of it; I cannot see how the Hindoo race can ever be permanently raised above its present degradation, or how that respect and justice, which have been so passionately demanded for the faith and institutions of centuries, can be practically rendered. Once more—It is, undoubtedly, a right thing in a government to suppress, by actual edict and physical force, human sacrifices. The Roman, tolerant as he was of all polytheistic systems in the provinces, took this course in our own country when he was dealing with the practices of Druidical worship. But neither by this act, nor by establishing municipal institutions in Britain, nor by building and encouraging the natives to build baths, and porticoes, and temples, did he provide any real substitute for those dark, mysterious thoughts of the unseen world, which had haunted the mind of the Celt under his oaks, and which found a fearful expression in these sacrifices. Those thoughts were the stamina of the British heart; when an external civilization expelled them, what remained was a feeble colony, groaning for help to the masters who could give it help no longer; a colony which needed to have all its arts and polish destroyed by a people possessing some real faith, some inward strength, that the soil might, by this process, be prepared to bear genuine native fruits. It will be the same with Hindostan, if, while we put down the burnings of widows, and bestow a culture which makes such practices disgusting, we are not able to shew them what is the true form of self-immolation, and how wife, and maiden, and widow—how men, whether called to the contemplative, or active life, may practise it.</w:t>
-      </w:r>
-    </w:p>
-    <w:p>
-      <w:pPr>
-        <w:pStyle w:val="BodyText"/>
-      </w:pPr>
-      <w:r>
-        <w:rPr>
-          <w:lang w:val="en-GB"/>
-        </w:rPr>
-        <w:t xml:space="preserve">I know that I am asking no light thing of any faith when I say, All this it must do if it is to satisfy the heart and conscience of this Asiatic people. But let me ask you, before I conclude, whether a faith which does less than this can satisfy your hearts and consciences? We are in a world of action, and energy, and enterprize, more unlike that dreaming and speculative world we have been hearing of than the soil and climate of England are unlike those of Hindostan. And yet, I will be bold to say it, the same thoughts which stir the spirit of the Indian sage and the Indian Sudra, are working secretly beneath all our bustling life, are affecting the councils of statesmen, are entering into the meditations of the moralists and metaphysicians who most despise theology; in another form, are disturbing the heart of the country peasant, and the dweller in St. Giles’s. They are such questions as these—What do we worship? A dream, or a real Being? One wholly removed from us, or one related to us? Is He a Preserver, or a Destroyer? Has Death explained its meaning to us, or is it still a horrible riddle? Is it still uncertain whether Life or Death is master of the world, or how has the uncertainty been removed? What is the evil which I find in myself? Is it myself? Must I perish in order that it may perish, or can it be in any wise separated from me? Can I give up myself, and yet live? What are these desires which I feel in myself for something unseen, glorious, and perfect? Are they all phantasy, or can they be realized? If they can, by what means? Has He to whom they point made himself known to me? How am I connected with Him? Must I utterly renounce all the things about me, that I may be absorbed into Him, or is there any way in which I can devote them and myself to Him, and only know Him the better by fulfilling my place among them? These are the great human questions; distance in time and space does not affect them; if we are not concerned with them, it is because we have not yet ceased to be savages, or because we are returning, through an extreme civilization, into the state of savages: if they do occupy us, we shall find that there can be but one answer to them for the Englishman and the Hindoo.</w:t>
+        <w:t xml:space="preserve">Royal Asiatic Transactions</w:t>
+      </w:r>
+      <w:r>
+        <w:rPr>
+          <w:lang w:val="en-GB"/>
+        </w:rPr>
+        <w:t xml:space="preserve">. These papers (which should be compared with the paper on the Vedanta System, by Col. Vans Kennedy, Vol. III. p. 412) are full of interest.</w:t>
+      </w:r>
+    </w:p>
+    <w:p>
+      <w:pPr>
+        <w:pStyle w:val="BodyText"/>
+      </w:pPr>
+      <w:r>
+        <w:rPr>
+          <w:lang w:val="en-GB"/>
+        </w:rPr>
+        <w:t xml:space="preserve">These writings of actual observers should, I think, be studied before the speculations of even the most intelligent thinkers. But I should be ungrateful if I did not say that the passages on India in the Mythologies of Baur and Windischmann, and</w:t>
+      </w:r>
+      <w:r>
+        <w:rPr>
+          <w:rStyle w:val="FootnoteReference"/>
+        </w:rPr>
+        <w:footnoteReference w:id="13"/>
+      </w:r>
+      <w:r>
+        <w:rPr>
+          <w:lang w:val="en-GB"/>
+        </w:rPr>
+        <w:t xml:space="preserve"> </w:t>
+      </w:r>
+      <w:r>
+        <w:rPr>
+          <w:lang w:val="en-GB"/>
+        </w:rPr>
+        <w:t xml:space="preserve">still more in Hegel’s Philosophy of History, with the little book of Frederick Schlegel, called Die Indien, have illuminated many dark and dull reports, and have enabled me to feel the connexion between the thoughts of other periods and countries and those which characterise our own times.</w:t>
+      </w:r>
+    </w:p>
+    <w:p>
+      <w:pPr>
+        <w:pStyle w:val="BodyText"/>
+      </w:pPr>
+      <w:r>
+        <w:rPr>
+          <w:lang w:val="en-GB"/>
+        </w:rPr>
+        <w:t xml:space="preserve">The temptation to speak of Buddhism merely or chiefly in this connexion, is one which I was aware of when I entered upon it, in my third Lecture, and which I have striven to resist. I am sure that any advantage that we may derive from a comparison of the difficulties which have beset Asiatics in different ages, with those which are besetting Europeans now, must depend upon the earnestness with which we determine, first to understand the former in themselves. If we are more eager to make applications, than to ascertain what we have to apply, we may write a polemical treatise which will convince all who agreed with us before and will furnish writers in reviews, who have exhausted their old arguments of invective against some opponent, with a set of new phrases; but we shall not remove one perplexity from any earnest mind; we shall only throw into it a new element of confusion. The ultimate tendencies of Buddhism to entire evaporation, to mere negation, are manifest enough. The like tendencies assuredly exist, perhaps are becoming stronger every day, in Christendom. But to take the result of a certain doctrine or habit of mind, without considering its stages, varieties, counteractions; its lights as well as its shadows; how it weaves for itself at one time a dogmatic or sacerdotal vesture: how it sinks at another into a mere speculation; above all, what an Eternal Verity keeps it alive in all its forms; is not using it for the warning and instruction of men, but turning it into a mask for frightening children. If it is well for us to show what possibilities lurk in Buddhism because they lurk in us, still more ought we to consider its actual history, because it is the history of a process which may be passing in the minds of persons whom we are most ready to think of as having reached the last development of unbelief; because it may be going on in us when we are giving ourselves credit for the greatest amount of faith.</w:t>
+      </w:r>
+    </w:p>
+    <w:p>
+      <w:pPr>
+        <w:pStyle w:val="BodyText"/>
+      </w:pPr>
+      <w:r>
+        <w:rPr>
+          <w:lang w:val="en-GB"/>
+        </w:rPr>
+        <w:t xml:space="preserve">Entering upon the subject with these feelings, I desired to hear of Buddhism not in digests, which represented it as a system at rest, but from intelligent observers who saw it in motion and described its different appearances. The papers on the subject in the Royal Asiatic Society are for this purpose invaluable, especially those of Mr. Hodgson, to which I have referred in the text (Transactions, Vol. II. p. 222); that on Buddha and the Phrabat by Captain Low (Vol. II. p. 57); that on the consecration of priests by Mr. Knox (Vol. III. p. 271); the disputations respecting Caste by a Buddhist (Vol. II. p. 160). To these may be added different accounts of the Lama in Asiatic Researches, (Vol. I. p. 197, and XVI. pp. 522–524,) and the later narrative of Mr. Turner. For a general statement, I know nothing better than the article on Buddhism, in the Penny Cyclopedia. Dr. Pritchard’s works will supply valuable information upon this as upon most other subjects. Of course it would be absurd to slight the French writers upon Buddhism, though on a subject which offers such facilities for systematising, and in which systematising is so likely to mislead, it may be lawful to view them with some suspicion.</w:t>
+      </w:r>
+    </w:p>
+    <w:p>
+      <w:pPr>
+        <w:pStyle w:val="BodyText"/>
+      </w:pPr>
+      <w:r>
+        <w:rPr>
+          <w:lang w:val="en-GB"/>
+        </w:rPr>
+        <w:t xml:space="preserve">Of the Confucian doctrine, on the other hand, they are probably the best, as they are the most zealous and enthusiastic expounders. The Quatre Livres of Confucius, translated by Pothier, is a moderately-sized and readable book, and the preface to it is very useful and instructive. The Chinese reverence of paternal authority is abundantly illustrated in the fourth volume of the Mémoires sur les Chinois, par les Missionaires de Pekin. All our recent writers, Davis, Medhurst, Gutzlaff, though valuable in reference to China generally, are rather vague and unsatisfactory on the subject of its religion. The Chinese exhibition at Knightsbridge is, in this respect, more valuable than any of them.</w:t>
+      </w:r>
+    </w:p>
+    <w:p>
+      <w:pPr>
+        <w:pStyle w:val="BodyText"/>
+      </w:pPr>
+      <w:r>
+        <w:rPr>
+          <w:lang w:val="en-GB"/>
+        </w:rPr>
+        <w:t xml:space="preserve">The recent interpretation of the arrow-headed inscriptions at Persepolis by Major Rawlinson will add, no doubt, greatly to our knowledge of the Persian or Zend doctrines. They seem to confirm the opinion which was so long entertained upon other grounds, that Darius Hystaspes was an instrument in the restoration of the true Persian faith, after it had been subverted by the Pseudo Smerdis. It seems also clearer than it was before, that the reformation, which is connected with the name of Zoroaster, consisted mainly in the assertion of the absolute supremacy of Ormuzd. It does not follow that Ahriman worship was prohibited or wholly denounced: that it was continually reappearing in the popular mind, is evident. The later Magian faith may have been an attempt to reconcile the reformed with the popular doctrine; or rather, may it not be supposed, that Zoroaster’s was the regal creed, and that the priests never more than partially recognized it?</w:t>
+      </w:r>
+    </w:p>
+    <w:p>
+      <w:pPr>
+        <w:pStyle w:val="BodyText"/>
+      </w:pPr>
+      <w:r>
+        <w:rPr>
+          <w:lang w:val="en-GB"/>
+        </w:rPr>
+        <w:t xml:space="preserve">What has been said respecting the three cycles of Egyptian gods, is explained at large in the Aegypten of Chevalier Bunsen, Vol. 1. p. 423—433. He has a remark (p. 432) upon the mistaken effort to form Triads in different mythologies, by bringing together gods from different localities, or periods of history, which I have found very useful. Keeping it in memory, I think I have learnt more to find in the Triad, an interpretation of all mythology, than if I had laboured ever so diligently to find parallels for it in the external parts of the systems.</w:t>
+      </w:r>
+    </w:p>
+    <w:p>
+      <w:pPr>
+        <w:pStyle w:val="BodyText"/>
+      </w:pPr>
+      <w:r>
+        <w:rPr>
+          <w:lang w:val="en-GB"/>
+        </w:rPr>
+        <w:t xml:space="preserve">If I had been writing a history instead of a lecture, it would have behoved me, when speaking of the relations of Christianity with Persia, to have noticed the Nestorian missions in that country. I believe the history of these missions would throw an important light upon the whole subject; but it would have led me into many details, which, especially in a recapitulation, I was anxious to avoid. To pass over any facts merely because they might tend to the honour of heretics, would be grossly inconsistent with the professions, and, I hope, with the spirit of these Lectures</w:t>
+      </w:r>
+      <w:r>
+        <w:rPr>
+          <w:rStyle w:val="FootnoteReference"/>
+        </w:rPr>
+        <w:footnoteReference w:id="14"/>
+      </w:r>
+      <w:r>
+        <w:rPr>
+          <w:lang w:val="en-GB"/>
+        </w:rPr>
+        <w:t xml:space="preserve">.</w:t>
+      </w:r>
+    </w:p>
+    <w:p>
+      <w:pPr>
+        <w:pStyle w:val="BodyText"/>
+      </w:pPr>
+      <w:r>
+        <w:rPr>
+          <w:lang w:val="en-GB"/>
+        </w:rPr>
+        <w:t xml:space="preserve">I ought to have said, when speaking of Rammohun Roy, that his Tracts were written originally for his own countrymen, not for Englishmen. They were first printed in Calcutta: collected and republished in London, I believe under his direction, in 1832.</w:t>
+      </w:r>
+    </w:p>
+    <w:bookmarkEnd w:id="15"/>
+    <w:bookmarkStart w:id="16" w:name="lecture-i.-mahometanism"/>
+    <w:p>
+      <w:pPr>
+        <w:pStyle w:val="Heading2"/>
+      </w:pPr>
+      <w:r>
+        <w:rPr>
+          <w:lang w:val="en-GB"/>
+        </w:rPr>
+        <w:t xml:space="preserve">LECTURE I. Mahometanism</w:t>
+      </w:r>
+    </w:p>
+    <w:p>
+      <w:pPr>
+        <w:pStyle w:val="FirstParagraph"/>
+      </w:pPr>
+      <w:r>
+        <w:rPr>
+          <w:lang w:val="en-GB"/>
+        </w:rPr>
+        <w:t xml:space="preserve">In the year 1691 Robert Boyle directed by a Codicil to his Will</w:t>
+      </w:r>
+      <w:r>
+        <w:rPr>
+          <w:lang w:val="en-GB"/>
+        </w:rPr>
+        <w:t xml:space="preserve"> </w:t>
+      </w:r>
+      <w:r>
+        <w:rPr>
+          <w:lang w:val="en-GB"/>
+        </w:rPr>
+        <w:t xml:space="preserve">“that eight Sermons should be preached each year in London for proving the Christian Religion against notorious Infidels, to wit, Atheists, Theists, Pagans, Jews and Mahometans; not descending lower to any controversies that are among Christians themselves.”</w:t>
+      </w:r>
+      <w:r>
+        <w:rPr>
+          <w:lang w:val="en-GB"/>
+        </w:rPr>
+        <w:t xml:space="preserve"> </w:t>
+      </w:r>
+      <w:r>
+        <w:rPr>
+          <w:lang w:val="en-GB"/>
+        </w:rPr>
+        <w:t xml:space="preserve">He desired</w:t>
+      </w:r>
+      <w:r>
+        <w:rPr>
+          <w:lang w:val="en-GB"/>
+        </w:rPr>
+        <w:t xml:space="preserve"> </w:t>
+      </w:r>
+      <w:r>
+        <w:rPr>
+          <w:lang w:val="en-GB"/>
+        </w:rPr>
+        <w:t xml:space="preserve">“that the preacher of these Sermons should be assisting to all companies, and encouraging of them in any undertaking for propagating the Christian Religion to foreign parts;”</w:t>
+      </w:r>
+      <w:r>
+        <w:rPr>
+          <w:lang w:val="en-GB"/>
+        </w:rPr>
+        <w:t xml:space="preserve"> </w:t>
+      </w:r>
+      <w:r>
+        <w:rPr>
+          <w:lang w:val="en-GB"/>
+        </w:rPr>
+        <w:t xml:space="preserve">and</w:t>
+      </w:r>
+      <w:r>
+        <w:rPr>
+          <w:lang w:val="en-GB"/>
+        </w:rPr>
+        <w:t xml:space="preserve"> </w:t>
+      </w:r>
+      <w:r>
+        <w:rPr>
+          <w:lang w:val="en-GB"/>
+        </w:rPr>
+        <w:t xml:space="preserve">“further, that he should be ready to satisfy such real scruples as any may have concerning these matters, and to answer such objections and difficulties as may be started, to which good answers have not yet been made.”</w:t>
+      </w:r>
+    </w:p>
+    <w:p>
+      <w:pPr>
+        <w:pStyle w:val="BodyText"/>
+      </w:pPr>
+      <w:r>
+        <w:rPr>
+          <w:lang w:val="en-GB"/>
+        </w:rPr>
+        <w:t xml:space="preserve">The second of these clauses seems to explain the intention of the first. The objections to Christianity urged by Jews, Pagans and Mahometans, were not, perhaps, likely to perplex an ordinary Englishman. But England, in the 17th century, was becoming more and more a colonizing country. The American settlements were increasing in importance every year. The East India Company had already begun its career of commerce, if not of conquest. In his own particular department of natural science Boyle observed the most steady progress; no one was doing more to accelerate it than himself. He would naturally divine, that an advancement, not less remarkable, must take place in another course, in which the interests of men were far more directly engaged. He must have felt how much the student in his closet was helping to give speed to the ships of the merchant, and to discover new openings to his ambition. As a benevolent man he could not contemplate accessions to the greatness and resources of his country, without longing that she might also be conscious of her responsibility, that she might bring no people within the circle of her government whom she did not bring within the circle of her Light. Accordingly, we find him offering frequent encouragement by his pen and purse to the hard-working missionaries who were preaching the Gospel among the North American Indians. Cheering words, pecuniary help, and faithful prayers, might be all which these teachers of savages could ask from their brethren at home. But Boyle knew that difficulties which they would rarely encounter must continually present themselves to those who came in contact with the Brahmin in Hindostan, with the Mussulman both in Europe and Asia, with the Jew in every corner of the globe. A man who thought lightly or contemptuously of any of these, or of their arguments—who had not earnestly considered what they would have to say, and what he had to tell them—could not be expected to do them much good. Moreover, Boyle was too well acquainted with philosophical men, with the general society of England, and with his own heart, not to be aware that there was another kind of opposition more formidable than this, which the proposal to diffuse Christianity abroad must struggle with. Was the gift worth bestowing? Were we really carrying truth into the distant parts of the earth when we were carrying our own faith into them? Might not the whole notion be a dream of our vanity? Might not particular soils be adapted to particular religions? and might not the effort to transplant one into another involve the necessity of mischievous forcing, and terminate in inevitable disappointment? Might not a better day be at hand, in which all religions alike should be found to have done their work of partial good, of greater evil, and when something much more comprehensive and satisfactory should supersede them? Were not thick shadows overhanging Christendom itself, which must be scattered before it could be the source of light to the world?</w:t>
+      </w:r>
+    </w:p>
+    <w:p>
+      <w:pPr>
+        <w:pStyle w:val="BodyText"/>
+      </w:pPr>
+      <w:r>
+        <w:rPr>
+          <w:lang w:val="en-GB"/>
+        </w:rPr>
+        <w:t xml:space="preserve">Such questions as these Boyle must often have heard propounded by others; but the deepest and most painful suggestion of them had been to himself. He tells us, in the sketch of an European tour written under the name of Philaretus, that</w:t>
+      </w:r>
+    </w:p>
+    <w:p>
+      <w:pPr>
+        <w:pStyle w:val="BlockText"/>
+      </w:pPr>
+      <w:r>
+        <w:rPr>
+          <w:lang w:val="en-GB"/>
+        </w:rPr>
+        <w:t xml:space="preserve">“when he was still a young man, after he had visited other places, his curiosity at last led him to those wild mountains where the first and chiefest of the Carthusian abbeys is seated; where the devil, taking advantage of that deep raving melancholy befitting so sad a place, his humour, and the strange stories and pictures he found there of Bruno, the father of that order, suggested such strange and hideous thoughts, and such distracting doubts of some of the fundamentals of Christianity, that though his looks did little betray his thoughts, nothing but the forbiddingness of self-dispatch hindered his acting it. But, after a tedious languishment of many months in this tedious perplexity, at last it pleased God one day he had received the Sacrament to restore unto him the withdrawn sense of his favour. But, though Philaretus ever looked upon these impious suggestions rather as temptations to be resisted than as doubts to be resolved, yet never did these fleeting clouds cease now and then to darken the clearest serenity of his quiet; which made him often say that injections of this nature were such a disease to the faith as toothache is to the body, for though it be not mortal, it is very troublesome. However, as all things work together for good to them that love God, Philaretus derived from this anxiety the advantage of groundedness in his religion; for the perplexity his doubts created obliged him to remove them—to be seriously inquisitive of the truth of the very fundamentals of Christianity, and to hear what both Jews and Turks, and the chief sects of Christians, could allege for their several opinions; that so, though he believed more than he could comprehend, he might not believe more than he could prove, and not owe the steadfastness of his faith to so poor a cause as the ignorance of what might be objected against it. He said, speaking of those persons who want not means to enquire and abilities to judge, that it was not a greater happiness to inherit a good religion, than it was a fault to have it only by inheritance, and think it the best because it is generally embraced, rather than embrace it because we know it to be the best. That though we cannot always give a reason for what we believe, yet we should be ever able to give a reason why we believe it. That it is the greatest of follies to neglect any diligence that may prevent the being mistaken where it is the greatest of miseries to be deceived. That how dear soever things taken upon the score are sold, there is nothing worse taken up upon trust than religion, in which he deserves not to meet with the true one that cares not to examine whether or no it be so.”</w:t>
+      </w:r>
+      <w:r>
+        <w:rPr>
+          <w:lang w:val="en-GB"/>
+        </w:rPr>
+        <w:t xml:space="preserve"> </w:t>
+      </w:r>
+      <w:r>
+        <w:rPr>
+          <w:lang w:val="en-GB"/>
+        </w:rPr>
+        <w:t xml:space="preserve">(Works, Vol. 1., p. 12.)</w:t>
+      </w:r>
+    </w:p>
+    <w:p>
+      <w:pPr>
+        <w:pStyle w:val="FirstParagraph"/>
+      </w:pPr>
+      <w:r>
+        <w:rPr>
+          <w:lang w:val="en-GB"/>
+        </w:rPr>
+        <w:t xml:space="preserve">It is evident, I think, that a comparison of religious systems undertaken by a man who had just passed through so tremendous a conflict, and who had no professional motive for entering upon it, must have been something very different from a dry legal enquiry respecting the balance of probabilities in favour of one or the other. I do not mean that Boyle will not have brought to this subject all the habits of patient investigation which he ordinarily applied to the study of physical phenomena. The very anguish of his mind made it essential that he should seek for a real standing ground; and that he should not therefore strain facts for the sake of arriving at an agreeable conclusion. Indeed, it is difficult to say which conclusion would seem most agreeable to a man exercised as he was: there would be at times a bias of understanding, and even affection, as strong against Christianity, as his education could create in favour of it. But, undoubtedly, his object in questioning these different schemes of belief will have been to ascertain what each of them could do for him; what there was in it to meet the demands of his heart and reason. It was no occasion for clever special pleading; the question was to him one of life and death: when he had once resolved it, the next duty was to act upon his conviction, and to strive that all men should be better for that, which he, because he was a man, had found to be needful for himself. Upon this principle he founded these Lectures. The truth of which he had become assured, was, he believed, a permanent one; the next generation would need it as much as his own. He did not suppose that the actual relation in which that truth stood to different systems of belief could alter. But it did not follow that the enquiry respecting the nature of that relation would be exhausted in his day. As new regions unfolded themselves to European adventure, new facts, modifying or changing previous notions respecting the faiths which prevailed in them, might come to light; fresh and more trying experiences might make the past more intelligible; the same doubts respecting the justice, wisdom, or possibility of bringing other men into our religious fellowship which presented themselves to his contemporaries, might appear again and again in very different shapes, and appealing to even opposite feelings and tempers.</w:t>
+      </w:r>
+    </w:p>
+    <w:p>
+      <w:pPr>
+        <w:pStyle w:val="BodyText"/>
+      </w:pPr>
+      <w:r>
+        <w:rPr>
+          <w:lang w:val="en-GB"/>
+        </w:rPr>
+        <w:t xml:space="preserve">The event, I believe, has proved that he was right. Within fifty years a prodigious change has taken place in the feelings of men generally—of philosophical men particularly—respecting Religious Systems. In the latter part of the 17th century, still more during a great part of the 18th, they were regarded by those who most gave the tone to popular thinking, and who had the highest reputation for wisdom, as the inventions of lawgivers and priests. Men cleverer and more dishonest than the rest of the world, found it impossible to build up systems of policy, or to establish their own power, unless they appealed to those fears of an invisible world, which ignorance so willingly receives, and so tenderly fosters. This being the admitted maxim respecting religions generally, it seemed the office of the Christian apologist to shew that there was one exception; to explain why the Gospel could not be referred to this origin; how entirely unlike it was to those forms of belief which were rightly considered deceptions. That many dangerous positions were confuted by works written with this object; that many of the distinguishing marks of Christianity were brought out in them; that many learnt from them to seek and to find a standing-ground in the midst of pits and morasses, it is impossible to doubt. But the demonstrations of God’s providence were in this case, as in all others, infinitely broader, deeper, more effectual than those of man’s sagacity. The evidence furnished by the great political Revolution at the close of the last century, seems slowly to have undermined the whole theory respecting the invisible world, and men’s connection with it, which possessed the teachers of that century. Men are beginning to be convinced, that if Religion had had only the devices and tricks of statesmen or priests to rest upon, it could not have stood at all; for that these are very weak things indeed, which, when they are left to themselves, a popular tempest must carry utterly away. If they have lasted a single day, it must have been because they had something better, truer than themselves, to sustain them. This better, truer thing, it seems to be allowed, must be that very faith in men’s hearts upon which so many disparaging epithets were cast, and which it was supposed could produce no fruits that were not evil and hurtful. Faith it is now admitted has been the most potent instrument of good to the world; has given to it nearly all which it can call precious. But then it is asked, is there not ground for supposing that all the different religious systems, and not one only, may be legitimate products of that faith which is so essential a part of man’s constitution? Are not they manifestly adapted to peculiar times and localities and races? Is it not probable that the theology of all alike is something merely accidental, an imperfect theory about our relations to the universe, which will in due time give place to some other? Have we not reason to suppose that Christianity, instead of being, as we have been taught, a revelation, has its root in the heart and intellects of man, as much as any other system? Are there not the closest the most obvious relations between it and them? Is it not subject to the same law of decay from the progress of knowledge and society with all the rest? Must we not expect that it too will lose all its mere theological characteristics, and that what at last survives of it will be something of a very general character—some great ideas of what is good and beautiful—some excellent maxims of life, which may very well assimilate, if they be not actually the same, with the essential principles which are contained in all other religions, and which will also, it is hoped, abide for ever.</w:t>
+      </w:r>
+    </w:p>
+    <w:p>
+      <w:pPr>
+        <w:pStyle w:val="BodyText"/>
+      </w:pPr>
+      <w:r>
+        <w:rPr>
+          <w:lang w:val="en-GB"/>
+        </w:rPr>
+        <w:t xml:space="preserve">Notions of this kind will be found, I think, in much of the erudite as well as of the popular literature of this day; they will often be heard in social circles; they are undoubtedly floating in the minds of us all. While they hover about us, it is clearly impossible that we can, with sound hearts and clear consciences, seek to evangelize the world: yet they are not to be spoken of as if they proceeded from a mere denying, unbelieving spirit: they are often entertained by minds of deepest earnestness; they derive their plausibility from facts which cannot be questioned, and which a Christian should not wish to question. They may, I believe, if fairly dealt with, help to strengthen our own convictions, to make our duty plainer, and to shew us better how we shall perform it. All their danger lies in their vagueness: if we once bring them fairly to those tests by which the worth of hypotheses in another department is ascertained, it may not perhaps be hard to discover what portions of truth, and what of falsehood, they contain. I think I shall be carrying out the intention of Boyle’s Will, if I attempt, in my present course, to make this experiment. I propose to examine the great Religious Systems which present themselves to us in the history of the world, not going into their details, far less searching for their absurdities; but enquiring what was their main characteristical principle. If we find, as the objectors say, good in each of them, we shall desire to know what this good is, and under what conditions it may be preserved and made effectual. These questions may, I think, be kept distinct from those which will occupy us in the latter half of the course. In what relation does Christianity stand to these different faiths? If there be a faith which is meant for mankind is this the one, or should we look for another?</w:t>
+      </w:r>
+    </w:p>
+    <w:p>
+      <w:pPr>
+        <w:pStyle w:val="BodyText"/>
+      </w:pPr>
+      <w:r>
+        <w:rPr>
+          <w:lang w:val="en-GB"/>
+        </w:rPr>
+        <w:t xml:space="preserve">I shall not take these systems in their historical order, but rather according to the extent of the influence they have exerted over mankind; reason which would at once determine me to begin in the present Lecture with Mahometanism.</w:t>
+      </w:r>
+    </w:p>
+    <w:p>
+      <w:pPr>
+        <w:pStyle w:val="BodyText"/>
+      </w:pPr>
+      <w:r>
+        <w:rPr>
+          <w:lang w:val="en-GB"/>
+        </w:rPr>
+        <w:t xml:space="preserve">For the first ninety years after the publication of this religion in the world, the Christians of Europe could do little more than wonder at its amazing and, as it seemed, fatal progress in Asia and Africa. Before the end of the century it had obtained a settlement in a corner of their own Continent, and threatened every part of it. But the new Western Empire established itself, Christian champions appeared in Spain, the power of the Caliphs declined. Then Islamism appeared again in another conquering, proselytising tribe. For two centuries the European nations wrestled to recover its conquests in the Holy Land. A period followed during which the disciples of both religions seemed almost equally threatened by Tartar hordes. These stooped to the Crescent; in the 15th century mighty Mahometan government was seen occupying the capital of the East, threatening the Latin world, profiting by the disputes of Christian sovereigns with one another, exhibiting its own order and zeal in melancholy contrast to the quarrels, unbelief, and heartlessness of monarchs and prelates. It became a question with the thoughtful men of that time, whether the Ottoman empire did not possess a polity which was free from the tendencies to weakness and decay that had existed in all previous governments, and whether it might not last for ever.</w:t>
+      </w:r>
+    </w:p>
+    <w:p>
+      <w:pPr>
+        <w:pStyle w:val="BodyText"/>
+      </w:pPr>
+      <w:r>
+        <w:rPr>
+          <w:lang w:val="en-GB"/>
+        </w:rPr>
+        <w:t xml:space="preserve">In the 17th and 18th centuries, when the fallacy of this notion was making itself evident, Christians began to speculate coldly and quietly upon the causes which had given such prevalency to this faith in past days, and which still kept it alive in their own. It may be well to consider a few of the explanations which different persons, according to their different observations or habits of mind, have offered of this fact, that we may not lose the benefit of any light which has been thrown from any quarter upon the nature or principle of the religion itself.</w:t>
+      </w:r>
+    </w:p>
+    <w:p>
+      <w:pPr>
+        <w:pStyle w:val="BodyText"/>
+      </w:pPr>
+      <w:r>
+        <w:rPr>
+          <w:lang w:val="en-GB"/>
+        </w:rPr>
+        <w:t xml:space="preserve">I. It was an easy and obvious method of solving the difficulty, to say that the Mahometans had triumphed by the force of their arms; personal valour, and a compact military organization being comprehended under that term. That they were warriors from the very first, that their courage was often amazing, and that the Ottomans for a very long time possessed the secret of military subordination, more than almost any nation has ever possessed it, is evidently true. And it is a truth of which Christian apologists would very naturally avail themselves. The opposition, not in some accidental points, but in its whole scheme and conception, between the Sermon on the Mount, and the doctrine which could require or sanction such methods for its diffusion, would of course be carefully noted. Plain men would be asked to declare which teaching bore clearest tokens of belonging to the earth, which of a Divine origin.</w:t>
+      </w:r>
+    </w:p>
+    <w:p>
+      <w:pPr>
+        <w:pStyle w:val="BodyText"/>
+      </w:pPr>
+      <w:r>
+        <w:rPr>
+          <w:lang w:val="en-GB"/>
+        </w:rPr>
+        <w:t xml:space="preserve">Nor was this argument an unfair one, however it might be, and has been again and again, traversed by an appeal to the practice of Christians, and the weapons to which they have resorted for the defence and propagation of their faith. For it is quite clear that the Mahometan wars are no accidental outgrowth of the system—that they were not resorted to with a doubtful conscience, with any uneasy feeling that they might by possibility be inconsistent with the intentions of their Founder. On the contrary, the very spirit and life of Mahometanism exhibited themselves in these wars. In them came forth all the most striking and characteristic virtues which the doctrine has a right to boast of.</w:t>
+      </w:r>
+    </w:p>
+    <w:p>
+      <w:pPr>
+        <w:pStyle w:val="BodyText"/>
+      </w:pPr>
+      <w:r>
+        <w:rPr>
+          <w:lang w:val="en-GB"/>
+        </w:rPr>
+        <w:t xml:space="preserve">The Mahometan ruler felt that he was fulfilling his vocation, when he was going forth against the infidel; he could scarcely fulfil it in any other way. We know indeed that Bagdad and Cordova became celebrated for all graceful refinements, for letters, even for toleration. We know that science, physical and metaphysical, became distinctive marks of the Arabians. Where a book like the Koran, written in a beautiful language, is regarded with unbounded reverence, by degrees it will be studied; and out of that study will be produced a literature which may spread itself in various directions. Monarchs would feel the influence of such pursuits, and would consider it their chief honour to direct them. But though periods like those of Haroun al-Raschid were sure to occur in the history of Mahometanism, though in one sense they may be considered natural developments of it, they assuredly do not belong to the religion as such; they rather shewed that the original spirit which possessed its disciples was becoming feeble; they portended a further decline of it, and probably its revival in some more vigorous form. Whenever a Mahometan ruler quite allows his arms to rust, whenever he does not feel that it is his main work in the world to diffuse his doctrine by those means which are most simple and direct, we may be sure, whatever temporary prosperity may be vouchsafed him, that his dynasty cannot last very long.</w:t>
+      </w:r>
+    </w:p>
+    <w:p>
+      <w:pPr>
+        <w:pStyle w:val="BodyText"/>
+      </w:pPr>
+      <w:r>
+        <w:rPr>
+          <w:lang w:val="en-GB"/>
+        </w:rPr>
+        <w:t xml:space="preserve">But though on these grounds it may be fair to represent Mahometanism as essentially warlike, it is surely a great mistake to suppose that by saying so, we have accounted for its spread over so large a portion of the earth. No thoughtful man could accept such a solution, because when he hears of valour in men and discipline in armies, he must ask himself whence these proceeded, how they came to attach themselves to this particular faith; and because that question must inevitably lead him to seek for the real ground of success elsewhere. It cannot satisfy any Christian, because the very belief which he opposes to that of the Mahometan, must teach him that arms are not the most mighty things; that there are secret invisible influences which are stronger than they.</w:t>
+      </w:r>
+    </w:p>
+    <w:p>
+      <w:pPr>
+        <w:pStyle w:val="BodyText"/>
+      </w:pPr>
+      <w:r>
+        <w:rPr>
+          <w:lang w:val="en-GB"/>
+        </w:rPr>
+        <w:t xml:space="preserve">II. The extraordinary proneness of the human mind to embrace any imposture, was resorted to as a second method of accounting for this phenomenon, which might perhaps combine with the former, and help out its weakness. Of this proneness, the records of the world’s history seem to supply abundant proofs—our own daily experience of others, and of ourselves, still more. All men, in one language or another, have confessed that there is something in man which tempts him to embrace falsehood, and disown truth, to follow deceitful guides, to reject the honest and true, to make a lie, and to love it. And yet I think all also confess, in one kind of language or another, that whenever any man, or any set of men, have learnt to relish what is false, and dislike what is true for its own sake, that man, or that body of men, is in the last stage of corruption and degradation—is approaching a point in which manliness, faith, and union become impossible—in which the death of all individual power, of all social existence, is at hand. That the elements of such destruction are in every human being, and in every human fellowship, at every moment, and that the records of religious systems present the saddest memorials of them, none will dispute. But that they can ever account for the existence of any thing which has endured for a long time, which has manifested great power; that in them lies the source of a vigour and concentration which they are perpetually threatening to extinguish, I think no sane person who sets the question fairly before himself can believe. We may need the propensity of men to believe imposture, as a key to many portions of Mahometan history, to many circumstances of its present condition; we shall not find therein the secret of its diffusion and predominance.</w:t>
+      </w:r>
+    </w:p>
+    <w:p>
+      <w:pPr>
+        <w:pStyle w:val="BodyText"/>
+      </w:pPr>
+      <w:r>
+        <w:rPr>
+          <w:lang w:val="en-GB"/>
+        </w:rPr>
+        <w:t xml:space="preserve">III. Led by these, or other considerations, to feel that what is right must be recognized in this system, as well as what is wrong, Christians have sometimes explained its influence, by speaking of the plagiarisms in the Koran from the Old and New Testament Scriptures. That Mahometanism derived much from its connection with the older faiths of the world, would be confessed, I suppose, even by the philosophers who have least veneration for those faiths. They would easily acknowledge, nay, have often acknowledged, how much historical dignity and sacredness an Arabian teacher must have acquired by connecting himself with patriarchs who had lived 2000 years before; who were attached, by closest links of association, to the very soil his countrymen trod; whose doctrine he could speak of, as the truth given to their fathers, now revived in its purity by himself. Nor would it be denied by these philosophers, that one living not only among Sabean worshippers, but amongst Christians and Jews, might advance his cause by professing his sympathy with much of the teaching in their holy books; by saying, that he came to restore their systems also to their purity, while he delivered his countrymen from their idolatry. But though, perhaps, thus much might be conceded by all, far more by a firm believer in the Bible, it may be fairly doubted whether the word</w:t>
+      </w:r>
+      <w:r>
+        <w:rPr>
+          <w:lang w:val="en-GB"/>
+        </w:rPr>
+        <w:t xml:space="preserve"> </w:t>
+      </w:r>
+      <w:r>
+        <w:rPr>
+          <w:lang w:val="en-GB"/>
+        </w:rPr>
+        <w:t xml:space="preserve">“plagiarism”</w:t>
+      </w:r>
+      <w:r>
+        <w:rPr>
+          <w:lang w:val="en-GB"/>
+        </w:rPr>
+        <w:t xml:space="preserve"> </w:t>
+      </w:r>
+      <w:r>
+        <w:rPr>
+          <w:lang w:val="en-GB"/>
+        </w:rPr>
+        <w:t xml:space="preserve">is one suited to the case; or whether, so far as Mahomet was a mere plagiarist, he could have exerted any influence. If he merely transferred passages from our Scriptures to his, merely adopted formal doctrines which they set forth in living power to mix them with his own notions, one cannot believe that he ever would have moved the heart of a single nation or of a single man. A teacher may, indeed, exercise a much greater power by reviving what is old, than by inventing what is new; but to revive a principle he must have been penetrated by it, it must have taken possession of him, it must have inspired his whole being; otherwise he could never impart it to others. Something of this sort must have been the case with Mahomet; and therefore his plagiarisms, great as they may have been, do not account for his success.</w:t>
+      </w:r>
+    </w:p>
+    <w:p>
+      <w:pPr>
+        <w:pStyle w:val="BodyText"/>
+      </w:pPr>
+      <w:r>
+        <w:rPr>
+          <w:lang w:val="en-GB"/>
+        </w:rPr>
+        <w:t xml:space="preserve">IV. The same answer may serve for those persons of a very different temper who are disposed to dwell with complacency upon passages in the Koran which contain just and benevolent sentiments, and who believe that these were not merely transferred from Jewish or Christian sources, but actually exhibited the heart of the writer. We may admit the existence of such sentiments; we need not, in the least, wish to represent them as insincere or hypocritical; we may believe that they have exercised a real influence over the minds of Mussulmans, who constantly repeat them, and look upon them as proceeding from a prophet of God. But we cannot believe that mere phrases and sentiments, be they ever so good, nay, even if they did not occur in the midst of any that are fond, or trivial and contradictory to themselves, could have wrought a deep conviction into the minds of men previously indisposed to them. A precept may be of vast weight when we have first bowed to the preceptor; otherwise it is weak: it may be respected and praised, but it will not be followed; nothing will be abandoned for the sake of it.</w:t>
+      </w:r>
+    </w:p>
+    <w:p>
+      <w:pPr>
+        <w:pStyle w:val="BodyText"/>
+      </w:pPr>
+      <w:r>
+        <w:rPr>
+          <w:lang w:val="en-GB"/>
+        </w:rPr>
+        <w:t xml:space="preserve">V. There would seem then to be far more plausibility in the opinion of those who attribute great weight to the character of Mahomet itself, believing that however it may have been mixed of good and evil qualities, it was of a kind to act mightily upon his own countrymen, and through them upon mankind. He has been spoken of as one of the great governing and leavening minds of the world, one able to stamp his own image upon nations and generations. Men did homage to him, it has been said, as they always will do homage to one who they feel is their master, who is stronger than they, because his convictions are stronger, because he has grappled more with realities, because he has faith in unseen substances, of which they see little more than the shadows. Such assertions may be at variance with many conceptions we have formed of this man, but there is much in his biography to bear them out; there is nothing in them, I believe, to startle any Christian who knows the grounds of his own belief. At what point the strong conviction of a truth which must be divine, which must be given us from above, becomes mixed with self-exaltation, with the desire of shewing how wise we are, and of exercising a dominion over others for our own sakes, it is hard to determine in any case. The more we know of ourselves, the more we shall understand how it is possible to vibrate between a certainty we have of principles, which for the sake of our moral being we cannot part with, and a positiveness about notions which we have grounded upon them. When the conscience is clear, when the man is lowly, when he has been subdued by discipline, the opposition seems clear to him as between day and night; the delusion of his own heart is manifested to him by the light which God has kindled there. But amidst the noise of human applause the distinction which was so definite vanishes, the precious and the vile become hopelessly mingled. Such personal experiences, which all have had in a greater or less degree which earnest and thoughtful young men especially often require to be schooled in, because it depends upon the way they use them whether strong and clear and bright impressions in their minds shall destroy their docility, shall make them merely utterers of some new notion, or shall ripen into blessed discoveries of that which is true—these experiences, I say, may help us to read the biographies of men who have had a great influence upon the world, with a kindlier and truer feeling. Their impressions were, doubtless, more overpowering than ours, their conflicts greater, their temptations severer. It is hard to say, that because they called themselves inspired, they meant to deceive; that language might be the language of humility, not of arrogance—the confession that every good gift, above all, every illumination respecting any invisible reality, cometh from the Father of Lights. Not in this conviction, but in that pride which forgat Him—in the desire to be something in themselves—do we trace the beginning of all imposture; in the blending of the two together, the melancholy mixture which religious systems present to one who studies them in themselves or in their effects. I am far then from wishing to deny that Mahomet’s character may have met with unfair treatment at the hands of Christians; and it is, without doubt, one of the most noticeable circumstances in the history of his religion, that his own person should have been so much bound up with it; that every caliph or sultan who has reigned over any tribe of his followers should have reigned in his name; that the name of a man should have so much more power than even the book which Mussulmans regard with such profound reverence; that the honour of a human chieftain should so markedly distinguish a religion which looks upon man as separated by such an immeasurable distance from the object of his worship. But this last remark shews that the person and character of Mahomet, important as they may have been in their practical influence, cannot satisfactorily explain the charm by which his religion worked its way; in fact, it is one of the anomalies which requires to be accounted for, that a human leader should win this reverence. He himself declared and felt that he was nothing but a witness for God; his followers received and honoured him in that character. All the worth he had in him was derived from that of which he testified. When he began consciously to take up any other position it was one of weakness. We may consider Mahomet a hero if we please; we may regard the reverence for him as a proof of men’s tendency in all circumstances to worship heroes; but we cannot, without denying the plainest facts of the case, say that the success of his doctrine was a consequence of this disposition. His teaching was emphatically the denial of that worship; every Mahometan sword was drawn to prove that it was false, and to put it down.</w:t>
+      </w:r>
+    </w:p>
+    <w:p>
+      <w:pPr>
+        <w:pStyle w:val="BodyText"/>
+      </w:pPr>
+      <w:r>
+        <w:rPr>
+          <w:lang w:val="en-GB"/>
+        </w:rPr>
+        <w:t xml:space="preserve">VI. It might seem to follow inevitably, from what has just been said, that the Monotheism of Mahomet, and his hatred of idolatry, constituted the strength and vitality of his system. This opinion has often been maintained, and a reader of the history is continually tempted to adopt it. As we follow any of the earlier conquerors through Persia, through Egypt, through India, through the Greek empire, we feel that the enthusiasm of the chief and the soldier is connected with what they believe to be the destruction of false worship, the carrying out of the first and second Commandment. All are regarded alike as infidels, because all are thought to have raised something created into the place and glory of the Creator. The belief that nothing in the earth, nothing in the heavens, not even light, is a symbol of God; that not even man himself can be looked upon in any other character than as a minister of the one Supreme Being, evidently inspires every enterprise. In the strength of it they destroy temples, idols, priests, plunder cities, make slaves of their inhabitants, turn their children into soldiers of the Crescent. All this is true, and yet I think no considerate person will suppose that mere opposition to the grossest forms of false worship could give nerve to any arm, far less permanence to any society. If Monotheism means the not believing in many gods, it could, as little as the other causes we have enumerated, be the root of the Mahometan faith, and the Mahometan power.</w:t>
+      </w:r>
+    </w:p>
+    <w:p>
+      <w:pPr>
+        <w:pStyle w:val="BodyText"/>
+      </w:pPr>
+      <w:r>
+        <w:rPr>
+          <w:lang w:val="en-GB"/>
+        </w:rPr>
+        <w:t xml:space="preserve">VII. But these sweeping conquests of Mahomet are susceptible of yet another interpretation, which has sometimes been applied to the whole history of their dominion: they may be regarded as the righteous judgments of God upon guilty nations, whether these were the idolaters of India, the fire-worshippers of Persia, the corrupted Greek, or the Visigoth. It is difficult, I should think, for any person really taking the Bible as his guide, nay, for any person recognizing a Divine Providence at all, not to look upon every great earthquake which has shaken kingdoms as a Divine visitation; not to see a Divine hand regulating outward circumstances, and the wills of men. Nor can we go so far without going further, and asking what the state of those nations was on which the scourge descended? If we pursue the enquiry fairly in this case, we shall be led, it seems to me, to the discovery of the real ground of the Mahometan might, and perhaps to regard the continuance of that might through so many ages (not wholly) in the light of a punishment. In the Christian nations which were permitted to fall under the armies of Islam, almost as much as in those which were avowedly Pagan, the sense of a Divine, Almighty Will, to which all human wills were to be bowed, had evaporated amidst the worship of outward images, moral corruptions, philosophical theories, religious controversies. Notions about God, more or less occupied them; but God Himself was not in all their thoughts. The awe of an Absolute, Eternal Being, to be obeyed as well as to be confessed, was passing away in some—had scarcely been awakened in others. It was given, I believe, to the soldiers of Mahomet to make this proclamation in the ears of men. They said, by their words and acts,</w:t>
+      </w:r>
+      <w:r>
+        <w:rPr>
+          <w:lang w:val="en-GB"/>
+        </w:rPr>
+        <w:t xml:space="preserve"> </w:t>
+      </w:r>
+      <w:r>
+        <w:rPr>
+          <w:lang w:val="en-GB"/>
+        </w:rPr>
+        <w:t xml:space="preserve">“God verily is, and man is His minister, to accomplish His will upon earth.”</w:t>
+      </w:r>
+      <w:r>
+        <w:rPr>
+          <w:lang w:val="en-GB"/>
+        </w:rPr>
+        <w:t xml:space="preserve"> </w:t>
+      </w:r>
+      <w:r>
+        <w:rPr>
+          <w:lang w:val="en-GB"/>
+        </w:rPr>
+        <w:t xml:space="preserve">This we shall find was the inspiring thought in the warriors of the Crescent; this gave them valour, subordination, and discipline. This, where it encountered no like or equal feeling in the minds of those among whom they came, made them invincible. We must not be content with talking of their armies, because here was the life of their armies. We must not speak of men’s readiness to receive an imposture; in yielding to this assertion they were bowing to a truth. This was no verbal copy from older records; it may have been the oldest of all verities, but it was fresh and new for every one who acted upon it. It was no mere phrase out of a book—no homage to a mortal hero—no mere denial of other men’s faith. Let us go yet farther and say, It was a mercy of God that such a witness, however bare of other supporting principles, however surrounded by confusions, should have been borne to His Name, when His creatures were ready, practically, to forget it. The first Mahometan conquests, the continued Mahometan dominion, has borne witness to this everlasting truth; has proclaimed that it is no mere dry proposition, that it is capable of exercising a mastery over the rudest tribes, of giving them an order, of making them victorious over all the civilization and the religion which has not this principle for its basis.</w:t>
+      </w:r>
+    </w:p>
+    <w:p>
+      <w:pPr>
+        <w:pStyle w:val="BodyText"/>
+      </w:pPr>
+      <w:r>
+        <w:rPr>
+          <w:lang w:val="en-GB"/>
+        </w:rPr>
+        <w:t xml:space="preserve">I think that most persons studying the history of Mahometanism without prejudice, will feel that this is the principle which confronts them at every turn, and to which everything else is subordinate.</w:t>
+      </w:r>
+    </w:p>
+    <w:p>
+      <w:pPr>
+        <w:pStyle w:val="BodyText"/>
+      </w:pPr>
+      <w:r>
+        <w:rPr>
+          <w:lang w:val="en-GB"/>
+        </w:rPr>
+        <w:t xml:space="preserve">And if so, the consideration is surely a very important one for our purpose. We are told that some great general principles are enshrined in different religious systems; that the mere theological part of these systems is nothing—a loose, flimsy drapery for certain great maxims of morality, or certain ideas about the nature and spiritual destinies of man. How does the study of Mahometanism bear out this opinion? Is it a collection of moral maxims which has been the strength of this system? Is it some theory or conception about the nature of man? Precisely the opposite assertion is true. All mere maxims, all mere ideas about the nature of man, have proved weak and helpless before this assertion of a living and Eternal God. The theological transcendent principle is just the one which has stood its ground, which has re-appeared age after age, which the most ignorant warriors felt was true and mighty for them, for which no cultivation could provide any substitute. We are told, again, that the character of particular localities and races determines what shall be the character of theology; that that only is universal which concerns the laws of outward nature or the life of man. How does the history of Mahometanism bear out this notion? Let it be granted that the soil of Arabia was one on which it was fitting that such a doctrine as that of Mahomet should be first proclaimed: let it be allowed that the Semitic race has been especially distinguished from every other by an interest in what is purely Divine, by a comparative indifference to what is human. But here is a truth; one which tribes the most remote from this are compelled to recognize; which establishes itself in India, in Syria, in Egypt, in Greece. And it is remarkable that, while numerous sects and parties have been called into existence by questions respecting the proper successors of Mahomet, or the interpretation of the Koran, the Divine principle among them has been the uniting one. It is said again, that the great doctrines which have been embodied in religious systems are the creations of the religious principle in man; that his faith moulds the object which it worships: in other words, that what is called theological truth is but some outward expression of our feelings or habits of mind. Look again at the history of Mahometanism; consider the facts steadily: there are none to which the supporters of this theory should more gladly appeal. They can find no other instance of a race of which faith in an unseen object was more characteristic.</w:t>
+      </w:r>
+      <w:r>
+        <w:rPr>
+          <w:lang w:val="en-GB"/>
+        </w:rPr>
+        <w:t xml:space="preserve"> </w:t>
+      </w:r>
+      <w:r>
+        <w:rPr>
+          <w:lang w:val="en-GB"/>
+        </w:rPr>
+        <w:t xml:space="preserve">“Faithful”</w:t>
+      </w:r>
+      <w:r>
+        <w:rPr>
+          <w:lang w:val="en-GB"/>
+        </w:rPr>
+        <w:t xml:space="preserve"> </w:t>
+      </w:r>
+      <w:r>
+        <w:rPr>
+          <w:lang w:val="en-GB"/>
+        </w:rPr>
+        <w:t xml:space="preserve">is the very name by which the Islamite warriors proclaim themselves to the world. But what was the nature of this faith? It meant nothing, it was nothing, except so far as it asserted a Being not dependent on itself; the ground of man’s being; one of whom he was the minister, not the Creator. The Mahometan believed that the God whom he worshipped must have revealed Himself—that man could not have discovered Him. He went forth to beat into powder all gods which he supposed man had invented. Take away these characteristics from his faith and it vanishes, with all the doings which were the fruits of it.</w:t>
+      </w:r>
+    </w:p>
+    <w:p>
+      <w:pPr>
+        <w:pStyle w:val="BodyText"/>
+      </w:pPr>
+      <w:r>
+        <w:rPr>
+          <w:lang w:val="en-GB"/>
+        </w:rPr>
+        <w:t xml:space="preserve">One question still remains to be considered before I close this Lecture. May not the principle which Mahometanism embodies be left to the protection of the system which it seems to have created for itself?—We must look into Mahometan history itself for the answer.</w:t>
+      </w:r>
+    </w:p>
+    <w:p>
+      <w:pPr>
+        <w:pStyle w:val="BodyText"/>
+      </w:pPr>
+      <w:r>
+        <w:rPr>
+          <w:lang w:val="en-GB"/>
+        </w:rPr>
+        <w:t xml:space="preserve">When I spoke to you of the great power by which the Mahometan soldier was carried along in his enterprizes, of the principle which gave him strength and endurance, you may have wondered that I did not dwell more upon the rewards which were promised to him after death, of the Paradise of sensual felicity for which the brave man was encouraged to hope. I did not allude to this motive, because I do not believe that it was the one by which the Mahometan hosts were really inspired. The mighty conviction that they were then, at that very moment, called by God to a work—that they were proclaiming His Name, and were the ministers of His vengeance, was, I believe, immeasurably more effective than any dreams, were they ever so gross and palpable, of what might be given to them hereafter. When they had already cast themselves away to live or die, they had a sense of immortality which no such visions could impart, which alone made them credible.</w:t>
+      </w:r>
+    </w:p>
+    <w:p>
+      <w:pPr>
+        <w:pStyle w:val="BodyText"/>
+      </w:pPr>
+      <w:r>
+        <w:rPr>
+          <w:lang w:val="en-GB"/>
+        </w:rPr>
+        <w:t xml:space="preserve">But when the Mahometan was at peace, the belief of a mighty Sovereign, to whom he was doing homage, no longer sufficed him: he began to ask himself what he was living for? To the multitude these sensual promises were a tolerable answer. These were the things to be desired; for these, by whatsoever means the Koran or its interpreters prescribed, if they were in earnest, they were to labour. Some, with higher apprehensions, would feel that such rewards were not satisfying; they would explain away the language of Mahomet, and pursue the practices to which the others submitted, in hope of earthly gratifications, that they might attain the knowledge or vision of God. The former would fall into all gross moral corruptions, the latter would be always tending to mere philosophical speculations—would be founding sects would be substituting theories and notions for that Being in whose name their fathers had fought. This has actually been the case, and hence it has been proved that Mahometanism can only thrive while it is aiming at conquest. Why? Because it is the proclamation of a mere Sovereign, who employs men to declare the fact that he is a Sovereign, and to enforce it upon the world. It is not the proclamation of a great moral Being who designs to raise His creatures out of their sensual and natural degradation; who reveals to them not merely that He is, but what He is—why He has created them—what they have to do with Him. Unless this mighty chasm in the Mahometan doctrine can be filled up, it must wither day by day—wither for all purposes of utility to mankind; it can leave nothing behind but a wretched carcase, filling the air with the infection of its rottenness.</w:t>
+      </w:r>
+    </w:p>
+    <w:p>
+      <w:pPr>
+        <w:pStyle w:val="BodyText"/>
+      </w:pPr>
+      <w:r>
+        <w:rPr>
+          <w:lang w:val="en-GB"/>
+        </w:rPr>
+        <w:t xml:space="preserve">For, secondly, see how that which gave all the dignity and glory to this system becomes, from its want of some other element, the very cause of its degradation. The absolute government of the unseen Being had presented itself to the Mussulman, in every age, in the absolute, visible government of his caliph or sultan. While the Divine feeling was strong and alive, the subjection to the human ruler was an affectionate, dutiful, entire submission. The ruler was, in very deed, the centre of his warriors. He felt towards them as a protector, sharing their toils, bound to the same master, enduring hardships in the same cause. But the battle over, he becomes the absolute monarch in the midst of his seraglio they merely his slaves. There is no such connection between him and the Being whom he worshipped as permanently to check this tendency to make the monarch feel that he is set over them to do them good, or the subjects that they had an appeal against him to a higher Ruler.</w:t>
+      </w:r>
+    </w:p>
+    <w:p>
+      <w:pPr>
+        <w:pStyle w:val="BodyText"/>
+      </w:pPr>
+      <w:r>
+        <w:rPr>
+          <w:lang w:val="en-GB"/>
+        </w:rPr>
+        <w:t xml:space="preserve">The very nature of the Ottoman government and that government is the perfect development of the Mahometan idea—excludes the possibility of orders and gradations in society. Its strength lies in all being simply subjects of the one Ruler, holding their offices not in virtue of any hereditary ranks or privileges, but only at his pleasure. When therefore the one principle which quickened the whole society waxes feeble, of necessity it becomes the most intolerable of all despotisms. Elsewhere there is a balance and conflict of powers, which even in the dreariest periods produces struggles or paroxysms of life; here, if the monarch do not inspire his people with strength, all is dead. And the same cause which destroys what may be called the family bonds of civil society, destroys equally the family itself. Polygamy is no accident of Mahometanism: a careful consideration of the system will shew that it must fall to pieces the moment any reformer should attempt to remove this characteristic of it.</w:t>
+      </w:r>
+    </w:p>
+    <w:p>
+      <w:pPr>
+        <w:pStyle w:val="BodyText"/>
+      </w:pPr>
+      <w:r>
+        <w:rPr>
+          <w:lang w:val="en-GB"/>
+        </w:rPr>
+        <w:t xml:space="preserve">But again, the first principle of Mahometanism—wanting the support of some other which it does not acknowledge, must change, and is continually changing, into one which is the counterfeit and direct opposite of itself. The belief of a living, acting Will passes into the acknowledgment of a dead necessity, a Fate, against which there is no struggling, which drives the soul not to energy for some great object, but to indifference, languor, and the submission that means despair. Oftentimes indeed the patience of a Turk must even yet awaken our homage and our shame. Joyfully would we confess that God has not yet suffered the true principle to be wholly extinguished by its bastard product. But we would draw from that confession not a pretext for leaving this, or any feeble and beautiful plant of a better soil, to the hot-bed which has always impeded their growth, and now threatens to stifle them altogether; but a certain hope that they are intended to receive culture from without, and that, by help of it, they may yet blossom and bear fruit abundantly.</w:t>
+      </w:r>
+    </w:p>
+    <w:p>
+      <w:pPr>
+        <w:pStyle w:val="BodyText"/>
+      </w:pPr>
+      <w:r>
+        <w:rPr>
+          <w:lang w:val="en-GB"/>
+        </w:rPr>
+        <w:t xml:space="preserve">These remarks may prepare us to take notice of one great fact in the history of Mahometanism, which is the connecting link between it and the other systems, of which I propose to speak hereafter.</w:t>
+      </w:r>
+    </w:p>
+    <w:p>
+      <w:pPr>
+        <w:pStyle w:val="BodyText"/>
+      </w:pPr>
+      <w:r>
+        <w:rPr>
+          <w:lang w:val="en-GB"/>
+        </w:rPr>
+        <w:t xml:space="preserve">I have talked of the victories of the Crescent in the different quarters of the globe, and it is difficult to exaggerate the greatness of those victories. Yet we all know they were not complete; they did not exterminate that which they were meant to exterminate. I do not speak now of the resistance which this great power encountered from the hammer of the Mayor of Paris, or from the heroes in the Asturian mountains. I do not speak of anything which is directly connected with Christianity. I mean that the most remarkable of the old polytheistic faiths, though crushed, were not cast out; that some of the countries which yielded to Mahometans are not Mahometan. It behoves us to enquire into the meaning of this fact—to ask ourselves what there was in their doctrines, compounded of all strange elements, sanctioning so many fearful crimes, for which the simple and purer Mahometan faith could provide no satisfaction. We may find that convictions which the Mahometan trampled down, do as much require recognition as those which he enforced; that man has demands for himself which will not be satisfied by being told that he is the servant of an absolute Will—demands which must, somehow or other, find their explanation—must in some way or other be reconciled with that great truth.</w:t>
+      </w:r>
+    </w:p>
+    <w:p>
+      <w:pPr>
+        <w:pStyle w:val="BodyText"/>
+      </w:pPr>
+      <w:r>
+        <w:rPr>
+          <w:lang w:val="en-GB"/>
+        </w:rPr>
+        <w:t xml:space="preserve">I will not anticipate the nature or the results of that enquiry; but I hope we may gather something from the one in which we have been engaged. You have found a set of men brought up in circumstances altogether different from yours, who hold your faith in abhorrence, saying in language the most solemn and decisive,</w:t>
+      </w:r>
+      <w:r>
+        <w:rPr>
+          <w:lang w:val="en-GB"/>
+        </w:rPr>
+        <w:t xml:space="preserve"> </w:t>
+      </w:r>
+      <w:r>
+        <w:rPr>
+          <w:lang w:val="en-GB"/>
+        </w:rPr>
+        <w:t xml:space="preserve">“Whatever else we part with, this is needful to us and to all human beings, the belief that God is—the recognition of Him as a living personal Being.”</w:t>
+      </w:r>
+      <w:r>
+        <w:rPr>
+          <w:lang w:val="en-GB"/>
+        </w:rPr>
+        <w:t xml:space="preserve"> </w:t>
+      </w:r>
+      <w:r>
+        <w:rPr>
+          <w:lang w:val="en-GB"/>
+        </w:rPr>
+        <w:t xml:space="preserve">You have seen this faith growing weak for a time, and everything else growing weak with it; you have seen it re-appearing, finding a new set of champions to assert it, compelling nations to bow before it. Be sure that here is something which the heart and reason within you have need of which they must grasp. Be quite sure, that if you give them in place of it any fine notions or theories, if you feed them with phrases about the beautiful or the godlike, when they want the source of beauty, the living God: if you entertain them with any images or symbols of art or nature when they want that which is symbolized, if you talk about physical laws when you want the law-giver, of mechanical properties when you want him who set them in motion, of secret powers when you want him who acts by them and upon you, you are cheating yourselves—cheating mankind. Remember this further, that the acknowledgment of this Being may imply much more than the Mahometan perceived, but that it does imply that which he perceived. If such an One is, His will must be the law of the universe. Every creature in the universe must be in a right or wrong position, must be doing his work well, or failing in it, as he yields himself to this will, or as he resists it. And let us not fancy that the Mahometan was entirely mistaken as to the way in which this will is to be obeyed. He may not have understood what enemies he had to fight with, what weapons he had to wield, but he did discover that the life of man is to be a continual battle, that we are only men when we are engaging in that battle. He was right that there is something in the world which we are not to tolerate, which we are sent into it to exterminate. First of all, let us seek that we may be freed from it ourselves; but let us be taught by the Mussulman that we shall not compass this end unless we believe, and act upon the belief, that every man and every nation exists for the purpose of chasing falsehood and evil out of God’s universe.</w:t>
       </w:r>
     </w:p>
     <w:bookmarkEnd w:id="16"/>
-    <w:bookmarkStart w:id="17" w:name="lecture-iii.-buddhism"/>
+    <w:bookmarkStart w:id="17" w:name="lecture-ii.-hindooism"/>
     <w:p>
       <w:pPr>
         <w:pStyle w:val="Heading2"/>
@@ -1419,7 +1180,7 @@
         <w:rPr>
           <w:lang w:val="en-GB"/>
         </w:rPr>
-        <w:t xml:space="preserve">LECTURE III. Buddhism</w:t>
+        <w:t xml:space="preserve">LECTURE II. Hindooism</w:t>
       </w:r>
     </w:p>
     <w:p>
@@ -1430,1021 +1191,166 @@
         <w:rPr>
           <w:lang w:val="en-GB"/>
         </w:rPr>
-        <w:t xml:space="preserve">In my former Lectures I have spoken of two religions, very opposite in their character, which have exercised an influence over a large portion of the world—the Mahometan and the Hindoo. The former, we said, could only thrive when it was in action; the proper element of the other was rest. They were brought face to face in Hindostan. The Islamite triumphed, as might have been expected; but there was a passive strength in the Hindoo, which ultimately kept its ground, and enables him to say that his system has endured for 3000 years.</w:t>
-      </w:r>
-    </w:p>
-    <w:p>
-      <w:pPr>
-        <w:pStyle w:val="BodyText"/>
-      </w:pPr>
-      <w:r>
-        <w:rPr>
-          <w:lang w:val="en-GB"/>
-        </w:rPr>
-        <w:t xml:space="preserve">I hinted that it had had struggles with a very different kind of enemy from the Mahometan—with a doctrine in many of its essential peculiarities like its own. That doctrine is the Buddhist, the faith of Thibet, of Siam, of the Burmese Empire, of Cochin China, Japan, Ceylon; the popular, though not the state, faith of China. It is said to number above 300 millions of people among its disciples; to be, therefore, by far the most prevailing religion which does exist, or ever has existed, in the world. It is, surely then, deserving of earnest investigation; there must be something in it which has given it this wide diffusion. It must express some necessities of man’s heart, some necessities of our own.</w:t>
-      </w:r>
-    </w:p>
-    <w:p>
-      <w:pPr>
-        <w:pStyle w:val="BodyText"/>
-      </w:pPr>
-      <w:r>
-        <w:rPr>
-          <w:lang w:val="en-GB"/>
-        </w:rPr>
-        <w:t xml:space="preserve">I propose, in the present Lecture, to enquire what these are; to search for the main principle of Buddhism; to consider in what relation it stands to those religions of which we have spoken; lastly, how it is connected with two other systems which divide with it the Celestial Empire.</w:t>
-      </w:r>
-    </w:p>
-    <w:p>
-      <w:pPr>
-        <w:pStyle w:val="BodyText"/>
-      </w:pPr>
-      <w:r>
-        <w:rPr>
-          <w:lang w:val="en-GB"/>
-        </w:rPr>
-        <w:t xml:space="preserve">A faith which is spread over such a number of countries, many of them very different from each other in outward circumstances, perhaps even in race and early cultivation, must present great varieties, which may seem to make the use of a common name rather a convenient refuge for our ignorance, than a proof that they have really any connection. Undoubtedly our information respecting the different forms of Buddhism is still very imperfect, and we have not the same means of correcting and enlarging it, as in the case of countries which have fallen under our own dominion. Ceylon is, I believe, the only British possession in which pure Buddhism is professed. Nevertheless, I am convinced that the intelligent travellers and residents who have given us accounts of what they have seen or heard in the different countries I have enumerated, or of what they have read in the books which these countries account sacred, have not been mistaken in believing that the fundamental doctrine is the same in all. The opposition between different views of the system, great as it is, admits, I think, of a tolerably easy explanation; easy, at least, if we do not merely look to find a meaning in the dry records of other people’s notions or practices, but compare them with what we have felt and experienced in our own lives. The numerous phases, however, which the system assumes, make it very desirable that we should ascertain from what country it was derived, where we may seek for the first form of it. On this subject there is some, but, I think, now not much, difference of opinion. The external arguments which induced Sir William Jones, and some eminent scholars of the last century, to suppose that its native seat could not have been Hindostan, have given way to later and fuller information. There was a stronger internal argument, arising from a comparison of the Brahminical and Buddhist faith, which is also, it seems to me, untenable; but which is well worth considering, and which at once connects the present subject with that of the last Lecture.</w:t>
-      </w:r>
-    </w:p>
-    <w:p>
-      <w:pPr>
-        <w:pStyle w:val="BodyText"/>
-      </w:pPr>
-      <w:r>
-        <w:rPr>
-          <w:lang w:val="en-GB"/>
-        </w:rPr>
-        <w:t xml:space="preserve">We do not adequately describe the condition of Hindostan, by saying that the priests constitute its leading caste. The whole form of society has a sacerdotal stamp upon it; it has moulded itself in conformity with a religious idea; not, as some have fancied, with a professional or mercantile one. And yet, when we look into the meaning of this system it explains itself, by the doctrine that there is in man a capacity for beholding the Unseen Being, and that there is in man an animal nature which admits of no Divine converse. The Brahmin is the learned, divine, absorbed man, the end of whose existence is to become one with Brahm.</w:t>
-      </w:r>
-    </w:p>
-    <w:p>
-      <w:pPr>
-        <w:pStyle w:val="BodyText"/>
-      </w:pPr>
-      <w:r>
-        <w:rPr>
-          <w:lang w:val="en-GB"/>
-        </w:rPr>
-        <w:t xml:space="preserve">Brahm himself, I observed, was emphatically an Intelligence, a thinking, not a commanding being—One from whose thoughts all the universe has flowed out, not one by whose will it has been created. He is a higher priest, not in any sense a sovereign; herein standing in the most direct contrast to the object of Mahometan worship. Between, then, the god and the worshipper there is the most direct affinity, which may become identity. Intelligence is to be the characteristic of both. The hereditary caste is to preserve this Intelligence; its discipline to prevent it from being debased by mixture with people in whom the lower nature is predominant, or by contact with things which may make it predominant in themselves.</w:t>
-      </w:r>
-    </w:p>
-    <w:p>
-      <w:pPr>
-        <w:pStyle w:val="BodyText"/>
-      </w:pPr>
-      <w:r>
-        <w:rPr>
-          <w:lang w:val="en-GB"/>
-        </w:rPr>
-        <w:t xml:space="preserve">Now that any set of men should arise in a society, constituted like that of Hindostan, to deny the existence of a special caste of priests, might not seem surprising; for one might conjecture that there would be popular re-actions against so very strict and exclusive a system. We saw that there had been such popular re-actions in Hindostan. They took this form. They demanded a being less abstract than Brahm; not a mere thinking being, but one who should exercise actual influence over the arrangements of Nature and the world one to whom its good or its evil might be ascribed one who should not merely cultivate intercourse with an absorbed devotee, but should enter into fellowship with human creatures in their ordinary condition. To such strong workings of popular feeling, to such cries of the popular heart, we traced the Vishnu and Sheeva worship, which the priests had been compelled to incorporate with that older principle it seemed striving to subvert. It is evident that in these cases the priestly caste, whatever rude shocks it may have sustained, nevertheless kept its ground, even in the hearts of the people who assailed it. In fact, nothing proves more clearly than such changes, how much the reverence for a priestly order has been bound up with the sympathies and character of this nation. Neither the awakening of impulses which the priests could not control, nor conquest by such an utterly unsacerdotal people as the Mahometans, have availed to weaken this reverence. The priests have adapted themselves to feelings which they could not subdue: their authority has waxed stronger by a doctrine which threatened to crush it and the popular faith together.</w:t>
-      </w:r>
-    </w:p>
-    <w:p>
-      <w:pPr>
-        <w:pStyle w:val="BodyText"/>
-      </w:pPr>
-      <w:r>
-        <w:rPr>
-          <w:lang w:val="en-GB"/>
-        </w:rPr>
-        <w:t xml:space="preserve">But the Buddhist doctrine cannot in any wise be identified with this kind of movement. The word Buddha, it seems to be admitted on all hands, means Intelligence. That men ought to worship pure Intelligence, must have been the first proclamation of the original Buddhists. The deduction from this must have been, that no caste of priests was necessary for such worship. Could this doctrine have originated on the soil of Hindostan?</w:t>
-      </w:r>
-    </w:p>
-    <w:p>
-      <w:pPr>
-        <w:pStyle w:val="BodyText"/>
-      </w:pPr>
-      <w:r>
-        <w:rPr>
-          <w:lang w:val="en-GB"/>
-        </w:rPr>
-        <w:t xml:space="preserve">I do not wonder that thoughtful persons, especially those whose experience made them aware of the facts I have just alluded to, should have said that it could not: that a theory so contrary to the tendencies of Hindoos from generation to generation, must have come from some other region, and been rudely forced for a time upon this. But, plausible as such an hypothesis may seem, I think I have given you sufficient reason for distrusting it. The sacerdotal principle has indeed struck its roots very deep into the Indian soil, probably from as early a time as any to which we can possibly look back. It has shewn itself to be, in some form or other, inseparable from that soil. But it has grown up side by side with another principle, from which, at times, it is hardly distinguishable; the reverence for human intelligence; the disposition to make this the great Brahminical characteristic. It is quite conceivable, then, that from a very early time two sets of men may have coexisted in Hindostan; one composing an hereditary order of priests, the other a mere order of sages or devotees. They co-exist in India to the present day, on terms not probably of sympathy, but also not of absolute opposition or repulsion. The Greek writers allude to two classes seen by the soldiers of Alexander, between whom it has been reasonably enough supposed that a relation similar to this may have subsisted.</w:t>
-      </w:r>
-    </w:p>
-    <w:p>
-      <w:pPr>
-        <w:pStyle w:val="BodyText"/>
-      </w:pPr>
-      <w:r>
-        <w:rPr>
-          <w:lang w:val="en-GB"/>
-        </w:rPr>
-        <w:t xml:space="preserve">Both will alike have aimed at converse with the pure Intelligence, absorption into him. Both therefore will have been far removed from any wish to substitute for this object of worship one of a more visible and earthly character. But different circumstances may have operated to draw each of them into closer connection with that which is visible. The hereditary priest will have maintained his position by taking part in civil employments will gradually have exhibited less of the higher and more abstracted character. The devotee will have been reverenced by the people for retaining and carrying out this character. Thus he will have been brought into greater sympathy with them; will have been induced to symbolize the object of his worship, that it might be more apparent to ordinary men. In this way, perhaps, we may account for the appearance of temples, possessing the characteristics of Buddhism, which must have existed in Hindostan from a very early period. Gradually the distinction between these classes will have become more marked and definite. Sages will have appeared calling upon men to adore Buddha in purity and simplicity, denouncing the hereditary caste, denouncing the books upon which they rested their pretensions, acknowledging a modified sympathy with the worship of the people, as opposed to that of the Brahmins. In what light these sages were regarded we shall consider hereafter; now it is only necessary to observe that there are the widest differences of opinion among Buddhists respecting the time in which the original sage, the first Buddhist teacher, flourished.</w:t>
-      </w:r>
-    </w:p>
-    <w:p>
-      <w:pPr>
-        <w:pStyle w:val="BodyText"/>
-      </w:pPr>
-      <w:r>
-        <w:rPr>
-          <w:lang w:val="en-GB"/>
-        </w:rPr>
-        <w:t xml:space="preserve">That one Sakya Muni appeared in the sixth century before Christ, who produced an effect upon the inhabitants of India of the kind I have just described, and that he left a series of successors, seems to be ascertained. But he was in all probability only the rekindler of feelings, which had been existing previously; only the person who formally set them in opposition to the Brahminical tendencies with which they had been hitherto, though by somewhat loose and fragile links, associated. Although, then, I would by no means support a paradox which has had some countenance from learned men, but not from the most learned or those who have examined the subject most, that Buddhism was the original doctrine, of which Brahminism was a depravation—though such an opinion has to struggle with the greatest opposition of outward facts, and is, I think, also quite inconsistent with the respective character of the two systems; yet I imagine we must look upon Hindostan as the place from which both have started, must assume that they were branches from the same root, and that their separation, however decided at last, was a slow and gradual work. Ultimately the systems did come into direct collision, and it became evident that they could not dwell together on the same soil. The Brahminical succeeded in expelling its rival from Hindostan, and it went forth to seek and to find an asylum first in one, then in another of those numerous Asiatic countries which it now claims as its own.</w:t>
-      </w:r>
-    </w:p>
-    <w:p>
-      <w:pPr>
-        <w:pStyle w:val="BodyText"/>
-      </w:pPr>
-      <w:r>
-        <w:rPr>
-          <w:lang w:val="en-GB"/>
-        </w:rPr>
-        <w:t xml:space="preserve">This view of the origin of Buddhism may be a great help, I think, in reconciling the very opposite reports of it which we obtain from those who have seen it in different, or even in the same localities. The extreme Polytheism of India we found was not so incompatible with what was said of its original Monotheism, as it appeared at first. But what are we to say of a doctrine which is sometimes represented as one of almost perfect Theism; sometimes as direct Atheism; sometimes as having the closest analogy to what in a Greek philosopher, or in a modern philosopher, would be called Pantheism; sometimes as the worship of human saints or heroes; sometimes as altogether symbolical; sometimes as full of the highest abstract speculation; sometimes as vulgar idolatry? Strange as it may seem, the same doctrine is, I believe, capable of assuming all these different phases; no one of them can be thoroughly understood without reference to the other. Each is very imperfectly denoted by the names which I have used; for the feelings, good and evil, which work in the hearts of human beings, can never be satisfactorily expressed by mere labels describing a notion or theory.</w:t>
-      </w:r>
-    </w:p>
-    <w:p>
-      <w:pPr>
-        <w:pStyle w:val="BodyText"/>
-      </w:pPr>
-      <w:r>
-        <w:rPr>
-          <w:lang w:val="en-GB"/>
-        </w:rPr>
-        <w:t xml:space="preserve">I. Thus, to begin with the first supposition. Buddhism is, as we have seen, an attempt at the highest, least material idea of divinity. Buddha is clear light, perfect wisdom. You must not try to conceive of him as doing anything. Rest is not so much his attribute, as his very essence. He is One, the One; and it is only with the inward eye, purged from sensual corruptions, and steadily fixed on the contemplation of unity, that he can in any wise be apprehended. For the natural eye of the ordinary man views a multiplicity of things, each thing divided and separate from the other. The natural eye takes account only of appearances; it requires the severest discipline for a man to behold the Reality. This is surely Theism in its highest form and conception. It is something much more than we are wont to mean by that word, for by a Deist or Theist we often describe a person who does not deny the existence of God; who admits it as a sort of ultimate fact, as the Hercules’ pillar of the universe. But to the Buddhist, the belief in God is the most awful, and at the same time the most real of all thoughts; one not thrust back into the corner of a mind which is occupied by everything else, but which he thinks demands the highest and most refined exercise of all the faculty that he has. It is something which is to make a change in himself, which is at once to destroy him and to perfect him. And the effect is a practical one. Buddha is ever at rest. Can his worshippers be turbulent? Can he admit any rude or violent passions into his heart? He must cultivate gentleness, evenness, all serene and peaceful qualities, reverence and tenderness to all creatures, or he is not in his rightful state. He is not tempted, or obliged, as the Brahmin is, to look upon any human creature as merely animal, as excluded even from the highest privileges. He denies the natural difference of the Sudra; the poorest men of the vilest race may become one with Buddha. Hence, though he belongs to no priestly family, all his functions are more essentially those of a priest than the Brahmin’s can be. He claims no civil distinction; he is to be reverenced simply as offering up prayers for the peace and prosperity of all other people. He must abstain from much speech. In silence he may best hope to know the Unseen Intelligence. This is one aspect of the doctrine, and surely a very interesting one.</w:t>
-      </w:r>
-    </w:p>
-    <w:p>
-      <w:pPr>
-        <w:pStyle w:val="BodyText"/>
-      </w:pPr>
-      <w:r>
-        <w:rPr>
-          <w:lang w:val="en-GB"/>
-        </w:rPr>
-        <w:t xml:space="preserve">II. But if the Buddhist sage asks himself, What is it that I am contemplating: I cannot see it, or hear it, or handle it; I dare not conceive it; it is altogether inconceivable, and yet I know of it only by this mind of mine: he is likely to find himself in a strange perplexity. Or, if he put the case thus to himself: The end I propose to myself is to become nothing. Can it be Something which is to work this result? Can it be Something I am contemplating? He must say at length, No, it is Nothing. Nothing must be the ground of my life, of my being—of the being of all the things I see! Here is Atheism; a deep, hopeless void, yet touching on the borders of that doctrine which implied real belief in a living Divinity.</w:t>
-      </w:r>
-    </w:p>
-    <w:p>
-      <w:pPr>
-        <w:pStyle w:val="BodyText"/>
-      </w:pPr>
-      <w:r>
-        <w:rPr>
-          <w:lang w:val="en-GB"/>
-        </w:rPr>
-        <w:t xml:space="preserve">The transition to such Atheism is, no doubt, possible in the Brahminical doctrine; but here it is much easier. For the existence of a continuous caste preserves the tradition of a Divinity, invests it with a reality in some sense independent of the mind of the beholder. Here all rests upon that mind. The light seems to be projected from the eye; now it may be a bright sun in the heaven; now it may shrink into a speck; now it may vanish altogether. Yet we should draw a wrong inference from the incapacity of the Buddhist in this state of mind to give any form to his belief, if we said that it is wanting. He may even declare in honesty, ’I see nothing, and the words being the utterance of despair, not of triumph or satisfaction, may themselves contain a sure witness, even to himself, that there is that which no words or thoughts of his can comprehend; an eternal absolute ground of all words and thoughts.</w:t>
-      </w:r>
-    </w:p>
-    <w:p>
-      <w:pPr>
-        <w:pStyle w:val="BodyText"/>
-      </w:pPr>
-      <w:r>
-        <w:rPr>
-          <w:lang w:val="en-GB"/>
-        </w:rPr>
-        <w:t xml:space="preserve">III. And soon the Buddhist discovers an escape from this void of nothingness. He began with looking upon the One Intelligence as alone real; all outward nature he discarded, as merely apparent. But the visible world claims its rights; he cannot disown it; he must, in some way or other, take it into his system. The Intelligence therefore, the pure Buddha, must have a partner of his throne. It is Dharma; the principle of Matter; that out of which all things are formed. But these two powers, Intelligence and Matter, seem essentially opposite: if they are co-workers how can they be reconciled? There must be another power, Sanga, the mediating influence, which binds the informing mind to the dead formless thing upon which it works. This is nearly the explanation which a Buddhist priest gave to the English resident at Nepaul of a subject which has occasioned much controversy. It is borne out by the symbols in the Buddhist temples. They seem contrived to express the idea of some active, productive power; of some passive, merely receptive power; again, of something which is the joint result of both. If we compare the Buddhist Triad with the Hindoo Triad of Brahma, Vishnu, and Sheeva, the Creator, Preserver, Destroyer, we are struck rather by their difference than their resemblance. The powers of preservation and destruction are militant powers; each is continually invading the kingdom of the other: Brahma is looked upon as the common origin of both. Here the Intelligent Power is considered as balancing, or sustaining, the Passive, Material Power; and a third as necessary to their fellowship. The latter idea is, I think, by far the deeper, and more suggestive; but then it is abstract, rather than personal; more of a philosophical speculation, less of a practical belief. And it leads very directly to the next side of Buddhism—what is called its Pantheistic side.</w:t>
-      </w:r>
-    </w:p>
-    <w:p>
-      <w:pPr>
-        <w:pStyle w:val="BodyText"/>
-      </w:pPr>
-      <w:r>
-        <w:rPr>
-          <w:lang w:val="en-GB"/>
-        </w:rPr>
-        <w:t xml:space="preserve">IV. Beginning with the notion that the Intelligence is entirely separated from the world; that He is One, and it multiform; the Buddhist may arrive, by a series of easy steps, at a conclusion which would seem most opposed to this, that the Intelligence is essentially one with the world: in fact, that it can only be considered as the informing life or soul of the world. As in the case of Brahminism, it may be rightly said that this doctrine was latent in the Buddhist from the first: in other words, that the moment he began to think upon Nature with no other data than the belief which he possessed, he must inevitably terminate in this scheme. But it should be said, at the same time, that he has struggled earnestly, even heroically, with this tendency; that his effort to contemplate the pure Essence indicates a genuine desire to see something above the world, not merely dwelling in it, and actuating it. However true then it may be that Buddhism often becomes a mere notion of a God diffused through all things, I cannot believe that this is its characteristic principle. To ascertain what that is, we must examine the next allegation respecting it, that it is especially the deification of human saints or heroes.</w:t>
-      </w:r>
-    </w:p>
-    <w:p>
-      <w:pPr>
-        <w:pStyle w:val="BodyText"/>
-      </w:pPr>
-      <w:r>
-        <w:rPr>
-          <w:lang w:val="en-GB"/>
-        </w:rPr>
-        <w:t xml:space="preserve">V. We can scarcely speak of this as a phase of Buddhism. Everywhere you will find certain human beings called Buddhas. You will find Europeans asking such questions as these, When was Buddha born? How many Buddhas are there? And those who are asked seem not astonished at the inconsistency of the two enquiries, or of either with that idea of a pure essential Intelligence, sometimes the fixed only reality, sometimes so divested of all qualities as to become nothing, sometimes diffused through all things. If you consider the starting point of the doctrine, you will see that the departure from it, which is involved in this notion of human Buddhas, is far less than it seems. The abstracted man was to become one with the Divinity. In the mind of the Hindoo a whole caste is marked out for that glory. But a whole caste evidently does not attain it; there must be immeasurable differences of taste, earnestness, wisdom, in the priests of one generation, still more in those of successive generations. So it comes to pass, that there is more feeling of a Divine character diffused through a great many; less belief of actual divinity in particular individuals. Here, on the contrary, there is no check to the conviction that a man has risen to the state of Godhead—may be a God. In proportion as the Infinite Object fades into obscurity, or waxes fearful, the vision is more cherished of his appearance in one man, or a series of men, who in this or that period confer blessings on some particular country, traverse different countries; now mount into the region where Indra the Lord of the Elements dwells; now descend to earth, like Vishnu; (for these powers have passed from the Hindoo into the Buddhist legends;) and leave here and there, in some mountain or valley, footmarks which may be noted, and become the symbols of his continual presence. For as he has moved through space, passing rapidly from one portion of the globe to another, so does he live through different periods of time, the same principle inhabiting various forms; the same Buddha, though there may have been a number of Buddhas—though they may appear even now.</w:t>
-      </w:r>
-    </w:p>
-    <w:p>
-      <w:pPr>
-        <w:pStyle w:val="BodyText"/>
-      </w:pPr>
-      <w:r>
-        <w:rPr>
-          <w:lang w:val="en-GB"/>
-        </w:rPr>
-        <w:t xml:space="preserve">VI. And now we can understand how idolatry, the worship of different outward natural things may be attributed to this Theistic, Atheistic, Pantheistic, human doctrine. Through all nature, above and beneath, Buddha has journeyed; everywhere he has left his footmarks; everywhere we may find tokens of him. Sun, moon, and stars, all things on this earth, may speak of him. Or we may think of him as the fixed Immoveable Past, as the Actual Present, as the dim Future of fears and hopes. But these sensible objects are too distant and vague; these Past, and Present, and Future, too abstract. And we want to feel that we are not contemplating them in themselves, or for their own sakes, but the living, quickening Intelligence, which has stamped its form upon them. They must be changed into symbols; in that character we must approach them and revere them. They must assume shapes which are given to them by the kindred Intelligence in ourselves.</w:t>
-      </w:r>
-    </w:p>
-    <w:p>
-      <w:pPr>
-        <w:pStyle w:val="BodyText"/>
-      </w:pPr>
-      <w:r>
-        <w:rPr>
-          <w:lang w:val="en-GB"/>
-        </w:rPr>
-        <w:t xml:space="preserve">Oftentimes these shapes will be animal; for how ought we to think of the creatures around us, with those half human faculties and affections which we discover in them; with the ferocity and cunning which are surely not peculiar to them? Must not they be inhabited by a human spirit in some degraded, fallen condition? Are they not wandering about as signs to us of what we may become; of that state to which, by cultivating the lower and baser qualities of our nature, we may reduce ourselves? So reasons the Buddhist; he reveres and fears the animals as meaner forms of that Intellect, of which he sees the highest form in the glorified man, the Buddha.</w:t>
-      </w:r>
-    </w:p>
-    <w:p>
-      <w:pPr>
-        <w:pStyle w:val="BodyText"/>
-      </w:pPr>
-      <w:r>
-        <w:rPr>
-          <w:lang w:val="en-GB"/>
-        </w:rPr>
-        <w:t xml:space="preserve">VII. I have not yet spoken of Buddhism as a social system. I described its ministers as forming an order of devotees, as distinguished from a caste of priests. It is necessary to speak thus of them, for we must not suppose because they have no hereditary vocation, that they take their office at hazard, or that they have no communion with each other. We have a very accurate description of the ceremonies which are observed in some countries, at their consecration, of the questions which are asked to ascertain that they have no bodily or mental disqualification for the task. Such ceremonies, though they may vary in their forms, exist wherever Buddhism exists. In Thibet, which must be regarded as the centre and proper home of the religion, the priests are called Lamas; it is they who decide who the Lama, the true high priest of the universe, at any given time is. I say they decide who he is; for they could never allow that the faculty of choosing the chief Lama resides in them. In some person or other the spirit of Buddha dwells; he is meant to be the head of the universe; to him all owe homage. This Lama, therefore, never dies; he is lost sight of in one form, reappears in another. The body of some old man who has had this honour loses its breath, is laid in the tomb. The Lama has passed into some infant, who is brought up in a convent with special care, preserved from sensual influences, taught from the cradle to look upon himself as the shrine of the Divinity, and to receive the homage of rajahs, nations, even of the Celestial Empire; nay, even of European monarchs. Some of you may remember to have read of a solemn embassy sent by the English government at Calcutta in the days of Warren Hastings to the court of the Lama. A very affecting letter had been addressed by him to the English authorities in India, asking their help in checking quarrels between certain native sovereigns, an object, he said, which he sought diligently in prayers by day and night. An old man was the author of this letter; before Mr. Turner, the English envoy arrived, he had left the world; and a child of eighteen months was acknowledged as his successor. It reigned by no hereditary right; but the other Lamas presented him with unquestioning faith as the representative of the Perfect Intelligence through whom it would most surely utter itself.</w:t>
-      </w:r>
-    </w:p>
-    <w:p>
-      <w:pPr>
-        <w:pStyle w:val="BodyText"/>
-      </w:pPr>
-      <w:r>
-        <w:rPr>
-          <w:lang w:val="en-GB"/>
-        </w:rPr>
-        <w:t xml:space="preserve">If we now try to sum up the evidence which we have gathered from different indications respecting Buddhism, I do not know that we can do it better than in the words of Mr. Hodgson, the resident at Nepaul, to whom I have already referred.</w:t>
-      </w:r>
-      <w:r>
-        <w:rPr>
-          <w:lang w:val="en-GB"/>
-        </w:rPr>
-        <w:t xml:space="preserve"> </w:t>
-      </w:r>
-      <w:r>
-        <w:rPr>
-          <w:lang w:val="en-GB"/>
-        </w:rPr>
-        <w:t xml:space="preserve">“The one infallible diagnostic of Buddhism,”</w:t>
-      </w:r>
-      <w:r>
-        <w:rPr>
-          <w:lang w:val="en-GB"/>
-        </w:rPr>
-        <w:t xml:space="preserve"> </w:t>
-      </w:r>
-      <w:r>
-        <w:rPr>
-          <w:lang w:val="en-GB"/>
-        </w:rPr>
-        <w:t xml:space="preserve">he says, with an emphasis and decision which were the result of patient enquiries, conducted during many years,</w:t>
-      </w:r>
-      <w:r>
-        <w:rPr>
-          <w:lang w:val="en-GB"/>
-        </w:rPr>
-        <w:t xml:space="preserve"> </w:t>
-      </w:r>
-      <w:r>
-        <w:rPr>
-          <w:lang w:val="en-GB"/>
-        </w:rPr>
-        <w:t xml:space="preserve">“is a belief in the infinite capacity of the human intellect.”</w:t>
-      </w:r>
-      <w:r>
-        <w:rPr>
-          <w:lang w:val="en-GB"/>
-        </w:rPr>
-        <w:t xml:space="preserve"> </w:t>
-      </w:r>
-      <w:r>
-        <w:rPr>
-          <w:lang w:val="en-GB"/>
-        </w:rPr>
-        <w:t xml:space="preserve">This is the conclusion to which all our enquiries into the system have conducted us. The idea of an Adi Buddha, or Absolute Eternal Intelligence is there, but it is hidden; it gradually evaporates. The possibility of utter Atheism is there; but the heart flies in dismay from it. The vision of a Unity resulting from the reconciliation of opposites is there; but it either passes into a mere theory, or seeks for images to express it, which make it material. The conception of an intelligent soul in nature is there; but it quickly resolves itself into a recognition of all Nature, as symbolising human deeds and attributes. Lastly, the idea of deified men is there; but this loses itself in another, that there is in man, in humanity, a certain Divine Intelligence, which at different times and in different places, manifests itself more or less completely, and which must have some one central manifestation. The Human Intellect is first felt to be the perfect organ of worship; finally its one object. This is Buddhism; this is the conviction which, with more or less of confusion, is working in the hearts of 300 millions of people on this globe of ours.</w:t>
-      </w:r>
-    </w:p>
-    <w:p>
-      <w:pPr>
-        <w:pStyle w:val="BodyText"/>
-      </w:pPr>
-      <w:r>
-        <w:rPr>
-          <w:lang w:val="en-GB"/>
-        </w:rPr>
-        <w:t xml:space="preserve">I greatly desire to ask this doctrine, what testimony it bears for or against that hypothesis which it is the purpose of these Lectures to examine; the hypothesis, I mean, that the Divine portion of the faith of different nations signifies nothing; that it is only an attempt to explain the phenomena of the universe; that there is no need of a Revelation to man, because in himself, in his own heart there is a sufficient revelation of all the truths he wants to know; that we may safely leave this to work itself out as it can in the different religious systems, without pretending to inculcate notions of our own, which, perhaps, are only a little better than those we should displace. But I believe we shall be in a fairer condition to meet these questions, when we have considered the circumstances of a country in which Buddhism does not exist alone; in which it is counteracted, and yet, I think, also illustrated, by the presence of systems older, in that country at least, than itself.</w:t>
-      </w:r>
-    </w:p>
-    <w:p>
-      <w:pPr>
-        <w:pStyle w:val="BodyText"/>
-      </w:pPr>
-      <w:r>
-        <w:rPr>
-          <w:lang w:val="en-GB"/>
-        </w:rPr>
-        <w:t xml:space="preserve">Numerous as are the puzzles which the history and actual condition of China may present to European enquirers—even to those few who are acquainted with its language, and have had opportunities of closely observing it, I do not think that there is much difference of opinion respecting its main and distinguishing characteristic. Its learned men, we are told by the most respectable authorities, say, without exception,</w:t>
-      </w:r>
-      <w:r>
-        <w:rPr>
-          <w:lang w:val="en-GB"/>
-        </w:rPr>
-        <w:t xml:space="preserve"> </w:t>
-      </w:r>
-      <w:r>
-        <w:rPr>
-          <w:lang w:val="en-GB"/>
-        </w:rPr>
-        <w:t xml:space="preserve">“a principle of order is that which we discover and reverence in the world:”</w:t>
-      </w:r>
-      <w:r>
-        <w:rPr>
-          <w:lang w:val="en-GB"/>
-        </w:rPr>
-        <w:t xml:space="preserve"> </w:t>
-      </w:r>
-      <w:r>
-        <w:rPr>
-          <w:lang w:val="en-GB"/>
-        </w:rPr>
-        <w:t xml:space="preserve">and every act of their lives, the construction of society, their art, their most minute ceremonies, bear out the assertion. If you hear their choicest phrases reported to you, or look at the works they have produced, or remember the duration of their empire, or think how many shocks from without it has withstood, or even read one of their singular state papers, you can scarcely avoid saying within yourself; here is a people which, successfully or unsuccessfully, is striving to be orderly, which for generations has been carrying on this struggle, which hates everything that interferes with its success, would gladly obtain it by any sacrifice. Hence the preservation of historical records, in their driest form has been as important a purpose in their eyes as it has been an indifferent or impossible one to the Hindoo. Hence, from first to last, we discover among them precisely the opposite view of social life to that which we have noticed in the conception of the Buddhist Lama. The Chinese does not first ask where Spiritual Intelligence dwells, and then confess that to this he must submit. But he starts with the belief in government and society; and then demands that all study and intelligence should be applied to the preservation of it. The emperor is the datum or postulate from which the speculations of philosophers, as well as the arrangements of society, begin. He is put into the position which he holds, that he may be the spring and soul of order to the commonwealth. How he may be so he is to enquire very diligently. All the functionaries of government are to be chosen according to their fitness to preserve that order, according to their knowledge of the maxims upon which it rests. To prevent any infractions of it by themselves, or those over whom they rule, is to be their incessant study. Instruction therefore, it would seem, has been from the earliest period a primary condition of all civil duties and employments. The Chinese have not anticipated the West more in other machinery than in that of education, and in the importance which they have attached to it. Schools, great and little, especially for the instruction of those who shall have any offices in the state, were the great distinction of those dynasties, which we should call in the history of any other people—here the name would be strikingly inapplicable—the heroic period of the Empire. Because they fell into decay, and the fabric of social order with them, it was necessary that a Reformer should appear.</w:t>
-      </w:r>
-    </w:p>
-    <w:p>
-      <w:pPr>
-        <w:pStyle w:val="BodyText"/>
-      </w:pPr>
-      <w:r>
-        <w:rPr>
-          <w:lang w:val="en-GB"/>
-        </w:rPr>
-        <w:t xml:space="preserve">Confucius appeared, not to introduce new maxims, but to revive the old—to explain what he saw to be the conditions and first principles of Chinese government, to embody them in books, which have been for 2000 years the school-books of China, the maxims of society and practical conduct, possessing an authority higher than any decrees, because explaining that which is to make decrees stable, and to procure obedience to them. The education of Confucius was one in state affairs. He was strictly a government functionary. He was disgusted with the confusion and disorder which he found in all departments of the state, and he retired to meditate in secret the grounds upon which a reformation must be undertaken. He did not trust solely to his own reflection, or to Chinese antiquity. There was an old man, Laoutsee, who spoke much of the Divine Reason which dwelt within each man, of its being the first object of every man to cultivate this, and to bring all his faculties of body and mind under its rule. This he seems to have set up as the maxim of life, in opposition to the political notions of it, which prevailed among his countrymen generally. To his words Confucius listened respectfully; though far from admitting his doctrine, he turned it to account by subordinating it to his own. He taught also that a man must cultivate this reason in himself—must try to arrive at self-government, even at perfect self-government; but all for social ends and purposes, all that he might be better able to contribute towards the rational administration of the state; towards the preservation of public order. But where lay the root of this order? Its first ground Confucius, still professing only to be an interpreter of old and admitted doctrines, said, must lie in actual relationships; the family must sustain the state. The authority of the father must be the root of all other authority. The emperor must be regarded, must regard himself, as the common father. He was set to keep his people in order, and upon this principle he must order himself. These were not mere words. They do actually express that which has been the strength, the binding principle of Chinese society, from generation to generation. Jesuit missionaries, Protestant missionaries, English travellers, French philosophical admirers of Confucius, have all alike confessed it. The maxims of Confucius are faithful results of the observations of a man honestly desirous to make use of the experience that is given him for a moral purpose; they may generally be read with interest, often with admiration, as hints for conduct—even as helps to internal self-discipline. But they would be feeble and unmeaning, and could scarcely have exercised any great influence on the mind of a nation, if they had not rested upon the recognition of a real and eternal principle of order, lying far deeper than all Chinese formalities, or than the formalities in the mind of Confucius himself. Fatherly authority was his ultimate principle. Practically, he went not a step beyond it. What he heard of divine, unseen, mysterious powers above man, or above nature, or even in man and in nature; of some thing or person above the earthly emperor, or the earthly father, he by no means denied. Whatever faith his countrymen had respecting the invisible world, he would have wished to confirm. But he did not see his way in such enquiries: he could not trace the actual connexion between them and practical life. And the sincerity of his mind revolted against the notion of merely using them as artifices to keep up respect for human institutions. On this ground he has, I think, been too hastily condemned as an atheistical philosopher. I cannot feel any desire to make good such a charge. It is a pleasanter, and also a truer course, to admit that his confession of ignorance may have been a genuine one; and may even have implied that he had deeper thoughts than he knew how to express. We may be sure that what there was weak and maimed in his scheme will discover itself in the course of history, and that this discovery will be far more valuable than any rash conclusions of ours respecting it.</w:t>
-      </w:r>
-    </w:p>
-    <w:p>
-      <w:pPr>
-        <w:pStyle w:val="BodyText"/>
-      </w:pPr>
-      <w:r>
-        <w:rPr>
-          <w:lang w:val="en-GB"/>
-        </w:rPr>
-        <w:t xml:space="preserve">Not many centuries after this reform, a Chinese emperor became aware that there was some blank in the doctrine of Confucius; a blank which was not filled up by turning him into a god, and raising temples to him. Side by side with the Confucian, or State-worship, dwelt the Taou sect, the disciples of that old philosopher with whom Confucius had conversed, men who still maintained that the Reason was something divine and mysterious in each person, and would lead him into inward contemplation, not make him the handy instrument in a State machinery. But these people had little faith, except in themselves. The effect of their mysterious knowledge upon others seemed chiefly exhibited in charms, and incantations and magic arts, which interfered with the good order of the State, rather than promoted it. Something else was wanted. The emperor heard of a great teacher and prophet somewhere in India. In spite of the remonstrances of wise men, who shewed him how grievously he was departing from Chinese maxims, in preferring foreign to native culture, the Buddhist faith was imported into the empire. A religion resting upon communion with the unseen world, in all its outward, and many of its inward characteristics, the direct opposite of the Confucian system gained footing on the soil which that system ruled. The result was what might have been expected. The new faith took hold of popular sympathy, and has retained that sympathy to the present day. It was, and is despised, by the great mandarins, by the functionaries of government, by the adorers of social order. But it is more than tolerated by the government as such; it is recognized as deserving of respect, even of homage. Though the emperor cannot allow the Lama to interfere with his own supreme rule, and has procured the appointment of a deputy Lama who shall be really the head of the Buddhist society in his dominions, and his subject, he yet sends embassies to the high priest in Thibet, and asks his intercessions for China. Evidently Buddhism is felt, even by the disciples of Confucius, to be an element of society in China, which cannot be dispensed with, and for which their own system, much as they may prefer it, offers no substitute.</w:t>
-      </w:r>
-    </w:p>
-    <w:p>
-      <w:pPr>
-        <w:pStyle w:val="BodyText"/>
-      </w:pPr>
-      <w:r>
-        <w:rPr>
-          <w:lang w:val="en-GB"/>
-        </w:rPr>
-        <w:t xml:space="preserve">I have said, that in most of its inward, as well as outward characteristics, the Buddhist and the Confucian doctrine are opposed. I used this language, because it is evident that in one respect they are not opposed. Different as are the functions which are assigned to the intellect of man in the three Chinese systems, that intellect is still an object of profound veneration to all. Wisdom is viewed as wholly social and experimental in one, internal and mystical in the second, strangely mixed with the idea of what is super-human and eternal in the third. Had it been otherwise, had there been nothing common in these faiths, it is scarcely possible to conceive of them dwelling together in such an empire; or to suppose that one should at all supply the gaps in the other.</w:t>
-      </w:r>
-    </w:p>
-    <w:p>
-      <w:pPr>
-        <w:pStyle w:val="BodyText"/>
-      </w:pPr>
-      <w:r>
-        <w:rPr>
-          <w:lang w:val="en-GB"/>
-        </w:rPr>
-        <w:t xml:space="preserve">And which, then, of these three faiths, shall we say can be described by that comprehensive formula,</w:t>
-      </w:r>
-      <w:r>
-        <w:rPr>
-          <w:lang w:val="en-GB"/>
-        </w:rPr>
-        <w:t xml:space="preserve"> </w:t>
-      </w:r>
-      <w:r>
-        <w:rPr>
-          <w:lang w:val="en-GB"/>
-        </w:rPr>
-        <w:t xml:space="preserve">‘a mere attempt to explain the phenomena of the universe?’</w:t>
-      </w:r>
-      <w:r>
-        <w:rPr>
-          <w:lang w:val="en-GB"/>
-        </w:rPr>
-        <w:t xml:space="preserve"> </w:t>
-      </w:r>
-      <w:r>
-        <w:rPr>
-          <w:lang w:val="en-GB"/>
-        </w:rPr>
-        <w:t xml:space="preserve">All three do attempt that, doubtless,—Buddhism, especially. But, does the faith of the Buddhist consist in this? Is it this which in his inmost heart he wants to know? Every enquiry we have made has led us to the opposite conclusion. He is obliged to question the universe, because he does not know what else he should question. He has questioned it, and to every problem which disturbs him it has returned a more confused answer. He has asked, what that is within him which is higher than it, what that is which seeks a knowledge which it cannot give? He is sure that he is above the world—that it was never meant to be his master—that the spirit in him must have its ground elsewhere. But where? What is this ground? Is it anything? Is it nothing? Who will tell him? That which has asked the question cannot give the answer. With deepest solicitude, he cries,</w:t>
-      </w:r>
-      <w:r>
-        <w:rPr>
-          <w:lang w:val="en-GB"/>
-        </w:rPr>
-        <w:t xml:space="preserve"> </w:t>
-      </w:r>
-      <w:r>
-        <w:rPr>
-          <w:lang w:val="en-GB"/>
-        </w:rPr>
-        <w:t xml:space="preserve">“Do Thou, of whom I see the footmarks in natural things, but most of all in human beings, in those who have thoughts, and reasons, and wills—in those who feel that these are not meant to be the servants of their senses, or of the things with which their senses deal,—do Thou tell me who Thou art, and how I may draw nigh to Thee. Tell me what Thou hast to do with man, for something Thou must have. Tell me if there be a man, and where he is, in whom I may behold Thee; One who is not here to-day, and gone to-morrow; but who, amidst all changes of times, the disappearance of generations, lives on. Tell me if there be indeed a King and High Priest of the universe—a man actually Divine. And this, too, I need to know: What that Light is which dwells in me; whether it is self-derived, or, as my inward heart tells me, derived from Thee. Whether there be any Spirit coming forth from Thee to dwell in men, and bind them together—to make them gentle, and gracious, and wise—to be the common life of all, and still the life of each. And if these things be so, tell me how these things can be reconciled, as my reason has whispered that it can be, though as yet I see not how, with that Unity—the essential condition of Thy Being—that which divides Thee from all the multitude of things and persons with whom in this world we converse.”</w:t>
-      </w:r>
-      <w:r>
-        <w:rPr>
-          <w:lang w:val="en-GB"/>
-        </w:rPr>
-        <w:t xml:space="preserve"> </w:t>
-      </w:r>
-      <w:r>
-        <w:rPr>
-          <w:lang w:val="en-GB"/>
-        </w:rPr>
-        <w:t xml:space="preserve">I say that Buddhism, rightly interpreted, is a prayer of this kind—an earnest prayer, consciously or unconsciously uttered by 300 millions of people. And yet we are told that it is honouring the faith of these people, shewing tenderness and respect for them, to believe that there is not any Revelation, save that which man procures for himself. In other words, that this prayer never has, never can be, answered. Only if we have really brought ourselves to this contempt for the faith of so many human beings, can we patiently think of this faith working out, as the phrase is, its own results. It has been working out its results for all these thousands of years—and what have they been? The worship of the intellect has not caused the intellect to grow—not even to grow to an ordinary human or earthly stature; I say nothing of that Divine stature which it feels that it may reach. The priest of Buddha, of the Intelligence, is rarely an intelligent man. That mighty portion of the globe over which Buddhism rules is nearly the most ignorant portion of it. And yet in it lie the seeds of all highest, noblest culture, if only we can really address ourselves to that which is within the hearts of those who hold this faith, if we can only tell them that which they crave to know. That it is a vain and cruel thing merely to carry our own notions among them—our notions upon any subject, divine, human, earthly, I admit readily. If we do not know that which will solve their riddle—if we cannot tell them—Here is that which will turn doubt and confusion into clearness; here is that which is not our notion, but which has come from God to confound our notions, to confound our pride; and which is meant, not for us, but for mankind: for mercy’s sake, let us be silent; the Buddhists are better as they are.</w:t>
-      </w:r>
-    </w:p>
-    <w:p>
-      <w:pPr>
-        <w:pStyle w:val="BodyText"/>
-      </w:pPr>
-      <w:r>
-        <w:rPr>
-          <w:lang w:val="en-GB"/>
-        </w:rPr>
-        <w:t xml:space="preserve">So also of the Confucian scheme. That cannot be charged with want of practical results. Yet that something is wanting, China itself has confessed. Can it be supplied from within? When we fancy it I think we commit a great injustice. Mr. Medhurst, the author of an interesting book on China, the result of his own observations, expresses his wonder, and even indignation, that Confucius, having dwelt so beautifully on the rights and duties of a father, should not have carried up his thoughts to the Great Father of all. I confess that I feel quite unable to adopt this language. It seems to me evidence of Confucius being a sincere man, that he did not allow himself to use mere figures of rhetoric upon this subject, for such in his lips they would have been. If having spoken of one holding an actual relation under the name of Father, he had afterwards used that word as a synonym for a Creator or for an unknown Being, the pleasure which such expressions might have caused us would have been dearly purchased by the loss of reality in the mind of him who resorted to them. If you can tell the Chinese that this is an actual relation, that it has been proved to be so, that our human relation is the image of it, that the reality of one gives reality to the other, that the honour paid to relationships is not incompatible with that seemingly abstract, unsocial, unreal view of the Reason of which the Taou sect has been the champion; and that the Buddhist spiritualism is not an element of new confusion, but of reconciliation you will indeed discover to him that deepest foundation of order which he is looking for—you will shew him that way from the visible to the Invisible which he has never yet discovered. But any teaching short of this, that hard and formal and yet withal practical and serious, mind of his, will repel. You will find that you have not learnt the spell which can break the heavy yoke of custom from off his neck, and change him from the most perfect of living machines into a living Man.</w:t>
-      </w:r>
-    </w:p>
-    <w:bookmarkEnd w:id="17"/>
-    <w:bookmarkStart w:id="18" w:name="lecture-iv.-defunct-religions"/>
-    <w:p>
-      <w:pPr>
-        <w:pStyle w:val="Heading2"/>
-      </w:pPr>
-      <w:r>
-        <w:rPr>
-          <w:lang w:val="en-GB"/>
-        </w:rPr>
-        <w:t xml:space="preserve">LECTURE IV. Defunct Religions</w:t>
-      </w:r>
-    </w:p>
-    <w:p>
-      <w:pPr>
-        <w:pStyle w:val="FirstParagraph"/>
-      </w:pPr>
-      <w:r>
-        <w:rPr>
-          <w:lang w:val="en-GB"/>
-        </w:rPr>
-        <w:t xml:space="preserve">The Mahometan, the Hindoo, and the Buddhist, are the great prevailing faiths of the world. A person indeed who should insist upon reducing all the religious thoughts and convictions he met with in different places under one of these three heads, would exhibit great practical ignorance; for the feelings and apprehensions which belong to actual human beings will not bear to be so treated. A man will not really be intelligible to you, if, instead of listening to him and sympathising with him, you determine to classify him. But it is true, that one who has patiently studied and livingly realized the characteristics of these wide-spread beliefs, will not be hopelessly puzzled by the notions of men in any part of the globe, civilized or savage. There are no other existing forms of religious thought sufficiently distinct from these to deserve a separate examination in such a course as this; none which have not grown out of them, or have not been rapidly absorbed into them. And it is of existing systems that I wished first and chiefly to speak, because for the practical object I proposed to myself, and which Boyle desired we should keep in sight, these must be the most important. I could not, however, do proper justice to the subject if, before I enter upon the second division of it—the consideration of the way in which Christianity is related to different religions—I did not touch upon what may be called the defunct systems, those which belong to history, and which have yielded to the might either of the Crescent or the Cross. The word</w:t>
-      </w:r>
-      <w:r>
-        <w:rPr>
-          <w:lang w:val="en-GB"/>
-        </w:rPr>
-        <w:t xml:space="preserve"> </w:t>
-      </w:r>
-      <w:r>
-        <w:rPr>
-          <w:lang w:val="en-GB"/>
-        </w:rPr>
-        <w:t xml:space="preserve">‘defunct,’</w:t>
-      </w:r>
-      <w:r>
-        <w:rPr>
-          <w:lang w:val="en-GB"/>
-        </w:rPr>
-        <w:t xml:space="preserve"> </w:t>
-      </w:r>
-      <w:r>
-        <w:rPr>
-          <w:lang w:val="en-GB"/>
-        </w:rPr>
-        <w:t xml:space="preserve">we shall soon find, is only in one sense applicable to them; they had that in them which is not dead, and cannot die; that which is exerting an influence upon the mind and education of Christendom at the present day. Still, as systems, they belong to the past; they will therefore supply a new kind of test for trying the maxims respecting the worthlessness and transitoriness of what is merely theological, which I have been examining in former Lectures. For the reason I have given they ought not to be treated in the same detail as those which have occupied us hitherto: indeed, I do not think we should gain so much by considering them in detail, as by glancing at them side by side; so that the principles which distinguish them, and those wherein they are alike, may be more readily discerned. I shall therefore endeavour to compress what I have to say of them into a single Lecture.</w:t>
-      </w:r>
-    </w:p>
-    <w:p>
-      <w:pPr>
-        <w:pStyle w:val="BodyText"/>
-      </w:pPr>
-      <w:r>
-        <w:rPr>
-          <w:lang w:val="en-GB"/>
-        </w:rPr>
-        <w:t xml:space="preserve">I. The old Persian religion is the first which offers itself to our notice, as standing in a close relation, both outwardly and inwardly, to the Hindoo. The Zendavesta, the religious book in which this faith is professedly set forth, cannot be appealed to as a very certain authority respecting it; what we possess is confessedly a compilation from earlier sources; and though critics think that they can detect older fragments in the midst of it, there is great difficulty in separating them from the mass, or in determining the time when it was put together. The age and history of the man who is spoken of as the great prophet of this faith, Zerdusht or Zoroaster, are equally obscure. It has even been questioned whether such a man ever existed—whether he does not merely represent a divine principle, or a stage in a nation’s history. It might seem, then, as if this doctrine, of which we have such vague records, must have exercised but a slight influence; at all events, that its essential character cannot be ascertained. Both conclusions would be erroneous. Whatever authority the Zendavesta may have, whatever kind of person Zoroaster may have been, the Persian faith has been bound up with the life of a great portion of Asia, and has left as strong evidences as any both of its nature and of its power over the minds of men, even in generations far removed from each other.</w:t>
-      </w:r>
-    </w:p>
-    <w:p>
-      <w:pPr>
-        <w:pStyle w:val="BodyText"/>
-      </w:pPr>
-      <w:r>
-        <w:rPr>
-          <w:lang w:val="en-GB"/>
-        </w:rPr>
-        <w:t xml:space="preserve">The readers of Gibbon will remember a splendid passage of his history describing a great Asiatic revolution which took place in the third century after Christ. The old Persian empire was then ruled by the Parthians. Their dynasty had lasted for several centuries: it had been set up after the Greek armies had conquered Asia; after they had established their own habits and civilization in the midst of it. Their worship the Parthians to a considerable extent adopted; the old faith of the Persians they crushed. At the period I speak of it was found that this faith had lain hidden under the soil, but had never been destroyed. The Magi came forth and proclaimed that which they affirmed to be the original teaching of Zoroaster. The innovations of five centuries were swept away—a dynasty which the Persians recognized as the continuation of the old kingdom of Cyrus was established, and the nation’s old belief was the foundation upon which it rested. This power became the great Eastern antagonist of Rome: at a later period, it had nearly wrested the empire of Asia from Constantinople: it sunk at last under the irresistible strength of the Mahometan armies. For a time, those whom the Mahometans called fire-worshippers struggled hard: at length they vanished into an insignificant sect; Persia acknowledged the Prophet of Arabia as its one divine teacher.</w:t>
-      </w:r>
-    </w:p>
-    <w:p>
-      <w:pPr>
-        <w:pStyle w:val="BodyText"/>
-      </w:pPr>
-      <w:r>
-        <w:rPr>
-          <w:lang w:val="en-GB"/>
-        </w:rPr>
-        <w:t xml:space="preserve">But what was the faith which governed the old Persian while he ruled the world—which dwelt so deeply in the heart of a people that it could revive after a lapse of centuries—which perished all but utterly at last? We have seen that the Brahm of the Hindoo, the Buddha of that mighty sect which arose out of Hindooism, is especially the Intelligent Being, He in whom light dwells, and by communication with whom men become enlightened. Observe how naturally, how inevitably, one uses this word Light for Intelligence. We feel instinctively that it is much the better word of the two; that one is hard and abstract, the other living and real. So men have felt in all countries and ages. Their bodily eye distinguished one thing from another—could exert itself in the day, was useless in darkness. They had as certainly something within them which could discern a sense in words, a meaning in things. This surely was an eye too. There was no better way of speaking about it. And there must be some light answering to this eye, older than it, otherwise it could not be. They discovered, too surely also, that there was a state in which this eye saw nothing, a state of darkness. If we keep these very simple thoughts in our minds, (I say, keep them in our minds, for they are there already; we are obliged to make use of this language—it belongs to us all, to prince and peasant alike); and if we recollect that what we are apt to overlook as too simple, is oftentimes just the most important thing of all—the key which unlocks a multitude of treasure-houses, we shall be able to enter into the belief of different people, and to trace the transition from one to another far more easily. The conviction which we have found dwelling so strongly in the minds of Brahmin and Buddhist, though taking different forms, was this—</w:t>
-      </w:r>
-      <w:r>
-        <w:rPr>
-          <w:lang w:val="en-GB"/>
-        </w:rPr>
-        <w:t xml:space="preserve">‘he who has the inward eye most opened, must be the greatest man: he in whom it is quenched, must be the lowest and most miserable man.’</w:t>
-      </w:r>
-      <w:r>
-        <w:rPr>
-          <w:lang w:val="en-GB"/>
-        </w:rPr>
-        <w:t xml:space="preserve"> </w:t>
-      </w:r>
-      <w:r>
-        <w:rPr>
-          <w:lang w:val="en-GB"/>
-        </w:rPr>
-        <w:t xml:space="preserve">And the puzzle which we saw tormenting them both, in different ways and different degrees, was this. But where is this light? Is it only in the eye? What then does the eye behold? Is it not in the eye? How then can I call that a light? A very deep question indeed; the answers to which, in every case, are full of practical significance. The Persian solution was the most simple of all. He felt that his whole life was precisely this debate between light and darkness. There must, he said, be Lords over this light and darkness. This had probably been his oldest and strongest conviction.</w:t>
-      </w:r>
-    </w:p>
-    <w:p>
-      <w:pPr>
-        <w:pStyle w:val="BodyText"/>
-      </w:pPr>
-      <w:r>
-        <w:rPr>
-          <w:lang w:val="en-GB"/>
-        </w:rPr>
-        <w:t xml:space="preserve">The nights in Persia are clear and beautiful. The stars were a language which spoke to peasant and priest alike of light coming out of darkness. On these the one will have meditated till he thought them powers and rulers of the world; the other will have paid them actual homage. The Magians, the servants of the Light, will have devised a system of worship addressed to these. If Zerdusht or Zoroaster were a real man, he probably arose at a time when this worship had become very general, and when the mind of the people had become much debased by it. To some man, or some men, it was given to perceive that the ministers of light had become ministers of darkness. Those things which testified of a Divine Light had been substituted for it. He rose up as the witness for Ormuzd, the Lord of Light, to testify that light comes from him, and not from the outward, material things; that whoso serves them is the servant of Ahriman, the Prince of Darkness. While Ahriman teaches his servants to bow down before visible things, Ormuzd communicates to men his living Word, (that is the meaning of Zendavesta,) speaks to their hearts, teaches them the laws of justice and order. The battle between Ormuzd and Ahriman will be long, but Ormuzd must triumph at last. The kingdom of light is mightier than the kingdom of darkness. This was the substance of the Persian faith, to the revival of which, in its strength and simplicity, all that was vigorous in the Persian character and government, seems to have been owing. There was the greatest difference between it and the Hindoo—precisely this difference. The Hindoo thought of light and darkness as the opposition between cultivation and ignorance—between the Brahmin and the Sudra; the Persian looked upon them as expressions for right and wrong. Far less refined and intellectual than the Indian, far less capable of mere speculation, he had a sense of practical, moral distinctions, to which the other was almost a stranger, or, at least, which never presented themselves to him, nakedly and directly, as the foundation of all other distinctions. Hence a difference in their scheme of life. Right must be proclaimed by some one; not merely recognized or perceived. The Persian, therefore, looked much more to an authority which should command men, or to a teacher who should impart wisdom, than merely to a thinker or devotee. He regarded the king, from whom the law and words of grace proceeded, with more reverence than the priest. There might be many conflicts between the two, at times they might work in harmony, but this was the abiding, characteristic Persian feeling.</w:t>
-      </w:r>
-    </w:p>
-    <w:p>
-      <w:pPr>
-        <w:pStyle w:val="BodyText"/>
-      </w:pPr>
-      <w:r>
-        <w:rPr>
-          <w:lang w:val="en-GB"/>
-        </w:rPr>
-        <w:t xml:space="preserve">But there were two or three difficulties specially besetting him who held this faith. The Persian felt that visible things were not to be adored. It was the worship of Ahriman to set up them as the lords of men. Yet he had more need than the Hindoo to feel that the object he was worshipping was above himself, not merely of himself. He must speak of the Light as coming to him, not merely as proceeding from him. But if so, how shall he realize it? Must not the light, or must not the fire, or must not the sun, be in some sense or other an object for him to fear and obey? This thought would be always re-appearing in the popular mind, nay, in the mind of the teacher who most protested against it, when he was struggling with the tendency in himself and other men to set up their own thoughts as if the true Light was in them. To meet it the Magian devises a theory. These outward objects are but images or counterfeits of something within; they are the productions of the king of darkness: the good and great beings who appear in the world come forth from the inner kingdom to subvert these. Starting from such a notion as this, it was easy to produce a universe of phantasies, against which the simple and earnest mind of the Persian, struggling, and struggling in vain, would plunge into direct idolatry. Another awful question there was: Did this power of good originate the power of evil, or is each self-created? Or whence do they come? Some hidden being there must be—some deeper ground than all that man could conceive. They tried to express it in some name—they called this ground of all things, Time without Bounds.</w:t>
-      </w:r>
-    </w:p>
-    <w:p>
-      <w:pPr>
-        <w:pStyle w:val="BodyText"/>
-      </w:pPr>
-      <w:r>
-        <w:rPr>
-          <w:lang w:val="en-GB"/>
-        </w:rPr>
-        <w:t xml:space="preserve">Under this last form the Persian faith came into contact with the Christian Church of the first ages. The influence of the Gospel over Persia was slight and partial; but the preachers of it perceived a deep meaning in the Persian speculations. Gradually some appeared who thought the speculation beautiful, who cared little for the solution. These produced some of the darkest of the early heresies. When the Mussulman encountered the Persian faith he felt no such temptation.</w:t>
-      </w:r>
-      <w:r>
-        <w:rPr>
-          <w:lang w:val="en-GB"/>
-        </w:rPr>
-        <w:t xml:space="preserve"> </w:t>
-      </w:r>
-      <w:r>
-        <w:rPr>
-          <w:lang w:val="en-GB"/>
-        </w:rPr>
-        <w:t xml:space="preserve">“Is this your God—this Time without bounds, this phantasy the Living Being? It is impossible. No! pretend what you will, you are worshippers of fire, or of the sun, or of the stars. With our swords we cut through your webs of sophistry—through your worlds seen and unseen—your good and your evil principles. There is one God, and Mahomet is his prophet. Yield to that belief, or perish!”</w:t>
-      </w:r>
-    </w:p>
-    <w:p>
-      <w:pPr>
-        <w:pStyle w:val="BodyText"/>
-      </w:pPr>
-      <w:r>
-        <w:rPr>
-          <w:lang w:val="en-GB"/>
-        </w:rPr>
-        <w:t xml:space="preserve">The victory was very complete; such an one is hardly recorded in the annals of the world. But when it was effected there was found to be something imperishable in Persian faith and feelings which could change the characteristics of Mahometanism itself. To it we owe those stories of fairies and genii, which mix with our earliest impressions of Mahometanism, though they certainly have no natural connexion with it. In a later time Persia became the home of the great Sofi schism, which has introduced a new Pantheistic element into the doctrine of the Koran. Under the Mahometan teaching, which in Turkey has certainly been favourable to veracity, the strong sense of moral right and wrong which distinguished the Old Persian has deserted him. He who was celebrated by Xenophon as above all men the speaker of truth, has become proverbial for lying.</w:t>
-      </w:r>
-    </w:p>
-    <w:p>
-      <w:pPr>
-        <w:pStyle w:val="BodyText"/>
-      </w:pPr>
-      <w:r>
-        <w:rPr>
-          <w:lang w:val="en-GB"/>
-        </w:rPr>
-        <w:t xml:space="preserve">II. The history of Persia at a certain period becomes connected with that of Egypt. The connexion is a religious one. The Persian king, Cambyses, seems to have been a fanatic, and to have carried on wars, if not for the propagation of his own faith, at least, for the punishment of those who held what he thought a false one. The Egyptian priests were especial objects of his abhorrence. If we ask on what grounds, we shall be led into the consideration of another faith of the old world, which has left the most singular records of itself; which at different periods of its existence is bound up with Jewish and with Greek history; which was an object of profound interest to students 2000 years ago, and is scarcely of less interest to the students of our own century.</w:t>
-      </w:r>
-    </w:p>
-    <w:p>
-      <w:pPr>
-        <w:pStyle w:val="BodyText"/>
-      </w:pPr>
-      <w:r>
-        <w:rPr>
-          <w:lang w:val="en-GB"/>
-        </w:rPr>
-        <w:t xml:space="preserve">One subject immediately suggests itself to most of us when we think of Egypt. I mean its hieroglyphics, or sacred symbolical writing. And as the deciphering of this writing has been the key to all modern discoveries respecting the details of the history of this people, so the mere fact itself that they did use such a character, is, perhaps, the most helpful of all to the understanding of its principle. We have seen what a puzzle it was to the Persian to connect the outward things which he saw with those which were objects of his thought; how continually there seemed to be some light very near to his mind and heart which was revealing itself to him; how while he realized this conviction, the outward sensible things which withdrew him from this light, were regarded as dark and evil; and yet how difficult he found it to express his thoughts about that inward light, except in terms which soon became confused with sensible images. The Egyptian never seems to have had this horror of visible things. He felt that something very sacred lay beneath them, and was expressed by them. To discover what this was, to read what was hidden in the objects of nature, was, in his apprehension, the function of the wise man. Then he was to translate back these perceptions of his, into outward forms and images, that the vulgar might be able to profit by them so far as it was meant that they should. Hence there grew up an order of priests in Egypt, as separate from the rest of society, as the Brahmins. A caste system organized itself in the African, as in the Asiatic nation. But the Egyptian priest was not an abstracted man in the same sense as the Hindoo; he did not so much withdraw himself from the contemplation of outward things, as seek to extract a virtue and a meaning from them. His first thought of all seems to have been that there was a Being hidden from man, but who was making himself manifest in different forms and signs. His operations in nature, the power which is exerted over the earth, and the life which goes on within it, might, especially in a country of such unparalleled fertility as Egypt, present themselves as objects of wonder and witnesses of a Divine presence. But it would be impossible to think of these powers in the earth, without thinking of the animals which dwell upon it—of the different powers and qualities which they display, of their birth, and decay and renewal. These animals supply him more distinct and definite symbols than the vague expanse of the heaven or earth. Different kinds of power are more concentrated and expressed in them; they can be far more easily exhibited in stone or in writing. Hence these became predominant objects of meditation to the priests. The various characteristics of the Godhead very soon become Gods. Students of Egyptian monuments discover three stages in the worship—three different cycles of gods. In the earliest cycle the idea of the Ammon, the hidden god, is the predominant one; and his manifestations are themselves rather in active energies, in vital operations, than in outward objects. The third cycle is the one most directly outward, hinting, however, at principles which in the first period were less perceived. As might be expected, different cities are found to have different classes of symbols; those in Upper Egypt to be characteristically diverse from those in the Lower; though at some period an attempt must have been made to bring all into one system.</w:t>
-      </w:r>
-    </w:p>
-    <w:p>
-      <w:pPr>
-        <w:pStyle w:val="BodyText"/>
-      </w:pPr>
-      <w:r>
-        <w:rPr>
-          <w:lang w:val="en-GB"/>
-        </w:rPr>
-        <w:t xml:space="preserve">Here, then, we seem to be in the idolatrous country—the country of divided worship: that which teaches us what idolatry means; how man loses sight of a centre: how every separate thing about him may become his master. And yet, throughout the whole of this idolatry there is a perpetual questioning of an unknown power to tell what this visible creation means. Each thing that is beheld is a riddle, an oppressive, tormenting riddle, of which some solution must be found. The Egyptian priest feels that the riddle is in the things. He does not put it into them, and it is not for him to do more than catch a stray hint of what each is denoting. But there is some object, some centre. The Pyramids point up to heaven as if they would say,</w:t>
-      </w:r>
-      <w:r>
-        <w:rPr>
-          <w:lang w:val="en-GB"/>
-        </w:rPr>
-        <w:t xml:space="preserve"> </w:t>
-      </w:r>
-      <w:r>
-        <w:rPr>
-          <w:lang w:val="en-GB"/>
-        </w:rPr>
-        <w:t xml:space="preserve">“We are in search of it, we would reach it if we could.”</w:t>
-      </w:r>
-    </w:p>
-    <w:p>
-      <w:pPr>
-        <w:pStyle w:val="BodyText"/>
-      </w:pPr>
-      <w:r>
-        <w:rPr>
-          <w:lang w:val="en-GB"/>
-        </w:rPr>
-        <w:t xml:space="preserve">Such a system as this, on whatever side he viewed it, would be very offensive to a Persian king, especially if he lived shortly after the revival of his own faith, and before it had undergone any of its later changes. The Egyptians would seem to him worshippers of those outward things, which he was taught to regard as in some sort the possessions of Ahriman. And all their mystical wisdom would look like miserable attempts to bring light out of darkness. It was far otherwise with the Greek. The enquiries and speculations of the Egyptian priests were listened to by him with attention and wonder. He thought they had a secret which he did not possess; he eagerly, but often in vain, questioned them to learn what it was. In later times, when a Greek kingdom had established itself in the heart of Egypt, under the Ptolemies, both Jews and Greeks met upon that soil, and the old Egyptian feeling, of a mysterious meaning lying at the root of all things, exercised a remarkable influence over both. The influence was felt by the Christian Church which established itself afterwards there, and which consisted of both elements. It has left deep traces in the thoughts of men during all subsequent periods. But Christianity, which had a strong hold upon the Greek cities of Egypt, seems never to have penetrated into the heart of the country population. The symbolizing tendencies which it had inherited from the old faith led to divisions on most momentous points, which appeared to lose their momentousness in the violent party strifes and intellectual subtleties to which they gave rise. Egypt became sectarian and demoralized; the Mahometan power established itself there. Various dynasties and various forms of Islamism have possessed it at different times; the arms which swept away subtleties and janglings were utterly unable to cultivate the mind of the Egyptian. All the European refinements and material wisdom of its present ruler have not awakened one thought in the people’s heart, or done ought but make their slavery more ignominious and hateful. If the Memnon lyre is again to give forth any music, it must be touched by the rays from some sun which is not yet visible in that heaven.</w:t>
-      </w:r>
-    </w:p>
-    <w:p>
-      <w:pPr>
-        <w:pStyle w:val="BodyText"/>
-      </w:pPr>
-      <w:r>
-        <w:rPr>
-          <w:lang w:val="en-GB"/>
-        </w:rPr>
-        <w:t xml:space="preserve">III. To understand the difference between the Egyptian and the Greek faith, it is not necessary to study a great many volumes, or to visit different lands: our own British Museum will bring the contrast before us in all its strength. If we pass from the hall of Egyptian antiquities into the room which contains the Elgin marbles, we feel at once that we are in another world. The oppression of huge animal forms, the perplexity of grotesque devices, has passed away. You are in the midst of human forms, each individually natural and graceful, linked together in harmonious groups; expressing perfect animal beauty, yet still more the dominion of human intelligence over the animal. You perceive that the Greek is not mainly occupied with spelling out a meaning in the forms of nature: their symmetry and harmony present themselves to him as delightful and satisfying. He is not trying to find out the natural characters in which he shall utter his thoughts: he feels that he is able to write them in a character devised by themselves, upon nature. He can take the forms of the world and mould them into expressions of the spirit that is working in himself. The Brahm or Buddha of the East, the God of Intelligence, is with him. At Delphi, the centre of the world, He utters his oracles of wisdom, by which states and men are to rule themselves. But he is no mere formal, abstract Divinity: He is all Light like the Persian divinity; you may see him in the sun; but he himself is a beautiful human being, with his quiver and bow, destroying the creatures that offend the earth, or punishing human wrongs; with the lyre, at the sound of which cities spring up and men are brought into order and harmony. Apollo seems to be the central figure in Greek mythology, that around which the others have disposed themselves. The idea of Light and Wisdom, which is concentrated in him, is diffused in different forms, male and female, through the rest of the mythology, each having some particular locality, and presenting some different aspect to the Greek mind.</w:t>
-      </w:r>
-    </w:p>
-    <w:p>
-      <w:pPr>
-        <w:pStyle w:val="BodyText"/>
-      </w:pPr>
-      <w:r>
-        <w:rPr>
-          <w:lang w:val="en-GB"/>
-        </w:rPr>
-        <w:t xml:space="preserve">But it is felt that this bright, clear, human form cannot be the ground of all things. A Hindoo might have said that he was an emanation from the First Principle; but a Greek, with his strong human feelings, at once refers him to a Parent, says that he must be the Son of Zeus, the Lord of All. And what is He, and where does He dwell? On a high Thessalian hill, out of the sight of men. There his thunders are heard; thence his decrees come forth. An awe surrounds his habitation, but He too very speedily becomes a clear, definite conception. He is beheld in a human form, presently figured in sculpture. Human acts and passions are ascribed to him. The thought of mere solitary, self-subsisting grandeur is intolerable to the Greek; around him therefore must be a council of chiefs. And since the upper world seems his possession, since it is impossible to conceive of him otherwise than in the World of Light, the nether world, the dark world, must have its own ruler, and that other strange region, which seems neither to belong to the world above nor to the world below, the illimitable ocean, on which the Greek gazed with delight and childlike wonder, which was ready to swallow him up, and yet which owned his rule, which he could traverse with his ships, which gave him a sense of unbounded freedom and communion, even while it shut him in, and separated him from his fellows—this too must have its ruler.</w:t>
-      </w:r>
-    </w:p>
-    <w:p>
-      <w:pPr>
-        <w:pStyle w:val="BodyText"/>
-      </w:pPr>
-      <w:r>
-        <w:rPr>
-          <w:lang w:val="en-GB"/>
-        </w:rPr>
-        <w:t xml:space="preserve">There was delight in forming these conceptions, in moulding them into actual shapes; and yet the heart craved for something else, something that it could not thus conceive and mould. Dreams came to them of an earlier period, when another divinity, older than Zeus, had dominion—Chronos, or Time, was his name. Of such a one Zoroaster had spoken, but his abstraction of time without limits is quickly moulded by the Greek into an outward form—an old man with a scythe, who devours his children so soon as they are born. So soon did these visions of a world above man, or of a world in the past, take their shape and colouring from the actual world, and from the mind of him who observed it. And other visions there were, which confessedly belonged to earth, though they began and ended with heaven. The Greek Hercules is the head of a whole class of human benefactors and heroes, who tilled and subdued the earth, drained marshes, destroyed beasts and oppressive men, one of whom also penetrated into the lower world, delivered the victims of death, so proving his title to be a son of the god, and, ultimately, rising into fellowship with the gods. With these were mingled men who aspired rashly and presumptuously to that glory—Titans, who strove to overcome the Lord of Heaven by pure strength—one who was sentenced to perpetual thirst for seizing the divine nectar—one whose name declares him to be the representative of wisdom and foresight, who opposed the brute strength of the Titans, but who, because he stole fire from heaven for the good of man, must be fastened to a rock, and be the prey of a vulture, till a predestined deliverer should come.</w:t>
-      </w:r>
-    </w:p>
-    <w:p>
-      <w:pPr>
-        <w:pStyle w:val="BodyText"/>
-      </w:pPr>
-      <w:r>
-        <w:rPr>
-          <w:lang w:val="en-GB"/>
-        </w:rPr>
-        <w:t xml:space="preserve">All these conceptions could harmonize very well with that worship of Apollo which seems to have been characteristically the Greek worship. But at some time or other a mysterious divinity appeared, who possessed men with an inspiration which raised them into gods, or degraded them into brutes—a power to be felt rather than beheld. The Greek imagination was able to give even this Deity a form and a name; to invest him with ivy-leaves, and describe him as coming amid songs and shoutings from India. But the idea of such a power, so near to man, so deep and inward, could not forsake them. It uttered itself in poems, which were of a very different character from the free songs of early times; which spoke of man as carrying on a conflict with himself and with the world; which spoke of a deep, unknown Fate, whereto even the gods must bow. This faith associated itself also with mysteries, which imparted to the mind of the whole nation a sense of something most sacred, which no words could utter, or images represent, and which must, nevertheless, lie at the root of human life and society.</w:t>
-      </w:r>
-    </w:p>
-    <w:p>
-      <w:pPr>
-        <w:pStyle w:val="BodyText"/>
-      </w:pPr>
-      <w:r>
-        <w:rPr>
-          <w:lang w:val="en-GB"/>
-        </w:rPr>
-        <w:t xml:space="preserve">Meantime the feelings which these mysteries conveyed to the popular mind were realized in another way by thoughtful men; they began to say within themselves, The origin of the things we see, of our own lives, of human society, cannot be in those persons to whom the traditions of our ancestors have ascribed them. The authors, they said, of these traditions were poets, who created our creators. But where is that which is not conceived, not created? Is it in the things themselves—in water, or earth, or air, or fire? Is it in our own mind? Is it in some principle which unites these together? These were the questions which the Greeks asked themselves, when they could be no longer content with the vision of a fair-haired Apollo, but must find out what that Light or Intelligence was of which he testified. In pursuing such enquiries, some were willing to ask aid of those Egyptian priests who seemed to have discerned the meaning of things, and not to have invented a meaning for them. Some sought to turn the stories of their childhood into mere abstract speculations; some discarded them, and all belief together. The wisest of them laboured to shew them that their consciences and reason did demand something which they did not create for themselves; that all faith and reverence and worship, the words which they spoke—their own existence—their very doubts and questionings, pointed to a deep, eternal ground, which could not be a visible phantom, nor a theory, nor an abstraction which must be the Being.</w:t>
-      </w:r>
-    </w:p>
-    <w:p>
-      <w:pPr>
-        <w:pStyle w:val="BodyText"/>
-      </w:pPr>
-      <w:r>
-        <w:rPr>
-          <w:lang w:val="en-GB"/>
-        </w:rPr>
-        <w:t xml:space="preserve">We may easily perhaps persuade ourselves that with this record of human thoughts we have nothing to do. But with it is bound up the history of one of the most remarkable people that has ever existed upon the earth. This inward history is necessary to interpret the outward one. From it we must learn why the Greeks were so mighty, and why they were so weak, why their intellect asserted such a dominion over the greatest physical power, and why it could not be victorious over the animal nature in themselves, why, when they were feeble, they seemed capable of ruling the world, and why, when they became its masters, they were broken in pieces. And this enquiry has not become an obsolete one even in reference to Greece itself: the last thirty years have given it new interest. The Greek mythology, after some desperate efforts to ally itself with philosophy, and in that shape to put itself forth as an antagonist to Christianity, sunk into insignificance; the last school of purely Greek philosophy was closed in the reign of Justinian. But the habits and character which that mythology and philosophy embodied, exhibited themselves most remarkably in the history and controversies of the Christian church, were preserved at Constantinople through the whole of the middle ages, penetrated into the West at the revival of letters, have survived on their own soil three centuries of Mahometan dominion, and must be earnestly studied by all who desire that the new Greek kingdom should not exhibit all the vices and none of the merits of the old Greek republics; who desire that it should be, as it may be, an efficient bond between the European and the Asiatic, the Western and the Eastern World.</w:t>
-      </w:r>
-    </w:p>
-    <w:p>
-      <w:pPr>
-        <w:pStyle w:val="BodyText"/>
-      </w:pPr>
-      <w:r>
-        <w:rPr>
-          <w:lang w:val="en-GB"/>
-        </w:rPr>
-        <w:t xml:space="preserve">IV. The Faith which is embodied in the acts and literature of the Romans is often supposed to be the same with that of the Greeks. But this opinion arises, I think, from the habit of comparing the systems together, instead of seeking the main and central object in each. The majority of the Latin books which we read belong to a period after the Greeks had become the teachers of Rome, and after its own faith had in a great measure disappeared. Yet even from these, it is easy to perceive that Apollo, who, as the teacher of wisdom, the model of human beauty, the source of harmony, was the prominent Greek Divinity, never could have occupied any similar place in the Latin mind. In the system of the Greeks the father of gods and men was of course the centre. He was so, I think, practically and vitally to the Roman. But he did not habitually think of Jupiter as seated on a mountain, as the lord of earth and air. Such notions might gradually develop themselves in his mind; but, first of all, he believed there was one in the capitol of his own city; a presence there from which all law and government, the right of the father, the authority of the consul, proceeded. This idea of a Being not dwelling somewhere in the centre of the world, and uttering oracles of wisdom, to guide the thoughts and understandings of men, but dwelling in the centre of the City, and issuing words of authority and law to bind citizens together, to restrain, mould, organize societies, seems to mark the difference between the characters and doings of the two nations; each wonderfully asserting the power of man over natural things, and ascribing this power to his connexion with a divine ruler, or teacher, or inspirer: but the one using nature to set forth man’s thoughts, the other making it the servant of his purposes; the first creating statues, the other, roads and aqueducts; both aiming at unity, but the one always ready to sacrifice actual unity to an ideal, the other considering everything subordinate to that of keeping men practically at one; each alike disturbed by the oppositions of selfwill and individual interest; but these concealing themselves, in the Greek, under the pretence of defending some principle; in the Roman, under the appearance of upholding the rights of some order.</w:t>
-      </w:r>
-    </w:p>
-    <w:p>
-      <w:pPr>
-        <w:pStyle w:val="BodyText"/>
-      </w:pPr>
-      <w:r>
-        <w:rPr>
-          <w:lang w:val="en-GB"/>
-        </w:rPr>
-        <w:t xml:space="preserve">This distinction is apparent in every part of the Roman faith. A god who defines and preserves boundaries is more sacred in his eyes than the teacher of the divinest art. If he honours any being as a teacher it is Mercury, because he imparts the gift of eloquence, by which bodies of men are swayed—by which armies are moved or regulated. This result, and not the cultivation of any faculty for its own sake, is what he seeks from the god. The god of war, who is often utterly contemptible in the Greek legends, is his great patron and defender. The first king in old Roman heroic traditions is his son, though it is not as a conqueror, but as the organiser of an infant community, that those traditions present him to us. War, in the Roman conception of it, is not an exhibition of individual prowess, however such prowess may be called forth by it: but a means of subduing restless, striving atoms into order. It is, then, not at all inconsistent with his reverence for Mars, that a feeling of the sanctity of domestic ties, should especially belong to his faith. Virgil, who though as a writer he may have copied Greek models, was in heart a Roman, and entered into the spirit of his country’s traditions better than most men, lays the foundation of it in filial reverence, in the care of household gods. If the Roman entertained any of the Persian awe of fire, as the symbol of light and penetrating power, it was expressed in his worship of Vesta, the goddess of the hearth, the preserver of family purity, and in the fire which was ever to be kept burning within her temple. The power of the father lay at the root of his law and life; and it was not, like the Chinese, a mere human apprehension, it was practically and essentially connected with all his thoughts of a Divine Being. He looked upon the bonds of family life as implied in the existence of a compact commonwealth—as its necessary basis and continual support. Upon any less real foundation so mighty a power could not have stood. Having such a ground, whatever threatened it with dissolution ultimately contributed to its strength. Conflicts of different orders of society brought out principles of the constitution which were previously latent; opposing principles, yet necessary to each other. And soon it seemed as if a power which had grown up by such regular and mysterious processes must be irresistible. Carthage, Egypt, Greece, bowed before it. The Parthian empire disputed with it the sovereignty of Asia. The countries of Western Europe it appeared specially appointed to subdue and civilize. The Belief of Rome gave it, as we have seen, its centre; in the capitol where Jove dwelt, the nation and the world which it ruled found the principle of its cohesion. The statesmen saw that it was so; they lost the belief, but determined that it must be upheld for the state’s sake. Family life they would have acknowledged it was expedient to uphold for the same reason; but that refused to stand upon a fiction, to live merely because it was wanted by the politician. As all the bonds of it were relaxed, the forms of the religion became more consciously unreal. And then it was seen that the state could not exist any longer upon its old ground. A visible Emperor must supply the place of an invisible Law and Presence. The military sacrament of the soldiers to the commander must be the one substitute for the old reverence. And such was the force of this bond, so much of the old feeling and principle of order still survived in it, that the state could last even for centuries with this thin plank separating it from the abyss. The plank cracked often—gave way utterly at last; and the nations, which had been prepared for the day and the hour, seized the spoil. Before that catastrophe the proclamation of a set of Galilean fishermen, that a crucified man was the Lord of the World, had been believed by the Emperors. Roman paganism seemed to disappear from the earth. But its peculiar character, the secret of its power, the cause of its decay, should be carefully reflected on, or the history of Western Christendom for 1200 years will be to us an inexplicable riddle.</w:t>
-      </w:r>
-    </w:p>
-    <w:p>
-      <w:pPr>
-        <w:pStyle w:val="BodyText"/>
-      </w:pPr>
-      <w:r>
-        <w:rPr>
-          <w:lang w:val="en-GB"/>
-        </w:rPr>
-        <w:t xml:space="preserve">V. Very soon after Rome became an empire it was discovered that there was a part of Europe which was more formidable to it than even the Parthian empire in the East. Intelligent Romans began to enquire very earnestly what that German race was which seemed to present the newest and strangest obstacle to Roman ascendency. They had a prophetic feeling that the question would be a very interesting one in after days to their own country and to mankind. They found a people who recalled to them the traditions of their own ancestors; rude and scattered, full of individual energy, severe and chaste, reverencing family bonds; with a sense, however imperfectly developed, of social order. A few observations they made upon the faith of this people, which are well worthy of note.</w:t>
-      </w:r>
-      <w:r>
-        <w:rPr>
-          <w:lang w:val="en-GB"/>
-        </w:rPr>
-        <w:t xml:space="preserve"> </w:t>
-      </w:r>
-      <w:r>
-        <w:rPr>
-          <w:lang w:val="en-GB"/>
-        </w:rPr>
-        <w:t xml:space="preserve">“The Germans looked upon day,”</w:t>
-      </w:r>
-      <w:r>
-        <w:rPr>
-          <w:lang w:val="en-GB"/>
-        </w:rPr>
-        <w:t xml:space="preserve"> </w:t>
-      </w:r>
-      <w:r>
-        <w:rPr>
-          <w:lang w:val="en-GB"/>
-        </w:rPr>
-        <w:t xml:space="preserve">says Tacitus,</w:t>
-      </w:r>
-      <w:r>
-        <w:rPr>
-          <w:lang w:val="en-GB"/>
-        </w:rPr>
-        <w:t xml:space="preserve"> </w:t>
-      </w:r>
-      <w:r>
-        <w:rPr>
-          <w:lang w:val="en-GB"/>
-        </w:rPr>
-        <w:t xml:space="preserve">“as coming out of night, the last as the ground of the first. They appeared to pay a kind of worship to the earth. They looked upon themselves as descended from Mannus.”</w:t>
-      </w:r>
-      <w:r>
-        <w:rPr>
-          <w:lang w:val="en-GB"/>
-        </w:rPr>
-        <w:t xml:space="preserve"> </w:t>
-      </w:r>
-      <w:r>
-        <w:rPr>
-          <w:lang w:val="en-GB"/>
-        </w:rPr>
-        <w:t xml:space="preserve">It seemed to the Roman, trying to translate their notions into his own, that Mercury was their chief god. These hints, slight and imperfect as they are, throw great light upon the mythology of Germany and the North, as we receive it from those who lived under its influence. To trace it through all its mazes may be difficult, and not very profitable; but there are certain great features in it which are worthy of earnest consideration.</w:t>
-      </w:r>
-    </w:p>
-    <w:p>
-      <w:pPr>
-        <w:pStyle w:val="BodyText"/>
-      </w:pPr>
-      <w:r>
-        <w:rPr>
-          <w:lang w:val="en-GB"/>
-        </w:rPr>
-        <w:t xml:space="preserve">The feeling of light and darkness, as two opposing worlds, is as strong among the Gothic people as it was among the Persians. Perhaps there was this difference; Darkness might be regarded as the invader by one, Light by the other. You would perhaps expect as much from the climate and atmosphere of Iran, as compared with that of Sweden or Norway; and hence you might easily pass to the conclusion, that the mythology of one, or both, has merely to do with the physical world, merely embodies the observations of men about the heavenly bodies and their influences upon the earth, or the processes that go on in its womb. Doubtless, these observations may be traced everywhere. The phenomena of the world occasioned the Northerns deepest perplexity; all the powers of earth and air, and fire and water, are at work in their tales and poems. The conflicts of these powers may, in one sense, be said to be the subject of them. The sea commonly seems to be contemplated as that out of which all things have emerged.</w:t>
-      </w:r>
-    </w:p>
-    <w:p>
-      <w:pPr>
-        <w:pStyle w:val="BodyText"/>
-      </w:pPr>
-      <w:r>
-        <w:rPr>
-          <w:lang w:val="en-GB"/>
-        </w:rPr>
-        <w:t xml:space="preserve">But we know little, indeed, about our ancestors, if we suppose that they were thinking merely about such matters. They described wars of giants, of good and evil powers. It is easy to say these giants only express the struggles and throes of nature—life contending with death, spring succeeding winter. But why are they giants? Why do they take this personal form? Why, if winter and spring were chiefly in their minds, did they not speak of winter and spring? Tacitus is most right in saying that the earth is the object of their study, perhaps, of their worship; but he is still more right in saying that they felt themselves derived from Mannus. Man is the subduer of the earth; because he lives upon it, tills it, sows it, rescues it from the waters, brings the harvests of autumn out of the frosts of winter, therefore do these Northerns care about the earth. And those battles which they see going on upon it, or beneath it, those struggles of gigantic powers of evil with deliverers and benefactors, are interpreted to them by what they feel going on in themselves; they are the wars of Mannus, much more than of the earth, and sea, and sky. Read them in this light, and every Northern saga is full of profoundest interest and instruction. A mighty power of death and of darkness struggling to draw all creatures into itself; mightier powers of good struggling against it: consuming fires, that are to destroy what is corrupt; life coming out of death, second birth, resurrection—these are ideas by which you see that they were haunted and possessed. They could find no clue to the strange mystery, yet they felt that it was near them, and about them, and that there must be some bright sun, which would come forth one day to scatter the shadows, and shew all things in their true relations and proportions. But yet it is equally true that Mannus himself and his origin are lost in the Infinite. Tacitus expresses the idea of the mythology in this respect too distinctly and definitely, but not unhappily, when he speaks of Mercury, the messenger of gods and men, who passes rapidly from heaven to earth, and from earth to the shades below, who connects each with the other, as the object of Gothic reverence. Such a being, only surrounded with vagueness and mist, not capable of being exhibited in a form like the Greek Hermes, or the Roman Mercury, is the Northern Odin. Each new theorist about him will present him in a different aspect, one as a mere mortal, to whom a history may be ascribed—one as a mere Divinity one as a teacher of human wisdom—one as merely the ideal of wisdom—one perhaps as the representation of some physical process—one as the establisher of a political order. Each may give plausible reasons for his opinion; no worshipper of him could have told you which was true; he would have felt that in some sense all must be true. Precisely the necessity of his mind was to find some object in which these characters might really meet: who should bring the clear light out of the darkness, and be a conqueror in that war with the earth’s tormentors.</w:t>
-      </w:r>
-    </w:p>
-    <w:p>
-      <w:pPr>
-        <w:pStyle w:val="BodyText"/>
-      </w:pPr>
-      <w:r>
-        <w:rPr>
-          <w:lang w:val="en-GB"/>
-        </w:rPr>
-        <w:t xml:space="preserve">I have now completed this division of my subject, and I may ask you for a moment to consider how the different portions of it are connected together, and what is the general result. Mahometanism, we see, stands upon a different ground from all the rest. It starts from the Divine Will, it assumes a declaration of that Will to men, it affirms men to be the servants of God to execute His Will. Hindooism has only the faintest conception of a Divine Will; but it recognizes a Divine original Light or Intelligence from which the intelligence in man proceeds, and which it is to contemplate. In striving to ascertain what this Light is—how it is distinct from the human intelligence—the Brahmin becomes lost in speculation. The Buddhist cuts the knot, practically makes man’s intellect the origin of all things; yet recognizes a certain universal Intelligence dwelling in the race, and concentrated from time to time in some person. Hindooism and Buddhism have been compelled in different ways to come down from the merely abstract region, and to speak of the Divinity as concerned with the doings of ordinary men; as exercising influences beneficent or pernicious over them: each has been obliged to explain what the universe has to do with the original Intelligence; each has been compelled into an idolatry of material things, against which, in its first conception, it is a protest. Both have struggled with Mahometanism, and been overcome by it; neither has been able to amalgamate with it, for neither has it been found to be a substitute. Buddhism in China has established itself side by side with a system of social order, the basis of which is the recognition of paternal authority, and which regards the knowledge of the invisible as unattainable. Entirely opposed to this system, Buddhism has been found nevertheless an indispensable supplement to it; even for the accomplishment of its own purpose. These different faiths which exercise a dominion over so large a portion of the universe, do claim something to satisfy them, something to unite them. Not one of them contains the solution of the difficulties which it has raised; each testifies that there is a chasm which the other seems meant to fill up; but it remains a chasm still. Not one of them can be satisfied by any philosophical theory about the universe, or about man, or about God, or about all of them. Mahometanism meets all such substitutions by its primary proclamation, God is; He must be a living personal Being: he must be the King of Men. Hindooism is continually attempting to philosophize, but every new turn of its history proclaims, We want a Living Intelligence, which shall hold converse with men, and with which men may converse. Buddhism has been a continual effort at philosophy; but every passage of its history proclaims, Theories will not do for us; we want a Living Intelligence to dwell in man. And now we have to add some new evidence to this. First, we hear from Persia a cry for some infinite, absolute Being, the ground of Light and Darkness, which he can only call Illimitable Time. Then from the Egyptian the witness of an Ammon, or hidden God. Then from the Greek the cry for something which he cannot express—which must be veiled in mysteries, which the poet speaks of as irresistible fate, which the philosopher says must be the Being, which cannot be material, and yet is no abstraction. The Roman must have an invisible God of the city, a righteous lawgiver, preserving the authority of his state, or it perishes. Unless in the heaven or the abyss there be one higher than Mannus, the dark thoughts of the Goth signify nothing. But none of them can be satisfied with the recognition of this hidden Being. There must be a manifestation of Him. From the immeasurable Time a Light must come forth, and that Light must be a Person. An Ormuzd must speak living words, nay, must be a living Word. Ammon must assume forms; the visible must, in some way set forth the invisible. One all clear and bright must be himself Wisdom to the Greeks—must utter the thoughts of wisdom, which keep them a people, and then must scatter himself through a thousand visible images. The Jove of the capitol cannot be only there. His presence must come forth in the host and in the family. Odin must travel lands, teach, give laws, and open Walhalla to men.</w:t>
-      </w:r>
-    </w:p>
-    <w:p>
-      <w:pPr>
-        <w:pStyle w:val="BodyText"/>
-      </w:pPr>
-      <w:r>
-        <w:rPr>
-          <w:lang w:val="en-GB"/>
-        </w:rPr>
-        <w:t xml:space="preserve">Look at each of these religions, and you see that there is a witness of oneness in all places and times. Look at them again, and you see there is something which divides them from each other. They feel that if they are to unite, it must be in something above themselves; they cannot unite for things beneath themselves, the accidents of their life, the climate, the soil of the lands in which they dwell, seem to determine what it is that is above them. They feel that if they are to unite, it must be in something above themselves; but their habits, tempers, tastes of their own minds, determine what it is which is above them.</w:t>
-      </w:r>
-    </w:p>
-    <w:p>
-      <w:pPr>
-        <w:pStyle w:val="BodyText"/>
-      </w:pPr>
-      <w:r>
-        <w:rPr>
-          <w:lang w:val="en-GB"/>
-        </w:rPr>
-        <w:t xml:space="preserve">This is the report which history gives of these religions—the mark which they have left of themselves in the actual universe. Dare you talk of all this as merely an illustration of the working of the religious principle in men? Dare you use such a dry, withered, heartless abstraction, to get rid of the recollection that you have been hearing how beings of your own flesh felt and did and suffered? Or can you comfort yourselves with saying,</w:t>
-      </w:r>
-      <w:r>
-        <w:rPr>
-          <w:lang w:val="en-GB"/>
-        </w:rPr>
-        <w:t xml:space="preserve"> </w:t>
-      </w:r>
-      <w:r>
-        <w:rPr>
-          <w:lang w:val="en-GB"/>
-        </w:rPr>
-        <w:t xml:space="preserve">“These have all passed away; the Persian Ormuzd and Ahriman—the Egyptian dream of types in the world which must have some antitype—the Greek question, how is it I can create such marvels? what is it I cannot create?—the Roman sense of a divine order in the nation and family; the Odin warfare of good and evil spirits; they have passed away as visions of the night.”</w:t>
-      </w:r>
-      <w:r>
-        <w:rPr>
-          <w:lang w:val="en-GB"/>
-        </w:rPr>
-        <w:t xml:space="preserve"> </w:t>
-      </w:r>
-      <w:r>
-        <w:rPr>
-          <w:lang w:val="en-GB"/>
-        </w:rPr>
-        <w:t xml:space="preserve">Visions they were, but visions which came to men concerning the dreadful realities of their own existence. They were visions of the night, but by them men had to steer their vessels and shape their course; without them all would have been dark. And we belong to the same race with those men who had these visions; some were nearer to us, some more distant, some brought up in regions utterly unlike our own, some almost our kinsmen after the flesh; all our kinsmen in reality. It has not been a mistake, I believe, in our education that we have busied ourselves so much with the legends of Greece and Rome. If we used them aright, they would not serve for the food of an idle dilettantism—they would teach us reverence and fear. We should tremble as we remembered</w:t>
-      </w:r>
-      <w:r>
-        <w:rPr>
-          <w:lang w:val="en-GB"/>
-        </w:rPr>
-        <w:t xml:space="preserve"> </w:t>
-      </w:r>
-      <w:r>
-        <w:rPr>
-          <w:lang w:val="en-GB"/>
-        </w:rPr>
-        <w:t xml:space="preserve">‘These dreams of a beauty which eye hath not seen, or ear heard, have visited the hearts of human beings generations ago; the dark and filthy imaginations which mingled with these dreams were engendered in the same hearts: by one as much as the other and by the fearful combination we know that those hearts were like our own. They will dwell together in us, and in time the vile will seem real, the beautiful only a shadow, unless we can find that the beauty has been somewhere substantiated; unless we can see the beauty apart from the corruption; unless there is some power which can establish the one, and destroy the other, in ourselves.’</w:t>
-      </w:r>
-    </w:p>
-    <w:p>
-      <w:pPr>
-        <w:pStyle w:val="BodyText"/>
-      </w:pPr>
-      <w:r>
-        <w:rPr>
-          <w:lang w:val="en-GB"/>
-        </w:rPr>
-        <w:t xml:space="preserve">Such reflections often come, I trust, to the young men of our land, as they read the classical fables. Yet these belong rather to a refined cultivation, and they may so possess the mind with the love of finite forms as to make it forget that those who conceived them could not be satisfied with them; but craved for the Infinite beyond. It is otherwise with the tales of our own proper ancestors. These are bound up with the thoughts of our peasantry; the most ignorant man feels that they represent some of the unspeakable fears and hopes of his spirit. And they clothe themselves in no graceful forms. The storms and earthquakes of nature are the only adequate types of the conflict which they speak of, a conflict in which human beings of that day were actually engaged. Are we not engaged in it too? Have we asked ourselves whether we can bear up in it alone? if not, whether we know where help in it is to be found?</w:t>
-      </w:r>
-    </w:p>
-    <w:bookmarkEnd w:id="18"/>
-    <w:bookmarkStart w:id="19" w:name="lecture-v.-judaism-and-mahometanism"/>
-    <w:p>
-      <w:pPr>
-        <w:pStyle w:val="Heading2"/>
-      </w:pPr>
-      <w:r>
-        <w:rPr>
-          <w:lang w:val="en-GB"/>
-        </w:rPr>
-        <w:t xml:space="preserve">LECTURE V. Judaism and Mahometanism</w:t>
-      </w:r>
-    </w:p>
-    <w:p>
-      <w:pPr>
-        <w:pStyle w:val="FirstParagraph"/>
-      </w:pPr>
-      <w:r>
-        <w:rPr>
-          <w:lang w:val="en-GB"/>
-        </w:rPr>
-        <w:t xml:space="preserve">I spoke in my last Lecture of Mahometanism, Hindooism, and Buddhism, as the three great existing religions of the world; of the Persian, the Egyptian, the Greek, the Roman, and the Gothic, as the most conspicuous of those which belong to the past. It may strike some of you, that in one of these lists, though you may scarcely be able to say in which, there was a capital omission. Might not even the letter of Boyle’s Will have reminded me, that the Christian missionary is likely to be encountered by Jews in all parts of the world? Is there any faith which has had a more memorable past than theirs?</w:t>
-      </w:r>
-    </w:p>
-    <w:p>
-      <w:pPr>
-        <w:pStyle w:val="BodyText"/>
-      </w:pPr>
-      <w:r>
-        <w:rPr>
-          <w:lang w:val="en-GB"/>
-        </w:rPr>
-        <w:t xml:space="preserve">It is indeed true, that a person must take a most imperfect view of society during the last 1800 years, who forgets that the Jew has had a place in it. Upon whatever age, upon whatever portion of the world he fixes his eye, this strange figure encounters him. He sees men without a place which they can call their own upon the earth, still feeling themselves to be the nation which has been chosen out of all others to be the head of the earth; men willingly submitting to the most grovelling occupations, and with a character seemingly conformed to these occupations, yet never deserted by a vision, both of past and future glory; men trampled upon by all people, and yet exercising a mighty influence, one which has increased with the increase of riches and civilization, over the counsels of statesmen and princes; men, who if the time should come when no God but Mammon is worshipped in the world, will carry a fearful recollection into the very temples of Mammon of a greater than he, who may be his destroyer. It is true also that the Jew has never been without powerful arguments for that which he holds, and against that which he denies. He can always appeal to his own consistency in support of the first—to the persecutions and crimes of Pagans, Mahometans, and Christians, as evidence in opposition to them. Though he cannot make converts, though he does not wish it—for his business is to keep the family of Abraham distinct from all others—he can do much to shake the faith of those among whom he dwells. In all times, of late years more especially, he has been able to adapt himself to prevailing habits of thought and feeling, to become conspicuous in art and science, to enter into philosophical speculations, and strangely to mingle the lessons which he has received in the schools of the Prophets with the wisdom of those who most despise them.</w:t>
-      </w:r>
-    </w:p>
-    <w:p>
-      <w:pPr>
-        <w:pStyle w:val="BodyText"/>
-      </w:pPr>
-      <w:r>
-        <w:rPr>
-          <w:lang w:val="en-GB"/>
-        </w:rPr>
-        <w:t xml:space="preserve">The Jew then may on these grounds be well said to belong to the present, his religion to be one of the existing religions of the earth. He is a witness for something which is indestructible.</w:t>
-      </w:r>
-    </w:p>
-    <w:p>
-      <w:pPr>
-        <w:pStyle w:val="BodyText"/>
-      </w:pPr>
-      <w:r>
-        <w:rPr>
-          <w:lang w:val="en-GB"/>
-        </w:rPr>
-        <w:t xml:space="preserve">But he is also, by his own sad confession, a witness for something which is departed. If he or we can explain and reconcile these facts, we must turn to records which both of us profess to reverence. The question between us is,</w:t>
-      </w:r>
-      <w:r>
-        <w:rPr>
-          <w:lang w:val="en-GB"/>
-        </w:rPr>
-        <w:t xml:space="preserve"> </w:t>
-      </w:r>
-      <w:r>
-        <w:rPr>
-          <w:lang w:val="en-GB"/>
-        </w:rPr>
-        <w:t xml:space="preserve">“What are the true principles of the old Jewish life and fellowship? in what way may they be most effectually asserted in our day?”</w:t>
-      </w:r>
-    </w:p>
-    <w:p>
-      <w:pPr>
-        <w:pStyle w:val="BodyText"/>
-      </w:pPr>
-      <w:r>
-        <w:rPr>
-          <w:lang w:val="en-GB"/>
-        </w:rPr>
-        <w:t xml:space="preserve">This, then, is my reason for not placing the Jew in either of those divisions to which I referred the other beliefs of mankind. We cannot go back in his case, as we did in the Mahometan, to the first promulgation of the faith, or, in the case of the Hindoo, to the earliest Vedas, without finding ourselves engaged in the assertion or defence of that which is as dear to us as it is to him; and we cannot interpret his present position, except by comparing it with our own. In following the course which I marked out for myself originally, we shall, I believe, be enabled to consider this subject from its right point of view. I proposed to enquire how the religions which have passed under our review stand severally related to Christianity. The first of these was the Mahometan. Now it is the Jewish side of Christianity in which we must seek for this relation. From the Old Testament we shall learn what are the great points of agreement between us and the Mahometan. In studying those points of agreement, we shall, perhaps, see more clearly the grounds of our difference both with the Mahometan and the modern Jew.</w:t>
-      </w:r>
-    </w:p>
-    <w:p>
-      <w:pPr>
-        <w:pStyle w:val="BodyText"/>
-      </w:pPr>
-      <w:r>
-        <w:rPr>
-          <w:lang w:val="en-GB"/>
-        </w:rPr>
-        <w:t xml:space="preserve">I. I endeavoured to shew you in my first Lecture that the mere dry, formal assertion of the unity of God, as an article of doctrine, was not that which had given Islamism its power. The proclamation,</w:t>
-      </w:r>
-      <w:r>
-        <w:rPr>
-          <w:lang w:val="en-GB"/>
-        </w:rPr>
-        <w:t xml:space="preserve"> </w:t>
-      </w:r>
-      <w:r>
-        <w:rPr>
-          <w:lang w:val="en-GB"/>
-        </w:rPr>
-        <w:t xml:space="preserve">“There is one God,”</w:t>
-      </w:r>
-      <w:r>
-        <w:rPr>
-          <w:lang w:val="en-GB"/>
-        </w:rPr>
-        <w:t xml:space="preserve"> </w:t>
-      </w:r>
-      <w:r>
-        <w:rPr>
-          <w:lang w:val="en-GB"/>
-        </w:rPr>
-        <w:t xml:space="preserve">was no school formula; it was the announcement of a Living Being, acting, speaking, ruling. Now this is the leading characteristic of the Old Testament. Schoolmen giving you an account of it will say, that it is distinguished from all Pagan books by its assertion of the unity of the object of worship. But we have seen reason to think that this quality, taken alone, might not separate it from the early sacred writings of the Hindoos. Turn to the Book of Genesis or Exodus, and you at once feel the essential difference. There are no speculations about God, no questionings how man is to contemplate Him, or to be absorbed into His essence. He is creating the world according to a certain order; He is making man in His own image; He is placing man in a garden, fixing a certain prohibition for him, giving him a helpmeet, discovering his sin when he has broken the command, pronouncing a sentence upon him, promising him a blessing. He is punishing the murderer, visiting the earth with a flood, calling out a man to be a preserver of the race, sending forth his sons to people the earth, with the rainbow as a pledge of his mercy; scattering them abroad when they wished to build a tower, and to make themselves a name; calling a man out of his father’s house, and bidding him go into a land which should be shown him, promising him that in him and in his seed all the families of the earth should be blest; giving him a covenant, giving him a son; trying the faith of the father; revealing Himself to Isaac and Jacob; guiding the Hebrew youth into Egypt, causing him to bring his whole family thither; hearing their cry when a king arose who knew not Joseph, and made them slaves; revealing Himself to Moses as the I Am; sending signs and judgments upon Pharaoh, bringing the people out of Egypt, appointing them a feast in memorial of their deliverance from generation to generation; feeding them with manna, and causing the rock to be struck when they were thirsty; proclaiming the Law to them amidst thunders and lightnings; prescribing the form of the tabernacle, and the order of the priesthood; laying down the ordinary rules which were suitable to them as an eastern people; going before them in the ark of the covenant.</w:t>
-      </w:r>
-    </w:p>
-    <w:p>
-      <w:pPr>
-        <w:pStyle w:val="BodyText"/>
-      </w:pPr>
-      <w:r>
-        <w:rPr>
-          <w:lang w:val="en-GB"/>
-        </w:rPr>
-        <w:t xml:space="preserve">Nothing, you see, is set forth in the Hindoo manner, as a dream, or thought, or reflection about God; all is set forth as coming from Him; He</w:t>
+        <w:t xml:space="preserve">The remarks which I made at the close of my last Lecture will prepare you to expect that I should speak in the present of Hindooism. That faith has been brought into conflict with Mahometanism, has succumbed to it, and yet has maintained its ground, leaving the victorious religion the religion of a small minority. Though it may pretend to an antiquity which it does not possess, it has certainly lasted 3000 years. The language in which its holy books are composed is the mothertongue—if I may use that phrase in its literal, rather than its ordinary sense—of the Greek, the Latin, and the dialects of our Gothic ancestors; consequently, of nearly all which are spoken in Western Europe at this day. From this fact it might, I think, be inferred, if other evidence were wanting, that the mythologies of these nations could be traced to an Indian source. But there is abundant evidence, so much as to have misled those scholars who were first struck with it into a forgetfulness of the important historical principle, that we cannot determine the character of nations, or of their belief, merely by finding the point from which they may have started; that each must be studied in itself and in its own utterances, and that we gain only a secondary aid in our investigations when we have the means of affiliating it to some other. That this mistake was committed by some of the great Orientalists of the last century, I think is now generally acknowledged; they seemed to suppose that they could learn more of the Greeks from Sanscrit books than from their own. But an extravagance which is natural to all discoverers does not make the discovery itself less valuable; in fact, we are only beginning to appreciate its importance. The more practically we learn to sympathize with our fellow-men in all countries and in all ages, to cultivate such sympathy for our own sake and for theirs, and for the glory of God, the more will all such hints respecting the relationship between different nations be reflected on and prized. And this remark suggests another, and much weightier reason, why a Boyle Lecturer should address himself to the subject of Hindooism, and why we all should take an interest in it. It is the faith, to say the least, of between eighty and ninety millions of people, subjects of the British empire. By conquests scarcely paralleled for rapidity in the annals of the world, we have obtained supremacy over them, and by civil policy we have tried to preserve it. As to the true character of this policy there has been the greatest variety of opinion; but I think intelligent men are now well agreed, that whatever it be, it must be grounded upon a knowledge of the character, institutions, faith of the people who are to be influenced by it. Civilians, military officers, and missionaries in India, have exerted themselves to acquire this knowledge, and to make it available for us. Their theories, as well as their facts, when they seem most contradictory, are worthy of study and of comparison; they may all help us in finding the principle of Indian life and belief, and that principle, when we apprehend it, may make the differences in their observations and opinions more intelligible.</w:t>
+      </w:r>
+    </w:p>
+    <w:p>
+      <w:pPr>
+        <w:pStyle w:val="BodyText"/>
+      </w:pPr>
+      <w:r>
+        <w:rPr>
+          <w:lang w:val="en-GB"/>
+        </w:rPr>
+        <w:t xml:space="preserve">There are, unquestionably, considerable difficulties in the investigation. This ancient people is strictly speaking without a history.</w:t>
+      </w:r>
+      <w:r>
+        <w:rPr>
+          <w:lang w:val="en-GB"/>
+        </w:rPr>
+        <w:t xml:space="preserve"> </w:t>
+      </w:r>
+      <w:r>
+        <w:rPr>
+          <w:lang w:val="en-GB"/>
+        </w:rPr>
+        <w:t xml:space="preserve">“No date of a public event,”</w:t>
+      </w:r>
+      <w:r>
+        <w:rPr>
+          <w:lang w:val="en-GB"/>
+        </w:rPr>
+        <w:t xml:space="preserve">—I use the words of Mr. Elphinstone,—</w:t>
+      </w:r>
+      <w:r>
+        <w:rPr>
+          <w:lang w:val="en-GB"/>
+        </w:rPr>
+        <w:t xml:space="preserve">“can be fixed before the invasion of Alexander; no connected relation of the national transactions can be attempted until after the Mahometan conquest.”</w:t>
+      </w:r>
+      <w:r>
+        <w:rPr>
+          <w:lang w:val="en-GB"/>
+        </w:rPr>
+        <w:t xml:space="preserve"> </w:t>
+      </w:r>
+      <w:r>
+        <w:rPr>
+          <w:lang w:val="en-GB"/>
+        </w:rPr>
+        <w:t xml:space="preserve">Yet it would seem that we were in the greatest need of such records to connect the phenomena which offer themselves to the eye of the traveller in this day with the early books which are still regarded with the profoundest veneration. A Hindoo will sometimes tell us in wild language that he acknowledges 300 millions of gods; he means, of course, that the number is indefinite, that any object or power in nature, any heroic man may be a god. And those who trace Oriental extravagance in such a description, will, nevertheless, remember to have heard of various beings who are acknowledged objects of Hindoo adoration of Brahma the Creator, of Vishnu the Preserver, of Sheeva the Destroyer, of Indra, the Lord of the Elements, of the fearful goddess Devi, of the beautiful hero Krishna, and a multitude more. Yet learned and trustworthy critics, Asiatic as well as European, confidently affirm that the ground of the Brahminical faith is Monotheistic; that One Being is assumed in the earliest of the sacred books to be the origin of all things; that this was no lazy, inoperative tenet, that it penetrated the whole system of worship, and the life of the worshipper. Putting such facts and such statements together, you might be ready to conclude that there was no real identity between the faith of one of these periods and of the other; that either by conquest, or some strange process of degeneracy, the character and feelings of the people had become so changed as to make the notion of one Hindoo or Brahminical religion a mere delusion. But many considerations will shew us that this opinion, however plausible, is untenable. I have said, that the early Vedas, composed, perhaps, 1500 years before the time of Christ, be their tenets what they may, are still regarded with unbounded veneration by the religious men among the Hindoos. The Menu code or institute, which is probably about 600 or 700 years younger than these, and which indicates some, though not radical, alterations of practice and opinion during the interval, must still be the great study of every English jurist who wishes to understand the grounds of Hindoo law and life at the present day. Five or six centuries after the composition of this code the troops of Alexander crossed the Indus. The picture which the Greeks give us of society as they observed it, accords with that which we gain from the earlier native source; but, what is still more to the point, it also accords in essentials with what our own countrymen tell us of India now. With the advantages we possess from the actual occupation of the country, from being able to examine parts of it which the Greeks never visited, and from modern habits of critical investigation, we must see many things much more clearly than they did; and therefore, even when their reports are different from the present state of things, it is not necessary to assume that there must have been really a great change. It is hardly needful, however, to take this remark into consideration, for we are assured, by those who have the best opportunities of judging, that one of the most remarkable features of Hindoo life, the constitution and government of the villages, is exhibited with surprising faithfulness in narratives which were derived from observations made more than 2000 years ago. Such permanence in social habits would surely lead us to expect something corresponding to it in the inward convictions of a people; and we are not left to conjecture. The soldiers of Alexander found a set of men whose great business was contemplation, who submitted to numerous privations and austerities that they might pursue it more effectually. The Brahmins they found were the leading class in the country; military, agricultural, commercial occupations were all subordinate to theirs—all society had, in fact, organized itself in conformity with their ideas. The Greek fancied they had less to do with civil affairs, than we know, from their own code, that they must have had. But the general conception which he formed of the Brahmins was singularly accurate. He called them Sophists, a name, which, in his own country, often denoted mere sceptics; here it had no such signification, but it implied that the Brahmins were not merely priests, such as were to be seen elsewhere, that their first business was study, and that the purely sacerdotal office was secondary to this. As the accounts which the Greek writers give of the objects of Hindoo worship are meagre, and evidently distorted by the desire of finding resemblances to their own mythology, we might suppose that, for our purpose, we cannot learn much from them. But I believe we shall find that their report of the Brahmins is, in fact, the key to the whole system; one which, if we use it rightly, will enable us to discover its leading characteristics, and to understand, however little we may be able to trace, the varieties of form which it has assumed.</w:t>
+      </w:r>
+    </w:p>
+    <w:p>
+      <w:pPr>
+        <w:pStyle w:val="BodyText"/>
+      </w:pPr>
+      <w:r>
+        <w:rPr>
+          <w:lang w:val="en-GB"/>
+        </w:rPr>
+        <w:t xml:space="preserve">The name of Brahmin at once suggests that of Brahm. The resemblance is no accidental one; nor does it merely signify that the Brahmin is the minister or priest of Brahm. The connection is of a far more intimate and wonderful kind. The learned man, the contemplative sage, aspires to be one with him whom he adores—to lose his own being in his. And what is this Being? He is the Absolute Intelligence; the Essential Light. Rest, Contemplation: this is his glory, his perfection. You will feel at once the direct opposition between this idea and that of the Mahometan. I bring it before you just at this point, that you may see how much we may impose upon ourselves by the word Monotheism, which is often used as if it were common to these two faiths, at least, in their origin; that you may see at the same time in what sense it has been honestly and rightly applied to Hindooism. Mahometanism began with a Prophet, but we saw the Prophet soon merged in the Khalif or Sovereign. This Sovereign was the organ of a Mighty Will, which had called all things into existence, and of whom all men are servants. He fulfils his service in perpetual conflict; only in such conflict does his faith make its meaning intelligible. There are no natural gradations of society, no hereditary ranks; all are merely officers holding their position under the one Ruler. The priest is an insignificant person. Strictly speaking, there is no priesthood. The dervish or learned man may be an important adviser of the sovereign: in times of quiet he may promote learning, or become the head of a sect; but when he is most regarded it is only as an interpreter of the Divine Will. The first principle of Mahometanism would be violated if he aspired to be himself divine. Here, on the contrary, the priest, the student, the beholder is judge, lawgiver, everything. The God is an Intelligence, not a Will himself a higher priest—a more glorious student a more perfect contemplator. You can scarcely conceive a mandate issuing from such a being: all things must flow from him as light from the sun, or thoughts from a musing man. Such an idea is ever implied in Hindooism; but it may not have been frequently expressed, it may sometimes have been contradicted, in the earliest stage; for the wrapt student, feeling it his highest calling and privilege to meditate on an Absolute Being in silence and awe, will have had such a practical reason for not confounding him with the world around, as no theoretical consistency could outweigh. It was far otherwise with the feeling of a relation between the human worshipper and the object of his adoration. This feeling was not resisted, but strengthened by his practical discipline. He was taught that he was intended to rise into the closest communion, nay, into actual identity with the Divinity: to realize such a state was the effort of his existence.</w:t>
+      </w:r>
+    </w:p>
+    <w:p>
+      <w:pPr>
+        <w:pStyle w:val="BodyText"/>
+      </w:pPr>
+      <w:r>
+        <w:rPr>
+          <w:lang w:val="en-GB"/>
+        </w:rPr>
+        <w:t xml:space="preserve">The Brahmin believed that there was in man a capacity for such intercourse or absorption as this; but surely not in all men. Some are merely animal: there must be a race intended for this high converse, there must be a race excluded from it. One would not say, however, that the highest sage is the only man who is not merely animal. The warrior must have something of the higher diviner faculty; it may be cultivated and ripened in him.</w:t>
+      </w:r>
+    </w:p>
+    <w:p>
+      <w:pPr>
+        <w:pStyle w:val="BodyText"/>
+      </w:pPr>
+      <w:r>
+        <w:rPr>
+          <w:lang w:val="en-GB"/>
+        </w:rPr>
+        <w:t xml:space="preserve">Even the merchant, the traveller into other lands, must be more than a merely earthly creature. These orders of men should be kept apart from the lowest of all—the mere human animal, the Sudra. Yet the purely contemplative man should not be allowed too much intercourse even with these. He may educate them to be such men as they are meant to be, but he must keep himself and his race pure: this race must be carefully trained to be the model of humanity—to rise above humanity—by perpetual meditation on the unseen Brahm.</w:t>
+      </w:r>
+    </w:p>
+    <w:p>
+      <w:pPr>
+        <w:pStyle w:val="BodyText"/>
+      </w:pPr>
+      <w:r>
+        <w:rPr>
+          <w:lang w:val="en-GB"/>
+        </w:rPr>
+        <w:t xml:space="preserve">The so-called laws or institutes of the Hindoos are all designed for this purpose. They are, properly speaking, a system of education or discipline; a method of fitting the highest man for fulfilling his vocation, and all the others for preserving their proper relation to him. The idea of a separation between the twice-born man and the merely animal man, is the fundamental one; all the arrangements are for the purpose of giving effect to this idea—all other distinctions are secondary to it. The twice-born man must, by certain services or sacraments, the principal of which is reading the Vedas, maintain his relation to the unseen object. He must practise certain plans for lessening his dependence on mere material gratifications; he must cultivate rather the passive than the active qualities. In the progress of ages the two middle classes seem to have disappeared, or at least this is the prevailing Brahminical opinion. The system has undergone other modifications, till at length, in some places at least, it has so adapted itself to the different pursuits and occupations of men, as to offer an excuse for the European notion, that it was invented in an early stage of society by some legislator, who observed that labour must be divided in order to be successful, and that there is likely to be an hereditary aptitude for particular professions or trades. Such a notion seems to be refuted by the fact that, according to the early arrangement of castes, there was no accurate division of employments; that persons of the same order were allowed to perform many which were unlike and incompatible. Nor does another plausible hypothesis, that the Brahmins were a conquering tribe and the Sudras a conquered one, seem to be more tenable. Those who have the best opportunities for comparing them, say that they can discover no such differences between them as would warrant the supposition of their belonging to a different race, none greater than are naturally produced by meaner occupations, and a sense of degradation during a long course of years. But the great objection to the opinion is, that the Sudras are not in any sense slaves, and never can have been such; the Greeks were surprised to find all classes in India free citizens in some sense, in however low a one. So that probably we cannot get much further than the religious principle as the basis of the distinction than the idea, I mean, that there is a tendency in men to become purely animal, and that there is a race of men in which this tendency is realized and perpetuated; that there is in man that which may be raised to fellowship with the Divine; and that there is a race in whom this capacity is exhibited and transmitted.</w:t>
+      </w:r>
+    </w:p>
+    <w:p>
+      <w:pPr>
+        <w:pStyle w:val="BodyText"/>
+      </w:pPr>
+      <w:r>
+        <w:rPr>
+          <w:lang w:val="en-GB"/>
+        </w:rPr>
+        <w:t xml:space="preserve">In spite then of the fact, that there are in the very earliest Hindoo Vedas prayers and hymns to light and fire, and to many natural powers, nay, though the liturgical part of them consists mainly of such prayers, we may fully admit the assertion, - that the Brahmin is seeking after one Divine, unseen object; that he is only asking these different creatures to tell him what that object is, and how He is to be found; nay, that his aim in his whole life and discipline is to purify himself from outward, sensible things, that he may approach nearer to this One Source of Illumination.</w:t>
+      </w:r>
+    </w:p>
+    <w:p>
+      <w:pPr>
+        <w:pStyle w:val="BodyText"/>
+      </w:pPr>
+      <w:r>
+        <w:rPr>
+          <w:lang w:val="en-GB"/>
+        </w:rPr>
+        <w:t xml:space="preserve">But then how can we explain the fact, that men setting this end before them, looking upon the most mysterious powers in the universe as at best ladders to ascend to the highest region—ladders which the wise men could generally, in time, throw away—should have become so utterly entangled in sensible, outward idolatry as the modern Hindoo seems to be? The explanation often given, that the ordinary gods are but the gods of the vulgar, that the learned man has altogether another view of them, which he keeps to himself, is quite unsatisfactory. For the point we want to ascertain is this, how the Brahmin came to suppose that the divers and manifold beings of whom the Hindoo Pantheon consists, could be helps to the discovery or the presentation of the One Being; how he could possibly be induced to reverse the whole order and object of his studies and discipline; to introduce variety, that he might suggest the idea of unity; to bring in a host of visible forms, that he might lead his disciples more certainly to that which is beyond their senses. I do not deny the possibility of such a scheme, but the origin and the steps of it should be explained. If a modern Brahmin confesses that he attaches no importance to the things to which he seems to attach the greatest, we may accept his testimony against himself; still more willingly we may believe one who says that he loves the simple faith which he thinks has departed, and that he will spend his life in efforts to restore it. But we cannot take the witness of either respecting their fathers. The process by which they arrived at one strange conclusion after another may have been as simple and natural a one as that by which their traditions are discarded, or that by which they are traced to a deliberate purpose of imposture.</w:t>
+      </w:r>
+    </w:p>
+    <w:p>
+      <w:pPr>
+        <w:pStyle w:val="BodyText"/>
+      </w:pPr>
+      <w:r>
+        <w:rPr>
+          <w:lang w:val="en-GB"/>
+        </w:rPr>
+        <w:t xml:space="preserve">And this, I believe, is actually the case. While the Brahmin was learning, by various arts, to practise abstraction of spirit, was searching, by various helps, to arrive at the perception of the Perfect One, he felt that the light, the intelligence which entered into his own heart—that which raised him above his fellows—that which enabled him to see mysteries, must be the great expression of the Divine Being. Brahm becomes Brahma; the light which flows from the source of light, the wisdom which comes from the fount of wisdom is that which declares him—this is his Name. In that character the initiated disciple is to worship him: no sacrifices need be offered to him, no temples need be raised to him. It is the inward and purified intellect which does him homage. A very sublime conception, you may be inclined to say; one which it is no wonder that enlightened Brahmins in our day should wish to reproduce.</w:t>
+      </w:r>
+    </w:p>
+    <w:p>
+      <w:pPr>
+        <w:pStyle w:val="BodyText"/>
+      </w:pPr>
+      <w:r>
+        <w:rPr>
+          <w:lang w:val="en-GB"/>
+        </w:rPr>
+        <w:t xml:space="preserve">But imagine yourselves in the school where this sublime doctrine was taught; look at the self-satisfied, self-glorified person who is proclaiming it; see how he has gone on, step by step, till, from a profound idea of some awful, absolute Being, he has passed into the habitual conviction that this Being is himself; he has become his own God. Mark what contempt he manifests for persons about him, what utter inhumanity has grown out of this notion, that he is the very perfection of humanity, that he is above it. Suppose an earnest, enthusiastic disciple, struck with the contradiction, saying to himself,</w:t>
+      </w:r>
+      <w:r>
+        <w:rPr>
+          <w:lang w:val="en-GB"/>
+        </w:rPr>
+        <w:t xml:space="preserve"> </w:t>
+      </w:r>
+      <w:r>
+        <w:rPr>
+          <w:lang w:val="en-GB"/>
+        </w:rPr>
+        <w:t xml:space="preserve">“Is this the devout, the self-losing, absorbed Brahmin whom I was taught to wonder at—whose teaching at first seemed to me so sublime?”</w:t>
+      </w:r>
+      <w:r>
+        <w:rPr>
+          <w:lang w:val="en-GB"/>
+        </w:rPr>
+        <w:t xml:space="preserve"> </w:t>
+      </w:r>
+      <w:r>
+        <w:rPr>
+          <w:lang w:val="en-GB"/>
+        </w:rPr>
+        <w:t xml:space="preserve">In the tumult of his feelings, in the sadness of his disappointment, he goes forth from the school into Nature. What a change he finds there! What a sense of refreshment, freedom, calmness, penetrates through his whole being! Surely he has been living till this time in a close, pent-up atmosphere, thinking only of himself; ever hoping, and hoping in vain, to find his God in himself. But is he not here? What a wonderful order there is through this wide universe; an order of day and night; of seasons of heat and seasons of rain; an order in the planets over our heads; an order in the growth of the flowers at our feet; an order in the overflowings of the mighty river. Yes, his name is the Preserver! Conceive of him under that name—worship him under that name—call him Vishnu: bid men rejoice that they have such an One caring for them. The name, perhaps, had been known before in the Brahminical school. It had been one thought, among many, that Brahma was the preserver of things: now it becomes</w:t>
       </w:r>
       <w:r>
         <w:rPr>
@@ -2458,6 +1364,1242 @@
           <w:iCs/>
           <w:lang w:val="en-GB"/>
         </w:rPr>
+        <w:t xml:space="preserve">the</w:t>
+      </w:r>
+      <w:r>
+        <w:rPr>
+          <w:lang w:val="en-GB"/>
+        </w:rPr>
+        <w:t xml:space="preserve"> </w:t>
+      </w:r>
+      <w:r>
+        <w:rPr>
+          <w:lang w:val="en-GB"/>
+        </w:rPr>
+        <w:t xml:space="preserve">name. Hundreds of hearts are ready to welcome it: even the poor Sudra can look up, and feel that it has a sound of blessing to him. And now the older worship becomes, comparatively, obsolete; the young reformer has prevailed. The Brahminical order must take up his doctrine, and proclaim it, and reconcile it as they can with that which they held before: if they do not so, a sect of Vishnu worshippers will form themselves—men will go out into the deserts and proclaim this faith, without respect to the laws of family or caste at all.</w:t>
+      </w:r>
+    </w:p>
+    <w:p>
+      <w:pPr>
+        <w:pStyle w:val="BodyText"/>
+      </w:pPr>
+      <w:r>
+        <w:rPr>
+          <w:lang w:val="en-GB"/>
+        </w:rPr>
+        <w:t xml:space="preserve">In some such way as this, I conceive, the popular Vishnu worship may have supplanted the original Brahma worship. It would be surely hard to say that the alteration was in itself for the worse: yet the effect of it must, undoubtedly, have been to withdraw the idea of divinity from the inner sanctuary in which it had dwelt; to bring it forth into the world. Then temples would be raised, the fruits of the earth offered, with songs and symbols, to the great Preserver. But soon there will have been a fearful re-action against this kind of service. How could the mere feeling of a beneficent Guardian of the Earth help men who were tormented with a sense of inward evil? What was there in such a Being at all corresponding to the dark visions which continually rose before them, whether they looked behind or before, to the past or the future. But was there nothing in Nature which did correspond to these inward agonies, which seemed to be the very echo of them? Were there no frightful floods and earthquakes—was there not a continual process of destruction going on in the universe? Is not death the mighty king to whom all must do homage? Poor worshippers of Vishnu, how miserably you are striving to hide the realities of the world from your eyes—to strew garlands over the grave. You have never yet dared to pronounce the real name: it is Sheeva the Destroyer. If you know your own state, and what you have to fear, you will invoke that name—you will propitiate that divinity. And do not think to approach him with such oblations as are signs of plenty and gladness. It is blood he craves for; the blood of your children and of yourselves. No sacrifices but these can appease his wrath, or abate the misery which he is sending to you, and designing for you. Here was another deep conviction working in the heart of the Hindoo, and destined to produce the most fearful fruits, from generation to generation. The Brahmins could not allay it—could not reduce it under his old notion of the Brahma, the one celestial Intelligence, who spoke only in the Wise. The Sheeva sect rose up in fierce antagonism to the Vishnu sect. He must endeavour to bring the different ideas into reconciliation; to assign the Brahma, the Vishnu, and Sheeva, each a part in the arrangements of Nature, and in the different ages of the universe. Religious books are composed, some with the Vishnu, some with the Sheeva element predominant in them; the former with a gracious, the latter with a stern, forbidding aspect; the first not denying the dark principle—only keeping it in the back-ground; the latter doing homage to the Preserver, but confessing the greater might of the Destroyer.</w:t>
+      </w:r>
+    </w:p>
+    <w:p>
+      <w:pPr>
+        <w:pStyle w:val="BodyText"/>
+      </w:pPr>
+      <w:r>
+        <w:rPr>
+          <w:lang w:val="en-GB"/>
+        </w:rPr>
+        <w:t xml:space="preserve">Soon the unsatisfied heart feels another necessity. If it be true (and can it be denied?) that the Power which divides and annihilates has such a direct influence over the destinies of the world, may not the Preserver yet have somewhere an undisturbed reign; and may he not descend from that region, at certain periods, to claim his rights over this earth too—to create again that which has perished? Is there not a principle of restoration implied in Preservation; nay, in Destruction itself? The animals die, but the race survives: and have there not been in the ages of man periods of deepest calamity, when all things seemed to sink in utter ruin, followed by bright sunny days—the earth coming forth out of darkness into light? These must have been the times of Vishnu’s descent. These animals, we have been told, all exhibit some side or aspect of the divinity, may have been, originally, portions of it. In these he may have appeared. Men may have been able, without becoming absorbed, to behold him, and converse with him. Again, the priest will partly have led the popular conviction, partly have been led by it. He will have arranged the number and method of these Vishnu incarnations, reducing dreams to a system, and sanctioning the hope that there might be an avatar, which should restore all things.</w:t>
+      </w:r>
+    </w:p>
+    <w:p>
+      <w:pPr>
+        <w:pStyle w:val="BodyText"/>
+      </w:pPr>
+      <w:r>
+        <w:rPr>
+          <w:lang w:val="en-GB"/>
+        </w:rPr>
+        <w:t xml:space="preserve">But these dreams were not sufficient. Was not a kind and gracious Rajah, who felt for his poor subjects, one in whom the Divinity was more likely to manifest himself, than in any one of those creatures, however sacred, of which man is practically the master? Have we not always felt that a man was permitted, in some mysterious way, to contemplate the Divine Being—to become one with Him? Why may not He in such a form, so much more beautiful than any other, appear to us? The bright Krishna becomes the centre of innumerable legends. He is felt to be the true form of the Divine Deliverer. As other dreadful apparitions rise up beside Sheeva, and claim the kind of worship which is offered to him—as there comes forth even a Kali to be a patroness of murder, to make strangling a virtue; this image of a friend and protector of the helpless is the more eagerly sought after, and delighted in.</w:t>
+      </w:r>
+    </w:p>
+    <w:p>
+      <w:pPr>
+        <w:pStyle w:val="BodyText"/>
+      </w:pPr>
+      <w:r>
+        <w:rPr>
+          <w:lang w:val="en-GB"/>
+        </w:rPr>
+        <w:t xml:space="preserve">At each step in this process more of the forms and images of outward nature will have been called in, to express the conception of which the heart was full; at each step the theoretic man will have been obliged to incorporate new schemes of the universe, new speculations upon all questions astronomical, geological, physiological, metaphysical, into his theology, in order to connect the later and more popular outgrowths of it with the original root. Nevertheless, it is certain that, amidst all these definite conceptions and idolatrous forms, the primary idea of an Inconceivable, Absolute, Unseen Being, whom it is the highest glory of the holiest man to behold, and in whom he is to be lost, has survived—survived not as a theory of some learned Brahmin, but as so deep and essential an article of popular faith, that all other habitual convictions, nay, the reverence for the Brahminical order itself, which seems worked into the very tissue of Hindoo society, must give place to it. Religious orders, formed without any reference to distinction of castes, shall be followed and reverenced in proportion as this seems to be the end of their existence: the perfectly abstracted Yogi shall be looked upon as greater, in the way to a higher knowledge, than he who can explain all the order of nature. In fact, in the worst form of what may be supposed modern corruptions we may trace the original feeling at work. The woman who gives up herself to death on her husband’s funeral pile, is exhibiting the same deep sense of the necessity of self-abandonment, self-sacrifice, which is implied in the desire of the contemplative man to be absorbed into the Divine Essence.</w:t>
+      </w:r>
+    </w:p>
+    <w:p>
+      <w:pPr>
+        <w:pStyle w:val="BodyText"/>
+      </w:pPr>
+      <w:r>
+        <w:rPr>
+          <w:lang w:val="en-GB"/>
+        </w:rPr>
+        <w:t xml:space="preserve">We have, then, a faith presented to us here, which the more we think of it, the more fairly we consider its apparent anomalies, the more light we receive respecting it from different and contradictory reports, the more heartily and affectionately we sympathize with the feelings of our fellow-men, the more we know of ourselves, will awaken in us the more of reflection, and wonder, and awe. It is the faith not of savages but of men in whose minds respect for learning has occupied all but the highest place; men whose whole commonwealth is modelled upon the notion, that the seer, the learned man, ought to be at the head; that all other people should look up to him. At the same time, these learned men have not been able to devise a belief at their pleasure for those whom they governed. Strong necessities have come forth out of the heart of the people, demanding satisfaction—compelling the wise men to remould their system, yet recognizing the worth and reality of that higher, older principle, which they seem to set at nought. I do not think it would be easy to find a fairer test of those assertions, respecting the religions of mankind, which I proposed to examine.</w:t>
+      </w:r>
+    </w:p>
+    <w:p>
+      <w:pPr>
+        <w:pStyle w:val="BodyText"/>
+      </w:pPr>
+      <w:r>
+        <w:rPr>
+          <w:lang w:val="en-GB"/>
+        </w:rPr>
+        <w:t xml:space="preserve">The first of them—that there are deep truths implied in each of these systems—receives, it seems to me, abundant confirmation from even the hasty glance we have been able to take of Hindooism. In the midst of the extravagancies and horrors which the most favourable testimonies prove it to have brought forth, and which have multiplied, not diminished, as it has expanded, we have been able to trace some convictions so sacred, so bound up in the heart of the people for thousands of years, as to sustain the credit of monstrous fictions, to make tormenting practices endurable; convictions which have been able to create and perpetuate a complicated form of society, and to defy the power of victorious invaders.</w:t>
+      </w:r>
+    </w:p>
+    <w:p>
+      <w:pPr>
+        <w:pStyle w:val="BodyText"/>
+      </w:pPr>
+      <w:r>
+        <w:rPr>
+          <w:lang w:val="en-GB"/>
+        </w:rPr>
+        <w:t xml:space="preserve">But it is affirmed next, that these deep convictions will in time disengage themselves from the theological element in which they dwell; that theology being only an inadequate attempt to explain the phenomena of the universe. Now, I have been careful that you should notice how much of the Hindoo system is an attempt to explain the phenomena of the universe; it was scarcely necessary for me to remark how ineffectual a one. But, if you have followed the course of my observations, still more, if you have made observations for yourselves, you will, I think, be convinced that these theories about the world are precisely the nontheological element of the system; precisely that which has been added to the theology, and become a part of it, in consequence of the inability of the Hindoo to distinguish between God and the world. His inward convictions, from first to last, have had reference to the Absolute, Unseen God, and to his relations with man. The drapery of these convictions has been his doctrine about Nature. Nor can that idolatrous, degrading, often filthy drapery ever be cast away, unless it can be shewn him that the theological riddles, for which he has been seeking a solution in Nature so long, and not finding it—which are bound up with the deepest wants of his heart, can receive their explanation somewhere else.</w:t>
+      </w:r>
+    </w:p>
+    <w:p>
+      <w:pPr>
+        <w:pStyle w:val="BodyText"/>
+      </w:pPr>
+      <w:r>
+        <w:rPr>
+          <w:lang w:val="en-GB"/>
+        </w:rPr>
+        <w:t xml:space="preserve">But, most of all, the notion that all ideas respecting an unseen world are produced by the religious faculty in man, might seem to receive countenance from the Hindoo records. How active that faculty has been, what worlds it has called into existence, whilst there were no outward transactions to relate, or no one to relate them, we have indeed seen. The Hindoo in action the idlest, is in imagining, dreaming, combining, the most busy of all human creatures. But is this all we have learnt? Have we not found also an assurance in the mind of these people that all the efforts of thought in them must originate in a communication from above, and require fresh communications to meet them? In the thinking, or reasoning, or religious faculty, call it what you will—or, as I should say, in the man’s own heart, in his inmost being—have arisen desires and longings after converse with the unseen world, with some living being in that unseen world, with some one between whom and himself he feels there is a relation. His religious books echo the cry; they mutter a half response to it: but the response is only the question thrown into a more definite form. The highest student meditates on the problem, and repeats his own thoughts; or, more probably, what some ancient person, who meditated and conversed with the Divinity, said about it; or what some other said that he said. The circle is a very weary one; if we calmly consider it, and what kind of comfort those receive who are ever revolving in it, we shall confess that the Hindoo is right in his belief, that the wisdom of which he sees the image and reflection must speak and declare itself to him; that he cannot always be left to grope his way amidst the shadows which it casts in his own mind, or in the world around him. I ask nothing more than the Hindoo system and the Hindoo life as evidence that there is that in man which demands a revelation—that there is not that in him which makes the revelation. I ask no clearer proof of the fact, that whenever the religious feeling or instinct in man works freely, without an historical revelation, it must beget a system of priestcraft. It must be satisfied by God, or overlaid by man, or stifled altogether.</w:t>
+      </w:r>
+    </w:p>
+    <w:p>
+      <w:pPr>
+        <w:pStyle w:val="BodyText"/>
+      </w:pPr>
+      <w:r>
+        <w:rPr>
+          <w:lang w:val="en-GB"/>
+        </w:rPr>
+        <w:t xml:space="preserve">The question still remains: Is the help to this state of things to come from within the system? I hinted that there are, or have been, Hindoo patriots who have dreamed of bringing back the first state of Brahminism, setting up the Monotheism of the older Vedas, sweeping away the accumulations of centuries. But if the original Brahminism itself contained the great puzzle of all subsequent ages; if the Monotheism of the Vedas admitted the doubt whether man, nay, whether all things might not be parts of the Divinity; if those accumulations of centuries were the inevitable results of anxieties which men could only quell by destroying themselves, it seems somewhat unreasonable to go back to the beginning of a series, every step of which, so far as we can tell, would have to be repeated. Or, if the notion be, that some form of Monotheism, not involving the idea of direct connection between God and Man, or God and Nature, might supersede the existing superstition, is it not playing with words to speak of this as a revival or restoration? must it not be simply a denial of the fundamental principle of the whole system? We need not, however, enter upon this subject at present, for both these experiments have been made under every possible advantage. Buddhism, a doctrine to which I hope to devote a separate Lecture, may, at least under one of its aspects, be regarded as a formal effort to revive the original Brahminical idea; an effort not without very important results, which have affected a large portion of the world; but which have not displaced Hindooism in its proper soil, and which, I think, we shall find are scarcely what any modern Hindoo reformer would desire to produce. To the other experiment I have alluded already—it is that of Mahometanism. A considerable number of the Hindoo race were converted to this faith, and profess it to this day. But it could take no hold of the heart of the people, for it solved no one difficulty which was perplexing them; it affirmed a truth which staggered them, and before which they bowed; one, however, which in this form coalesced with scarcely any conditions of their intellectual or of their moral being.</w:t>
+      </w:r>
+    </w:p>
+    <w:p>
+      <w:pPr>
+        <w:pStyle w:val="BodyText"/>
+      </w:pPr>
+      <w:r>
+        <w:rPr>
+          <w:lang w:val="en-GB"/>
+        </w:rPr>
+        <w:t xml:space="preserve">Whether Christianity can do for the Hindoo what these systems have not done, is a question for our future consideration. One or two remarks I would make here which may remove some difficulties from that enquiry, and which seem to arise naturally out of the present subject. I cannot feel surprise that the statesmen and scholars of British India, observing the failure of the Mahometans to overthrow the faith and institutions of this strange people, should have pressed strongly upon their own government the duty of respecting what it had not power to subvert. I cannot believe that an indifference to evils which were continually before their eyes, or a feeling that the safety of English dominion is the highest of all considerations, can have induced men often of the greatest cultivation and humanity to protest against the efforts which some of their countrymen were making to spread the faith of Europe in the East. It is much pleasanter, and surely more reasonable, to believe that they felt there was something hard-hearted, almost impious, in trampling upon convictions which had struck root into the soil for many thousand years, which had created the whole fabric of society. For such a feeling one is bound to entertain the greatest respect; only I think men generally so clear-sighted must by this time have perceived that there was an important oversight in the inference which they drew from it. No doubt it is a very serious thing to assault the belief, even the prejudices, of any ancient people. But this assault had already been made; every circumstance which brought Englishmen into contact with the Hindoo was a repetition of it. When all nature is peopled with divinities it does not require an adverse theologian to wound the prejudices of the worshipper,—the army commissary, the judge, the ordinary traveller, must interfere with them continually. Above all, when it came to be perceived, as it would of course be in time perceived by any benevolent government, that Englishmen ought not to be settled in a country without communicating to its inhabitants some portion of that knowledge which they possess so largely; or rather, when it was found that a people so eager for information, so quick in receiving it as the Hindoos, would not be content until they had learnt the secret of our mechanical achievements,—it was certain that some cherished tenet must be outraged, some express statement in the religious books contradicted, if the teacher of European science advanced beyond his alphabet. Such considerations do not prove that the idea of respecting a people’s convictions is a false one: they show only that there are certain accidents of these convictions which we are not only permitted, but obliged, to make light of. Just in proportion to that necessity which is laid upon us for showing the Hindoo that visible things cannot be treated with the reverence which he has been taught to feel for them, should be our desire and determination to preserve him from the danger to which he is certainly exposed, of thinking that all the questionings of his fathers respecting the invisible world had no purpose or meaning. These questionings belong to the most radical portion of the Hindoo mind; in them you see what the Hindoo is, what his existence means, and how he has been able to stamp such an image of himself upon society. To these questionings he owes the activity of his intellect and imagination when all his other tendencies and his outward circumstances would make him indolent—hence have arisen his love of letters and his desire for science. But the time has evidently come when he cannot be questioning merely; he must have answers. I contend that he who is able to give them is not a destroyer, but a preserver; that he will have a right to boast of having upheld all that was strongest and most permanent in the Hindoo life and character, while other influences, however innocently and inevitably, were threatening to undermine them. I concede with equal readiness, that if Christianity do not offer these answers, it cannot make this boast; it must leave to some other instrument the work of regenerating Hindostan. As the question is brought to this test, let us gather up in a few words the enigmas which have tormented the Hindoo so long, and of which, for the sake of his practical life, he demands a solution.</w:t>
+      </w:r>
+    </w:p>
+    <w:p>
+      <w:pPr>
+        <w:pStyle w:val="BodyText"/>
+      </w:pPr>
+      <w:r>
+        <w:rPr>
+          <w:lang w:val="en-GB"/>
+        </w:rPr>
+        <w:t xml:space="preserve">First, he has had the deepest assurance that God must be an Absolute and Living Being, who can be satisfied with nothing less perfect than himself; and yet he has an equally deep conviction that this Absolute and Eternal Being cannot merely live in self-contemplation; that there must be some object in which He sees His image reflected. The thought is expressed with great earnestness and beauty in one of the early Vedas, where Brahm is introduced seeking for the image of himself. The words which are imputed to him express the strong feeling, that a merely solitary, self-seeking, abstracted being would be one whom a man, experiencing his own need of sympathy and fellowship, could not bear to contemplate. The thought expands itself through the whole Hindoo mythology. It utters itself from the beginning in the idea of a Brahma, as well as a Brahm; it gives birth to all the later notions of goddesses dwelling beside the gods. If no voice comes from the secret place to interpret this mighty contradiction which the learned man has perceived, which the most ignorant Hindoo feels, their thoughts of God and their human life must continue a hopeless maze.</w:t>
+      </w:r>
+    </w:p>
+    <w:p>
+      <w:pPr>
+        <w:pStyle w:val="BodyText"/>
+      </w:pPr>
+      <w:r>
+        <w:rPr>
+          <w:lang w:val="en-GB"/>
+        </w:rPr>
+        <w:t xml:space="preserve">For the perplexity which grows out of this lies close to personal, as well as social existence. “May not man himself be this partner of the Divinity? If he is, what means that deep assurance of a Divinity retired within the sanctity and awfulness of his own nature?—if he is not, what mean these yearnings in the spirit after the knowledge of him; this promise in the heart that it may be attained; this discontent while it is wanting? It is an idle thing to cut this knot by affirming either principle and denying the other; all confusions, theoretical and practical, of the Hindoo arise from the attempt to do this, and from the experience of its impossibility; only if you can shew that they have been reconciled, and how, will you lead him to any clearness or freedom. Man has this glorious faculty; but a portion of men seem without it. It must dwell in a caste; the rest must be cut off from it. Leave this thought to work, and it will bring forth the fruits which it has brought forth hitherto. The modern Hindoo, with his European culture and science, will be just as contemptuous to all who want his information and intellect as the Brahmins of old; the twice-born notion may change its form, in effect it will be as rampant and tyrannical as ever. You cannot extirpate it, until you justify it—until you can shew that some eternal truth lies in the distinction, and yet that it excludes no human creature; that it asserts the common privilege of Brahmin and Sudra.</w:t>
+      </w:r>
+    </w:p>
+    <w:p>
+      <w:pPr>
+        <w:pStyle w:val="BodyText"/>
+      </w:pPr>
+      <w:r>
+        <w:rPr>
+          <w:lang w:val="en-GB"/>
+        </w:rPr>
+        <w:t xml:space="preserve">Then we come to another set of questions—This Absolute Being, what manner of being is he? If it be true that he stands in some relation to us and the world, in what relation? Is he benignant, or hateful? is he a preserver or destroyer? You cannot answer the question with any vague flourishes of rhetoric. The Hindoo is willing enough to acknowledge a kind and gracious ruler, but the worshipper of Sheeva meets you with a set of facts. Here is misery, here is death. You must encounter these facts—you cannot blink them. You must be able to say—</w:t>
+      </w:r>
+      <w:r>
+        <w:rPr>
+          <w:lang w:val="en-GB"/>
+        </w:rPr>
+        <w:t xml:space="preserve">“I can shew that this misery and death do not interfere with the idea of a God of Order, Mercy, Love; I can shew it by practical tokens and demonstrations;”</w:t>
+      </w:r>
+      <w:r>
+        <w:rPr>
+          <w:lang w:val="en-GB"/>
+        </w:rPr>
+        <w:t xml:space="preserve"> </w:t>
+      </w:r>
+      <w:r>
+        <w:rPr>
+          <w:lang w:val="en-GB"/>
+        </w:rPr>
+        <w:t xml:space="preserve">otherwise you must leave the sects to fight on for ever, with a tolerable certainty that the darker will in general have the ascendency. Again, the idea of a struggle between life and death, order and disorder, good and evil, and of the victory having been achieved by the God actually descending into the battle-field, and himself taking part in the strife; the idea that he must assume some form which is subject to all the accidents of earthly calamity; this is one which a European may easily scoff at, when he sees it presented to him in the Hindoo stories, and, doubtless, he will find many a learned Brahmin who is ready, with more or less reserve, to scoff too, nay, to represent such a notion as quite incompatible with the higher Brahminical theology. But let it be well considered that a stern demand of the popular conscience carries with it a very mighty witness; if the learned order bows to that demand, allows the people to clothe their inward belief in their own shapes, and reduces their crudities to a system, we may be sure that the faith of the taught is stronger and more vital than that of the teacher: it may be grosser, but it must contain, at least, as real an element. Except this part of the Hindoo conviction can be recognized; unless it can be shewn how the belief of such a divine descent is compatible with the highest idea any Brahmin can entertain of the divine perfection, or of man’s spirit being intended to ascend to the apprehension and participation of it; I cannot see how the Hindoo race can ever be permanently raised above its present degradation, or how that respect and justice, which have been so passionately demanded for the faith and institutions of centuries, can be practically rendered. Once more—It is, undoubtedly, a right thing in a government to suppress, by actual edict and physical force, human sacrifices. The Roman, tolerant as he was of all polytheistic systems in the provinces, took this course in our own country when he was dealing with the practices of Druidical worship. But neither by this act, nor by establishing municipal institutions in Britain, nor by building and encouraging the natives to build baths, and porticoes, and temples, did he provide any real substitute for those dark, mysterious thoughts of the unseen world, which had haunted the mind of the Celt under his oaks, and which found a fearful expression in these sacrifices. Those thoughts were the stamina of the British heart; when an external civilization expelled them, what remained was a feeble colony, groaning for help to the masters who could give it help no longer; a colony which needed to have all its arts and polish destroyed by a people possessing some real faith, some inward strength, that the soil might, by this process, be prepared to bear genuine native fruits. It will be the same with Hindostan, if, while we put down the burnings of widows, and bestow a culture which makes such practices disgusting, we are not able to shew them what is the true form of self-immolation, and how wife, and maiden, and widow—how men, whether called to the contemplative, or active life, may practise it.</w:t>
+      </w:r>
+    </w:p>
+    <w:p>
+      <w:pPr>
+        <w:pStyle w:val="BodyText"/>
+      </w:pPr>
+      <w:r>
+        <w:rPr>
+          <w:lang w:val="en-GB"/>
+        </w:rPr>
+        <w:t xml:space="preserve">I know that I am asking no light thing of any faith when I say, All this it must do if it is to satisfy the heart and conscience of this Asiatic people. But let me ask you, before I conclude, whether a faith which does less than this can satisfy your hearts and consciences? We are in a world of action, and energy, and enterprize, more unlike that dreaming and speculative world we have been hearing of than the soil and climate of England are unlike those of Hindostan. And yet, I will be bold to say it, the same thoughts which stir the spirit of the Indian sage and the Indian Sudra, are working secretly beneath all our bustling life, are affecting the councils of statesmen, are entering into the meditations of the moralists and metaphysicians who most despise theology; in another form, are disturbing the heart of the country peasant, and the dweller in St. Giles’s. They are such questions as these—What do we worship? A dream, or a real Being? One wholly removed from us, or one related to us? Is He a Preserver, or a Destroyer? Has Death explained its meaning to us, or is it still a horrible riddle? Is it still uncertain whether Life or Death is master of the world, or how has the uncertainty been removed? What is the evil which I find in myself? Is it myself? Must I perish in order that it may perish, or can it be in any wise separated from me? Can I give up myself, and yet live? What are these desires which I feel in myself for something unseen, glorious, and perfect? Are they all phantasy, or can they be realized? If they can, by what means? Has He to whom they point made himself known to me? How am I connected with Him? Must I utterly renounce all the things about me, that I may be absorbed into Him, or is there any way in which I can devote them and myself to Him, and only know Him the better by fulfilling my place among them? These are the great human questions; distance in time and space does not affect them; if we are not concerned with them, it is because we have not yet ceased to be savages, or because we are returning, through an extreme civilization, into the state of savages: if they do occupy us, we shall find that there can be but one answer to them for the Englishman and the Hindoo.</w:t>
+      </w:r>
+    </w:p>
+    <w:bookmarkEnd w:id="17"/>
+    <w:bookmarkStart w:id="18" w:name="lecture-iii.-buddhism"/>
+    <w:p>
+      <w:pPr>
+        <w:pStyle w:val="Heading2"/>
+      </w:pPr>
+      <w:r>
+        <w:rPr>
+          <w:lang w:val="en-GB"/>
+        </w:rPr>
+        <w:t xml:space="preserve">LECTURE III. Buddhism</w:t>
+      </w:r>
+    </w:p>
+    <w:p>
+      <w:pPr>
+        <w:pStyle w:val="FirstParagraph"/>
+      </w:pPr>
+      <w:r>
+        <w:rPr>
+          <w:lang w:val="en-GB"/>
+        </w:rPr>
+        <w:t xml:space="preserve">In my former Lectures I have spoken of two religions, very opposite in their character, which have exercised an influence over a large portion of the world—the Mahometan and the Hindoo. The former, we said, could only thrive when it was in action; the proper element of the other was rest. They were brought face to face in Hindostan. The Islamite triumphed, as might have been expected; but there was a passive strength in the Hindoo, which ultimately kept its ground, and enables him to say that his system has endured for 3000 years.</w:t>
+      </w:r>
+    </w:p>
+    <w:p>
+      <w:pPr>
+        <w:pStyle w:val="BodyText"/>
+      </w:pPr>
+      <w:r>
+        <w:rPr>
+          <w:lang w:val="en-GB"/>
+        </w:rPr>
+        <w:t xml:space="preserve">I hinted that it had had struggles with a very different kind of enemy from the Mahometan—with a doctrine in many of its essential peculiarities like its own. That doctrine is the Buddhist, the faith of Thibet, of Siam, of the Burmese Empire, of Cochin China, Japan, Ceylon; the popular, though not the state, faith of China. It is said to number above 300 millions of people among its disciples; to be, therefore, by far the most prevailing religion which does exist, or ever has existed, in the world. It is, surely then, deserving of earnest investigation; there must be something in it which has given it this wide diffusion. It must express some necessities of man’s heart, some necessities of our own.</w:t>
+      </w:r>
+    </w:p>
+    <w:p>
+      <w:pPr>
+        <w:pStyle w:val="BodyText"/>
+      </w:pPr>
+      <w:r>
+        <w:rPr>
+          <w:lang w:val="en-GB"/>
+        </w:rPr>
+        <w:t xml:space="preserve">I propose, in the present Lecture, to enquire what these are; to search for the main principle of Buddhism; to consider in what relation it stands to those religions of which we have spoken; lastly, how it is connected with two other systems which divide with it the Celestial Empire.</w:t>
+      </w:r>
+    </w:p>
+    <w:p>
+      <w:pPr>
+        <w:pStyle w:val="BodyText"/>
+      </w:pPr>
+      <w:r>
+        <w:rPr>
+          <w:lang w:val="en-GB"/>
+        </w:rPr>
+        <w:t xml:space="preserve">A faith which is spread over such a number of countries, many of them very different from each other in outward circumstances, perhaps even in race and early cultivation, must present great varieties, which may seem to make the use of a common name rather a convenient refuge for our ignorance, than a proof that they have really any connection. Undoubtedly our information respecting the different forms of Buddhism is still very imperfect, and we have not the same means of correcting and enlarging it, as in the case of countries which have fallen under our own dominion. Ceylon is, I believe, the only British possession in which pure Buddhism is professed. Nevertheless, I am convinced that the intelligent travellers and residents who have given us accounts of what they have seen or heard in the different countries I have enumerated, or of what they have read in the books which these countries account sacred, have not been mistaken in believing that the fundamental doctrine is the same in all. The opposition between different views of the system, great as it is, admits, I think, of a tolerably easy explanation; easy, at least, if we do not merely look to find a meaning in the dry records of other people’s notions or practices, but compare them with what we have felt and experienced in our own lives. The numerous phases, however, which the system assumes, make it very desirable that we should ascertain from what country it was derived, where we may seek for the first form of it. On this subject there is some, but, I think, now not much, difference of opinion. The external arguments which induced Sir William Jones, and some eminent scholars of the last century, to suppose that its native seat could not have been Hindostan, have given way to later and fuller information. There was a stronger internal argument, arising from a comparison of the Brahminical and Buddhist faith, which is also, it seems to me, untenable; but which is well worth considering, and which at once connects the present subject with that of the last Lecture.</w:t>
+      </w:r>
+    </w:p>
+    <w:p>
+      <w:pPr>
+        <w:pStyle w:val="BodyText"/>
+      </w:pPr>
+      <w:r>
+        <w:rPr>
+          <w:lang w:val="en-GB"/>
+        </w:rPr>
+        <w:t xml:space="preserve">We do not adequately describe the condition of Hindostan, by saying that the priests constitute its leading caste. The whole form of society has a sacerdotal stamp upon it; it has moulded itself in conformity with a religious idea; not, as some have fancied, with a professional or mercantile one. And yet, when we look into the meaning of this system it explains itself, by the doctrine that there is in man a capacity for beholding the Unseen Being, and that there is in man an animal nature which admits of no Divine converse. The Brahmin is the learned, divine, absorbed man, the end of whose existence is to become one with Brahm.</w:t>
+      </w:r>
+    </w:p>
+    <w:p>
+      <w:pPr>
+        <w:pStyle w:val="BodyText"/>
+      </w:pPr>
+      <w:r>
+        <w:rPr>
+          <w:lang w:val="en-GB"/>
+        </w:rPr>
+        <w:t xml:space="preserve">Brahm himself, I observed, was emphatically an Intelligence, a thinking, not a commanding being—One from whose thoughts all the universe has flowed out, not one by whose will it has been created. He is a higher priest, not in any sense a sovereign; herein standing in the most direct contrast to the object of Mahometan worship. Between, then, the god and the worshipper there is the most direct affinity, which may become identity. Intelligence is to be the characteristic of both. The hereditary caste is to preserve this Intelligence; its discipline to prevent it from being debased by mixture with people in whom the lower nature is predominant, or by contact with things which may make it predominant in themselves.</w:t>
+      </w:r>
+    </w:p>
+    <w:p>
+      <w:pPr>
+        <w:pStyle w:val="BodyText"/>
+      </w:pPr>
+      <w:r>
+        <w:rPr>
+          <w:lang w:val="en-GB"/>
+        </w:rPr>
+        <w:t xml:space="preserve">Now that any set of men should arise in a society, constituted like that of Hindostan, to deny the existence of a special caste of priests, might not seem surprising; for one might conjecture that there would be popular re-actions against so very strict and exclusive a system. We saw that there had been such popular re-actions in Hindostan. They took this form. They demanded a being less abstract than Brahm; not a mere thinking being, but one who should exercise actual influence over the arrangements of Nature and the world one to whom its good or its evil might be ascribed one who should not merely cultivate intercourse with an absorbed devotee, but should enter into fellowship with human creatures in their ordinary condition. To such strong workings of popular feeling, to such cries of the popular heart, we traced the Vishnu and Sheeva worship, which the priests had been compelled to incorporate with that older principle it seemed striving to subvert. It is evident that in these cases the priestly caste, whatever rude shocks it may have sustained, nevertheless kept its ground, even in the hearts of the people who assailed it. In fact, nothing proves more clearly than such changes, how much the reverence for a priestly order has been bound up with the sympathies and character of this nation. Neither the awakening of impulses which the priests could not control, nor conquest by such an utterly unsacerdotal people as the Mahometans, have availed to weaken this reverence. The priests have adapted themselves to feelings which they could not subdue: their authority has waxed stronger by a doctrine which threatened to crush it and the popular faith together.</w:t>
+      </w:r>
+    </w:p>
+    <w:p>
+      <w:pPr>
+        <w:pStyle w:val="BodyText"/>
+      </w:pPr>
+      <w:r>
+        <w:rPr>
+          <w:lang w:val="en-GB"/>
+        </w:rPr>
+        <w:t xml:space="preserve">But the Buddhist doctrine cannot in any wise be identified with this kind of movement. The word Buddha, it seems to be admitted on all hands, means Intelligence. That men ought to worship pure Intelligence, must have been the first proclamation of the original Buddhists. The deduction from this must have been, that no caste of priests was necessary for such worship. Could this doctrine have originated on the soil of Hindostan?</w:t>
+      </w:r>
+    </w:p>
+    <w:p>
+      <w:pPr>
+        <w:pStyle w:val="BodyText"/>
+      </w:pPr>
+      <w:r>
+        <w:rPr>
+          <w:lang w:val="en-GB"/>
+        </w:rPr>
+        <w:t xml:space="preserve">I do not wonder that thoughtful persons, especially those whose experience made them aware of the facts I have just alluded to, should have said that it could not: that a theory so contrary to the tendencies of Hindoos from generation to generation, must have come from some other region, and been rudely forced for a time upon this. But, plausible as such an hypothesis may seem, I think I have given you sufficient reason for distrusting it. The sacerdotal principle has indeed struck its roots very deep into the Indian soil, probably from as early a time as any to which we can possibly look back. It has shewn itself to be, in some form or other, inseparable from that soil. But it has grown up side by side with another principle, from which, at times, it is hardly distinguishable; the reverence for human intelligence; the disposition to make this the great Brahminical characteristic. It is quite conceivable, then, that from a very early time two sets of men may have coexisted in Hindostan; one composing an hereditary order of priests, the other a mere order of sages or devotees. They co-exist in India to the present day, on terms not probably of sympathy, but also not of absolute opposition or repulsion. The Greek writers allude to two classes seen by the soldiers of Alexander, between whom it has been reasonably enough supposed that a relation similar to this may have subsisted.</w:t>
+      </w:r>
+    </w:p>
+    <w:p>
+      <w:pPr>
+        <w:pStyle w:val="BodyText"/>
+      </w:pPr>
+      <w:r>
+        <w:rPr>
+          <w:lang w:val="en-GB"/>
+        </w:rPr>
+        <w:t xml:space="preserve">Both will alike have aimed at converse with the pure Intelligence, absorption into him. Both therefore will have been far removed from any wish to substitute for this object of worship one of a more visible and earthly character. But different circumstances may have operated to draw each of them into closer connection with that which is visible. The hereditary priest will have maintained his position by taking part in civil employments will gradually have exhibited less of the higher and more abstracted character. The devotee will have been reverenced by the people for retaining and carrying out this character. Thus he will have been brought into greater sympathy with them; will have been induced to symbolize the object of his worship, that it might be more apparent to ordinary men. In this way, perhaps, we may account for the appearance of temples, possessing the characteristics of Buddhism, which must have existed in Hindostan from a very early period. Gradually the distinction between these classes will have become more marked and definite. Sages will have appeared calling upon men to adore Buddha in purity and simplicity, denouncing the hereditary caste, denouncing the books upon which they rested their pretensions, acknowledging a modified sympathy with the worship of the people, as opposed to that of the Brahmins. In what light these sages were regarded we shall consider hereafter; now it is only necessary to observe that there are the widest differences of opinion among Buddhists respecting the time in which the original sage, the first Buddhist teacher, flourished.</w:t>
+      </w:r>
+    </w:p>
+    <w:p>
+      <w:pPr>
+        <w:pStyle w:val="BodyText"/>
+      </w:pPr>
+      <w:r>
+        <w:rPr>
+          <w:lang w:val="en-GB"/>
+        </w:rPr>
+        <w:t xml:space="preserve">That one Sakya Muni appeared in the sixth century before Christ, who produced an effect upon the inhabitants of India of the kind I have just described, and that he left a series of successors, seems to be ascertained. But he was in all probability only the rekindler of feelings, which had been existing previously; only the person who formally set them in opposition to the Brahminical tendencies with which they had been hitherto, though by somewhat loose and fragile links, associated. Although, then, I would by no means support a paradox which has had some countenance from learned men, but not from the most learned or those who have examined the subject most, that Buddhism was the original doctrine, of which Brahminism was a depravation—though such an opinion has to struggle with the greatest opposition of outward facts, and is, I think, also quite inconsistent with the respective character of the two systems; yet I imagine we must look upon Hindostan as the place from which both have started, must assume that they were branches from the same root, and that their separation, however decided at last, was a slow and gradual work. Ultimately the systems did come into direct collision, and it became evident that they could not dwell together on the same soil. The Brahminical succeeded in expelling its rival from Hindostan, and it went forth to seek and to find an asylum first in one, then in another of those numerous Asiatic countries which it now claims as its own.</w:t>
+      </w:r>
+    </w:p>
+    <w:p>
+      <w:pPr>
+        <w:pStyle w:val="BodyText"/>
+      </w:pPr>
+      <w:r>
+        <w:rPr>
+          <w:lang w:val="en-GB"/>
+        </w:rPr>
+        <w:t xml:space="preserve">This view of the origin of Buddhism may be a great help, I think, in reconciling the very opposite reports of it which we obtain from those who have seen it in different, or even in the same localities. The extreme Polytheism of India we found was not so incompatible with what was said of its original Monotheism, as it appeared at first. But what are we to say of a doctrine which is sometimes represented as one of almost perfect Theism; sometimes as direct Atheism; sometimes as having the closest analogy to what in a Greek philosopher, or in a modern philosopher, would be called Pantheism; sometimes as the worship of human saints or heroes; sometimes as altogether symbolical; sometimes as full of the highest abstract speculation; sometimes as vulgar idolatry? Strange as it may seem, the same doctrine is, I believe, capable of assuming all these different phases; no one of them can be thoroughly understood without reference to the other. Each is very imperfectly denoted by the names which I have used; for the feelings, good and evil, which work in the hearts of human beings, can never be satisfactorily expressed by mere labels describing a notion or theory.</w:t>
+      </w:r>
+    </w:p>
+    <w:p>
+      <w:pPr>
+        <w:pStyle w:val="BodyText"/>
+      </w:pPr>
+      <w:r>
+        <w:rPr>
+          <w:lang w:val="en-GB"/>
+        </w:rPr>
+        <w:t xml:space="preserve">I. Thus, to begin with the first supposition. Buddhism is, as we have seen, an attempt at the highest, least material idea of divinity. Buddha is clear light, perfect wisdom. You must not try to conceive of him as doing anything. Rest is not so much his attribute, as his very essence. He is One, the One; and it is only with the inward eye, purged from sensual corruptions, and steadily fixed on the contemplation of unity, that he can in any wise be apprehended. For the natural eye of the ordinary man views a multiplicity of things, each thing divided and separate from the other. The natural eye takes account only of appearances; it requires the severest discipline for a man to behold the Reality. This is surely Theism in its highest form and conception. It is something much more than we are wont to mean by that word, for by a Deist or Theist we often describe a person who does not deny the existence of God; who admits it as a sort of ultimate fact, as the Hercules’ pillar of the universe. But to the Buddhist, the belief in God is the most awful, and at the same time the most real of all thoughts; one not thrust back into the corner of a mind which is occupied by everything else, but which he thinks demands the highest and most refined exercise of all the faculty that he has. It is something which is to make a change in himself, which is at once to destroy him and to perfect him. And the effect is a practical one. Buddha is ever at rest. Can his worshippers be turbulent? Can he admit any rude or violent passions into his heart? He must cultivate gentleness, evenness, all serene and peaceful qualities, reverence and tenderness to all creatures, or he is not in his rightful state. He is not tempted, or obliged, as the Brahmin is, to look upon any human creature as merely animal, as excluded even from the highest privileges. He denies the natural difference of the Sudra; the poorest men of the vilest race may become one with Buddha. Hence, though he belongs to no priestly family, all his functions are more essentially those of a priest than the Brahmin’s can be. He claims no civil distinction; he is to be reverenced simply as offering up prayers for the peace and prosperity of all other people. He must abstain from much speech. In silence he may best hope to know the Unseen Intelligence. This is one aspect of the doctrine, and surely a very interesting one.</w:t>
+      </w:r>
+    </w:p>
+    <w:p>
+      <w:pPr>
+        <w:pStyle w:val="BodyText"/>
+      </w:pPr>
+      <w:r>
+        <w:rPr>
+          <w:lang w:val="en-GB"/>
+        </w:rPr>
+        <w:t xml:space="preserve">II. But if the Buddhist sage asks himself, What is it that I am contemplating: I cannot see it, or hear it, or handle it; I dare not conceive it; it is altogether inconceivable, and yet I know of it only by this mind of mine: he is likely to find himself in a strange perplexity. Or, if he put the case thus to himself: The end I propose to myself is to become nothing. Can it be Something which is to work this result? Can it be Something I am contemplating? He must say at length, No, it is Nothing. Nothing must be the ground of my life, of my being—of the being of all the things I see! Here is Atheism; a deep, hopeless void, yet touching on the borders of that doctrine which implied real belief in a living Divinity.</w:t>
+      </w:r>
+    </w:p>
+    <w:p>
+      <w:pPr>
+        <w:pStyle w:val="BodyText"/>
+      </w:pPr>
+      <w:r>
+        <w:rPr>
+          <w:lang w:val="en-GB"/>
+        </w:rPr>
+        <w:t xml:space="preserve">The transition to such Atheism is, no doubt, possible in the Brahminical doctrine; but here it is much easier. For the existence of a continuous caste preserves the tradition of a Divinity, invests it with a reality in some sense independent of the mind of the beholder. Here all rests upon that mind. The light seems to be projected from the eye; now it may be a bright sun in the heaven; now it may shrink into a speck; now it may vanish altogether. Yet we should draw a wrong inference from the incapacity of the Buddhist in this state of mind to give any form to his belief, if we said that it is wanting. He may even declare in honesty, ’I see nothing, and the words being the utterance of despair, not of triumph or satisfaction, may themselves contain a sure witness, even to himself, that there is that which no words or thoughts of his can comprehend; an eternal absolute ground of all words and thoughts.</w:t>
+      </w:r>
+    </w:p>
+    <w:p>
+      <w:pPr>
+        <w:pStyle w:val="BodyText"/>
+      </w:pPr>
+      <w:r>
+        <w:rPr>
+          <w:lang w:val="en-GB"/>
+        </w:rPr>
+        <w:t xml:space="preserve">III. And soon the Buddhist discovers an escape from this void of nothingness. He began with looking upon the One Intelligence as alone real; all outward nature he discarded, as merely apparent. But the visible world claims its rights; he cannot disown it; he must, in some way or other, take it into his system. The Intelligence therefore, the pure Buddha, must have a partner of his throne. It is Dharma; the principle of Matter; that out of which all things are formed. But these two powers, Intelligence and Matter, seem essentially opposite: if they are co-workers how can they be reconciled? There must be another power, Sanga, the mediating influence, which binds the informing mind to the dead formless thing upon which it works. This is nearly the explanation which a Buddhist priest gave to the English resident at Nepaul of a subject which has occasioned much controversy. It is borne out by the symbols in the Buddhist temples. They seem contrived to express the idea of some active, productive power; of some passive, merely receptive power; again, of something which is the joint result of both. If we compare the Buddhist Triad with the Hindoo Triad of Brahma, Vishnu, and Sheeva, the Creator, Preserver, Destroyer, we are struck rather by their difference than their resemblance. The powers of preservation and destruction are militant powers; each is continually invading the kingdom of the other: Brahma is looked upon as the common origin of both. Here the Intelligent Power is considered as balancing, or sustaining, the Passive, Material Power; and a third as necessary to their fellowship. The latter idea is, I think, by far the deeper, and more suggestive; but then it is abstract, rather than personal; more of a philosophical speculation, less of a practical belief. And it leads very directly to the next side of Buddhism—what is called its Pantheistic side.</w:t>
+      </w:r>
+    </w:p>
+    <w:p>
+      <w:pPr>
+        <w:pStyle w:val="BodyText"/>
+      </w:pPr>
+      <w:r>
+        <w:rPr>
+          <w:lang w:val="en-GB"/>
+        </w:rPr>
+        <w:t xml:space="preserve">IV. Beginning with the notion that the Intelligence is entirely separated from the world; that He is One, and it multiform; the Buddhist may arrive, by a series of easy steps, at a conclusion which would seem most opposed to this, that the Intelligence is essentially one with the world: in fact, that it can only be considered as the informing life or soul of the world. As in the case of Brahminism, it may be rightly said that this doctrine was latent in the Buddhist from the first: in other words, that the moment he began to think upon Nature with no other data than the belief which he possessed, he must inevitably terminate in this scheme. But it should be said, at the same time, that he has struggled earnestly, even heroically, with this tendency; that his effort to contemplate the pure Essence indicates a genuine desire to see something above the world, not merely dwelling in it, and actuating it. However true then it may be that Buddhism often becomes a mere notion of a God diffused through all things, I cannot believe that this is its characteristic principle. To ascertain what that is, we must examine the next allegation respecting it, that it is especially the deification of human saints or heroes.</w:t>
+      </w:r>
+    </w:p>
+    <w:p>
+      <w:pPr>
+        <w:pStyle w:val="BodyText"/>
+      </w:pPr>
+      <w:r>
+        <w:rPr>
+          <w:lang w:val="en-GB"/>
+        </w:rPr>
+        <w:t xml:space="preserve">V. We can scarcely speak of this as a phase of Buddhism. Everywhere you will find certain human beings called Buddhas. You will find Europeans asking such questions as these, When was Buddha born? How many Buddhas are there? And those who are asked seem not astonished at the inconsistency of the two enquiries, or of either with that idea of a pure essential Intelligence, sometimes the fixed only reality, sometimes so divested of all qualities as to become nothing, sometimes diffused through all things. If you consider the starting point of the doctrine, you will see that the departure from it, which is involved in this notion of human Buddhas, is far less than it seems. The abstracted man was to become one with the Divinity. In the mind of the Hindoo a whole caste is marked out for that glory. But a whole caste evidently does not attain it; there must be immeasurable differences of taste, earnestness, wisdom, in the priests of one generation, still more in those of successive generations. So it comes to pass, that there is more feeling of a Divine character diffused through a great many; less belief of actual divinity in particular individuals. Here, on the contrary, there is no check to the conviction that a man has risen to the state of Godhead—may be a God. In proportion as the Infinite Object fades into obscurity, or waxes fearful, the vision is more cherished of his appearance in one man, or a series of men, who in this or that period confer blessings on some particular country, traverse different countries; now mount into the region where Indra the Lord of the Elements dwells; now descend to earth, like Vishnu; (for these powers have passed from the Hindoo into the Buddhist legends;) and leave here and there, in some mountain or valley, footmarks which may be noted, and become the symbols of his continual presence. For as he has moved through space, passing rapidly from one portion of the globe to another, so does he live through different periods of time, the same principle inhabiting various forms; the same Buddha, though there may have been a number of Buddhas—though they may appear even now.</w:t>
+      </w:r>
+    </w:p>
+    <w:p>
+      <w:pPr>
+        <w:pStyle w:val="BodyText"/>
+      </w:pPr>
+      <w:r>
+        <w:rPr>
+          <w:lang w:val="en-GB"/>
+        </w:rPr>
+        <w:t xml:space="preserve">VI. And now we can understand how idolatry, the worship of different outward natural things may be attributed to this Theistic, Atheistic, Pantheistic, human doctrine. Through all nature, above and beneath, Buddha has journeyed; everywhere he has left his footmarks; everywhere we may find tokens of him. Sun, moon, and stars, all things on this earth, may speak of him. Or we may think of him as the fixed Immoveable Past, as the Actual Present, as the dim Future of fears and hopes. But these sensible objects are too distant and vague; these Past, and Present, and Future, too abstract. And we want to feel that we are not contemplating them in themselves, or for their own sakes, but the living, quickening Intelligence, which has stamped its form upon them. They must be changed into symbols; in that character we must approach them and revere them. They must assume shapes which are given to them by the kindred Intelligence in ourselves.</w:t>
+      </w:r>
+    </w:p>
+    <w:p>
+      <w:pPr>
+        <w:pStyle w:val="BodyText"/>
+      </w:pPr>
+      <w:r>
+        <w:rPr>
+          <w:lang w:val="en-GB"/>
+        </w:rPr>
+        <w:t xml:space="preserve">Oftentimes these shapes will be animal; for how ought we to think of the creatures around us, with those half human faculties and affections which we discover in them; with the ferocity and cunning which are surely not peculiar to them? Must not they be inhabited by a human spirit in some degraded, fallen condition? Are they not wandering about as signs to us of what we may become; of that state to which, by cultivating the lower and baser qualities of our nature, we may reduce ourselves? So reasons the Buddhist; he reveres and fears the animals as meaner forms of that Intellect, of which he sees the highest form in the glorified man, the Buddha.</w:t>
+      </w:r>
+    </w:p>
+    <w:p>
+      <w:pPr>
+        <w:pStyle w:val="BodyText"/>
+      </w:pPr>
+      <w:r>
+        <w:rPr>
+          <w:lang w:val="en-GB"/>
+        </w:rPr>
+        <w:t xml:space="preserve">VII. I have not yet spoken of Buddhism as a social system. I described its ministers as forming an order of devotees, as distinguished from a caste of priests. It is necessary to speak thus of them, for we must not suppose because they have no hereditary vocation, that they take their office at hazard, or that they have no communion with each other. We have a very accurate description of the ceremonies which are observed in some countries, at their consecration, of the questions which are asked to ascertain that they have no bodily or mental disqualification for the task. Such ceremonies, though they may vary in their forms, exist wherever Buddhism exists. In Thibet, which must be regarded as the centre and proper home of the religion, the priests are called Lamas; it is they who decide who the Lama, the true high priest of the universe, at any given time is. I say they decide who he is; for they could never allow that the faculty of choosing the chief Lama resides in them. In some person or other the spirit of Buddha dwells; he is meant to be the head of the universe; to him all owe homage. This Lama, therefore, never dies; he is lost sight of in one form, reappears in another. The body of some old man who has had this honour loses its breath, is laid in the tomb. The Lama has passed into some infant, who is brought up in a convent with special care, preserved from sensual influences, taught from the cradle to look upon himself as the shrine of the Divinity, and to receive the homage of rajahs, nations, even of the Celestial Empire; nay, even of European monarchs. Some of you may remember to have read of a solemn embassy sent by the English government at Calcutta in the days of Warren Hastings to the court of the Lama. A very affecting letter had been addressed by him to the English authorities in India, asking their help in checking quarrels between certain native sovereigns, an object, he said, which he sought diligently in prayers by day and night. An old man was the author of this letter; before Mr. Turner, the English envoy arrived, he had left the world; and a child of eighteen months was acknowledged as his successor. It reigned by no hereditary right; but the other Lamas presented him with unquestioning faith as the representative of the Perfect Intelligence through whom it would most surely utter itself.</w:t>
+      </w:r>
+    </w:p>
+    <w:p>
+      <w:pPr>
+        <w:pStyle w:val="BodyText"/>
+      </w:pPr>
+      <w:r>
+        <w:rPr>
+          <w:lang w:val="en-GB"/>
+        </w:rPr>
+        <w:t xml:space="preserve">If we now try to sum up the evidence which we have gathered from different indications respecting Buddhism, I do not know that we can do it better than in the words of Mr. Hodgson, the resident at Nepaul, to whom I have already referred.</w:t>
+      </w:r>
+      <w:r>
+        <w:rPr>
+          <w:lang w:val="en-GB"/>
+        </w:rPr>
+        <w:t xml:space="preserve"> </w:t>
+      </w:r>
+      <w:r>
+        <w:rPr>
+          <w:lang w:val="en-GB"/>
+        </w:rPr>
+        <w:t xml:space="preserve">“The one infallible diagnostic of Buddhism,”</w:t>
+      </w:r>
+      <w:r>
+        <w:rPr>
+          <w:lang w:val="en-GB"/>
+        </w:rPr>
+        <w:t xml:space="preserve"> </w:t>
+      </w:r>
+      <w:r>
+        <w:rPr>
+          <w:lang w:val="en-GB"/>
+        </w:rPr>
+        <w:t xml:space="preserve">he says, with an emphasis and decision which were the result of patient enquiries, conducted during many years,</w:t>
+      </w:r>
+      <w:r>
+        <w:rPr>
+          <w:lang w:val="en-GB"/>
+        </w:rPr>
+        <w:t xml:space="preserve"> </w:t>
+      </w:r>
+      <w:r>
+        <w:rPr>
+          <w:lang w:val="en-GB"/>
+        </w:rPr>
+        <w:t xml:space="preserve">“is a belief in the infinite capacity of the human intellect.”</w:t>
+      </w:r>
+      <w:r>
+        <w:rPr>
+          <w:lang w:val="en-GB"/>
+        </w:rPr>
+        <w:t xml:space="preserve"> </w:t>
+      </w:r>
+      <w:r>
+        <w:rPr>
+          <w:lang w:val="en-GB"/>
+        </w:rPr>
+        <w:t xml:space="preserve">This is the conclusion to which all our enquiries into the system have conducted us. The idea of an Adi Buddha, or Absolute Eternal Intelligence is there, but it is hidden; it gradually evaporates. The possibility of utter Atheism is there; but the heart flies in dismay from it. The vision of a Unity resulting from the reconciliation of opposites is there; but it either passes into a mere theory, or seeks for images to express it, which make it material. The conception of an intelligent soul in nature is there; but it quickly resolves itself into a recognition of all Nature, as symbolising human deeds and attributes. Lastly, the idea of deified men is there; but this loses itself in another, that there is in man, in humanity, a certain Divine Intelligence, which at different times and in different places, manifests itself more or less completely, and which must have some one central manifestation. The Human Intellect is first felt to be the perfect organ of worship; finally its one object. This is Buddhism; this is the conviction which, with more or less of confusion, is working in the hearts of 300 millions of people on this globe of ours.</w:t>
+      </w:r>
+    </w:p>
+    <w:p>
+      <w:pPr>
+        <w:pStyle w:val="BodyText"/>
+      </w:pPr>
+      <w:r>
+        <w:rPr>
+          <w:lang w:val="en-GB"/>
+        </w:rPr>
+        <w:t xml:space="preserve">I greatly desire to ask this doctrine, what testimony it bears for or against that hypothesis which it is the purpose of these Lectures to examine; the hypothesis, I mean, that the Divine portion of the faith of different nations signifies nothing; that it is only an attempt to explain the phenomena of the universe; that there is no need of a Revelation to man, because in himself, in his own heart there is a sufficient revelation of all the truths he wants to know; that we may safely leave this to work itself out as it can in the different religious systems, without pretending to inculcate notions of our own, which, perhaps, are only a little better than those we should displace. But I believe we shall be in a fairer condition to meet these questions, when we have considered the circumstances of a country in which Buddhism does not exist alone; in which it is counteracted, and yet, I think, also illustrated, by the presence of systems older, in that country at least, than itself.</w:t>
+      </w:r>
+    </w:p>
+    <w:p>
+      <w:pPr>
+        <w:pStyle w:val="BodyText"/>
+      </w:pPr>
+      <w:r>
+        <w:rPr>
+          <w:lang w:val="en-GB"/>
+        </w:rPr>
+        <w:t xml:space="preserve">Numerous as are the puzzles which the history and actual condition of China may present to European enquirers—even to those few who are acquainted with its language, and have had opportunities of closely observing it, I do not think that there is much difference of opinion respecting its main and distinguishing characteristic. Its learned men, we are told by the most respectable authorities, say, without exception,</w:t>
+      </w:r>
+      <w:r>
+        <w:rPr>
+          <w:lang w:val="en-GB"/>
+        </w:rPr>
+        <w:t xml:space="preserve"> </w:t>
+      </w:r>
+      <w:r>
+        <w:rPr>
+          <w:lang w:val="en-GB"/>
+        </w:rPr>
+        <w:t xml:space="preserve">“a principle of order is that which we discover and reverence in the world:”</w:t>
+      </w:r>
+      <w:r>
+        <w:rPr>
+          <w:lang w:val="en-GB"/>
+        </w:rPr>
+        <w:t xml:space="preserve"> </w:t>
+      </w:r>
+      <w:r>
+        <w:rPr>
+          <w:lang w:val="en-GB"/>
+        </w:rPr>
+        <w:t xml:space="preserve">and every act of their lives, the construction of society, their art, their most minute ceremonies, bear out the assertion. If you hear their choicest phrases reported to you, or look at the works they have produced, or remember the duration of their empire, or think how many shocks from without it has withstood, or even read one of their singular state papers, you can scarcely avoid saying within yourself; here is a people which, successfully or unsuccessfully, is striving to be orderly, which for generations has been carrying on this struggle, which hates everything that interferes with its success, would gladly obtain it by any sacrifice. Hence the preservation of historical records, in their driest form has been as important a purpose in their eyes as it has been an indifferent or impossible one to the Hindoo. Hence, from first to last, we discover among them precisely the opposite view of social life to that which we have noticed in the conception of the Buddhist Lama. The Chinese does not first ask where Spiritual Intelligence dwells, and then confess that to this he must submit. But he starts with the belief in government and society; and then demands that all study and intelligence should be applied to the preservation of it. The emperor is the datum or postulate from which the speculations of philosophers, as well as the arrangements of society, begin. He is put into the position which he holds, that he may be the spring and soul of order to the commonwealth. How he may be so he is to enquire very diligently. All the functionaries of government are to be chosen according to their fitness to preserve that order, according to their knowledge of the maxims upon which it rests. To prevent any infractions of it by themselves, or those over whom they rule, is to be their incessant study. Instruction therefore, it would seem, has been from the earliest period a primary condition of all civil duties and employments. The Chinese have not anticipated the West more in other machinery than in that of education, and in the importance which they have attached to it. Schools, great and little, especially for the instruction of those who shall have any offices in the state, were the great distinction of those dynasties, which we should call in the history of any other people—here the name would be strikingly inapplicable—the heroic period of the Empire. Because they fell into decay, and the fabric of social order with them, it was necessary that a Reformer should appear.</w:t>
+      </w:r>
+    </w:p>
+    <w:p>
+      <w:pPr>
+        <w:pStyle w:val="BodyText"/>
+      </w:pPr>
+      <w:r>
+        <w:rPr>
+          <w:lang w:val="en-GB"/>
+        </w:rPr>
+        <w:t xml:space="preserve">Confucius appeared, not to introduce new maxims, but to revive the old—to explain what he saw to be the conditions and first principles of Chinese government, to embody them in books, which have been for 2000 years the school-books of China, the maxims of society and practical conduct, possessing an authority higher than any decrees, because explaining that which is to make decrees stable, and to procure obedience to them. The education of Confucius was one in state affairs. He was strictly a government functionary. He was disgusted with the confusion and disorder which he found in all departments of the state, and he retired to meditate in secret the grounds upon which a reformation must be undertaken. He did not trust solely to his own reflection, or to Chinese antiquity. There was an old man, Laoutsee, who spoke much of the Divine Reason which dwelt within each man, of its being the first object of every man to cultivate this, and to bring all his faculties of body and mind under its rule. This he seems to have set up as the maxim of life, in opposition to the political notions of it, which prevailed among his countrymen generally. To his words Confucius listened respectfully; though far from admitting his doctrine, he turned it to account by subordinating it to his own. He taught also that a man must cultivate this reason in himself—must try to arrive at self-government, even at perfect self-government; but all for social ends and purposes, all that he might be better able to contribute towards the rational administration of the state; towards the preservation of public order. But where lay the root of this order? Its first ground Confucius, still professing only to be an interpreter of old and admitted doctrines, said, must lie in actual relationships; the family must sustain the state. The authority of the father must be the root of all other authority. The emperor must be regarded, must regard himself, as the common father. He was set to keep his people in order, and upon this principle he must order himself. These were not mere words. They do actually express that which has been the strength, the binding principle of Chinese society, from generation to generation. Jesuit missionaries, Protestant missionaries, English travellers, French philosophical admirers of Confucius, have all alike confessed it. The maxims of Confucius are faithful results of the observations of a man honestly desirous to make use of the experience that is given him for a moral purpose; they may generally be read with interest, often with admiration, as hints for conduct—even as helps to internal self-discipline. But they would be feeble and unmeaning, and could scarcely have exercised any great influence on the mind of a nation, if they had not rested upon the recognition of a real and eternal principle of order, lying far deeper than all Chinese formalities, or than the formalities in the mind of Confucius himself. Fatherly authority was his ultimate principle. Practically, he went not a step beyond it. What he heard of divine, unseen, mysterious powers above man, or above nature, or even in man and in nature; of some thing or person above the earthly emperor, or the earthly father, he by no means denied. Whatever faith his countrymen had respecting the invisible world, he would have wished to confirm. But he did not see his way in such enquiries: he could not trace the actual connexion between them and practical life. And the sincerity of his mind revolted against the notion of merely using them as artifices to keep up respect for human institutions. On this ground he has, I think, been too hastily condemned as an atheistical philosopher. I cannot feel any desire to make good such a charge. It is a pleasanter, and also a truer course, to admit that his confession of ignorance may have been a genuine one; and may even have implied that he had deeper thoughts than he knew how to express. We may be sure that what there was weak and maimed in his scheme will discover itself in the course of history, and that this discovery will be far more valuable than any rash conclusions of ours respecting it.</w:t>
+      </w:r>
+    </w:p>
+    <w:p>
+      <w:pPr>
+        <w:pStyle w:val="BodyText"/>
+      </w:pPr>
+      <w:r>
+        <w:rPr>
+          <w:lang w:val="en-GB"/>
+        </w:rPr>
+        <w:t xml:space="preserve">Not many centuries after this reform, a Chinese emperor became aware that there was some blank in the doctrine of Confucius; a blank which was not filled up by turning him into a god, and raising temples to him. Side by side with the Confucian, or State-worship, dwelt the Taou sect, the disciples of that old philosopher with whom Confucius had conversed, men who still maintained that the Reason was something divine and mysterious in each person, and would lead him into inward contemplation, not make him the handy instrument in a State machinery. But these people had little faith, except in themselves. The effect of their mysterious knowledge upon others seemed chiefly exhibited in charms, and incantations and magic arts, which interfered with the good order of the State, rather than promoted it. Something else was wanted. The emperor heard of a great teacher and prophet somewhere in India. In spite of the remonstrances of wise men, who shewed him how grievously he was departing from Chinese maxims, in preferring foreign to native culture, the Buddhist faith was imported into the empire. A religion resting upon communion with the unseen world, in all its outward, and many of its inward characteristics, the direct opposite of the Confucian system gained footing on the soil which that system ruled. The result was what might have been expected. The new faith took hold of popular sympathy, and has retained that sympathy to the present day. It was, and is despised, by the great mandarins, by the functionaries of government, by the adorers of social order. But it is more than tolerated by the government as such; it is recognized as deserving of respect, even of homage. Though the emperor cannot allow the Lama to interfere with his own supreme rule, and has procured the appointment of a deputy Lama who shall be really the head of the Buddhist society in his dominions, and his subject, he yet sends embassies to the high priest in Thibet, and asks his intercessions for China. Evidently Buddhism is felt, even by the disciples of Confucius, to be an element of society in China, which cannot be dispensed with, and for which their own system, much as they may prefer it, offers no substitute.</w:t>
+      </w:r>
+    </w:p>
+    <w:p>
+      <w:pPr>
+        <w:pStyle w:val="BodyText"/>
+      </w:pPr>
+      <w:r>
+        <w:rPr>
+          <w:lang w:val="en-GB"/>
+        </w:rPr>
+        <w:t xml:space="preserve">I have said, that in most of its inward, as well as outward characteristics, the Buddhist and the Confucian doctrine are opposed. I used this language, because it is evident that in one respect they are not opposed. Different as are the functions which are assigned to the intellect of man in the three Chinese systems, that intellect is still an object of profound veneration to all. Wisdom is viewed as wholly social and experimental in one, internal and mystical in the second, strangely mixed with the idea of what is super-human and eternal in the third. Had it been otherwise, had there been nothing common in these faiths, it is scarcely possible to conceive of them dwelling together in such an empire; or to suppose that one should at all supply the gaps in the other.</w:t>
+      </w:r>
+    </w:p>
+    <w:p>
+      <w:pPr>
+        <w:pStyle w:val="BodyText"/>
+      </w:pPr>
+      <w:r>
+        <w:rPr>
+          <w:lang w:val="en-GB"/>
+        </w:rPr>
+        <w:t xml:space="preserve">And which, then, of these three faiths, shall we say can be described by that comprehensive formula,</w:t>
+      </w:r>
+      <w:r>
+        <w:rPr>
+          <w:lang w:val="en-GB"/>
+        </w:rPr>
+        <w:t xml:space="preserve"> </w:t>
+      </w:r>
+      <w:r>
+        <w:rPr>
+          <w:lang w:val="en-GB"/>
+        </w:rPr>
+        <w:t xml:space="preserve">‘a mere attempt to explain the phenomena of the universe?’</w:t>
+      </w:r>
+      <w:r>
+        <w:rPr>
+          <w:lang w:val="en-GB"/>
+        </w:rPr>
+        <w:t xml:space="preserve"> </w:t>
+      </w:r>
+      <w:r>
+        <w:rPr>
+          <w:lang w:val="en-GB"/>
+        </w:rPr>
+        <w:t xml:space="preserve">All three do attempt that, doubtless,—Buddhism, especially. But, does the faith of the Buddhist consist in this? Is it this which in his inmost heart he wants to know? Every enquiry we have made has led us to the opposite conclusion. He is obliged to question the universe, because he does not know what else he should question. He has questioned it, and to every problem which disturbs him it has returned a more confused answer. He has asked, what that is within him which is higher than it, what that is which seeks a knowledge which it cannot give? He is sure that he is above the world—that it was never meant to be his master—that the spirit in him must have its ground elsewhere. But where? What is this ground? Is it anything? Is it nothing? Who will tell him? That which has asked the question cannot give the answer. With deepest solicitude, he cries,</w:t>
+      </w:r>
+      <w:r>
+        <w:rPr>
+          <w:lang w:val="en-GB"/>
+        </w:rPr>
+        <w:t xml:space="preserve"> </w:t>
+      </w:r>
+      <w:r>
+        <w:rPr>
+          <w:lang w:val="en-GB"/>
+        </w:rPr>
+        <w:t xml:space="preserve">“Do Thou, of whom I see the footmarks in natural things, but most of all in human beings, in those who have thoughts, and reasons, and wills—in those who feel that these are not meant to be the servants of their senses, or of the things with which their senses deal,—do Thou tell me who Thou art, and how I may draw nigh to Thee. Tell me what Thou hast to do with man, for something Thou must have. Tell me if there be a man, and where he is, in whom I may behold Thee; One who is not here to-day, and gone to-morrow; but who, amidst all changes of times, the disappearance of generations, lives on. Tell me if there be indeed a King and High Priest of the universe—a man actually Divine. And this, too, I need to know: What that Light is which dwells in me; whether it is self-derived, or, as my inward heart tells me, derived from Thee. Whether there be any Spirit coming forth from Thee to dwell in men, and bind them together—to make them gentle, and gracious, and wise—to be the common life of all, and still the life of each. And if these things be so, tell me how these things can be reconciled, as my reason has whispered that it can be, though as yet I see not how, with that Unity—the essential condition of Thy Being—that which divides Thee from all the multitude of things and persons with whom in this world we converse.”</w:t>
+      </w:r>
+      <w:r>
+        <w:rPr>
+          <w:lang w:val="en-GB"/>
+        </w:rPr>
+        <w:t xml:space="preserve"> </w:t>
+      </w:r>
+      <w:r>
+        <w:rPr>
+          <w:lang w:val="en-GB"/>
+        </w:rPr>
+        <w:t xml:space="preserve">I say that Buddhism, rightly interpreted, is a prayer of this kind—an earnest prayer, consciously or unconsciously uttered by 300 millions of people. And yet we are told that it is honouring the faith of these people, shewing tenderness and respect for them, to believe that there is not any Revelation, save that which man procures for himself. In other words, that this prayer never has, never can be, answered. Only if we have really brought ourselves to this contempt for the faith of so many human beings, can we patiently think of this faith working out, as the phrase is, its own results. It has been working out its results for all these thousands of years—and what have they been? The worship of the intellect has not caused the intellect to grow—not even to grow to an ordinary human or earthly stature; I say nothing of that Divine stature which it feels that it may reach. The priest of Buddha, of the Intelligence, is rarely an intelligent man. That mighty portion of the globe over which Buddhism rules is nearly the most ignorant portion of it. And yet in it lie the seeds of all highest, noblest culture, if only we can really address ourselves to that which is within the hearts of those who hold this faith, if we can only tell them that which they crave to know. That it is a vain and cruel thing merely to carry our own notions among them—our notions upon any subject, divine, human, earthly, I admit readily. If we do not know that which will solve their riddle—if we cannot tell them—Here is that which will turn doubt and confusion into clearness; here is that which is not our notion, but which has come from God to confound our notions, to confound our pride; and which is meant, not for us, but for mankind: for mercy’s sake, let us be silent; the Buddhists are better as they are.</w:t>
+      </w:r>
+    </w:p>
+    <w:p>
+      <w:pPr>
+        <w:pStyle w:val="BodyText"/>
+      </w:pPr>
+      <w:r>
+        <w:rPr>
+          <w:lang w:val="en-GB"/>
+        </w:rPr>
+        <w:t xml:space="preserve">So also of the Confucian scheme. That cannot be charged with want of practical results. Yet that something is wanting, China itself has confessed. Can it be supplied from within? When we fancy it I think we commit a great injustice. Mr. Medhurst, the author of an interesting book on China, the result of his own observations, expresses his wonder, and even indignation, that Confucius, having dwelt so beautifully on the rights and duties of a father, should not have carried up his thoughts to the Great Father of all. I confess that I feel quite unable to adopt this language. It seems to me evidence of Confucius being a sincere man, that he did not allow himself to use mere figures of rhetoric upon this subject, for such in his lips they would have been. If having spoken of one holding an actual relation under the name of Father, he had afterwards used that word as a synonym for a Creator or for an unknown Being, the pleasure which such expressions might have caused us would have been dearly purchased by the loss of reality in the mind of him who resorted to them. If you can tell the Chinese that this is an actual relation, that it has been proved to be so, that our human relation is the image of it, that the reality of one gives reality to the other, that the honour paid to relationships is not incompatible with that seemingly abstract, unsocial, unreal view of the Reason of which the Taou sect has been the champion; and that the Buddhist spiritualism is not an element of new confusion, but of reconciliation—you will indeed discover to him that deepest foundation of order which he is looking for—you will shew him that way from the visible to the Invisible which he has never yet discovered. But any teaching short of this, that hard and formal and yet withal practical and serious, mind of his, will repel. You will find that you have not learnt the spell which can break the heavy yoke of custom from off his neck, and change him from the most perfect of living machines into a living Man.</w:t>
+      </w:r>
+    </w:p>
+    <w:bookmarkEnd w:id="18"/>
+    <w:bookmarkStart w:id="19" w:name="lecture-iv.-defunct-religions"/>
+    <w:p>
+      <w:pPr>
+        <w:pStyle w:val="Heading2"/>
+      </w:pPr>
+      <w:r>
+        <w:rPr>
+          <w:lang w:val="en-GB"/>
+        </w:rPr>
+        <w:t xml:space="preserve">LECTURE IV. Defunct Religions</w:t>
+      </w:r>
+    </w:p>
+    <w:p>
+      <w:pPr>
+        <w:pStyle w:val="FirstParagraph"/>
+      </w:pPr>
+      <w:r>
+        <w:rPr>
+          <w:lang w:val="en-GB"/>
+        </w:rPr>
+        <w:t xml:space="preserve">The Mahometan, the Hindoo, and the Buddhist, are the great prevailing faiths of the world. A person indeed who should insist upon reducing all the religious thoughts and convictions he met with in different places under one of these three heads, would exhibit great practical ignorance; for the feelings and apprehensions which belong to actual human beings will not bear to be so treated. A man will not really be intelligible to you, if, instead of listening to him and sympathising with him, you determine to classify him. But it is true, that one who has patiently studied and livingly realized the characteristics of these wide-spread beliefs, will not be hopelessly puzzled by the notions of men in any part of the globe, civilized or savage. There are no other existing forms of religious thought sufficiently distinct from these to deserve a separate examination in such a course as this; none which have not grown out of them, or have not been rapidly absorbed into them. And it is of existing systems that I wished first and chiefly to speak, because for the practical object I proposed to myself, and which Boyle desired we should keep in sight, these must be the most important. I could not, however, do proper justice to the subject if, before I enter upon the second division of it—the consideration of the way in which Christianity is related to different religions—I did not touch upon what may be called the defunct systems, those which belong to history, and which have yielded to the might either of the Crescent or the Cross. The word</w:t>
+      </w:r>
+      <w:r>
+        <w:rPr>
+          <w:lang w:val="en-GB"/>
+        </w:rPr>
+        <w:t xml:space="preserve"> </w:t>
+      </w:r>
+      <w:r>
+        <w:rPr>
+          <w:lang w:val="en-GB"/>
+        </w:rPr>
+        <w:t xml:space="preserve">‘defunct,’</w:t>
+      </w:r>
+      <w:r>
+        <w:rPr>
+          <w:lang w:val="en-GB"/>
+        </w:rPr>
+        <w:t xml:space="preserve"> </w:t>
+      </w:r>
+      <w:r>
+        <w:rPr>
+          <w:lang w:val="en-GB"/>
+        </w:rPr>
+        <w:t xml:space="preserve">we shall soon find, is only in one sense applicable to them; they had that in them which is not dead, and cannot die; that which is exerting an influence upon the mind and education of Christendom at the present day. Still, as systems, they belong to the past; they will therefore supply a new kind of test for trying the maxims respecting the worthlessness and transitoriness of what is merely theological, which I have been examining in former Lectures. For the reason I have given they ought not to be treated in the same detail as those which have occupied us hitherto: indeed, I do not think we should gain so much by considering them in detail, as by glancing at them side by side; so that the principles which distinguish them, and those wherein they are alike, may be more readily discerned. I shall therefore endeavour to compress what I have to say of them into a single Lecture.</w:t>
+      </w:r>
+    </w:p>
+    <w:p>
+      <w:pPr>
+        <w:pStyle w:val="BodyText"/>
+      </w:pPr>
+      <w:r>
+        <w:rPr>
+          <w:lang w:val="en-GB"/>
+        </w:rPr>
+        <w:t xml:space="preserve">I. The old Persian religion is the first which offers itself to our notice, as standing in a close relation, both outwardly and inwardly, to the Hindoo. The Zendavesta, the religious book in which this faith is professedly set forth, cannot be appealed to as a very certain authority respecting it; what we possess is confessedly a compilation from earlier sources; and though critics think that they can detect older fragments in the midst of it, there is great difficulty in separating them from the mass, or in determining the time when it was put together. The age and history of the man who is spoken of as the great prophet of this faith, Zerdusht or Zoroaster, are equally obscure. It has even been questioned whether such a man ever existed—whether he does not merely represent a divine principle, or a stage in a nation’s history. It might seem, then, as if this doctrine, of which we have such vague records, must have exercised but a slight influence; at all events, that its essential character cannot be ascertained. Both conclusions would be erroneous. Whatever authority the Zendavesta may have, whatever kind of person Zoroaster may have been, the Persian faith has been bound up with the life of a great portion of Asia, and has left as strong evidences as any both of its nature and of its power over the minds of men, even in generations far removed from each other.</w:t>
+      </w:r>
+    </w:p>
+    <w:p>
+      <w:pPr>
+        <w:pStyle w:val="BodyText"/>
+      </w:pPr>
+      <w:r>
+        <w:rPr>
+          <w:lang w:val="en-GB"/>
+        </w:rPr>
+        <w:t xml:space="preserve">The readers of Gibbon will remember a splendid passage of his history describing a great Asiatic revolution which took place in the third century after Christ. The old Persian empire was then ruled by the Parthians. Their dynasty had lasted for several centuries: it had been set up after the Greek armies had conquered Asia; after they had established their own habits and civilization in the midst of it. Their worship the Parthians to a considerable extent adopted; the old faith of the Persians they crushed. At the period I speak of it was found that this faith had lain hidden under the soil, but had never been destroyed. The Magi came forth and proclaimed that which they affirmed to be the original teaching of Zoroaster. The innovations of five centuries were swept away—a dynasty which the Persians recognized as the continuation of the old kingdom of Cyrus was established, and the nation’s old belief was the foundation upon which it rested. This power became the great Eastern antagonist of Rome: at a later period, it had nearly wrested the empire of Asia from Constantinople: it sunk at last under the irresistible strength of the Mahometan armies. For a time, those whom the Mahometans called fire-worshippers struggled hard: at length they vanished into an insignificant sect; Persia acknowledged the Prophet of Arabia as its one divine teacher.</w:t>
+      </w:r>
+    </w:p>
+    <w:p>
+      <w:pPr>
+        <w:pStyle w:val="BodyText"/>
+      </w:pPr>
+      <w:r>
+        <w:rPr>
+          <w:lang w:val="en-GB"/>
+        </w:rPr>
+        <w:t xml:space="preserve">But what was the faith which governed the old Persian while he ruled the world—which dwelt so deeply in the heart of a people that it could revive after a lapse of centuries—which perished all but utterly at last? We have seen that the Brahm of the Hindoo, the Buddha of that mighty sect which arose out of Hindooism, is especially the Intelligent Being, He in whom light dwells, and by communication with whom men become enlightened. Observe how naturally, how inevitably, one uses this word Light for Intelligence. We feel instinctively that it is much the better word of the two; that one is hard and abstract, the other living and real. So men have felt in all countries and ages. Their bodily eye distinguished one thing from another—could exert itself in the day, was useless in darkness. They had as certainly something within them which could discern a sense in words, a meaning in things. This surely was an eye too. There was no better way of speaking about it. And there must be some light answering to this eye, older than it, otherwise it could not be. They discovered, too surely also, that there was a state in which this eye saw nothing, a state of darkness. If we keep these very simple thoughts in our minds, (I say, keep them in our minds, for they are there already; we are obliged to make use of this language—it belongs to us all, to prince and peasant alike); and if we recollect that what we are apt to overlook as too simple, is oftentimes just the most important thing of all—the key which unlocks a multitude of treasure-houses, we shall be able to enter into the belief of different people, and to trace the transition from one to another far more easily. The conviction which we have found dwelling so strongly in the minds of Brahmin and Buddhist, though taking different forms, was this—</w:t>
+      </w:r>
+      <w:r>
+        <w:rPr>
+          <w:lang w:val="en-GB"/>
+        </w:rPr>
+        <w:t xml:space="preserve">‘he who has the inward eye most opened, must be the greatest man: he in whom it is quenched, must be the lowest and most miserable man.’</w:t>
+      </w:r>
+      <w:r>
+        <w:rPr>
+          <w:lang w:val="en-GB"/>
+        </w:rPr>
+        <w:t xml:space="preserve"> </w:t>
+      </w:r>
+      <w:r>
+        <w:rPr>
+          <w:lang w:val="en-GB"/>
+        </w:rPr>
+        <w:t xml:space="preserve">And the puzzle which we saw tormenting them both, in different ways and different degrees, was this. But where is this light? Is it only in the eye? What then does the eye behold? Is it not in the eye? How then can I call that a light? A very deep question indeed; the answers to which, in every case, are full of practical significance. The Persian solution was the most simple of all. He felt that his whole life was precisely this debate between light and darkness. There must, he said, be Lords over this light and darkness. This had probably been his oldest and strongest conviction.</w:t>
+      </w:r>
+    </w:p>
+    <w:p>
+      <w:pPr>
+        <w:pStyle w:val="BodyText"/>
+      </w:pPr>
+      <w:r>
+        <w:rPr>
+          <w:lang w:val="en-GB"/>
+        </w:rPr>
+        <w:t xml:space="preserve">The nights in Persia are clear and beautiful. The stars were a language which spoke to peasant and priest alike of light coming out of darkness. On these the one will have meditated till he thought them powers and rulers of the world; the other will have paid them actual homage. The Magians, the servants of the Light, will have devised a system of worship addressed to these. If Zerdusht or Zoroaster were a real man, he probably arose at a time when this worship had become very general, and when the mind of the people had become much debased by it. To some man, or some men, it was given to perceive that the ministers of light had become ministers of darkness. Those things which testified of a Divine Light had been substituted for it. He rose up as the witness for Ormuzd, the Lord of Light, to testify that light comes from him, and not from the outward, material things; that whoso serves them is the servant of Ahriman, the Prince of Darkness. While Ahriman teaches his servants to bow down before visible things, Ormuzd communicates to men his living Word, (that is the meaning of Zendavesta,) speaks to their hearts, teaches them the laws of justice and order. The battle between Ormuzd and Ahriman will be long, but Ormuzd must triumph at last. The kingdom of light is mightier than the kingdom of darkness. This was the substance of the Persian faith, to the revival of which, in its strength and simplicity, all that was vigorous in the Persian character and government, seems to have been owing. There was the greatest difference between it and the Hindoo—precisely this difference. The Hindoo thought of light and darkness as the opposition between cultivation and ignorance—between the Brahmin and the Sudra; the Persian looked upon them as expressions for right and wrong. Far less refined and intellectual than the Indian, far less capable of mere speculation, he had a sense of practical, moral distinctions, to which the other was almost a stranger, or, at least, which never presented themselves to him, nakedly and directly, as the foundation of all other distinctions. Hence a difference in their scheme of life. Right must be proclaimed by some one; not merely recognized or perceived. The Persian, therefore, looked much more to an authority which should command men, or to a teacher who should impart wisdom, than merely to a thinker or devotee. He regarded the king, from whom the law and words of grace proceeded, with more reverence than the priest. There might be many conflicts between the two, at times they might work in harmony, but this was the abiding, characteristic Persian feeling.</w:t>
+      </w:r>
+    </w:p>
+    <w:p>
+      <w:pPr>
+        <w:pStyle w:val="BodyText"/>
+      </w:pPr>
+      <w:r>
+        <w:rPr>
+          <w:lang w:val="en-GB"/>
+        </w:rPr>
+        <w:t xml:space="preserve">But there were two or three difficulties specially besetting him who held this faith. The Persian felt that visible things were not to be adored. It was the worship of Ahriman to set up them as the lords of men. Yet he had more need than the Hindoo to feel that the object he was worshipping was above himself, not merely of himself. He must speak of the Light as coming to him, not merely as proceeding from him. But if so, how shall he realize it? Must not the light, or must not the fire, or must not the sun, be in some sense or other an object for him to fear and obey? This thought would be always re-appearing in the popular mind, nay, in the mind of the teacher who most protested against it, when he was struggling with the tendency in himself and other men to set up their own thoughts as if the true Light was in them. To meet it the Magian devises a theory. These outward objects are but images or counterfeits of something within; they are the productions of the king of darkness: the good and great beings who appear in the world come forth from the inner kingdom to subvert these. Starting from such a notion as this, it was easy to produce a universe of phantasies, against which the simple and earnest mind of the Persian, struggling, and struggling in vain, would plunge into direct idolatry. Another awful question there was: Did this power of good originate the power of evil, or is each self-created? Or whence do they come? Some hidden being there must be—some deeper ground than all that man could conceive. They tried to express it in some name—they called this ground of all things, Time without Bounds.</w:t>
+      </w:r>
+    </w:p>
+    <w:p>
+      <w:pPr>
+        <w:pStyle w:val="BodyText"/>
+      </w:pPr>
+      <w:r>
+        <w:rPr>
+          <w:lang w:val="en-GB"/>
+        </w:rPr>
+        <w:t xml:space="preserve">Under this last form the Persian faith came into contact with the Christian Church of the first ages. The influence of the Gospel over Persia was slight and partial; but the preachers of it perceived a deep meaning in the Persian speculations. Gradually some appeared who thought the speculation beautiful, who cared little for the solution. These produced some of the darkest of the early heresies. When the Mussulman encountered the Persian faith he felt no such temptation.</w:t>
+      </w:r>
+      <w:r>
+        <w:rPr>
+          <w:lang w:val="en-GB"/>
+        </w:rPr>
+        <w:t xml:space="preserve"> </w:t>
+      </w:r>
+      <w:r>
+        <w:rPr>
+          <w:lang w:val="en-GB"/>
+        </w:rPr>
+        <w:t xml:space="preserve">“Is this your God—this Time without bounds, this phantasy the Living Being? It is impossible. No! pretend what you will, you are worshippers of fire, or of the sun, or of the stars. With our swords we cut through your webs of sophistry—through your worlds seen and unseen—your good and your evil principles. There is one God, and Mahomet is his prophet. Yield to that belief, or perish!”</w:t>
+      </w:r>
+    </w:p>
+    <w:p>
+      <w:pPr>
+        <w:pStyle w:val="BodyText"/>
+      </w:pPr>
+      <w:r>
+        <w:rPr>
+          <w:lang w:val="en-GB"/>
+        </w:rPr>
+        <w:t xml:space="preserve">The victory was very complete; such an one is hardly recorded in the annals of the world. But when it was effected there was found to be something imperishable in Persian faith and feelings which could change the characteristics of Mahometanism itself. To it we owe those stories of fairies and genii, which mix with our earliest impressions of Mahometanism, though they certainly have no natural connexion with it. In a later time Persia became the home of the great Sofi schism, which has introduced a new Pantheistic element into the doctrine of the Koran. Under the Mahometan teaching, which in Turkey has certainly been favourable to veracity, the strong sense of moral right and wrong which distinguished the Old Persian has deserted him. He who was celebrated by Xenophon as above all men the speaker of truth, has become proverbial for lying.</w:t>
+      </w:r>
+    </w:p>
+    <w:p>
+      <w:pPr>
+        <w:pStyle w:val="BodyText"/>
+      </w:pPr>
+      <w:r>
+        <w:rPr>
+          <w:lang w:val="en-GB"/>
+        </w:rPr>
+        <w:t xml:space="preserve">II. The history of Persia at a certain period becomes connected with that of Egypt. The connexion is a religious one. The Persian king, Cambyses, seems to have been a fanatic, and to have carried on wars, if not for the propagation of his own faith, at least, for the punishment of those who held what he thought a false one. The Egyptian priests were especial objects of his abhorrence. If we ask on what grounds, we shall be led into the consideration of another faith of the old world, which has left the most singular records of itself; which at different periods of its existence is bound up with Jewish and with Greek history; which was an object of profound interest to students 2000 years ago, and is scarcely of less interest to the students of our own century.</w:t>
+      </w:r>
+    </w:p>
+    <w:p>
+      <w:pPr>
+        <w:pStyle w:val="BodyText"/>
+      </w:pPr>
+      <w:r>
+        <w:rPr>
+          <w:lang w:val="en-GB"/>
+        </w:rPr>
+        <w:t xml:space="preserve">One subject immediately suggests itself to most of us when we think of Egypt. I mean its hieroglyphics, or sacred symbolical writing. And as the deciphering of this writing has been the key to all modern discoveries respecting the details of the history of this people, so the mere fact itself that they did use such a character, is, perhaps, the most helpful of all to the understanding of its principle. We have seen what a puzzle it was to the Persian to connect the outward things which he saw with those which were objects of his thought; how continually there seemed to be some light very near to his mind and heart which was revealing itself to him; how while he realized this conviction, the outward sensible things which withdrew him from this light, were regarded as dark and evil; and yet how difficult he found it to express his thoughts about that inward light, except in terms which soon became confused with sensible images. The Egyptian never seems to have had this horror of visible things. He felt that something very sacred lay beneath them, and was expressed by them. To discover what this was, to read what was hidden in the objects of nature, was, in his apprehension, the function of the wise man. Then he was to translate back these perceptions of his, into outward forms and images, that the vulgar might be able to profit by them so far as it was meant that they should. Hence there grew up an order of priests in Egypt, as separate from the rest of society, as the Brahmins. A caste system organized itself in the African, as in the Asiatic nation. But the Egyptian priest was not an abstracted man in the same sense as the Hindoo; he did not so much withdraw himself from the contemplation of outward things, as seek to extract a virtue and a meaning from them. His first thought of all seems to have been that there was a Being hidden from man, but who was making himself manifest in different forms and signs. His operations in nature, the power which is exerted over the earth, and the life which goes on within it, might, especially in a country of such unparalleled fertility as Egypt, present themselves as objects of wonder and witnesses of a Divine presence. But it would be impossible to think of these powers in the earth, without thinking of the animals which dwell upon it—of the different powers and qualities which they display, of their birth, and decay and renewal. These animals supply him more distinct and definite symbols than the vague expanse of the heaven or earth. Different kinds of power are more concentrated and expressed in them; they can be far more easily exhibited in stone or in writing. Hence these became predominant objects of meditation to the priests. The various characteristics of the Godhead very soon become Gods. Students of Egyptian monuments discover three stages in the worship—three different cycles of gods. In the earliest cycle the idea of the Ammon, the hidden god, is the predominant one; and his manifestations are themselves rather in active energies, in vital operations, than in outward objects. The third cycle is the one most directly outward, hinting, however, at principles which in the first period were less perceived. As might be expected, different cities are found to have different classes of symbols; those in Upper Egypt to be characteristically diverse from those in the Lower; though at some period an attempt must have been made to bring all into one system.</w:t>
+      </w:r>
+    </w:p>
+    <w:p>
+      <w:pPr>
+        <w:pStyle w:val="BodyText"/>
+      </w:pPr>
+      <w:r>
+        <w:rPr>
+          <w:lang w:val="en-GB"/>
+        </w:rPr>
+        <w:t xml:space="preserve">Here, then, we seem to be in the idolatrous country—the country of divided worship: that which teaches us what idolatry means; how man loses sight of a centre: how every separate thing about him may become his master. And yet, throughout the whole of this idolatry there is a perpetual questioning of an unknown power to tell what this visible creation means. Each thing that is beheld is a riddle, an oppressive, tormenting riddle, of which some solution must be found. The Egyptian priest feels that the riddle is in the things. He does not put it into them, and it is not for him to do more than catch a stray hint of what each is denoting. But there is some object, some centre. The Pyramids point up to heaven as if they would say,</w:t>
+      </w:r>
+      <w:r>
+        <w:rPr>
+          <w:lang w:val="en-GB"/>
+        </w:rPr>
+        <w:t xml:space="preserve"> </w:t>
+      </w:r>
+      <w:r>
+        <w:rPr>
+          <w:lang w:val="en-GB"/>
+        </w:rPr>
+        <w:t xml:space="preserve">“We are in search of it, we would reach it if we could.”</w:t>
+      </w:r>
+    </w:p>
+    <w:p>
+      <w:pPr>
+        <w:pStyle w:val="BodyText"/>
+      </w:pPr>
+      <w:r>
+        <w:rPr>
+          <w:lang w:val="en-GB"/>
+        </w:rPr>
+        <w:t xml:space="preserve">Such a system as this, on whatever side he viewed it, would be very offensive to a Persian king, especially if he lived shortly after the revival of his own faith, and before it had undergone any of its later changes. The Egyptians would seem to him worshippers of those outward things, which he was taught to regard as in some sort the possessions of Ahriman. And all their mystical wisdom would look like miserable attempts to bring light out of darkness. It was far otherwise with the Greek. The enquiries and speculations of the Egyptian priests were listened to by him with attention and wonder. He thought they had a secret which he did not possess; he eagerly, but often in vain, questioned them to learn what it was. In later times, when a Greek kingdom had established itself in the heart of Egypt, under the Ptolemies, both Jews and Greeks met upon that soil, and the old Egyptian feeling, of a mysterious meaning lying at the root of all things, exercised a remarkable influence over both. The influence was felt by the Christian Church which established itself afterwards there, and which consisted of both elements. It has left deep traces in the thoughts of men during all subsequent periods. But Christianity, which had a strong hold upon the Greek cities of Egypt, seems never to have penetrated into the heart of the country population. The symbolizing tendencies which it had inherited from the old faith led to divisions on most momentous points, which appeared to lose their momentousness in the violent party strifes and intellectual subtleties to which they gave rise. Egypt became sectarian and demoralized; the Mahometan power established itself there. Various dynasties and various forms of Islamism have possessed it at different times; the arms which swept away subtleties and janglings were utterly unable to cultivate the mind of the Egyptian. All the European refinements and material wisdom of its present ruler have not awakened one thought in the people’s heart, or done ought but make their slavery more ignominious and hateful. If the Memnon lyre is again to give forth any music, it must be touched by the rays from some sun which is not yet visible in that heaven.</w:t>
+      </w:r>
+    </w:p>
+    <w:p>
+      <w:pPr>
+        <w:pStyle w:val="BodyText"/>
+      </w:pPr>
+      <w:r>
+        <w:rPr>
+          <w:lang w:val="en-GB"/>
+        </w:rPr>
+        <w:t xml:space="preserve">III. To understand the difference between the Egyptian and the Greek faith, it is not necessary to study a great many volumes, or to visit different lands: our own British Museum will bring the contrast before us in all its strength. If we pass from the hall of Egyptian antiquities into the room which contains the Elgin marbles, we feel at once that we are in another world. The oppression of huge animal forms, the perplexity of grotesque devices, has passed away. You are in the midst of human forms, each individually natural and graceful, linked together in harmonious groups; expressing perfect animal beauty, yet still more the dominion of human intelligence over the animal. You perceive that the Greek is not mainly occupied with spelling out a meaning in the forms of nature: their symmetry and harmony present themselves to him as delightful and satisfying. He is not trying to find out the natural characters in which he shall utter his thoughts: he feels that he is able to write them in a character devised by themselves, upon nature. He can take the forms of the world and mould them into expressions of the spirit that is working in himself. The Brahm or Buddha of the East, the God of Intelligence, is with him. At Delphi, the centre of the world, He utters his oracles of wisdom, by which states and men are to rule themselves. But he is no mere formal, abstract Divinity: He is all Light like the Persian divinity; you may see him in the sun; but he himself is a beautiful human being, with his quiver and bow, destroying the creatures that offend the earth, or punishing human wrongs; with the lyre, at the sound of which cities spring up and men are brought into order and harmony. Apollo seems to be the central figure in Greek mythology, that around which the others have disposed themselves. The idea of Light and Wisdom, which is concentrated in him, is diffused in different forms, male and female, through the rest of the mythology, each having some particular locality, and presenting some different aspect to the Greek mind.</w:t>
+      </w:r>
+    </w:p>
+    <w:p>
+      <w:pPr>
+        <w:pStyle w:val="BodyText"/>
+      </w:pPr>
+      <w:r>
+        <w:rPr>
+          <w:lang w:val="en-GB"/>
+        </w:rPr>
+        <w:t xml:space="preserve">But it is felt that this bright, clear, human form cannot be the ground of all things. A Hindoo might have said that he was an emanation from the First Principle; but a Greek, with his strong human feelings, at once refers him to a Parent, says that he must be the Son of Zeus, the Lord of All. And what is He, and where does He dwell? On a high Thessalian hill, out of the sight of men. There his thunders are heard; thence his decrees come forth. An awe surrounds his habitation, but He too very speedily becomes a clear, definite conception. He is beheld in a human form, presently figured in sculpture. Human acts and passions are ascribed to him. The thought of mere solitary, self-subsisting grandeur is intolerable to the Greek; around him therefore must be a council of chiefs. And since the upper world seems his possession, since it is impossible to conceive of him otherwise than in the World of Light, the nether world, the dark world, must have its own ruler, and that other strange region, which seems neither to belong to the world above nor to the world below, the illimitable ocean, on which the Greek gazed with delight and childlike wonder, which was ready to swallow him up, and yet which owned his rule, which he could traverse with his ships, which gave him a sense of unbounded freedom and communion, even while it shut him in, and separated him from his fellows—this too must have its ruler.</w:t>
+      </w:r>
+    </w:p>
+    <w:p>
+      <w:pPr>
+        <w:pStyle w:val="BodyText"/>
+      </w:pPr>
+      <w:r>
+        <w:rPr>
+          <w:lang w:val="en-GB"/>
+        </w:rPr>
+        <w:t xml:space="preserve">There was delight in forming these conceptions, in moulding them into actual shapes; and yet the heart craved for something else, something that it could not thus conceive and mould. Dreams came to them of an earlier period, when another divinity, older than Zeus, had dominion—Chronos, or Time, was his name. Of such a one Zoroaster had spoken, but his abstraction of time without limits is quickly moulded by the Greek into an outward form—an old man with a scythe, who devours his children so soon as they are born. So soon did these visions of a world above man, or of a world in the past, take their shape and colouring from the actual world, and from the mind of him who observed it. And other visions there were, which confessedly belonged to earth, though they began and ended with heaven. The Greek Hercules is the head of a whole class of human benefactors and heroes, who tilled and subdued the earth, drained marshes, destroyed beasts and oppressive men, one of whom also penetrated into the lower world, delivered the victims of death, so proving his title to be a son of the god, and, ultimately, rising into fellowship with the gods. With these were mingled men who aspired rashly and presumptuously to that glory—Titans, who strove to overcome the Lord of Heaven by pure strength—one who was sentenced to perpetual thirst for seizing the divine nectar—one whose name declares him to be the representative of wisdom and foresight, who opposed the brute strength of the Titans, but who, because he stole fire from heaven for the good of man, must be fastened to a rock, and be the prey of a vulture, till a predestined deliverer should come.</w:t>
+      </w:r>
+    </w:p>
+    <w:p>
+      <w:pPr>
+        <w:pStyle w:val="BodyText"/>
+      </w:pPr>
+      <w:r>
+        <w:rPr>
+          <w:lang w:val="en-GB"/>
+        </w:rPr>
+        <w:t xml:space="preserve">All these conceptions could harmonize very well with that worship of Apollo which seems to have been characteristically the Greek worship. But at some time or other a mysterious divinity appeared, who possessed men with an inspiration which raised them into gods, or degraded them into brutes—a power to be felt rather than beheld. The Greek imagination was able to give even this Deity a form and a name; to invest him with ivy-leaves, and describe him as coming amid songs and shoutings from India. But the idea of such a power, so near to man, so deep and inward, could not forsake them. It uttered itself in poems, which were of a very different character from the free songs of early times; which spoke of man as carrying on a conflict with himself and with the world; which spoke of a deep, unknown Fate, whereto even the gods must bow. This faith associated itself also with mysteries, which imparted to the mind of the whole nation a sense of something most sacred, which no words could utter, or images represent, and which must, nevertheless, lie at the root of human life and society.</w:t>
+      </w:r>
+    </w:p>
+    <w:p>
+      <w:pPr>
+        <w:pStyle w:val="BodyText"/>
+      </w:pPr>
+      <w:r>
+        <w:rPr>
+          <w:lang w:val="en-GB"/>
+        </w:rPr>
+        <w:t xml:space="preserve">Meantime the feelings which these mysteries conveyed to the popular mind were realized in another way by thoughtful men; they began to say within themselves, The origin of the things we see, of our own lives, of human society, cannot be in those persons to whom the traditions of our ancestors have ascribed them. The authors, they said, of these traditions were poets, who created our creators. But where is that which is not conceived, not created? Is it in the things themselves—in water, or earth, or air, or fire? Is it in our own mind? Is it in some principle which unites these together? These were the questions which the Greeks asked themselves, when they could be no longer content with the vision of a fair-haired Apollo, but must find out what that Light or Intelligence was of which he testified. In pursuing such enquiries, some were willing to ask aid of those Egyptian priests who seemed to have discerned the meaning of things, and not to have invented a meaning for them. Some sought to turn the stories of their childhood into mere abstract speculations; some discarded them, and all belief together. The wisest of them laboured to shew them that their consciences and reason did demand something which they did not create for themselves; that all faith and reverence and worship, the words which they spoke—their own existence—their very doubts and questionings, pointed to a deep, eternal ground, which could not be a visible phantom, nor a theory, nor an abstraction which must be the Being.</w:t>
+      </w:r>
+    </w:p>
+    <w:p>
+      <w:pPr>
+        <w:pStyle w:val="BodyText"/>
+      </w:pPr>
+      <w:r>
+        <w:rPr>
+          <w:lang w:val="en-GB"/>
+        </w:rPr>
+        <w:t xml:space="preserve">We may easily perhaps persuade ourselves that with this record of human thoughts we have nothing to do. But with it is bound up the history of one of the most remarkable people that has ever existed upon the earth. This inward history is necessary to interpret the outward one. From it we must learn why the Greeks were so mighty, and why they were so weak, why their intellect asserted such a dominion over the greatest physical power, and why it could not be victorious over the animal nature in themselves, why, when they were feeble, they seemed capable of ruling the world, and why, when they became its masters, they were broken in pieces. And this enquiry has not become an obsolete one even in reference to Greece itself: the last thirty years have given it new interest. The Greek mythology, after some desperate efforts to ally itself with philosophy, and in that shape to put itself forth as an antagonist to Christianity, sunk into insignificance; the last school of purely Greek philosophy was closed in the reign of Justinian. But the habits and character which that mythology and philosophy embodied, exhibited themselves most remarkably in the history and controversies of the Christian church, were preserved at Constantinople through the whole of the middle ages, penetrated into the West at the revival of letters, have survived on their own soil three centuries of Mahometan dominion, and must be earnestly studied by all who desire that the new Greek kingdom should not exhibit all the vices and none of the merits of the old Greek republics; who desire that it should be, as it may be, an efficient bond between the European and the Asiatic, the Western and the Eastern World.</w:t>
+      </w:r>
+    </w:p>
+    <w:p>
+      <w:pPr>
+        <w:pStyle w:val="BodyText"/>
+      </w:pPr>
+      <w:r>
+        <w:rPr>
+          <w:lang w:val="en-GB"/>
+        </w:rPr>
+        <w:t xml:space="preserve">IV. The Faith which is embodied in the acts and literature of the Romans is often supposed to be the same with that of the Greeks. But this opinion arises, I think, from the habit of comparing the systems together, instead of seeking the main and central object in each. The majority of the Latin books which we read belong to a period after the Greeks had become the teachers of Rome, and after its own faith had in a great measure disappeared. Yet even from these, it is easy to perceive that Apollo, who, as the teacher of wisdom, the model of human beauty, the source of harmony, was the prominent Greek Divinity, never could have occupied any similar place in the Latin mind. In the system of the Greeks the father of gods and men was of course the centre. He was so, I think, practically and vitally to the Roman. But he did not habitually think of Jupiter as seated on a mountain, as the lord of earth and air. Such notions might gradually develop themselves in his mind; but, first of all, he believed there was one in the capitol of his own city; a presence there from which all law and government, the right of the father, the authority of the consul, proceeded. This idea of a Being not dwelling somewhere in the centre of the world, and uttering oracles of wisdom, to guide the thoughts and understandings of men, but dwelling in the centre of the City, and issuing words of authority and law to bind citizens together, to restrain, mould, organize societies, seems to mark the difference between the characters and doings of the two nations; each wonderfully asserting the power of man over natural things, and ascribing this power to his connexion with a divine ruler, or teacher, or inspirer: but the one using nature to set forth man’s thoughts, the other making it the servant of his purposes; the first creating statues, the other, roads and aqueducts; both aiming at unity, but the one always ready to sacrifice actual unity to an ideal, the other considering everything subordinate to that of keeping men practically at one; each alike disturbed by the oppositions of selfwill and individual interest; but these concealing themselves, in the Greek, under the pretence of defending some principle; in the Roman, under the appearance of upholding the rights of some order.</w:t>
+      </w:r>
+    </w:p>
+    <w:p>
+      <w:pPr>
+        <w:pStyle w:val="BodyText"/>
+      </w:pPr>
+      <w:r>
+        <w:rPr>
+          <w:lang w:val="en-GB"/>
+        </w:rPr>
+        <w:t xml:space="preserve">This distinction is apparent in every part of the Roman faith. A god who defines and preserves boundaries is more sacred in his eyes than the teacher of the divinest art. If he honours any being as a teacher it is Mercury, because he imparts the gift of eloquence, by which bodies of men are swayed—by which armies are moved or regulated. This result, and not the cultivation of any faculty for its own sake, is what he seeks from the god. The god of war, who is often utterly contemptible in the Greek legends, is his great patron and defender. The first king in old Roman heroic traditions is his son, though it is not as a conqueror, but as the organiser of an infant community, that those traditions present him to us. War, in the Roman conception of it, is not an exhibition of individual prowess, however such prowess may be called forth by it: but a means of subduing restless, striving atoms into order. It is, then, not at all inconsistent with his reverence for Mars, that a feeling of the sanctity of domestic ties, should especially belong to his faith. Virgil, who though as a writer he may have copied Greek models, was in heart a Roman, and entered into the spirit of his country’s traditions better than most men, lays the foundation of it in filial reverence, in the care of household gods. If the Roman entertained any of the Persian awe of fire, as the symbol of light and penetrating power, it was expressed in his worship of Vesta, the goddess of the hearth, the preserver of family purity, and in the fire which was ever to be kept burning within her temple. The power of the father lay at the root of his law and life; and it was not, like the Chinese, a mere human apprehension, it was practically and essentially connected with all his thoughts of a Divine Being. He looked upon the bonds of family life as implied in the existence of a compact commonwealth—as its necessary basis and continual support. Upon any less real foundation so mighty a power could not have stood. Having such a ground, whatever threatened it with dissolution ultimately contributed to its strength. Conflicts of different orders of society brought out principles of the constitution which were previously latent; opposing principles, yet necessary to each other. And soon it seemed as if a power which had grown up by such regular and mysterious processes must be irresistible. Carthage, Egypt, Greece, bowed before it. The Parthian empire disputed with it the sovereignty of Asia. The countries of Western Europe it appeared specially appointed to subdue and civilize. The Belief of Rome gave it, as we have seen, its centre; in the capitol where Jove dwelt, the nation and the world which it ruled found the principle of its cohesion. The statesmen saw that it was so; they lost the belief, but determined that it must be upheld for the state’s sake. Family life they would have acknowledged it was expedient to uphold for the same reason; but that refused to stand upon a fiction, to live merely because it was wanted by the politician. As all the bonds of it were relaxed, the forms of the religion became more consciously unreal. And then it was seen that the state could not exist any longer upon its old ground. A visible Emperor must supply the place of an invisible Law and Presence. The military sacrament of the soldiers to the commander must be the one substitute for the old reverence. And such was the force of this bond, so much of the old feeling and principle of order still survived in it, that the state could last even for centuries with this thin plank separating it from the abyss. The plank cracked often—gave way utterly at last; and the nations, which had been prepared for the day and the hour, seized the spoil. Before that catastrophe the proclamation of a set of Galilean fishermen, that a crucified man was the Lord of the World, had been believed by the Emperors. Roman paganism seemed to disappear from the earth. But its peculiar character, the secret of its power, the cause of its decay, should be carefully reflected on, or the history of Western Christendom for 1200 years will be to us an inexplicable riddle.</w:t>
+      </w:r>
+    </w:p>
+    <w:p>
+      <w:pPr>
+        <w:pStyle w:val="BodyText"/>
+      </w:pPr>
+      <w:r>
+        <w:rPr>
+          <w:lang w:val="en-GB"/>
+        </w:rPr>
+        <w:t xml:space="preserve">V. Very soon after Rome became an empire it was discovered that there was a part of Europe which was more formidable to it than even the Parthian empire in the East. Intelligent Romans began to enquire very earnestly what that German race was which seemed to present the newest and strangest obstacle to Roman ascendency. They had a prophetic feeling that the question would be a very interesting one in after days to their own country and to mankind. They found a people who recalled to them the traditions of their own ancestors; rude and scattered, full of individual energy, severe and chaste, reverencing family bonds; with a sense, however imperfectly developed, of social order. A few observations they made upon the faith of this people, which are well worthy of note.</w:t>
+      </w:r>
+      <w:r>
+        <w:rPr>
+          <w:lang w:val="en-GB"/>
+        </w:rPr>
+        <w:t xml:space="preserve"> </w:t>
+      </w:r>
+      <w:r>
+        <w:rPr>
+          <w:lang w:val="en-GB"/>
+        </w:rPr>
+        <w:t xml:space="preserve">“The Germans looked upon day,”</w:t>
+      </w:r>
+      <w:r>
+        <w:rPr>
+          <w:lang w:val="en-GB"/>
+        </w:rPr>
+        <w:t xml:space="preserve"> </w:t>
+      </w:r>
+      <w:r>
+        <w:rPr>
+          <w:lang w:val="en-GB"/>
+        </w:rPr>
+        <w:t xml:space="preserve">says Tacitus,</w:t>
+      </w:r>
+      <w:r>
+        <w:rPr>
+          <w:lang w:val="en-GB"/>
+        </w:rPr>
+        <w:t xml:space="preserve"> </w:t>
+      </w:r>
+      <w:r>
+        <w:rPr>
+          <w:lang w:val="en-GB"/>
+        </w:rPr>
+        <w:t xml:space="preserve">“as coming out of night, the last as the ground of the first. They appeared to pay a kind of worship to the earth. They looked upon themselves as descended from Mannus.”</w:t>
+      </w:r>
+      <w:r>
+        <w:rPr>
+          <w:lang w:val="en-GB"/>
+        </w:rPr>
+        <w:t xml:space="preserve"> </w:t>
+      </w:r>
+      <w:r>
+        <w:rPr>
+          <w:lang w:val="en-GB"/>
+        </w:rPr>
+        <w:t xml:space="preserve">It seemed to the Roman, trying to translate their notions into his own, that Mercury was their chief god. These hints, slight and imperfect as they are, throw great light upon the mythology of Germany and the North, as we receive it from those who lived under its influence. To trace it through all its mazes may be difficult, and not very profitable; but there are certain great features in it which are worthy of earnest consideration.</w:t>
+      </w:r>
+    </w:p>
+    <w:p>
+      <w:pPr>
+        <w:pStyle w:val="BodyText"/>
+      </w:pPr>
+      <w:r>
+        <w:rPr>
+          <w:lang w:val="en-GB"/>
+        </w:rPr>
+        <w:t xml:space="preserve">The feeling of light and darkness, as two opposing worlds, is as strong among the Gothic people as it was among the Persians. Perhaps there was this difference; Darkness might be regarded as the invader by one, Light by the other. You would perhaps expect as much from the climate and atmosphere of Iran, as compared with that of Sweden or Norway; and hence you might easily pass to the conclusion, that the mythology of one, or both, has merely to do with the physical world, merely embodies the observations of men about the heavenly bodies and their influences upon the earth, or the processes that go on in its womb. Doubtless, these observations may be traced everywhere. The phenomena of the world occasioned the Northerns deepest perplexity; all the powers of earth and air, and fire and water, are at work in their tales and poems. The conflicts of these powers may, in one sense, be said to be the subject of them. The sea commonly seems to be contemplated as that out of which all things have emerged.</w:t>
+      </w:r>
+    </w:p>
+    <w:p>
+      <w:pPr>
+        <w:pStyle w:val="BodyText"/>
+      </w:pPr>
+      <w:r>
+        <w:rPr>
+          <w:lang w:val="en-GB"/>
+        </w:rPr>
+        <w:t xml:space="preserve">But we know little, indeed, about our ancestors, if we suppose that they were thinking merely about such matters. They described wars of giants, of good and evil powers. It is easy to say these giants only express the struggles and throes of nature—life contending with death, spring succeeding winter. But why are they giants? Why do they take this personal form? Why, if winter and spring were chiefly in their minds, did they not speak of winter and spring? Tacitus is most right in saying that the earth is the object of their study, perhaps, of their worship; but he is still more right in saying that they felt themselves derived from Mannus. Man is the subduer of the earth; because he lives upon it, tills it, sows it, rescues it from the waters, brings the harvests of autumn out of the frosts of winter, therefore do these Northerns care about the earth. And those battles which they see going on upon it, or beneath it, those struggles of gigantic powers of evil with deliverers and benefactors, are interpreted to them by what they feel going on in themselves; they are the wars of Mannus, much more than of the earth, and sea, and sky. Read them in this light, and every Northern saga is full of profoundest interest and instruction. A mighty power of death and of darkness struggling to draw all creatures into itself; mightier powers of good struggling against it: consuming fires, that are to destroy what is corrupt; life coming out of death, second birth, resurrection—these are ideas by which you see that they were haunted and possessed. They could find no clue to the strange mystery, yet they felt that it was near them, and about them, and that there must be some bright sun, which would come forth one day to scatter the shadows, and shew all things in their true relations and proportions. But yet it is equally true that Mannus himself and his origin are lost in the Infinite. Tacitus expresses the idea of the mythology in this respect too distinctly and definitely, but not unhappily, when he speaks of Mercury, the messenger of gods and men, who passes rapidly from heaven to earth, and from earth to the shades below, who connects each with the other, as the object of Gothic reverence. Such a being, only surrounded with vagueness and mist, not capable of being exhibited in a form like the Greek Hermes, or the Roman Mercury, is the Northern Odin. Each new theorist about him will present him in a different aspect, one as a mere mortal, to whom a history may be ascribed—one as a mere Divinity one as a teacher of human wisdom—one as merely the ideal of wisdom—one perhaps as the representation of some physical process—one as the establisher of a political order. Each may give plausible reasons for his opinion; no worshipper of him could have told you which was true; he would have felt that in some sense all must be true. Precisely the necessity of his mind was to find some object in which these characters might really meet: who should bring the clear light out of the darkness, and be a conqueror in that war with the earth’s tormentors.</w:t>
+      </w:r>
+    </w:p>
+    <w:p>
+      <w:pPr>
+        <w:pStyle w:val="BodyText"/>
+      </w:pPr>
+      <w:r>
+        <w:rPr>
+          <w:lang w:val="en-GB"/>
+        </w:rPr>
+        <w:t xml:space="preserve">I have now completed this division of my subject, and I may ask you for a moment to consider how the different portions of it are connected together, and what is the general result. Mahometanism, we see, stands upon a different ground from all the rest. It starts from the Divine Will, it assumes a declaration of that Will to men, it affirms men to be the servants of God to execute His Will. Hindooism has only the faintest conception of a Divine Will; but it recognizes a Divine original Light or Intelligence from which the intelligence in man proceeds, and which it is to contemplate. In striving to ascertain what this Light is—how it is distinct from the human intelligence—the Brahmin becomes lost in speculation. The Buddhist cuts the knot, practically makes man’s intellect the origin of all things; yet recognizes a certain universal Intelligence dwelling in the race, and concentrated from time to time in some person. Hindooism and Buddhism have been compelled in different ways to come down from the merely abstract region, and to speak of the Divinity as concerned with the doings of ordinary men; as exercising influences beneficent or pernicious over them: each has been obliged to explain what the universe has to do with the original Intelligence; each has been compelled into an idolatry of material things, against which, in its first conception, it is a protest. Both have struggled with Mahometanism, and been overcome by it; neither has been able to amalgamate with it, for neither has it been found to be a substitute. Buddhism in China has established itself side by side with a system of social order, the basis of which is the recognition of paternal authority, and which regards the knowledge of the invisible as unattainable. Entirely opposed to this system, Buddhism has been found nevertheless an indispensable supplement to it; even for the accomplishment of its own purpose. These different faiths which exercise a dominion over so large a portion of the universe, do claim something to satisfy them, something to unite them. Not one of them contains the solution of the difficulties which it has raised; each testifies that there is a chasm which the other seems meant to fill up; but it remains a chasm still. Not one of them can be satisfied by any philosophical theory about the universe, or about man, or about God, or about all of them. Mahometanism meets all such substitutions by its primary proclamation, God is; He must be a living personal Being: he must be the King of Men. Hindooism is continually attempting to philosophize, but every new turn of its history proclaims, We want a Living Intelligence, which shall hold converse with men, and with which men may converse. Buddhism has been a continual effort at philosophy; but every passage of its history proclaims, Theories will not do for us; we want a Living Intelligence to dwell in man. And now we have to add some new evidence to this. First, we hear from Persia a cry for some infinite, absolute Being, the ground of Light and Darkness, which he can only call Illimitable Time. Then from the Egyptian the witness of an Ammon, or hidden God. Then from the Greek the cry for something which he cannot express—which must be veiled in mysteries, which the poet speaks of as irresistible fate, which the philosopher says must be the Being, which cannot be material, and yet is no abstraction. The Roman must have an invisible God of the city, a righteous lawgiver, preserving the authority of his state, or it perishes. Unless in the heaven or the abyss there be one higher than Mannus, the dark thoughts of the Goth signify nothing. But none of them can be satisfied with the recognition of this hidden Being. There must be a manifestation of Him. From the immeasurable Time a Light must come forth, and that Light must be a Person. An Ormuzd must speak living words, nay, must be a living Word. Ammon must assume forms; the visible must, in some way set forth the invisible. One all clear and bright must be himself Wisdom to the Greeks—must utter the thoughts of wisdom, which keep them a people, and then must scatter himself through a thousand visible images. The Jove of the capitol cannot be only there. His presence must come forth in the host and in the family. Odin must travel lands, teach, give laws, and open Walhalla to men.</w:t>
+      </w:r>
+    </w:p>
+    <w:p>
+      <w:pPr>
+        <w:pStyle w:val="BodyText"/>
+      </w:pPr>
+      <w:r>
+        <w:rPr>
+          <w:lang w:val="en-GB"/>
+        </w:rPr>
+        <w:t xml:space="preserve">Look at each of these religions, and you see that there is a witness of oneness in all places and times. Look at them again, and you see there is something which divides them from each other. They feel that if they are to unite, it must be in something above themselves; they cannot unite for things beneath themselves, the accidents of their life, the climate, the soil of the lands in which they dwell, seem to determine what it is that is above them. They feel that if they are to unite, it must be in something above themselves; but their habits, tempers, tastes of their own minds, determine what it is which is above them.</w:t>
+      </w:r>
+    </w:p>
+    <w:p>
+      <w:pPr>
+        <w:pStyle w:val="BodyText"/>
+      </w:pPr>
+      <w:r>
+        <w:rPr>
+          <w:lang w:val="en-GB"/>
+        </w:rPr>
+        <w:t xml:space="preserve">This is the report which history gives of these religions—the mark which they have left of themselves in the actual universe. Dare you talk of all this as merely an illustration of the working of the religious principle in men? Dare you use such a dry, withered, heartless abstraction, to get rid of the recollection that you have been hearing how beings of your own flesh felt and did and suffered? Or can you comfort yourselves with saying,</w:t>
+      </w:r>
+      <w:r>
+        <w:rPr>
+          <w:lang w:val="en-GB"/>
+        </w:rPr>
+        <w:t xml:space="preserve"> </w:t>
+      </w:r>
+      <w:r>
+        <w:rPr>
+          <w:lang w:val="en-GB"/>
+        </w:rPr>
+        <w:t xml:space="preserve">“These have all passed away; the Persian Ormuzd and Ahriman—the Egyptian dream of types in the world which must have some antitype—the Greek question, how is it I can create such marvels? what is it I cannot create?—the Roman sense of a divine order in the nation and family; the Odin warfare of good and evil spirits; they have passed away as visions of the night.”</w:t>
+      </w:r>
+      <w:r>
+        <w:rPr>
+          <w:lang w:val="en-GB"/>
+        </w:rPr>
+        <w:t xml:space="preserve"> </w:t>
+      </w:r>
+      <w:r>
+        <w:rPr>
+          <w:lang w:val="en-GB"/>
+        </w:rPr>
+        <w:t xml:space="preserve">Visions they were, but visions which came to men concerning the dreadful realities of their own existence. They were visions of the night, but by them men had to steer their vessels and shape their course; without them all would have been dark. And we belong to the same race with those men who had these visions; some were nearer to us, some more distant, some brought up in regions utterly unlike our own, some almost our kinsmen after the flesh; all our kinsmen in reality. It has not been a mistake, I believe, in our education that we have busied ourselves so much with the legends of Greece and Rome. If we used them aright, they would not serve for the food of an idle dilettantism—they would teach us reverence and fear. We should tremble as we remembered</w:t>
+      </w:r>
+      <w:r>
+        <w:rPr>
+          <w:lang w:val="en-GB"/>
+        </w:rPr>
+        <w:t xml:space="preserve"> </w:t>
+      </w:r>
+      <w:r>
+        <w:rPr>
+          <w:lang w:val="en-GB"/>
+        </w:rPr>
+        <w:t xml:space="preserve">‘These dreams of a beauty which eye hath not seen, or ear heard, have visited the hearts of human beings generations ago; the dark and filthy imaginations which mingled with these dreams were engendered in the same hearts: by one as much as the other and by the fearful combination we know that those hearts were like our own. They will dwell together in us, and in time the vile will seem real, the beautiful only a shadow, unless we can find that the beauty has been somewhere substantiated; unless we can see the beauty apart from the corruption; unless there is some power which can establish the one, and destroy the other, in ourselves.’</w:t>
+      </w:r>
+    </w:p>
+    <w:p>
+      <w:pPr>
+        <w:pStyle w:val="BodyText"/>
+      </w:pPr>
+      <w:r>
+        <w:rPr>
+          <w:lang w:val="en-GB"/>
+        </w:rPr>
+        <w:t xml:space="preserve">Such reflections often come, I trust, to the young men of our land, as they read the classical fables. Yet these belong rather to a refined cultivation, and they may so possess the mind with the love of finite forms as to make it forget that those who conceived them could not be satisfied with them; but craved for the Infinite beyond. It is otherwise with the tales of our own proper ancestors. These are bound up with the thoughts of our peasantry; the most ignorant man feels that they represent some of the unspeakable fears and hopes of his spirit. And they clothe themselves in no graceful forms. The storms and earthquakes of nature are the only adequate types of the conflict which they speak of, a conflict in which human beings of that day were actually engaged. Are we not engaged in it too? Have we asked ourselves whether we can bear up in it alone? if not, whether we know where help in it is to be found?</w:t>
+      </w:r>
+    </w:p>
+    <w:bookmarkEnd w:id="19"/>
+    <w:bookmarkStart w:id="20" w:name="lecture-v.-judaism-and-mahometanism"/>
+    <w:p>
+      <w:pPr>
+        <w:pStyle w:val="Heading2"/>
+      </w:pPr>
+      <w:r>
+        <w:rPr>
+          <w:lang w:val="en-GB"/>
+        </w:rPr>
+        <w:t xml:space="preserve">LECTURE V. Judaism and Mahometanism</w:t>
+      </w:r>
+    </w:p>
+    <w:p>
+      <w:pPr>
+        <w:pStyle w:val="FirstParagraph"/>
+      </w:pPr>
+      <w:r>
+        <w:rPr>
+          <w:lang w:val="en-GB"/>
+        </w:rPr>
+        <w:t xml:space="preserve">I spoke in my last Lecture of Mahometanism, Hindooism, and Buddhism, as the three great existing religions of the world; of the Persian, the Egyptian, the Greek, the Roman, and the Gothic, as the most conspicuous of those which belong to the past. It may strike some of you, that in one of these lists, though you may scarcely be able to say in which, there was a capital omission. Might not even the letter of Boyle’s Will have reminded me, that the Christian missionary is likely to be encountered by Jews in all parts of the world? Is there any faith which has had a more memorable past than theirs?</w:t>
+      </w:r>
+    </w:p>
+    <w:p>
+      <w:pPr>
+        <w:pStyle w:val="BodyText"/>
+      </w:pPr>
+      <w:r>
+        <w:rPr>
+          <w:lang w:val="en-GB"/>
+        </w:rPr>
+        <w:t xml:space="preserve">It is indeed true, that a person must take a most imperfect view of society during the last 1800 years, who forgets that the Jew has had a place in it. Upon whatever age, upon whatever portion of the world he fixes his eye, this strange figure encounters him. He sees men without a place which they can call their own upon the earth, still feeling themselves to be the nation which has been chosen out of all others to be the head of the earth; men willingly submitting to the most grovelling occupations, and with a character seemingly conformed to these occupations, yet never deserted by a vision, both of past and future glory; men trampled upon by all people, and yet exercising a mighty influence, one which has increased with the increase of riches and civilization, over the counsels of statesmen and princes; men, who if the time should come when no God but Mammon is worshipped in the world, will carry a fearful recollection into the very temples of Mammon of a greater than he, who may be his destroyer. It is true also that the Jew has never been without powerful arguments for that which he holds, and against that which he denies. He can always appeal to his own consistency in support of the first—to the persecutions and crimes of Pagans, Mahometans, and Christians, as evidence in opposition to them. Though he cannot make converts, though he does not wish it—for his business is to keep the family of Abraham distinct from all others—he can do much to shake the faith of those among whom he dwells. In all times, of late years more especially, he has been able to adapt himself to prevailing habits of thought and feeling, to become conspicuous in art and science, to enter into philosophical speculations, and strangely to mingle the lessons which he has received in the schools of the Prophets with the wisdom of those who most despise them.</w:t>
+      </w:r>
+    </w:p>
+    <w:p>
+      <w:pPr>
+        <w:pStyle w:val="BodyText"/>
+      </w:pPr>
+      <w:r>
+        <w:rPr>
+          <w:lang w:val="en-GB"/>
+        </w:rPr>
+        <w:t xml:space="preserve">The Jew then may on these grounds be well said to belong to the present, his religion to be one of the existing religions of the earth. He is a witness for something which is indestructible.</w:t>
+      </w:r>
+    </w:p>
+    <w:p>
+      <w:pPr>
+        <w:pStyle w:val="BodyText"/>
+      </w:pPr>
+      <w:r>
+        <w:rPr>
+          <w:lang w:val="en-GB"/>
+        </w:rPr>
+        <w:t xml:space="preserve">But he is also, by his own sad confession, a witness for something which is departed. If he or we can explain and reconcile these facts, we must turn to records which both of us profess to reverence. The question between us is,</w:t>
+      </w:r>
+      <w:r>
+        <w:rPr>
+          <w:lang w:val="en-GB"/>
+        </w:rPr>
+        <w:t xml:space="preserve"> </w:t>
+      </w:r>
+      <w:r>
+        <w:rPr>
+          <w:lang w:val="en-GB"/>
+        </w:rPr>
+        <w:t xml:space="preserve">“What are the true principles of the old Jewish life and fellowship? in what way may they be most effectually asserted in our day?”</w:t>
+      </w:r>
+    </w:p>
+    <w:p>
+      <w:pPr>
+        <w:pStyle w:val="BodyText"/>
+      </w:pPr>
+      <w:r>
+        <w:rPr>
+          <w:lang w:val="en-GB"/>
+        </w:rPr>
+        <w:t xml:space="preserve">This, then, is my reason for not placing the Jew in either of those divisions to which I referred the other beliefs of mankind. We cannot go back in his case, as we did in the Mahometan, to the first promulgation of the faith, or, in the case of the Hindoo, to the earliest Vedas, without finding ourselves engaged in the assertion or defence of that which is as dear to us as it is to him; and we cannot interpret his present position, except by comparing it with our own. In following the course which I marked out for myself originally, we shall, I believe, be enabled to consider this subject from its right point of view. I proposed to enquire how the religions which have passed under our review stand severally related to Christianity. The first of these was the Mahometan. Now it is the Jewish side of Christianity in which we must seek for this relation. From the Old Testament we shall learn what are the great points of agreement between us and the Mahometan. In studying those points of agreement, we shall, perhaps, see more clearly the grounds of our difference both with the Mahometan and the modern Jew.</w:t>
+      </w:r>
+    </w:p>
+    <w:p>
+      <w:pPr>
+        <w:pStyle w:val="BodyText"/>
+      </w:pPr>
+      <w:r>
+        <w:rPr>
+          <w:lang w:val="en-GB"/>
+        </w:rPr>
+        <w:t xml:space="preserve">I. I endeavoured to shew you in my first Lecture that the mere dry, formal assertion of the unity of God, as an article of doctrine, was not that which had given Islamism its power. The proclamation,</w:t>
+      </w:r>
+      <w:r>
+        <w:rPr>
+          <w:lang w:val="en-GB"/>
+        </w:rPr>
+        <w:t xml:space="preserve"> </w:t>
+      </w:r>
+      <w:r>
+        <w:rPr>
+          <w:lang w:val="en-GB"/>
+        </w:rPr>
+        <w:t xml:space="preserve">“There is one God,”</w:t>
+      </w:r>
+      <w:r>
+        <w:rPr>
+          <w:lang w:val="en-GB"/>
+        </w:rPr>
+        <w:t xml:space="preserve"> </w:t>
+      </w:r>
+      <w:r>
+        <w:rPr>
+          <w:lang w:val="en-GB"/>
+        </w:rPr>
+        <w:t xml:space="preserve">was no school formula; it was the announcement of a Living Being, acting, speaking, ruling. Now this is the leading characteristic of the Old Testament. Schoolmen giving you an account of it will say, that it is distinguished from all Pagan books by its assertion of the unity of the object of worship. But we have seen reason to think that this quality, taken alone, might not separate it from the early sacred writings of the Hindoos. Turn to the Book of Genesis or Exodus, and you at once feel the essential difference. There are no speculations about God, no questionings how man is to contemplate Him, or to be absorbed into His essence. He is creating the world according to a certain order; He is making man in His own image; He is placing man in a garden, fixing a certain prohibition for him, giving him a helpmeet, discovering his sin when he has broken the command, pronouncing a sentence upon him, promising him a blessing. He is punishing the murderer, visiting the earth with a flood, calling out a man to be a preserver of the race, sending forth his sons to people the earth, with the rainbow as a pledge of his mercy; scattering them abroad when they wished to build a tower, and to make themselves a name; calling a man out of his father’s house, and bidding him go into a land which should be shown him, promising him that in him and in his seed all the families of the earth should be blest; giving him a covenant, giving him a son; trying the faith of the father; revealing Himself to Isaac and Jacob; guiding the Hebrew youth into Egypt, causing him to bring his whole family thither; hearing their cry when a king arose who knew not Joseph, and made them slaves; revealing Himself to Moses as the I Am; sending signs and judgments upon Pharaoh, bringing the people out of Egypt, appointing them a feast in memorial of their deliverance from generation to generation; feeding them with manna, and causing the rock to be struck when they were thirsty; proclaiming the Law to them amidst thunders and lightnings; prescribing the form of the tabernacle, and the order of the priesthood; laying down the ordinary rules which were suitable to them as an eastern people; going before them in the ark of the covenant.</w:t>
+      </w:r>
+    </w:p>
+    <w:p>
+      <w:pPr>
+        <w:pStyle w:val="BodyText"/>
+      </w:pPr>
+      <w:r>
+        <w:rPr>
+          <w:lang w:val="en-GB"/>
+        </w:rPr>
+        <w:t xml:space="preserve">Nothing, you see, is set forth in the Hindoo manner, as a dream, or thought, or reflection about God; all is set forth as coming from Him; He</w:t>
+      </w:r>
+      <w:r>
+        <w:rPr>
+          <w:lang w:val="en-GB"/>
+        </w:rPr>
+        <w:t xml:space="preserve"> </w:t>
+      </w:r>
+      <w:r>
+        <w:rPr>
+          <w:i/>
+          <w:iCs/>
+          <w:lang w:val="en-GB"/>
+        </w:rPr>
         <w:t xml:space="preserve">is</w:t>
       </w:r>
       <w:r>
@@ -2745,8 +2887,8 @@
         <w:t xml:space="preserve">‘This evil comes not from my faith, but from indifference to it. It comes not from my holding too fast by that which is simple and old rather than seeking for a new and finer Christianity. It comes simply from my forgetting the Creed of my childhood. For if I did believe in God the Father Almighty, Maker of Heaven and Earth, I should be acknowledging that Will which Jews and Mahometans acknowledge as the ground of all things: only I should be confessing it as a loving and fatherly will. If I did believe in Jesus Christ His only Son our Lord, who was conceived by the Holy Ghost, born of the Virgin Mary, suffered under Pontius Pilate, was crucified, dead and buried, who descended into hell, and rose again the third day from the dead, who ascended into heaven, and sitteth on the right hand of God, the Father Almighty, who from thence shall come to judge the quick and dead, I should feel and understand that there is indeed a Man who will reign over the world, and judge it as Jews and Mahometans teach; but that this Man is the Son of God and the Son of Man; one who before he claimed our homage, submitted to our curse, wrestled with death and overcame; who has already set up his throne in the highest region of all, and calls upon every voluntary creature in his heart and spirit to do Him homage. If I did believe in the Holy Ghost, the Holy Catholic Church, the Communion of Saints, the Forgiveness of Sins, the Resurrection of the Body, and the Life Everlasting, I should feel there was a mighty, Divine Power working in us, to make us more completely servants of a human king and of the Divine Will, than Jews and Mahometans have ever dreamed we could be: to make us members of a universal society, as Islamites wish us to be; to make our bodies more triumphant over death, more glorious than they have thought possible; but, besides this, to make us sons of God brethren with Him who is the Son of God—brethren with those who have passed into another world, who are perfectly freed from temptation and sin, who have inherited not a sensual Paradise, but a kingdom of righteousness, and peace, and love.’</w:t>
       </w:r>
     </w:p>
-    <w:bookmarkEnd w:id="19"/>
-    <w:bookmarkStart w:id="20" w:name="X985a2025580eb17c9485bfaa44948cb027750cf"/>
+    <w:bookmarkEnd w:id="20"/>
+    <w:bookmarkStart w:id="21" w:name="X985a2025580eb17c9485bfaa44948cb027750cf"/>
     <w:p>
       <w:pPr>
         <w:pStyle w:val="Heading2"/>
@@ -3138,8 +3280,8 @@
         <w:t xml:space="preserve">“Say not, Who shall ascend up into heaven? that is, to bring Christ down; or, Who shall descend into the deep? that is, to bring Christ again from the dead: for lo! the word is nigh thee, in thy mouth and in thy heart, even the word of faith which we preach.”</w:t>
       </w:r>
     </w:p>
-    <w:bookmarkEnd w:id="20"/>
-    <w:bookmarkStart w:id="21" w:name="X454badee68f5583df3b82f782638d86415b0ce3"/>
+    <w:bookmarkEnd w:id="21"/>
+    <w:bookmarkStart w:id="22" w:name="X454badee68f5583df3b82f782638d86415b0ce3"/>
     <w:p>
       <w:pPr>
         <w:pStyle w:val="Heading2"/>
@@ -3590,8 +3732,8 @@
         <w:t xml:space="preserve">Rather, we shall regard all the tendencies of particular periods with reverence as indications of God’s will, however perverted by man’s ignorance and selfishness. When we meet with a fanatical exaltation of spiritual emotions, excitements, ecstasies, we shall be most anxious to assert the reality of spiritual communications, not for one time, but for all; to place them on their deepest ground, to shew how utterly dreary man’s condition would be without them. When we see a fanatical exaltation of human faculties and organs, then most shall we be eager to assert their worth and sacredness; to vindicate them from all aspersions grounded upon the confusions incident to their imperfect exercise, to show that they belong to every human creature and that they cannot have too noble a cultivation. And that both these truths may be vindicated we shall bring them into fellowship. The communication of the divine Spirit we shall believe to be the only means whereby the Reason, the Heart, the understanding, are enabled to perform their rightful functions to be vigorous, calm, pure, in harmony with the mind of the Creator, and with all that is truly human. Holding all power as a trust, every office as a stewardship, believing that the divine Spirit itself who dwells with us is the greatest trust, the most awful stewardship of all, we shall feel more the glory of our race because we feel more our own insignificance; shall be more really men, because we walk more humbly with our God.</w:t>
       </w:r>
     </w:p>
-    <w:bookmarkEnd w:id="21"/>
-    <w:bookmarkStart w:id="22" w:name="Xd49dabe9073375df9684cd5782aae772c35585a"/>
+    <w:bookmarkEnd w:id="22"/>
+    <w:bookmarkStart w:id="23" w:name="Xd49dabe9073375df9684cd5782aae772c35585a"/>
     <w:p>
       <w:pPr>
         <w:pStyle w:val="Heading2"/>
@@ -4468,8 +4610,8 @@
         <w:t xml:space="preserve">The End.</w:t>
       </w:r>
     </w:p>
-    <w:bookmarkEnd w:id="22"/>
     <w:bookmarkEnd w:id="23"/>
+    <w:bookmarkEnd w:id="24"/>
     <w:sectPr>
       <w:footnotePr>
         <w:numRestart w:val="eachSect"/>
@@ -4499,7 +4641,7 @@
       </w:r>
     </w:p>
   </w:footnote>
-  <w:footnote w:id="10">
+  <w:footnote w:id="11">
     <w:p>
       <w:pPr>
         <w:pStyle w:val="FootnoteText"/>
@@ -4521,31 +4663,6 @@
           <w:lang w:val="en-GB"/>
         </w:rPr>
         <w:t xml:space="preserve">It is possible that some readers of this book may have met with an article on Moral and Metaphysical Philosophy, which I wrote several years ago in the Encyclopedia Metropolitana. From the principles of that article generally, I have not seen any reason to depart; but the few passages in it which refer to Indian life and philosophy, seem to me very unsatisfactory and erroneous. They are quite at variance with those I have expressed in the third and fourth Lectures of this course.</w:t>
-      </w:r>
-    </w:p>
-  </w:footnote>
-  <w:footnote w:id="11">
-    <w:p>
-      <w:pPr>
-        <w:pStyle w:val="FootnoteText"/>
-      </w:pPr>
-      <w:r>
-        <w:rPr>
-          <w:rStyle w:val="FootnoteReference"/>
-        </w:rPr>
-        <w:footnoteRef/>
-      </w:r>
-      <w:r>
-        <w:rPr>
-          <w:lang w:val="en-GB"/>
-        </w:rPr>
-        <w:t xml:space="preserve"> </w:t>
-      </w:r>
-      <w:r>
-        <w:rPr>
-          <w:lang w:val="en-GB"/>
-        </w:rPr>
-        <w:t xml:space="preserve">I understand that a young German, now in London, whose knowledge of Sanscrit is profound, and his industry plus quam Germanica, has it in contemplation to publish and translate all the Vedas. English money it is to be hoped will not be wanting, when the other and more indispensable requisite is supplied by a foreigner.</w:t>
       </w:r>
     </w:p>
   </w:footnote>
@@ -4570,11 +4687,36 @@
         <w:rPr>
           <w:lang w:val="en-GB"/>
         </w:rPr>
-        <w:t xml:space="preserve">I must beg the reader to correct the spelling of this name in the Second and Third Lectures. It was overlooked in the correction of one sheet, and foolishly preserved afterwards, for the sake of consistency.</w:t>
+        <w:t xml:space="preserve">I understand that a young German, now in London, whose knowledge of Sanscrit is profound, and his industry plus quam Germanica, has it in contemplation to publish and translate all the Vedas. English money it is to be hoped will not be wanting, when the other and more indispensable requisite is supplied by a foreigner.</w:t>
       </w:r>
     </w:p>
   </w:footnote>
   <w:footnote w:id="13">
+    <w:p>
+      <w:pPr>
+        <w:pStyle w:val="FootnoteText"/>
+      </w:pPr>
+      <w:r>
+        <w:rPr>
+          <w:rStyle w:val="FootnoteReference"/>
+        </w:rPr>
+        <w:footnoteRef/>
+      </w:r>
+      <w:r>
+        <w:rPr>
+          <w:lang w:val="en-GB"/>
+        </w:rPr>
+        <w:t xml:space="preserve"> </w:t>
+      </w:r>
+      <w:r>
+        <w:rPr>
+          <w:lang w:val="en-GB"/>
+        </w:rPr>
+        <w:t xml:space="preserve">I must beg the reader to correct the spelling of this name in the Second and Third Lectures. It was overlooked in the correction of one sheet, and foolishly preserved afterwards, for the sake of consistency.</w:t>
+      </w:r>
+    </w:p>
+  </w:footnote>
+  <w:footnote w:id="14">
     <w:p>
       <w:pPr>
         <w:pStyle w:val="FootnoteText"/>
@@ -5351,6 +5493,17 @@
     <w:pPr>
       <w:jc w:val="center"/>
     </w:pPr>
+  </w:style>
+  <w:style w:customStyle="1" w:styleId="MarginNote" w:type="character">
+    <w:name w:val="Margin Note"/>
+    <w:basedOn w:val="BodyTextChar"/>
+    <w:qFormat/>
+    <w:rPr>
+      <w:b/>
+      <w:bCs/>
+      <w:sz w:val="20"/>
+      <w:szCs w:val="20"/>
+    </w:rPr>
   </w:style>
   <w:style w:type="paragraph" w:customStyle="1" w:styleId="SourceCode">
     <w:name w:val="Source Code"/>
